--- a/docs/Инструкция пользователя EAMS ssl sender.docx
+++ b/docs/Инструкция пользователя EAMS ssl sender.docx
@@ -29,9 +29,6 @@
     </w:p>
     <w:p>
       <w:pPr>
-        <w:pBdr>
-          <w:bottom w:val="single" w:sz="12" w:space="12" w:color="2563EB"/>
-        </w:pBdr>
         <w:spacing w:after="480"/>
       </w:pPr>
       <w:r>
@@ -53,7 +50,7 @@
           <w:noProof/>
         </w:rPr>
         <w:drawing>
-          <wp:inline distT="0" distB="0" distL="0" distR="0" wp14:anchorId="32FA3124" wp14:editId="433BF13E">
+          <wp:inline distT="0" distB="0" distL="0" distR="0" wp14:anchorId="48EE229F" wp14:editId="72B2FFCE">
             <wp:extent cx="5905500" cy="3695700"/>
             <wp:effectExtent l="0" t="0" r="0" b="0"/>
             <wp:docPr id="1" name="cover" descr="Вкладка «Рассылка» с подписками" title="Рассылка"/>
@@ -132,7 +129,7 @@
     <w:sdt>
       <w:sdtPr>
         <w:alias w:val="Содержание"/>
-        <w:id w:val="319081450"/>
+        <w:id w:val="1212539481"/>
         <w:docPartObj>
           <w:docPartGallery w:val="Table of Contents"/>
           <w:docPartUnique/>
@@ -164,7 +161,7 @@
           <w:r>
             <w:fldChar w:fldCharType="separate"/>
           </w:r>
-          <w:hyperlink w:anchor="_Toc244100636" w:history="1">
+          <w:hyperlink w:anchor="_Toc244101199" w:history="1">
             <w:r>
               <w:rPr>
                 <w:rStyle w:val="Hyperlink"/>
@@ -188,7 +185,7 @@
               <w:rPr>
                 <w:noProof/>
               </w:rPr>
-              <w:instrText xml:space="preserve"> PAGEREF _Toc244100636 \h </w:instrText>
+              <w:instrText xml:space="preserve"> PAGEREF _Toc244101199 \h </w:instrText>
             </w:r>
             <w:r>
               <w:rPr>
@@ -230,7 +227,7 @@
               <w14:ligatures w14:val="standardContextual"/>
             </w:rPr>
           </w:pPr>
-          <w:hyperlink w:anchor="_Toc244100637" w:history="1">
+          <w:hyperlink w:anchor="_Toc244101200" w:history="1">
             <w:r>
               <w:rPr>
                 <w:rStyle w:val="Hyperlink"/>
@@ -254,7 +251,7 @@
               <w:rPr>
                 <w:noProof/>
               </w:rPr>
-              <w:instrText xml:space="preserve"> PAGEREF _Toc244100637 \h </w:instrText>
+              <w:instrText xml:space="preserve"> PAGEREF _Toc244101200 \h </w:instrText>
             </w:r>
             <w:r>
               <w:rPr>
@@ -296,7 +293,7 @@
               <w14:ligatures w14:val="standardContextual"/>
             </w:rPr>
           </w:pPr>
-          <w:hyperlink w:anchor="_Toc244100638" w:history="1">
+          <w:hyperlink w:anchor="_Toc244101201" w:history="1">
             <w:r>
               <w:rPr>
                 <w:rStyle w:val="Hyperlink"/>
@@ -320,7 +317,7 @@
               <w:rPr>
                 <w:noProof/>
               </w:rPr>
-              <w:instrText xml:space="preserve"> PAGEREF _Toc244100638 \h </w:instrText>
+              <w:instrText xml:space="preserve"> PAGEREF _Toc244101201 \h </w:instrText>
             </w:r>
             <w:r>
               <w:rPr>
@@ -362,7 +359,7 @@
               <w14:ligatures w14:val="standardContextual"/>
             </w:rPr>
           </w:pPr>
-          <w:hyperlink w:anchor="_Toc244100639" w:history="1">
+          <w:hyperlink w:anchor="_Toc244101202" w:history="1">
             <w:r>
               <w:rPr>
                 <w:rStyle w:val="Hyperlink"/>
@@ -386,7 +383,7 @@
               <w:rPr>
                 <w:noProof/>
               </w:rPr>
-              <w:instrText xml:space="preserve"> PAGEREF _Toc244100639 \h </w:instrText>
+              <w:instrText xml:space="preserve"> PAGEREF _Toc244101202 \h </w:instrText>
             </w:r>
             <w:r>
               <w:rPr>
@@ -428,7 +425,7 @@
               <w14:ligatures w14:val="standardContextual"/>
             </w:rPr>
           </w:pPr>
-          <w:hyperlink w:anchor="_Toc244100640" w:history="1">
+          <w:hyperlink w:anchor="_Toc244101203" w:history="1">
             <w:r>
               <w:rPr>
                 <w:rStyle w:val="Hyperlink"/>
@@ -452,7 +449,7 @@
               <w:rPr>
                 <w:noProof/>
               </w:rPr>
-              <w:instrText xml:space="preserve"> PAGEREF _Toc244100640 \h </w:instrText>
+              <w:instrText xml:space="preserve"> PAGEREF _Toc244101203 \h </w:instrText>
             </w:r>
             <w:r>
               <w:rPr>
@@ -494,7 +491,7 @@
               <w14:ligatures w14:val="standardContextual"/>
             </w:rPr>
           </w:pPr>
-          <w:hyperlink w:anchor="_Toc244100641" w:history="1">
+          <w:hyperlink w:anchor="_Toc244101204" w:history="1">
             <w:r>
               <w:rPr>
                 <w:rStyle w:val="Hyperlink"/>
@@ -518,7 +515,7 @@
               <w:rPr>
                 <w:noProof/>
               </w:rPr>
-              <w:instrText xml:space="preserve"> PAGEREF _Toc244100641 \h </w:instrText>
+              <w:instrText xml:space="preserve"> PAGEREF _Toc244101204 \h </w:instrText>
             </w:r>
             <w:r>
               <w:rPr>
@@ -560,7 +557,7 @@
               <w14:ligatures w14:val="standardContextual"/>
             </w:rPr>
           </w:pPr>
-          <w:hyperlink w:anchor="_Toc244100642" w:history="1">
+          <w:hyperlink w:anchor="_Toc244101205" w:history="1">
             <w:r>
               <w:rPr>
                 <w:rStyle w:val="Hyperlink"/>
@@ -584,7 +581,7 @@
               <w:rPr>
                 <w:noProof/>
               </w:rPr>
-              <w:instrText xml:space="preserve"> PAGEREF _Toc244100642 \h </w:instrText>
+              <w:instrText xml:space="preserve"> PAGEREF _Toc244101205 \h </w:instrText>
             </w:r>
             <w:r>
               <w:rPr>
@@ -626,7 +623,7 @@
               <w14:ligatures w14:val="standardContextual"/>
             </w:rPr>
           </w:pPr>
-          <w:hyperlink w:anchor="_Toc244100643" w:history="1">
+          <w:hyperlink w:anchor="_Toc244101206" w:history="1">
             <w:r>
               <w:rPr>
                 <w:rStyle w:val="Hyperlink"/>
@@ -650,7 +647,7 @@
               <w:rPr>
                 <w:noProof/>
               </w:rPr>
-              <w:instrText xml:space="preserve"> PAGEREF _Toc244100643 \h </w:instrText>
+              <w:instrText xml:space="preserve"> PAGEREF _Toc244101206 \h </w:instrText>
             </w:r>
             <w:r>
               <w:rPr>
@@ -692,7 +689,7 @@
               <w14:ligatures w14:val="standardContextual"/>
             </w:rPr>
           </w:pPr>
-          <w:hyperlink w:anchor="_Toc244100644" w:history="1">
+          <w:hyperlink w:anchor="_Toc244101207" w:history="1">
             <w:r>
               <w:rPr>
                 <w:rStyle w:val="Hyperlink"/>
@@ -716,7 +713,7 @@
               <w:rPr>
                 <w:noProof/>
               </w:rPr>
-              <w:instrText xml:space="preserve"> PAGEREF _Toc244100644 \h </w:instrText>
+              <w:instrText xml:space="preserve"> PAGEREF _Toc244101207 \h </w:instrText>
             </w:r>
             <w:r>
               <w:rPr>
@@ -758,7 +755,7 @@
               <w14:ligatures w14:val="standardContextual"/>
             </w:rPr>
           </w:pPr>
-          <w:hyperlink w:anchor="_Toc244100645" w:history="1">
+          <w:hyperlink w:anchor="_Toc244101208" w:history="1">
             <w:r>
               <w:rPr>
                 <w:rStyle w:val="Hyperlink"/>
@@ -782,7 +779,7 @@
               <w:rPr>
                 <w:noProof/>
               </w:rPr>
-              <w:instrText xml:space="preserve"> PAGEREF _Toc244100645 \h </w:instrText>
+              <w:instrText xml:space="preserve"> PAGEREF _Toc244101208 \h </w:instrText>
             </w:r>
             <w:r>
               <w:rPr>
@@ -824,7 +821,7 @@
               <w14:ligatures w14:val="standardContextual"/>
             </w:rPr>
           </w:pPr>
-          <w:hyperlink w:anchor="_Toc244100646" w:history="1">
+          <w:hyperlink w:anchor="_Toc244101209" w:history="1">
             <w:r>
               <w:rPr>
                 <w:rStyle w:val="Hyperlink"/>
@@ -848,7 +845,7 @@
               <w:rPr>
                 <w:noProof/>
               </w:rPr>
-              <w:instrText xml:space="preserve"> PAGEREF _Toc244100646 \h </w:instrText>
+              <w:instrText xml:space="preserve"> PAGEREF _Toc244101209 \h </w:instrText>
             </w:r>
             <w:r>
               <w:rPr>
@@ -890,7 +887,7 @@
               <w14:ligatures w14:val="standardContextual"/>
             </w:rPr>
           </w:pPr>
-          <w:hyperlink w:anchor="_Toc244100647" w:history="1">
+          <w:hyperlink w:anchor="_Toc244101210" w:history="1">
             <w:r>
               <w:rPr>
                 <w:rStyle w:val="Hyperlink"/>
@@ -914,7 +911,7 @@
               <w:rPr>
                 <w:noProof/>
               </w:rPr>
-              <w:instrText xml:space="preserve"> PAGEREF _Toc244100647 \h </w:instrText>
+              <w:instrText xml:space="preserve"> PAGEREF _Toc244101210 \h </w:instrText>
             </w:r>
             <w:r>
               <w:rPr>
@@ -956,7 +953,7 @@
               <w14:ligatures w14:val="standardContextual"/>
             </w:rPr>
           </w:pPr>
-          <w:hyperlink w:anchor="_Toc244100648" w:history="1">
+          <w:hyperlink w:anchor="_Toc244101211" w:history="1">
             <w:r>
               <w:rPr>
                 <w:rStyle w:val="Hyperlink"/>
@@ -980,7 +977,7 @@
               <w:rPr>
                 <w:noProof/>
               </w:rPr>
-              <w:instrText xml:space="preserve"> PAGEREF _Toc244100648 \h </w:instrText>
+              <w:instrText xml:space="preserve"> PAGEREF _Toc244101211 \h </w:instrText>
             </w:r>
             <w:r>
               <w:rPr>
@@ -1022,7 +1019,7 @@
               <w14:ligatures w14:val="standardContextual"/>
             </w:rPr>
           </w:pPr>
-          <w:hyperlink w:anchor="_Toc244100649" w:history="1">
+          <w:hyperlink w:anchor="_Toc244101212" w:history="1">
             <w:r>
               <w:rPr>
                 <w:rStyle w:val="Hyperlink"/>
@@ -1046,7 +1043,7 @@
               <w:rPr>
                 <w:noProof/>
               </w:rPr>
-              <w:instrText xml:space="preserve"> PAGEREF _Toc244100649 \h </w:instrText>
+              <w:instrText xml:space="preserve"> PAGEREF _Toc244101212 \h </w:instrText>
             </w:r>
             <w:r>
               <w:rPr>
@@ -1088,7 +1085,7 @@
               <w14:ligatures w14:val="standardContextual"/>
             </w:rPr>
           </w:pPr>
-          <w:hyperlink w:anchor="_Toc244100650" w:history="1">
+          <w:hyperlink w:anchor="_Toc244101213" w:history="1">
             <w:r>
               <w:rPr>
                 <w:rStyle w:val="Hyperlink"/>
@@ -1112,7 +1109,7 @@
               <w:rPr>
                 <w:noProof/>
               </w:rPr>
-              <w:instrText xml:space="preserve"> PAGEREF _Toc244100650 \h </w:instrText>
+              <w:instrText xml:space="preserve"> PAGEREF _Toc244101213 \h </w:instrText>
             </w:r>
             <w:r>
               <w:rPr>
@@ -1154,7 +1151,7 @@
               <w14:ligatures w14:val="standardContextual"/>
             </w:rPr>
           </w:pPr>
-          <w:hyperlink w:anchor="_Toc244100651" w:history="1">
+          <w:hyperlink w:anchor="_Toc244101214" w:history="1">
             <w:r>
               <w:rPr>
                 <w:rStyle w:val="Hyperlink"/>
@@ -1178,7 +1175,7 @@
               <w:rPr>
                 <w:noProof/>
               </w:rPr>
-              <w:instrText xml:space="preserve"> PAGEREF _Toc244100651 \h </w:instrText>
+              <w:instrText xml:space="preserve"> PAGEREF _Toc244101214 \h </w:instrText>
             </w:r>
             <w:r>
               <w:rPr>
@@ -1220,7 +1217,7 @@
               <w14:ligatures w14:val="standardContextual"/>
             </w:rPr>
           </w:pPr>
-          <w:hyperlink w:anchor="_Toc244100652" w:history="1">
+          <w:hyperlink w:anchor="_Toc244101215" w:history="1">
             <w:r>
               <w:rPr>
                 <w:rStyle w:val="Hyperlink"/>
@@ -1244,7 +1241,7 @@
               <w:rPr>
                 <w:noProof/>
               </w:rPr>
-              <w:instrText xml:space="preserve"> PAGEREF _Toc244100652 \h </w:instrText>
+              <w:instrText xml:space="preserve"> PAGEREF _Toc244101215 \h </w:instrText>
             </w:r>
             <w:r>
               <w:rPr>
@@ -1286,7 +1283,7 @@
               <w14:ligatures w14:val="standardContextual"/>
             </w:rPr>
           </w:pPr>
-          <w:hyperlink w:anchor="_Toc244100653" w:history="1">
+          <w:hyperlink w:anchor="_Toc244101216" w:history="1">
             <w:r>
               <w:rPr>
                 <w:rStyle w:val="Hyperlink"/>
@@ -1310,7 +1307,7 @@
               <w:rPr>
                 <w:noProof/>
               </w:rPr>
-              <w:instrText xml:space="preserve"> PAGEREF _Toc244100653 \h </w:instrText>
+              <w:instrText xml:space="preserve"> PAGEREF _Toc244101216 \h </w:instrText>
             </w:r>
             <w:r>
               <w:rPr>
@@ -1352,7 +1349,7 @@
               <w14:ligatures w14:val="standardContextual"/>
             </w:rPr>
           </w:pPr>
-          <w:hyperlink w:anchor="_Toc244100654" w:history="1">
+          <w:hyperlink w:anchor="_Toc244101217" w:history="1">
             <w:r>
               <w:rPr>
                 <w:rStyle w:val="Hyperlink"/>
@@ -1376,7 +1373,7 @@
               <w:rPr>
                 <w:noProof/>
               </w:rPr>
-              <w:instrText xml:space="preserve"> PAGEREF _Toc244100654 \h </w:instrText>
+              <w:instrText xml:space="preserve"> PAGEREF _Toc244101217 \h </w:instrText>
             </w:r>
             <w:r>
               <w:rPr>
@@ -1418,7 +1415,7 @@
               <w14:ligatures w14:val="standardContextual"/>
             </w:rPr>
           </w:pPr>
-          <w:hyperlink w:anchor="_Toc244100655" w:history="1">
+          <w:hyperlink w:anchor="_Toc244101218" w:history="1">
             <w:r>
               <w:rPr>
                 <w:rStyle w:val="Hyperlink"/>
@@ -1442,7 +1439,7 @@
               <w:rPr>
                 <w:noProof/>
               </w:rPr>
-              <w:instrText xml:space="preserve"> PAGEREF _Toc244100655 \h </w:instrText>
+              <w:instrText xml:space="preserve"> PAGEREF _Toc244101218 \h </w:instrText>
             </w:r>
             <w:r>
               <w:rPr>
@@ -1484,7 +1481,7 @@
               <w14:ligatures w14:val="standardContextual"/>
             </w:rPr>
           </w:pPr>
-          <w:hyperlink w:anchor="_Toc244100656" w:history="1">
+          <w:hyperlink w:anchor="_Toc244101219" w:history="1">
             <w:r>
               <w:rPr>
                 <w:rStyle w:val="Hyperlink"/>
@@ -1508,7 +1505,7 @@
               <w:rPr>
                 <w:noProof/>
               </w:rPr>
-              <w:instrText xml:space="preserve"> PAGEREF _Toc244100656 \h </w:instrText>
+              <w:instrText xml:space="preserve"> PAGEREF _Toc244101219 \h </w:instrText>
             </w:r>
             <w:r>
               <w:rPr>
@@ -1550,7 +1547,7 @@
               <w14:ligatures w14:val="standardContextual"/>
             </w:rPr>
           </w:pPr>
-          <w:hyperlink w:anchor="_Toc244100657" w:history="1">
+          <w:hyperlink w:anchor="_Toc244101220" w:history="1">
             <w:r>
               <w:rPr>
                 <w:rStyle w:val="Hyperlink"/>
@@ -1574,7 +1571,7 @@
               <w:rPr>
                 <w:noProof/>
               </w:rPr>
-              <w:instrText xml:space="preserve"> PAGEREF _Toc244100657 \h </w:instrText>
+              <w:instrText xml:space="preserve"> PAGEREF _Toc244101220 \h </w:instrText>
             </w:r>
             <w:r>
               <w:rPr>
@@ -1616,7 +1613,7 @@
               <w14:ligatures w14:val="standardContextual"/>
             </w:rPr>
           </w:pPr>
-          <w:hyperlink w:anchor="_Toc244100658" w:history="1">
+          <w:hyperlink w:anchor="_Toc244101221" w:history="1">
             <w:r>
               <w:rPr>
                 <w:rStyle w:val="Hyperlink"/>
@@ -1640,7 +1637,7 @@
               <w:rPr>
                 <w:noProof/>
               </w:rPr>
-              <w:instrText xml:space="preserve"> PAGEREF _Toc244100658 \h </w:instrText>
+              <w:instrText xml:space="preserve"> PAGEREF _Toc244101221 \h </w:instrText>
             </w:r>
             <w:r>
               <w:rPr>
@@ -1682,7 +1679,7 @@
               <w14:ligatures w14:val="standardContextual"/>
             </w:rPr>
           </w:pPr>
-          <w:hyperlink w:anchor="_Toc244100659" w:history="1">
+          <w:hyperlink w:anchor="_Toc244101222" w:history="1">
             <w:r>
               <w:rPr>
                 <w:rStyle w:val="Hyperlink"/>
@@ -1706,7 +1703,7 @@
               <w:rPr>
                 <w:noProof/>
               </w:rPr>
-              <w:instrText xml:space="preserve"> PAGEREF _Toc244100659 \h </w:instrText>
+              <w:instrText xml:space="preserve"> PAGEREF _Toc244101222 \h </w:instrText>
             </w:r>
             <w:r>
               <w:rPr>
@@ -1748,7 +1745,7 @@
               <w14:ligatures w14:val="standardContextual"/>
             </w:rPr>
           </w:pPr>
-          <w:hyperlink w:anchor="_Toc244100660" w:history="1">
+          <w:hyperlink w:anchor="_Toc244101223" w:history="1">
             <w:r>
               <w:rPr>
                 <w:rStyle w:val="Hyperlink"/>
@@ -1772,7 +1769,7 @@
               <w:rPr>
                 <w:noProof/>
               </w:rPr>
-              <w:instrText xml:space="preserve"> PAGEREF _Toc244100660 \h </w:instrText>
+              <w:instrText xml:space="preserve"> PAGEREF _Toc244101223 \h </w:instrText>
             </w:r>
             <w:r>
               <w:rPr>
@@ -1814,7 +1811,7 @@
               <w14:ligatures w14:val="standardContextual"/>
             </w:rPr>
           </w:pPr>
-          <w:hyperlink w:anchor="_Toc244100661" w:history="1">
+          <w:hyperlink w:anchor="_Toc244101224" w:history="1">
             <w:r>
               <w:rPr>
                 <w:rStyle w:val="Hyperlink"/>
@@ -1838,7 +1835,7 @@
               <w:rPr>
                 <w:noProof/>
               </w:rPr>
-              <w:instrText xml:space="preserve"> PAGEREF _Toc244100661 \h </w:instrText>
+              <w:instrText xml:space="preserve"> PAGEREF _Toc244101224 \h </w:instrText>
             </w:r>
             <w:r>
               <w:rPr>
@@ -1880,7 +1877,7 @@
               <w14:ligatures w14:val="standardContextual"/>
             </w:rPr>
           </w:pPr>
-          <w:hyperlink w:anchor="_Toc244100662" w:history="1">
+          <w:hyperlink w:anchor="_Toc244101225" w:history="1">
             <w:r>
               <w:rPr>
                 <w:rStyle w:val="Hyperlink"/>
@@ -1904,7 +1901,7 @@
               <w:rPr>
                 <w:noProof/>
               </w:rPr>
-              <w:instrText xml:space="preserve"> PAGEREF _Toc244100662 \h </w:instrText>
+              <w:instrText xml:space="preserve"> PAGEREF _Toc244101225 \h </w:instrText>
             </w:r>
             <w:r>
               <w:rPr>
@@ -1946,7 +1943,7 @@
               <w14:ligatures w14:val="standardContextual"/>
             </w:rPr>
           </w:pPr>
-          <w:hyperlink w:anchor="_Toc244100663" w:history="1">
+          <w:hyperlink w:anchor="_Toc244101226" w:history="1">
             <w:r>
               <w:rPr>
                 <w:rStyle w:val="Hyperlink"/>
@@ -1970,7 +1967,7 @@
               <w:rPr>
                 <w:noProof/>
               </w:rPr>
-              <w:instrText xml:space="preserve"> PAGEREF _Toc244100663 \h </w:instrText>
+              <w:instrText xml:space="preserve"> PAGEREF _Toc244101226 \h </w:instrText>
             </w:r>
             <w:r>
               <w:rPr>
@@ -2012,7 +2009,7 @@
               <w14:ligatures w14:val="standardContextual"/>
             </w:rPr>
           </w:pPr>
-          <w:hyperlink w:anchor="_Toc244100664" w:history="1">
+          <w:hyperlink w:anchor="_Toc244101227" w:history="1">
             <w:r>
               <w:rPr>
                 <w:rStyle w:val="Hyperlink"/>
@@ -2036,7 +2033,7 @@
               <w:rPr>
                 <w:noProof/>
               </w:rPr>
-              <w:instrText xml:space="preserve"> PAGEREF _Toc244100664 \h </w:instrText>
+              <w:instrText xml:space="preserve"> PAGEREF _Toc244101227 \h </w:instrText>
             </w:r>
             <w:r>
               <w:rPr>
@@ -2078,7 +2075,7 @@
               <w14:ligatures w14:val="standardContextual"/>
             </w:rPr>
           </w:pPr>
-          <w:hyperlink w:anchor="_Toc244100665" w:history="1">
+          <w:hyperlink w:anchor="_Toc244101228" w:history="1">
             <w:r>
               <w:rPr>
                 <w:rStyle w:val="Hyperlink"/>
@@ -2102,7 +2099,7 @@
               <w:rPr>
                 <w:noProof/>
               </w:rPr>
-              <w:instrText xml:space="preserve"> PAGEREF _Toc244100665 \h </w:instrText>
+              <w:instrText xml:space="preserve"> PAGEREF _Toc244101228 \h </w:instrText>
             </w:r>
             <w:r>
               <w:rPr>
@@ -2144,7 +2141,7 @@
               <w14:ligatures w14:val="standardContextual"/>
             </w:rPr>
           </w:pPr>
-          <w:hyperlink w:anchor="_Toc244100666" w:history="1">
+          <w:hyperlink w:anchor="_Toc244101229" w:history="1">
             <w:r>
               <w:rPr>
                 <w:rStyle w:val="Hyperlink"/>
@@ -2168,7 +2165,7 @@
               <w:rPr>
                 <w:noProof/>
               </w:rPr>
-              <w:instrText xml:space="preserve"> PAGEREF _Toc244100666 \h </w:instrText>
+              <w:instrText xml:space="preserve"> PAGEREF _Toc244101229 \h </w:instrText>
             </w:r>
             <w:r>
               <w:rPr>
@@ -2210,7 +2207,7 @@
               <w14:ligatures w14:val="standardContextual"/>
             </w:rPr>
           </w:pPr>
-          <w:hyperlink w:anchor="_Toc244100667" w:history="1">
+          <w:hyperlink w:anchor="_Toc244101230" w:history="1">
             <w:r>
               <w:rPr>
                 <w:rStyle w:val="Hyperlink"/>
@@ -2234,7 +2231,7 @@
               <w:rPr>
                 <w:noProof/>
               </w:rPr>
-              <w:instrText xml:space="preserve"> PAGEREF _Toc244100667 \h </w:instrText>
+              <w:instrText xml:space="preserve"> PAGEREF _Toc244101230 \h </w:instrText>
             </w:r>
             <w:r>
               <w:rPr>
@@ -2276,7 +2273,7 @@
               <w14:ligatures w14:val="standardContextual"/>
             </w:rPr>
           </w:pPr>
-          <w:hyperlink w:anchor="_Toc244100668" w:history="1">
+          <w:hyperlink w:anchor="_Toc244101231" w:history="1">
             <w:r>
               <w:rPr>
                 <w:rStyle w:val="Hyperlink"/>
@@ -2300,7 +2297,7 @@
               <w:rPr>
                 <w:noProof/>
               </w:rPr>
-              <w:instrText xml:space="preserve"> PAGEREF _Toc244100668 \h </w:instrText>
+              <w:instrText xml:space="preserve"> PAGEREF _Toc244101231 \h </w:instrText>
             </w:r>
             <w:r>
               <w:rPr>
@@ -2342,7 +2339,7 @@
               <w14:ligatures w14:val="standardContextual"/>
             </w:rPr>
           </w:pPr>
-          <w:hyperlink w:anchor="_Toc244100669" w:history="1">
+          <w:hyperlink w:anchor="_Toc244101232" w:history="1">
             <w:r>
               <w:rPr>
                 <w:rStyle w:val="Hyperlink"/>
@@ -2366,7 +2363,7 @@
               <w:rPr>
                 <w:noProof/>
               </w:rPr>
-              <w:instrText xml:space="preserve"> PAGEREF _Toc244100669 \h </w:instrText>
+              <w:instrText xml:space="preserve"> PAGEREF _Toc244101232 \h </w:instrText>
             </w:r>
             <w:r>
               <w:rPr>
@@ -2408,7 +2405,7 @@
               <w14:ligatures w14:val="standardContextual"/>
             </w:rPr>
           </w:pPr>
-          <w:hyperlink w:anchor="_Toc244100670" w:history="1">
+          <w:hyperlink w:anchor="_Toc244101233" w:history="1">
             <w:r>
               <w:rPr>
                 <w:rStyle w:val="Hyperlink"/>
@@ -2432,7 +2429,7 @@
               <w:rPr>
                 <w:noProof/>
               </w:rPr>
-              <w:instrText xml:space="preserve"> PAGEREF _Toc244100670 \h </w:instrText>
+              <w:instrText xml:space="preserve"> PAGEREF _Toc244101233 \h </w:instrText>
             </w:r>
             <w:r>
               <w:rPr>
@@ -2474,7 +2471,7 @@
               <w14:ligatures w14:val="standardContextual"/>
             </w:rPr>
           </w:pPr>
-          <w:hyperlink w:anchor="_Toc244100671" w:history="1">
+          <w:hyperlink w:anchor="_Toc244101234" w:history="1">
             <w:r>
               <w:rPr>
                 <w:rStyle w:val="Hyperlink"/>
@@ -2498,7 +2495,7 @@
               <w:rPr>
                 <w:noProof/>
               </w:rPr>
-              <w:instrText xml:space="preserve"> PAGEREF _Toc244100671 \h </w:instrText>
+              <w:instrText xml:space="preserve"> PAGEREF _Toc244101234 \h </w:instrText>
             </w:r>
             <w:r>
               <w:rPr>
@@ -2540,7 +2537,7 @@
               <w14:ligatures w14:val="standardContextual"/>
             </w:rPr>
           </w:pPr>
-          <w:hyperlink w:anchor="_Toc244100672" w:history="1">
+          <w:hyperlink w:anchor="_Toc244101235" w:history="1">
             <w:r>
               <w:rPr>
                 <w:rStyle w:val="Hyperlink"/>
@@ -2564,7 +2561,7 @@
               <w:rPr>
                 <w:noProof/>
               </w:rPr>
-              <w:instrText xml:space="preserve"> PAGEREF _Toc244100672 \h </w:instrText>
+              <w:instrText xml:space="preserve"> PAGEREF _Toc244101235 \h </w:instrText>
             </w:r>
             <w:r>
               <w:rPr>
@@ -2606,7 +2603,7 @@
               <w14:ligatures w14:val="standardContextual"/>
             </w:rPr>
           </w:pPr>
-          <w:hyperlink w:anchor="_Toc244100673" w:history="1">
+          <w:hyperlink w:anchor="_Toc244101236" w:history="1">
             <w:r>
               <w:rPr>
                 <w:rStyle w:val="Hyperlink"/>
@@ -2630,7 +2627,7 @@
               <w:rPr>
                 <w:noProof/>
               </w:rPr>
-              <w:instrText xml:space="preserve"> PAGEREF _Toc244100673 \h </w:instrText>
+              <w:instrText xml:space="preserve"> PAGEREF _Toc244101236 \h </w:instrText>
             </w:r>
             <w:r>
               <w:rPr>
@@ -2672,7 +2669,7 @@
               <w14:ligatures w14:val="standardContextual"/>
             </w:rPr>
           </w:pPr>
-          <w:hyperlink w:anchor="_Toc244100674" w:history="1">
+          <w:hyperlink w:anchor="_Toc244101237" w:history="1">
             <w:r>
               <w:rPr>
                 <w:rStyle w:val="Hyperlink"/>
@@ -2696,7 +2693,7 @@
               <w:rPr>
                 <w:noProof/>
               </w:rPr>
-              <w:instrText xml:space="preserve"> PAGEREF _Toc244100674 \h </w:instrText>
+              <w:instrText xml:space="preserve"> PAGEREF _Toc244101237 \h </w:instrText>
             </w:r>
             <w:r>
               <w:rPr>
@@ -2738,7 +2735,7 @@
               <w14:ligatures w14:val="standardContextual"/>
             </w:rPr>
           </w:pPr>
-          <w:hyperlink w:anchor="_Toc244100675" w:history="1">
+          <w:hyperlink w:anchor="_Toc244101238" w:history="1">
             <w:r>
               <w:rPr>
                 <w:rStyle w:val="Hyperlink"/>
@@ -2762,7 +2759,7 @@
               <w:rPr>
                 <w:noProof/>
               </w:rPr>
-              <w:instrText xml:space="preserve"> PAGEREF _Toc244100675 \h </w:instrText>
+              <w:instrText xml:space="preserve"> PAGEREF _Toc244101238 \h </w:instrText>
             </w:r>
             <w:r>
               <w:rPr>
@@ -2804,7 +2801,7 @@
               <w14:ligatures w14:val="standardContextual"/>
             </w:rPr>
           </w:pPr>
-          <w:hyperlink w:anchor="_Toc244100676" w:history="1">
+          <w:hyperlink w:anchor="_Toc244101239" w:history="1">
             <w:r>
               <w:rPr>
                 <w:rStyle w:val="Hyperlink"/>
@@ -2828,7 +2825,7 @@
               <w:rPr>
                 <w:noProof/>
               </w:rPr>
-              <w:instrText xml:space="preserve"> PAGEREF _Toc244100676 \h </w:instrText>
+              <w:instrText xml:space="preserve"> PAGEREF _Toc244101239 \h </w:instrText>
             </w:r>
             <w:r>
               <w:rPr>
@@ -2870,7 +2867,7 @@
               <w14:ligatures w14:val="standardContextual"/>
             </w:rPr>
           </w:pPr>
-          <w:hyperlink w:anchor="_Toc244100677" w:history="1">
+          <w:hyperlink w:anchor="_Toc244101240" w:history="1">
             <w:r>
               <w:rPr>
                 <w:rStyle w:val="Hyperlink"/>
@@ -2894,7 +2891,7 @@
               <w:rPr>
                 <w:noProof/>
               </w:rPr>
-              <w:instrText xml:space="preserve"> PAGEREF _Toc244100677 \h </w:instrText>
+              <w:instrText xml:space="preserve"> PAGEREF _Toc244101240 \h </w:instrText>
             </w:r>
             <w:r>
               <w:rPr>
@@ -2936,7 +2933,7 @@
               <w14:ligatures w14:val="standardContextual"/>
             </w:rPr>
           </w:pPr>
-          <w:hyperlink w:anchor="_Toc244100678" w:history="1">
+          <w:hyperlink w:anchor="_Toc244101241" w:history="1">
             <w:r>
               <w:rPr>
                 <w:rStyle w:val="Hyperlink"/>
@@ -2960,7 +2957,7 @@
               <w:rPr>
                 <w:noProof/>
               </w:rPr>
-              <w:instrText xml:space="preserve"> PAGEREF _Toc244100678 \h </w:instrText>
+              <w:instrText xml:space="preserve"> PAGEREF _Toc244101241 \h </w:instrText>
             </w:r>
             <w:r>
               <w:rPr>
@@ -3002,7 +2999,7 @@
               <w14:ligatures w14:val="standardContextual"/>
             </w:rPr>
           </w:pPr>
-          <w:hyperlink w:anchor="_Toc244100679" w:history="1">
+          <w:hyperlink w:anchor="_Toc244101242" w:history="1">
             <w:r>
               <w:rPr>
                 <w:rStyle w:val="Hyperlink"/>
@@ -3026,7 +3023,7 @@
               <w:rPr>
                 <w:noProof/>
               </w:rPr>
-              <w:instrText xml:space="preserve"> PAGEREF _Toc244100679 \h </w:instrText>
+              <w:instrText xml:space="preserve"> PAGEREF _Toc244101242 \h </w:instrText>
             </w:r>
             <w:r>
               <w:rPr>
@@ -3064,7 +3061,7 @@
       <w:pPr>
         <w:pStyle w:val="Heading1"/>
       </w:pPr>
-      <w:bookmarkStart w:id="0" w:name="_Toc244100636"/>
+      <w:bookmarkStart w:id="0" w:name="_Toc244101199"/>
       <w:r>
         <w:lastRenderedPageBreak/>
         <w:t>Об этом руководстве</w:t>
@@ -3487,7 +3484,7 @@
       <w:pPr>
         <w:pStyle w:val="Heading1"/>
       </w:pPr>
-      <w:bookmarkStart w:id="1" w:name="_Toc244100637"/>
+      <w:bookmarkStart w:id="1" w:name="_Toc244101200"/>
       <w:r>
         <w:lastRenderedPageBreak/>
         <w:t>1. Что делает сервис</w:t>
@@ -3513,7 +3510,7 @@
       <w:pPr>
         <w:pStyle w:val="Heading2"/>
       </w:pPr>
-      <w:bookmarkStart w:id="2" w:name="_Toc244100638"/>
+      <w:bookmarkStart w:id="2" w:name="_Toc244101201"/>
       <w:r>
         <w:t>1.1. Как это работает</w:t>
       </w:r>
@@ -3601,7 +3598,7 @@
       <w:pPr>
         <w:pStyle w:val="Heading2"/>
       </w:pPr>
-      <w:bookmarkStart w:id="3" w:name="_Toc244100639"/>
+      <w:bookmarkStart w:id="3" w:name="_Toc244101202"/>
       <w:r>
         <w:t>1.2. Основные понятия</w:t>
       </w:r>
@@ -4090,7 +4087,7 @@
       <w:pPr>
         <w:pStyle w:val="Heading2"/>
       </w:pPr>
-      <w:bookmarkStart w:id="4" w:name="_Toc244100640"/>
+      <w:bookmarkStart w:id="4" w:name="_Toc244101203"/>
       <w:r>
         <w:t>1.3. Разделы панели</w:t>
       </w:r>
@@ -4120,7 +4117,7 @@
         </w:rPr>
         <w:lastRenderedPageBreak/>
         <w:drawing>
-          <wp:inline distT="0" distB="0" distL="0" distR="0" wp14:anchorId="6DA2B615" wp14:editId="16302650">
+          <wp:inline distT="0" distB="0" distL="0" distR="0" wp14:anchorId="580C7E11" wp14:editId="724D324E">
             <wp:extent cx="6096000" cy="3810000"/>
             <wp:effectExtent l="0" t="0" r="0" b="0"/>
             <wp:docPr id="2" name="03-delivery-empty" descr="Панель сразу после первого входа: Key Manager и почта ещё не подключены, подписок нет" title="Панель сразу после первого входа: Key Manager и почта ещё не подключены, подписок нет"/>
@@ -4623,7 +4620,7 @@
       <w:pPr>
         <w:pStyle w:val="Heading2"/>
       </w:pPr>
-      <w:bookmarkStart w:id="5" w:name="_Toc244100641"/>
+      <w:bookmarkStart w:id="5" w:name="_Toc244101204"/>
       <w:r>
         <w:t>1.4. Порядок первой настройки</w:t>
       </w:r>
@@ -4746,7 +4743,7 @@
       <w:pPr>
         <w:pStyle w:val="Heading1"/>
       </w:pPr>
-      <w:bookmarkStart w:id="6" w:name="_Toc244100642"/>
+      <w:bookmarkStart w:id="6" w:name="_Toc244101205"/>
       <w:r>
         <w:lastRenderedPageBreak/>
         <w:t>2. Вход в панель</w:t>
@@ -4775,7 +4772,7 @@
       <w:pPr>
         <w:pStyle w:val="Heading2"/>
       </w:pPr>
-      <w:bookmarkStart w:id="7" w:name="_Toc244100643"/>
+      <w:bookmarkStart w:id="7" w:name="_Toc244101206"/>
       <w:r>
         <w:t>2.1. Первый вход</w:t>
       </w:r>
@@ -4863,7 +4860,7 @@
           <w:noProof/>
         </w:rPr>
         <w:drawing>
-          <wp:inline distT="0" distB="0" distL="0" distR="0" wp14:anchorId="503A8714" wp14:editId="705CF70F">
+          <wp:inline distT="0" distB="0" distL="0" distR="0" wp14:anchorId="168FDC44" wp14:editId="2801CEFB">
             <wp:extent cx="3352800" cy="3305175"/>
             <wp:effectExtent l="0" t="0" r="0" b="0"/>
             <wp:docPr id="3" name="01-login" descr="Вход: почта и пароль" title="Вход: почта и пароль"/>
@@ -4929,7 +4926,7 @@
         </w:rPr>
         <w:lastRenderedPageBreak/>
         <w:drawing>
-          <wp:inline distT="0" distB="0" distL="0" distR="0" wp14:anchorId="397EF0C3" wp14:editId="55E73B7C">
+          <wp:inline distT="0" distB="0" distL="0" distR="0" wp14:anchorId="686E4873" wp14:editId="69DE58BD">
             <wp:extent cx="3352800" cy="4810125"/>
             <wp:effectExtent l="0" t="0" r="0" b="0"/>
             <wp:docPr id="4" name="02-enroll" descr="Подключение приложения-аутентификатора (QR-код и ключ на снимке размыты)" title="Подключение приложения-аутентификатора (QR-код и ключ на снимке размыты)"/>
@@ -5001,7 +4998,7 @@
       <w:pPr>
         <w:pStyle w:val="Heading2"/>
       </w:pPr>
-      <w:bookmarkStart w:id="8" w:name="_Toc244100644"/>
+      <w:bookmarkStart w:id="8" w:name="_Toc244101207"/>
       <w:r>
         <w:t>2.2. Обычный вход</w:t>
       </w:r>
@@ -5031,7 +5028,7 @@
         </w:rPr>
         <w:lastRenderedPageBreak/>
         <w:drawing>
-          <wp:inline distT="0" distB="0" distL="0" distR="0" wp14:anchorId="22E1EB4D" wp14:editId="500CA7FD">
+          <wp:inline distT="0" distB="0" distL="0" distR="0" wp14:anchorId="11FF3942" wp14:editId="0744505A">
             <wp:extent cx="3352800" cy="3295650"/>
             <wp:effectExtent l="0" t="0" r="0" b="0"/>
             <wp:docPr id="5" name="04-second-factor" descr="Второй шаг входа — код из приложения" title="Второй шаг входа — код из приложения"/>
@@ -5191,7 +5188,7 @@
       <w:pPr>
         <w:pStyle w:val="Heading2"/>
       </w:pPr>
-      <w:bookmarkStart w:id="9" w:name="_Toc244100645"/>
+      <w:bookmarkStart w:id="9" w:name="_Toc244101208"/>
       <w:r>
         <w:t>2.3. Подтверждение кодом перед важными действиями</w:t>
       </w:r>
@@ -5286,7 +5283,7 @@
         </w:rPr>
         <w:lastRenderedPageBreak/>
         <w:drawing>
-          <wp:inline distT="0" distB="0" distL="0" distR="0" wp14:anchorId="10956589" wp14:editId="4E64FD54">
+          <wp:inline distT="0" distB="0" distL="0" distR="0" wp14:anchorId="62CB4916" wp14:editId="2BBFBA45">
             <wp:extent cx="3657600" cy="2676525"/>
             <wp:effectExtent l="0" t="0" r="0" b="0"/>
             <wp:docPr id="6" name="12-step-up" descr="Запрос кода перед важным действием" title="Запрос кода перед важным действием"/>
@@ -5376,7 +5373,7 @@
           <w:noProof/>
         </w:rPr>
         <w:drawing>
-          <wp:inline distT="0" distB="0" distL="0" distR="0" wp14:anchorId="13576113" wp14:editId="1A33DC6A">
+          <wp:inline distT="0" distB="0" distL="0" distR="0" wp14:anchorId="7559A468" wp14:editId="0B052498">
             <wp:extent cx="6096000" cy="581025"/>
             <wp:effectExtent l="0" t="0" r="0" b="0"/>
             <wp:docPr id="7" name="71-security-stale" descr="Окно подтверждения истекло: следующее важное действие спросит код" title="Окно подтверждения истекло: следующее важное действие спросит код"/>
@@ -5427,7 +5424,7 @@
       <w:pPr>
         <w:pStyle w:val="Heading2"/>
       </w:pPr>
-      <w:bookmarkStart w:id="10" w:name="_Toc244100646"/>
+      <w:bookmarkStart w:id="10" w:name="_Toc244101209"/>
       <w:r>
         <w:t>2.4. Выход и сессии</w:t>
       </w:r>
@@ -5462,7 +5459,7 @@
       <w:pPr>
         <w:pStyle w:val="Heading1"/>
       </w:pPr>
-      <w:bookmarkStart w:id="11" w:name="_Toc244100647"/>
+      <w:bookmarkStart w:id="11" w:name="_Toc244101210"/>
       <w:r>
         <w:lastRenderedPageBreak/>
         <w:t>3. Подключение почты</w:t>
@@ -5520,7 +5517,7 @@
           <w:noProof/>
         </w:rPr>
         <w:drawing>
-          <wp:inline distT="0" distB="0" distL="0" distR="0" wp14:anchorId="529B7F0F" wp14:editId="32665743">
+          <wp:inline distT="0" distB="0" distL="0" distR="0" wp14:anchorId="5F59839B" wp14:editId="081AA77B">
             <wp:extent cx="6096000" cy="3810000"/>
             <wp:effectExtent l="0" t="0" r="0" b="0"/>
             <wp:docPr id="8" name="10-mail-empty" descr="Настройки → Почта до заполнения" title="Настройки → Почта до заполнения"/>
@@ -5571,7 +5568,7 @@
       <w:pPr>
         <w:pStyle w:val="Heading2"/>
       </w:pPr>
-      <w:bookmarkStart w:id="12" w:name="_Toc244100648"/>
+      <w:bookmarkStart w:id="12" w:name="_Toc244101211"/>
       <w:r>
         <w:t>3.1. Поля</w:t>
       </w:r>
@@ -6409,7 +6406,7 @@
       <w:pPr>
         <w:pStyle w:val="Heading2"/>
       </w:pPr>
-      <w:bookmarkStart w:id="13" w:name="_Toc244100649"/>
+      <w:bookmarkStart w:id="13" w:name="_Toc244101212"/>
       <w:r>
         <w:t>3.2. Сохранить и проверить</w:t>
       </w:r>
@@ -6502,7 +6499,7 @@
           <w:noProof/>
         </w:rPr>
         <w:drawing>
-          <wp:inline distT="0" distB="0" distL="0" distR="0" wp14:anchorId="1B2E8600" wp14:editId="62D76D9D">
+          <wp:inline distT="0" distB="0" distL="0" distR="0" wp14:anchorId="0197C8D1" wp14:editId="36FFB711">
             <wp:extent cx="6096000" cy="3810000"/>
             <wp:effectExtent l="0" t="0" r="0" b="0"/>
             <wp:docPr id="9" name="11-mail-filled" descr="Заполненные настройки почты" title="Заполненные настройки почты"/>
@@ -6567,7 +6564,7 @@
           <w:noProof/>
         </w:rPr>
         <w:drawing>
-          <wp:inline distT="0" distB="0" distL="0" distR="0" wp14:anchorId="7D95020A" wp14:editId="587C29F3">
+          <wp:inline distT="0" distB="0" distL="0" distR="0" wp14:anchorId="0B1EE969" wp14:editId="3BED251B">
             <wp:extent cx="3657600" cy="1828800"/>
             <wp:effectExtent l="0" t="0" r="0" b="0"/>
             <wp:docPr id="10" name="14-mail-test" descr="Тестовое письмо" title="Тестовое письмо"/>
@@ -6633,7 +6630,7 @@
         </w:rPr>
         <w:lastRenderedPageBreak/>
         <w:drawing>
-          <wp:inline distT="0" distB="0" distL="0" distR="0" wp14:anchorId="2E6233E8" wp14:editId="086E22F3">
+          <wp:inline distT="0" distB="0" distL="0" distR="0" wp14:anchorId="13B54CFC" wp14:editId="2D5720A9">
             <wp:extent cx="6096000" cy="3810000"/>
             <wp:effectExtent l="0" t="0" r="0" b="0"/>
             <wp:docPr id="11" name="15-mail-test-ok" descr="Почта работает: сервер принял тестовое письмо" title="Почта работает: сервер принял тестовое письмо"/>
@@ -7113,7 +7110,7 @@
       <w:pPr>
         <w:pStyle w:val="Heading1"/>
       </w:pPr>
-      <w:bookmarkStart w:id="14" w:name="_Toc244100650"/>
+      <w:bookmarkStart w:id="14" w:name="_Toc244101213"/>
       <w:r>
         <w:lastRenderedPageBreak/>
         <w:t>4. Подключение Key Manager Plus</w:t>
@@ -7129,7 +7126,7 @@
       <w:pPr>
         <w:pStyle w:val="Heading2"/>
       </w:pPr>
-      <w:bookmarkStart w:id="15" w:name="_Toc244100651"/>
+      <w:bookmarkStart w:id="15" w:name="_Toc244101214"/>
       <w:r>
         <w:t>4.1. Что подготовить в Key Manager Plus</w:t>
       </w:r>
@@ -7258,7 +7255,7 @@
       <w:pPr>
         <w:pStyle w:val="Heading2"/>
       </w:pPr>
-      <w:bookmarkStart w:id="16" w:name="_Toc244100652"/>
+      <w:bookmarkStart w:id="16" w:name="_Toc244101215"/>
       <w:r>
         <w:t>4.2. Настройка в панели</w:t>
       </w:r>
@@ -7664,7 +7661,7 @@
         </w:rPr>
         <w:lastRenderedPageBreak/>
         <w:drawing>
-          <wp:inline distT="0" distB="0" distL="0" distR="0" wp14:anchorId="043F8BB0" wp14:editId="14DE9663">
+          <wp:inline distT="0" distB="0" distL="0" distR="0" wp14:anchorId="028CC751" wp14:editId="6DC732AF">
             <wp:extent cx="6096000" cy="1971675"/>
             <wp:effectExtent l="0" t="0" r="0" b="0"/>
             <wp:docPr id="12" name="21-km-filled" descr="Подключение к Key Manager: адрес, интервал опроса и ключ API" title="Подключение к Key Manager: адрес, интервал опроса и ключ API"/>
@@ -7729,7 +7726,7 @@
           <w:noProof/>
         </w:rPr>
         <w:drawing>
-          <wp:inline distT="0" distB="0" distL="0" distR="0" wp14:anchorId="3A3C1753" wp14:editId="2E57B04F">
+          <wp:inline distT="0" distB="0" distL="0" distR="0" wp14:anchorId="0DF04FA0" wp14:editId="572B74D5">
             <wp:extent cx="6096000" cy="3810000"/>
             <wp:effectExtent l="0" t="0" r="0" b="0"/>
             <wp:docPr id="13" name="22-km-test" descr="Проверка связи: Key Manager ответил, видно 8 сертификатов" title="Проверка связи: Key Manager ответил, видно 8 сертификатов"/>
@@ -7810,7 +7807,7 @@
         </w:rPr>
         <w:lastRenderedPageBreak/>
         <w:drawing>
-          <wp:inline distT="0" distB="0" distL="0" distR="0" wp14:anchorId="7513826A" wp14:editId="087F13CC">
+          <wp:inline distT="0" distB="0" distL="0" distR="0" wp14:anchorId="392DE2B3" wp14:editId="305EC645">
             <wp:extent cx="6096000" cy="3810000"/>
             <wp:effectExtent l="0" t="0" r="0" b="0"/>
             <wp:docPr id="14" name="23-km-working" descr="Key Manager подключён и опрашивается" title="Key Manager подключён и опрашивается"/>
@@ -8249,7 +8246,7 @@
       <w:pPr>
         <w:pStyle w:val="Heading1"/>
       </w:pPr>
-      <w:bookmarkStart w:id="17" w:name="_Toc244100653"/>
+      <w:bookmarkStart w:id="17" w:name="_Toc244101216"/>
       <w:r>
         <w:lastRenderedPageBreak/>
         <w:t>5. Сертификаты</w:t>
@@ -8289,7 +8286,7 @@
           <w:noProof/>
         </w:rPr>
         <w:drawing>
-          <wp:inline distT="0" distB="0" distL="0" distR="0" wp14:anchorId="0E27332F" wp14:editId="10E33CC9">
+          <wp:inline distT="0" distB="0" distL="0" distR="0" wp14:anchorId="3EE9055B" wp14:editId="0C7F480F">
             <wp:extent cx="6096000" cy="3810000"/>
             <wp:effectExtent l="0" t="0" r="0" b="0"/>
             <wp:docPr id="15" name="30-certs" descr="Сертификаты из Key Manager со сроками действия" title="Сертификаты из Key Manager со сроками действия"/>
@@ -8972,7 +8969,7 @@
           <w:noProof/>
         </w:rPr>
         <w:drawing>
-          <wp:inline distT="0" distB="0" distL="0" distR="0" wp14:anchorId="789FB306" wp14:editId="21A3DC60">
+          <wp:inline distT="0" distB="0" distL="0" distR="0" wp14:anchorId="09FC0C51" wp14:editId="257140FD">
             <wp:extent cx="6096000" cy="3810000"/>
             <wp:effectExtent l="0" t="0" r="0" b="0"/>
             <wp:docPr id="16" name="33-certs-expiry" descr="Сертификаты по сроку действия: сначала истекающие (стрелка у «Действует до»)" title="Сертификаты по сроку действия: сначала истекающие (стрелка у «Действует до»)"/>
@@ -9028,7 +9025,7 @@
       <w:pPr>
         <w:pStyle w:val="Heading2"/>
       </w:pPr>
-      <w:bookmarkStart w:id="18" w:name="_Toc244100654"/>
+      <w:bookmarkStart w:id="18" w:name="_Toc244101217"/>
       <w:r>
         <w:t>5.1. Скачать файл сертификата</w:t>
       </w:r>
@@ -9104,7 +9101,7 @@
         </w:rPr>
         <w:lastRenderedPageBreak/>
         <w:drawing>
-          <wp:inline distT="0" distB="0" distL="0" distR="0" wp14:anchorId="264A17A2" wp14:editId="037963A5">
+          <wp:inline distT="0" distB="0" distL="0" distR="0" wp14:anchorId="04D70148" wp14:editId="4758D2B1">
             <wp:extent cx="3657600" cy="2676525"/>
             <wp:effectExtent l="0" t="0" r="0" b="0"/>
             <wp:docPr id="17" name="31-download" descr="Выбор формата для скачивания" title="Выбор формата для скачивания"/>
@@ -9155,7 +9152,7 @@
       <w:pPr>
         <w:pStyle w:val="Heading2"/>
       </w:pPr>
-      <w:bookmarkStart w:id="19" w:name="_Toc244100655"/>
+      <w:bookmarkStart w:id="19" w:name="_Toc244101218"/>
       <w:r>
         <w:t>5.2. Закрытый ключ и его пароль</w:t>
       </w:r>
@@ -9207,7 +9204,7 @@
           <w:noProof/>
         </w:rPr>
         <w:drawing>
-          <wp:inline distT="0" distB="0" distL="0" distR="0" wp14:anchorId="62F0507C" wp14:editId="384C90F2">
+          <wp:inline distT="0" distB="0" distL="0" distR="0" wp14:anchorId="3597983C" wp14:editId="13B7F7A9">
             <wp:extent cx="3657600" cy="2981325"/>
             <wp:effectExtent l="0" t="0" r="0" b="0"/>
             <wp:docPr id="18" name="32-key" descr="Закрытый ключ и пароль ключа (на снимке размыты)" title="Закрытый ключ и пароль ключа (на снимке размыты)"/>
@@ -9279,7 +9276,7 @@
       <w:pPr>
         <w:pStyle w:val="Heading1"/>
       </w:pPr>
-      <w:bookmarkStart w:id="20" w:name="_Toc244100656"/>
+      <w:bookmarkStart w:id="20" w:name="_Toc244101219"/>
       <w:r>
         <w:lastRenderedPageBreak/>
         <w:t>6. Настройка рассылки</w:t>
@@ -9295,7 +9292,7 @@
       <w:pPr>
         <w:pStyle w:val="Heading2"/>
       </w:pPr>
-      <w:bookmarkStart w:id="21" w:name="_Toc244100657"/>
+      <w:bookmarkStart w:id="21" w:name="_Toc244101220"/>
       <w:r>
         <w:t>6.1. Новая подписка</w:t>
       </w:r>
@@ -9344,7 +9341,7 @@
           <w:noProof/>
         </w:rPr>
         <w:drawing>
-          <wp:inline distT="0" distB="0" distL="0" distR="0" wp14:anchorId="6C615CF7" wp14:editId="6E3873C0">
+          <wp:inline distT="0" distB="0" distL="0" distR="0" wp14:anchorId="13A4DB46" wp14:editId="367CCDD8">
             <wp:extent cx="3657600" cy="6677025"/>
             <wp:effectExtent l="0" t="0" r="0" b="0"/>
             <wp:docPr id="19" name="40-sub-new" descr="Окно новой подписки" title="Окно новой подписки"/>
@@ -10153,7 +10150,7 @@
         </w:rPr>
         <w:lastRenderedPageBreak/>
         <w:drawing>
-          <wp:inline distT="0" distB="0" distL="0" distR="0" wp14:anchorId="06BD8F0E" wp14:editId="3125BAC4">
+          <wp:inline distT="0" distB="0" distL="0" distR="0" wp14:anchorId="6CF1A0E5" wp14:editId="0CB671B2">
             <wp:extent cx="3657600" cy="7019925"/>
             <wp:effectExtent l="0" t="0" r="0" b="0"/>
             <wp:docPr id="20" name="41-sub-filled" descr="Подписка на два сертификата: при обновлении, в 09:00; файлы KEY, CRT и PFX с паролем ключа" title="Подписка на два сертификата: при обновлении, в 09:00; файлы KEY, CRT и PFX с паролем ключа"/>
@@ -10204,7 +10201,7 @@
       <w:pPr>
         <w:pStyle w:val="Heading2"/>
       </w:pPr>
-      <w:bookmarkStart w:id="22" w:name="_Toc244100658"/>
+      <w:bookmarkStart w:id="22" w:name="_Toc244101221"/>
       <w:r>
         <w:t>6.2. Когда уходят письма</w:t>
       </w:r>
@@ -10707,7 +10704,7 @@
       <w:pPr>
         <w:pStyle w:val="Heading2"/>
       </w:pPr>
-      <w:bookmarkStart w:id="23" w:name="_Toc244100659"/>
+      <w:bookmarkStart w:id="23" w:name="_Toc244101222"/>
       <w:r>
         <w:t>6.3. Запланированный старт и окончание</w:t>
       </w:r>
@@ -10747,7 +10744,7 @@
         </w:rPr>
         <w:lastRenderedPageBreak/>
         <w:drawing>
-          <wp:inline distT="0" distB="0" distL="0" distR="0" wp14:anchorId="0F7AD144" wp14:editId="75BACBEE">
+          <wp:inline distT="0" distB="0" distL="0" distR="0" wp14:anchorId="4E3480EC" wp14:editId="4F42AD9B">
             <wp:extent cx="3590925" cy="7239000"/>
             <wp:effectExtent l="0" t="0" r="0" b="0"/>
             <wp:docPr id="21" name="42-sub-period" descr="Подписка для подрядчика: раз в 7 дней со 02.11.2026 по 31.12.2026, только сертификаты без ключей" title="Подписка для подрядчика: раз в 7 дней со 02.11.2026 по 31.12.2026, только сертификаты без ключей"/>
@@ -10798,7 +10795,7 @@
       <w:pPr>
         <w:pStyle w:val="Heading2"/>
       </w:pPr>
-      <w:bookmarkStart w:id="24" w:name="_Toc244100660"/>
+      <w:bookmarkStart w:id="24" w:name="_Toc244101223"/>
       <w:r>
         <w:lastRenderedPageBreak/>
         <w:t>6.4. Список подписок</w:t>
@@ -10823,7 +10820,7 @@
           <w:noProof/>
         </w:rPr>
         <w:drawing>
-          <wp:inline distT="0" distB="0" distL="0" distR="0" wp14:anchorId="1A2E6C70" wp14:editId="0202CBA6">
+          <wp:inline distT="0" distB="0" distL="0" distR="0" wp14:anchorId="4C0B0546" wp14:editId="5DD632D5">
             <wp:extent cx="6096000" cy="3810000"/>
             <wp:effectExtent l="0" t="0" r="0" b="0"/>
             <wp:docPr id="22" name="45-delivery-list" descr="Подписки в списке: сертификаты со сроками, получатели, файлы, расписание и итог последней отправки" title="Подписки в списке: сертификаты со сроками, получатели, файлы, расписание и итог последней отправки"/>
@@ -11992,7 +11989,7 @@
       <w:pPr>
         <w:pStyle w:val="Heading2"/>
       </w:pPr>
-      <w:bookmarkStart w:id="25" w:name="_Toc244100661"/>
+      <w:bookmarkStart w:id="25" w:name="_Toc244101224"/>
       <w:r>
         <w:t>6.5. Отправить сейчас</w:t>
       </w:r>
@@ -12021,7 +12018,7 @@
           <w:noProof/>
         </w:rPr>
         <w:drawing>
-          <wp:inline distT="0" distB="0" distL="0" distR="0" wp14:anchorId="404B534E" wp14:editId="24C7B36D">
+          <wp:inline distT="0" distB="0" distL="0" distR="0" wp14:anchorId="7D68FE80" wp14:editId="3FF86EA2">
             <wp:extent cx="3657600" cy="1552575"/>
             <wp:effectExtent l="0" t="0" r="0" b="0"/>
             <wp:docPr id="23" name="44-send-confirm" descr="Подтверждение отправки вручную" title="Подтверждение отправки вручную"/>
@@ -12072,7 +12069,7 @@
       <w:pPr>
         <w:pStyle w:val="Heading2"/>
       </w:pPr>
-      <w:bookmarkStart w:id="26" w:name="_Toc244100662"/>
+      <w:bookmarkStart w:id="26" w:name="_Toc244101225"/>
       <w:r>
         <w:t>6.6. Изменить, отключить, удалить</w:t>
       </w:r>
@@ -12152,7 +12149,7 @@
       <w:pPr>
         <w:pStyle w:val="Heading2"/>
       </w:pPr>
-      <w:bookmarkStart w:id="27" w:name="_Toc244100663"/>
+      <w:bookmarkStart w:id="27" w:name="_Toc244101226"/>
       <w:r>
         <w:t>6.7. Если отправка не удалась</w:t>
       </w:r>
@@ -12192,7 +12189,7 @@
         </w:rPr>
         <w:lastRenderedPageBreak/>
         <w:drawing>
-          <wp:inline distT="0" distB="0" distL="0" distR="0" wp14:anchorId="1C3B3025" wp14:editId="25B2C33A">
+          <wp:inline distT="0" distB="0" distL="0" distR="0" wp14:anchorId="38B919B0" wp14:editId="301B50CD">
             <wp:extent cx="6096000" cy="3790950"/>
             <wp:effectExtent l="0" t="0" r="0" b="0"/>
             <wp:docPr id="24" name="46-delivery-error-row" descr="Две подписки с ошибкой: в Key Manager нет сертификатов wiki.example.local и shop.example.com" title="Две подписки с ошибкой: в Key Manager нет сертификатов wiki.example.local и shop.example.com"/>
@@ -12257,7 +12254,7 @@
           <w:noProof/>
         </w:rPr>
         <w:drawing>
-          <wp:inline distT="0" distB="0" distL="0" distR="0" wp14:anchorId="55F83BFF" wp14:editId="2F227AC2">
+          <wp:inline distT="0" distB="0" distL="0" distR="0" wp14:anchorId="22F7967A" wp14:editId="0F547D2C">
             <wp:extent cx="3657600" cy="1409700"/>
             <wp:effectExtent l="0" t="0" r="0" b="0"/>
             <wp:docPr id="25" name="47-delivery-error" descr="Причина ошибки" title="Причина ошибки"/>
@@ -12385,7 +12382,7 @@
       <w:pPr>
         <w:pStyle w:val="Heading2"/>
       </w:pPr>
-      <w:bookmarkStart w:id="28" w:name="_Toc244100664"/>
+      <w:bookmarkStart w:id="28" w:name="_Toc244101227"/>
       <w:r>
         <w:t>6.8. Защита от отката</w:t>
       </w:r>
@@ -12410,7 +12407,7 @@
       <w:pPr>
         <w:pStyle w:val="Heading1"/>
       </w:pPr>
-      <w:bookmarkStart w:id="29" w:name="_Toc244100665"/>
+      <w:bookmarkStart w:id="29" w:name="_Toc244101228"/>
       <w:r>
         <w:lastRenderedPageBreak/>
         <w:t>7. Что получает получатель</w:t>
@@ -12426,7 +12423,7 @@
       <w:pPr>
         <w:pStyle w:val="Heading2"/>
       </w:pPr>
-      <w:bookmarkStart w:id="30" w:name="_Toc244100666"/>
+      <w:bookmarkStart w:id="30" w:name="_Toc244101229"/>
       <w:r>
         <w:t>7.1. Письмо</w:t>
       </w:r>
@@ -12796,7 +12793,7 @@
           <w:noProof/>
         </w:rPr>
         <w:drawing>
-          <wp:inline distT="0" distB="0" distL="0" distR="0" wp14:anchorId="58CC2523" wp14:editId="2AB9A68E">
+          <wp:inline distT="0" distB="0" distL="0" distR="0" wp14:anchorId="3752B2F6" wp14:editId="7AA8671F">
             <wp:extent cx="4876800" cy="2647950"/>
             <wp:effectExtent l="0" t="0" r="0" b="0"/>
             <wp:docPr id="26" name="53-letter-html" descr="Письмо с двумя сертификатами — так его видит получатель" title="Письмо с двумя сертификатами — так его видит получатель"/>
@@ -12862,7 +12859,7 @@
         </w:rPr>
         <w:lastRenderedPageBreak/>
         <w:drawing>
-          <wp:inline distT="0" distB="0" distL="0" distR="0" wp14:anchorId="2F374C36" wp14:editId="7773770D">
+          <wp:inline distT="0" distB="0" distL="0" distR="0" wp14:anchorId="298915B6" wp14:editId="0B12ADEE">
             <wp:extent cx="4876800" cy="2762250"/>
             <wp:effectExtent l="0" t="0" r="0" b="0"/>
             <wp:docPr id="27" name="51-letter-one" descr="Письмо с одним сертификатом" title="Письмо с одним сертификатом"/>
@@ -12927,7 +12924,7 @@
           <w:noProof/>
         </w:rPr>
         <w:drawing>
-          <wp:inline distT="0" distB="0" distL="0" distR="0" wp14:anchorId="23AB19D9" wp14:editId="760B5180">
+          <wp:inline distT="0" distB="0" distL="0" distR="0" wp14:anchorId="66A72986" wp14:editId="35F0DE02">
             <wp:extent cx="4876800" cy="2743200"/>
             <wp:effectExtent l="0" t="0" r="0" b="0"/>
             <wp:docPr id="28" name="52-letter-uk" descr="То же письмо на украинском языке (язык выбирается в подписке)" title="То же письмо на украинском языке (язык выбирается в подписке)"/>
@@ -13440,7 +13437,7 @@
       <w:pPr>
         <w:pStyle w:val="Heading2"/>
       </w:pPr>
-      <w:bookmarkStart w:id="31" w:name="_Toc244100667"/>
+      <w:bookmarkStart w:id="31" w:name="_Toc244101230"/>
       <w:r>
         <w:lastRenderedPageBreak/>
         <w:t>7.2. Архив во вложении</w:t>
@@ -14840,7 +14837,7 @@
       <w:pPr>
         <w:pStyle w:val="Heading2"/>
       </w:pPr>
-      <w:bookmarkStart w:id="32" w:name="_Toc244100668"/>
+      <w:bookmarkStart w:id="32" w:name="_Toc244101231"/>
       <w:r>
         <w:lastRenderedPageBreak/>
         <w:t>7.3. Форматы файлов</w:t>
@@ -16438,7 +16435,7 @@
       <w:pPr>
         <w:pStyle w:val="Heading2"/>
       </w:pPr>
-      <w:bookmarkStart w:id="33" w:name="_Toc244100669"/>
+      <w:bookmarkStart w:id="33" w:name="_Toc244101232"/>
       <w:r>
         <w:t>7.4. Какие файлы выбрать</w:t>
       </w:r>
@@ -16815,7 +16812,7 @@
       <w:pPr>
         <w:pStyle w:val="Heading2"/>
       </w:pPr>
-      <w:bookmarkStart w:id="34" w:name="_Toc244100670"/>
+      <w:bookmarkStart w:id="34" w:name="_Toc244101233"/>
       <w:r>
         <w:t>7.5. Как проверить файлы</w:t>
       </w:r>
@@ -17342,7 +17339,7 @@
       <w:pPr>
         <w:pStyle w:val="Heading2"/>
       </w:pPr>
-      <w:bookmarkStart w:id="35" w:name="_Toc244100671"/>
+      <w:bookmarkStart w:id="35" w:name="_Toc244101234"/>
       <w:r>
         <w:t>7.6. Примеры установки</w:t>
       </w:r>
@@ -17618,7 +17615,7 @@
       <w:pPr>
         <w:pStyle w:val="Heading1"/>
       </w:pPr>
-      <w:bookmarkStart w:id="36" w:name="_Toc244100672"/>
+      <w:bookmarkStart w:id="36" w:name="_Toc244101235"/>
       <w:r>
         <w:lastRenderedPageBreak/>
         <w:t>8. Пользователи</w:t>
@@ -17648,7 +17645,7 @@
           <w:noProof/>
         </w:rPr>
         <w:drawing>
-          <wp:inline distT="0" distB="0" distL="0" distR="0" wp14:anchorId="2B429A21" wp14:editId="351FBCEE">
+          <wp:inline distT="0" distB="0" distL="0" distR="0" wp14:anchorId="7481D4E1" wp14:editId="33D0B9FE">
             <wp:extent cx="6096000" cy="3810000"/>
             <wp:effectExtent l="0" t="0" r="0" b="0"/>
             <wp:docPr id="29" name="61-users" descr="Пользователи: вы и двое приглашённых коллег" title="Пользователи: вы и двое приглашённых коллег"/>
@@ -17997,7 +17994,7 @@
       <w:pPr>
         <w:pStyle w:val="Heading2"/>
       </w:pPr>
-      <w:bookmarkStart w:id="37" w:name="_Toc244100673"/>
+      <w:bookmarkStart w:id="37" w:name="_Toc244101236"/>
       <w:r>
         <w:t>8.1. Пригласить коллегу</w:t>
       </w:r>
@@ -18081,7 +18078,7 @@
         </w:rPr>
         <w:lastRenderedPageBreak/>
         <w:drawing>
-          <wp:inline distT="0" distB="0" distL="0" distR="0" wp14:anchorId="1D9FC13E" wp14:editId="14C525A4">
+          <wp:inline distT="0" distB="0" distL="0" distR="0" wp14:anchorId="697C21A8" wp14:editId="5A2428CF">
             <wp:extent cx="3657600" cy="2543175"/>
             <wp:effectExtent l="0" t="0" r="0" b="0"/>
             <wp:docPr id="30" name="60-invite" descr="Приглашение коллеги" title="Приглашение коллеги"/>
@@ -18132,7 +18129,7 @@
       <w:pPr>
         <w:pStyle w:val="Heading2"/>
       </w:pPr>
-      <w:bookmarkStart w:id="38" w:name="_Toc244100674"/>
+      <w:bookmarkStart w:id="38" w:name="_Toc244101237"/>
       <w:r>
         <w:t>8.2. Что делает приглашённый</w:t>
       </w:r>
@@ -18195,7 +18192,7 @@
           <w:noProof/>
         </w:rPr>
         <w:drawing>
-          <wp:inline distT="0" distB="0" distL="0" distR="0" wp14:anchorId="6A41CE4E" wp14:editId="79947C58">
+          <wp:inline distT="0" distB="0" distL="0" distR="0" wp14:anchorId="383E73ED" wp14:editId="4EF2260F">
             <wp:extent cx="3352800" cy="3190875"/>
             <wp:effectExtent l="0" t="0" r="0" b="0"/>
             <wp:docPr id="31" name="64-activate" descr="Страница из письма-приглашения: новый пользователь задаёт пароль" title="Страница из письма-приглашения: новый пользователь задаёт пароль"/>
@@ -18284,7 +18281,7 @@
       <w:pPr>
         <w:pStyle w:val="Heading2"/>
       </w:pPr>
-      <w:bookmarkStart w:id="39" w:name="_Toc244100675"/>
+      <w:bookmarkStart w:id="39" w:name="_Toc244101238"/>
       <w:r>
         <w:t>8.3. Действия с пользователем</w:t>
       </w:r>
@@ -18324,7 +18321,7 @@
         </w:rPr>
         <w:lastRenderedPageBreak/>
         <w:drawing>
-          <wp:inline distT="0" distB="0" distL="0" distR="0" wp14:anchorId="50733F64" wp14:editId="7053D03E">
+          <wp:inline distT="0" distB="0" distL="0" distR="0" wp14:anchorId="3AAAFAEC" wp14:editId="4C68F1AC">
             <wp:extent cx="6096000" cy="3810000"/>
             <wp:effectExtent l="0" t="0" r="0" b="0"/>
             <wp:docPr id="32" name="62-users-menu" descr="Меню действий с пользователем" title="Меню действий с пользователем"/>
@@ -18885,7 +18882,7 @@
       <w:pPr>
         <w:pStyle w:val="Heading1"/>
       </w:pPr>
-      <w:bookmarkStart w:id="40" w:name="_Toc244100676"/>
+      <w:bookmarkStart w:id="40" w:name="_Toc244101239"/>
       <w:r>
         <w:lastRenderedPageBreak/>
         <w:t>9. Безопасность</w:t>
@@ -18945,7 +18942,7 @@
           <w:noProof/>
         </w:rPr>
         <w:drawing>
-          <wp:inline distT="0" distB="0" distL="0" distR="0" wp14:anchorId="5A68D076" wp14:editId="0212151D">
+          <wp:inline distT="0" distB="0" distL="0" distR="0" wp14:anchorId="710C2754" wp14:editId="7A4DA52B">
             <wp:extent cx="6096000" cy="6153150"/>
             <wp:effectExtent l="0" t="0" r="0" b="0"/>
             <wp:docPr id="33" name="70-security" descr="Вкладка «Безопасность»" title="Вкладка «Безопасность»"/>
@@ -19898,7 +19895,7 @@
       <w:pPr>
         <w:pStyle w:val="Heading1"/>
       </w:pPr>
-      <w:bookmarkStart w:id="41" w:name="_Toc244100677"/>
+      <w:bookmarkStart w:id="41" w:name="_Toc244101240"/>
       <w:r>
         <w:lastRenderedPageBreak/>
         <w:t>10. Профиль</w:t>
@@ -19928,7 +19925,7 @@
           <w:noProof/>
         </w:rPr>
         <w:drawing>
-          <wp:inline distT="0" distB="0" distL="0" distR="0" wp14:anchorId="0AC0AFA3" wp14:editId="1D1EB93D">
+          <wp:inline distT="0" distB="0" distL="0" distR="0" wp14:anchorId="0FC652F1" wp14:editId="4668A5D1">
             <wp:extent cx="6096000" cy="3810000"/>
             <wp:effectExtent l="0" t="0" r="0" b="0"/>
             <wp:docPr id="34" name="80-profile" descr="Профиль" title="Профиль"/>
@@ -20272,7 +20269,7 @@
       <w:pPr>
         <w:pStyle w:val="Heading1"/>
       </w:pPr>
-      <w:bookmarkStart w:id="42" w:name="_Toc244100678"/>
+      <w:bookmarkStart w:id="42" w:name="_Toc244101241"/>
       <w:r>
         <w:lastRenderedPageBreak/>
         <w:t>11. Работа с телефона</w:t>
@@ -20339,7 +20336,7 @@
                 <w:noProof/>
               </w:rPr>
               <w:drawing>
-                <wp:inline distT="0" distB="0" distL="0" distR="0" wp14:anchorId="3EB52C66" wp14:editId="47750814">
+                <wp:inline distT="0" distB="0" distL="0" distR="0" wp14:anchorId="37AE1A98" wp14:editId="2D3F00A0">
                   <wp:extent cx="1866900" cy="4038600"/>
                   <wp:effectExtent l="0" t="0" r="0" b="0"/>
                   <wp:docPr id="35" name="90-m-delivery" descr="Рассылка на телефоне" title="Рассылка на телефоне"/>
@@ -20405,7 +20402,7 @@
                 <w:noProof/>
               </w:rPr>
               <w:drawing>
-                <wp:inline distT="0" distB="0" distL="0" distR="0" wp14:anchorId="6FC3C047" wp14:editId="43B45BE7">
+                <wp:inline distT="0" distB="0" distL="0" distR="0" wp14:anchorId="6507D7EF" wp14:editId="78F3D58B">
                   <wp:extent cx="1866900" cy="4038600"/>
                   <wp:effectExtent l="0" t="0" r="0" b="0"/>
                   <wp:docPr id="36" name="91-m-menu" descr="Действия с подпиской" title="Действия с подпиской"/>
@@ -20471,7 +20468,7 @@
                 <w:noProof/>
               </w:rPr>
               <w:drawing>
-                <wp:inline distT="0" distB="0" distL="0" distR="0" wp14:anchorId="79368D59" wp14:editId="3CD986C5">
+                <wp:inline distT="0" distB="0" distL="0" distR="0" wp14:anchorId="3D544103" wp14:editId="644EF252">
                   <wp:extent cx="1866900" cy="4038600"/>
                   <wp:effectExtent l="0" t="0" r="0" b="0"/>
                   <wp:docPr id="37" name="92-m-certs" descr="Сертификаты и список «Порядок»" title="Сертификаты и список «Порядок»"/>
@@ -20525,7 +20522,7 @@
       <w:pPr>
         <w:pStyle w:val="Heading1"/>
       </w:pPr>
-      <w:bookmarkStart w:id="43" w:name="_Toc244100679"/>
+      <w:bookmarkStart w:id="43" w:name="_Toc244101242"/>
       <w:r>
         <w:lastRenderedPageBreak/>
         <w:t>12. Частые вопросы и решение проблем</w:t>
@@ -22138,64 +22135,64 @@
 <file path=word/numbering.xml><?xml version="1.0" encoding="utf-8"?>
 <w:numbering xmlns:wpc="http://schemas.microsoft.com/office/word/2010/wordprocessingCanvas" xmlns:cx="http://schemas.microsoft.com/office/drawing/2014/chartex" xmlns:cx1="http://schemas.microsoft.com/office/drawing/2015/9/8/chartex" xmlns:cx2="http://schemas.microsoft.com/office/drawing/2015/10/21/chartex" xmlns:cx3="http://schemas.microsoft.com/office/drawing/2016/5/9/chartex" xmlns:cx4="http://schemas.microsoft.com/office/drawing/2016/5/10/chartex" xmlns:cx5="http://schemas.microsoft.com/office/drawing/2016/5/11/chartex" xmlns:cx6="http://schemas.microsoft.com/office/drawing/2016/5/12/chartex" xmlns:cx7="http://schemas.microsoft.com/office/drawing/2016/5/13/chartex" xmlns:cx8="http://schemas.microsoft.com/office/drawing/2016/5/14/chartex" xmlns:mc="http://schemas.openxmlformats.org/markup-compatibility/2006" xmlns:aink="http://schemas.microsoft.com/office/drawing/2016/ink" xmlns:am3d="http://schemas.microsoft.com/office/drawing/2017/model3d" xmlns:o="urn:schemas-microsoft-com:office:office" xmlns:oel="http://schemas.microsoft.com/office/2019/extlst" xmlns:r="http://schemas.openxmlformats.org/officeDocument/2006/relationships" xmlns:m="http://schemas.openxmlformats.org/officeDocument/2006/math" xmlns:v="urn:schemas-microsoft-com:vml" xmlns:wp14="http://schemas.microsoft.com/office/word/2010/wordprocessingDrawing" xmlns:wp="http://schemas.openxmlformats.org/drawingml/2006/wordprocessingDrawing" xmlns:w10="urn:schemas-microsoft-com:office:word" xmlns:w="http://schemas.openxmlformats.org/wordprocessingml/2006/main" xmlns:w14="http://schemas.microsoft.com/office/word/2010/wordml" xmlns:w15="http://schemas.microsoft.com/office/word/2012/wordml" xmlns:w16cex="http://schemas.microsoft.com/office/word/2018/wordml/cex" xmlns:w16cid="http://schemas.microsoft.com/office/word/2016/wordml/cid" xmlns:w16="http://schemas.microsoft.com/office/word/2018/wordml" xmlns:w16du="http://schemas.microsoft.com/office/word/2023/wordml/word16du" xmlns:w16sdtdh="http://schemas.microsoft.com/office/word/2020/wordml/sdtdatahash" xmlns:w16sdtfl="http://schemas.microsoft.com/office/word/2024/wordml/sdtformatlock" xmlns:w16se="http://schemas.microsoft.com/office/word/2015/wordml/symex" xmlns:wpg="http://schemas.microsoft.com/office/word/2010/wordprocessingGroup" xmlns:wpi="http://schemas.microsoft.com/office/word/2010/wordprocessingInk" xmlns:wne="http://schemas.microsoft.com/office/word/2006/wordml" xmlns:wps="http://schemas.microsoft.com/office/word/2010/wordprocessingShape" mc:Ignorable="w14 w15 w16se w16cid w16 w16cex w16sdtdh w16sdtfl w16du wp14">
   <w:abstractNum w:abstractNumId="0" w15:restartNumberingAfterBreak="0">
-    <w:nsid w:val="4C0A6DC0"/>
+    <w:nsid w:val="1DDE0B46"/>
     <w:multiLevelType w:val="hybridMultilevel"/>
-    <w:tmpl w:val="3D1019A2"/>
-    <w:lvl w:ilvl="0" w:tplc="A8DCA1C0">
+    <w:tmpl w:val="4D121394"/>
+    <w:lvl w:ilvl="0" w:tplc="7B1441AC">
       <w:start w:val="1"/>
-      <w:numFmt w:val="decimal"/>
-      <w:lvlText w:val="%1."/>
+      <w:numFmt w:val="bullet"/>
+      <w:lvlText w:val="•"/>
       <w:lvlJc w:val="left"/>
       <w:pPr>
-        <w:ind w:left="500" w:hanging="320"/>
+        <w:ind w:left="500" w:hanging="260"/>
       </w:pPr>
     </w:lvl>
-    <w:lvl w:ilvl="1" w:tplc="D49C11A0">
+    <w:lvl w:ilvl="1" w:tplc="AE6E616A">
       <w:numFmt w:val="decimal"/>
       <w:lvlText w:val=""/>
       <w:lvlJc w:val="left"/>
     </w:lvl>
-    <w:lvl w:ilvl="2" w:tplc="8386164C">
+    <w:lvl w:ilvl="2" w:tplc="7FFE9194">
       <w:numFmt w:val="decimal"/>
       <w:lvlText w:val=""/>
       <w:lvlJc w:val="left"/>
     </w:lvl>
-    <w:lvl w:ilvl="3" w:tplc="CF8254E0">
+    <w:lvl w:ilvl="3" w:tplc="887222D4">
       <w:numFmt w:val="decimal"/>
       <w:lvlText w:val=""/>
       <w:lvlJc w:val="left"/>
     </w:lvl>
-    <w:lvl w:ilvl="4" w:tplc="9052396C">
+    <w:lvl w:ilvl="4" w:tplc="6096C06C">
       <w:numFmt w:val="decimal"/>
       <w:lvlText w:val=""/>
       <w:lvlJc w:val="left"/>
     </w:lvl>
-    <w:lvl w:ilvl="5" w:tplc="387EB7F6">
+    <w:lvl w:ilvl="5" w:tplc="A3F8F4D8">
       <w:numFmt w:val="decimal"/>
       <w:lvlText w:val=""/>
       <w:lvlJc w:val="left"/>
     </w:lvl>
-    <w:lvl w:ilvl="6" w:tplc="DD0A7872">
+    <w:lvl w:ilvl="6" w:tplc="A992E104">
       <w:numFmt w:val="decimal"/>
       <w:lvlText w:val=""/>
       <w:lvlJc w:val="left"/>
     </w:lvl>
-    <w:lvl w:ilvl="7" w:tplc="1688B6D6">
+    <w:lvl w:ilvl="7" w:tplc="D34EFE2E">
       <w:numFmt w:val="decimal"/>
       <w:lvlText w:val=""/>
       <w:lvlJc w:val="left"/>
     </w:lvl>
-    <w:lvl w:ilvl="8" w:tplc="A8184254">
+    <w:lvl w:ilvl="8" w:tplc="DAAECA8C">
       <w:numFmt w:val="decimal"/>
       <w:lvlText w:val=""/>
       <w:lvlJc w:val="left"/>
     </w:lvl>
   </w:abstractNum>
   <w:abstractNum w:abstractNumId="1" w15:restartNumberingAfterBreak="0">
-    <w:nsid w:val="54F20F13"/>
+    <w:nsid w:val="347C43C1"/>
     <w:multiLevelType w:val="hybridMultilevel"/>
-    <w:tmpl w:val="9886E4B4"/>
-    <w:lvl w:ilvl="0" w:tplc="4F74A3C0" w:tentative="1">
+    <w:tmpl w:val="2BD288FA"/>
+    <w:lvl w:ilvl="0" w:tplc="5CCC6A44" w:tentative="1">
       <w:start w:val="1"/>
       <w:numFmt w:val="bullet"/>
       <w:lvlText w:val="●"/>
@@ -22204,7 +22201,7 @@
         <w:ind w:left="720" w:hanging="360"/>
       </w:pPr>
     </w:lvl>
-    <w:lvl w:ilvl="1" w:tplc="6DE44566" w:tentative="1">
+    <w:lvl w:ilvl="1" w:tplc="47ECA6AE" w:tentative="1">
       <w:start w:val="1"/>
       <w:numFmt w:val="bullet"/>
       <w:lvlText w:val="○"/>
@@ -22213,7 +22210,7 @@
         <w:ind w:left="1440" w:hanging="360"/>
       </w:pPr>
     </w:lvl>
-    <w:lvl w:ilvl="2" w:tplc="C55ABACE" w:tentative="1">
+    <w:lvl w:ilvl="2" w:tplc="D1205CC2" w:tentative="1">
       <w:start w:val="1"/>
       <w:numFmt w:val="bullet"/>
       <w:lvlText w:val="■"/>
@@ -22222,7 +22219,7 @@
         <w:ind w:left="2160" w:hanging="360"/>
       </w:pPr>
     </w:lvl>
-    <w:lvl w:ilvl="3" w:tplc="1AAA68A8" w:tentative="1">
+    <w:lvl w:ilvl="3" w:tplc="162E48B2" w:tentative="1">
       <w:start w:val="1"/>
       <w:numFmt w:val="bullet"/>
       <w:lvlText w:val="●"/>
@@ -22231,7 +22228,7 @@
         <w:ind w:left="2880" w:hanging="360"/>
       </w:pPr>
     </w:lvl>
-    <w:lvl w:ilvl="4" w:tplc="4FB2C18C" w:tentative="1">
+    <w:lvl w:ilvl="4" w:tplc="51D02FA8" w:tentative="1">
       <w:start w:val="1"/>
       <w:numFmt w:val="bullet"/>
       <w:lvlText w:val="○"/>
@@ -22240,7 +22237,7 @@
         <w:ind w:left="3600" w:hanging="360"/>
       </w:pPr>
     </w:lvl>
-    <w:lvl w:ilvl="5" w:tplc="B520278E" w:tentative="1">
+    <w:lvl w:ilvl="5" w:tplc="87BEE8E8" w:tentative="1">
       <w:start w:val="1"/>
       <w:numFmt w:val="bullet"/>
       <w:lvlText w:val="■"/>
@@ -22249,7 +22246,7 @@
         <w:ind w:left="4320" w:hanging="360"/>
       </w:pPr>
     </w:lvl>
-    <w:lvl w:ilvl="6" w:tplc="DE8053FE" w:tentative="1">
+    <w:lvl w:ilvl="6" w:tplc="88BAD58A" w:tentative="1">
       <w:start w:val="1"/>
       <w:numFmt w:val="bullet"/>
       <w:lvlText w:val="●"/>
@@ -22258,7 +22255,7 @@
         <w:ind w:left="5040" w:hanging="360"/>
       </w:pPr>
     </w:lvl>
-    <w:lvl w:ilvl="7" w:tplc="C7FA70BE" w:tentative="1">
+    <w:lvl w:ilvl="7" w:tplc="A704D24C" w:tentative="1">
       <w:start w:val="1"/>
       <w:numFmt w:val="bullet"/>
       <w:lvlText w:val="●"/>
@@ -22267,7 +22264,7 @@
         <w:ind w:left="5760" w:hanging="360"/>
       </w:pPr>
     </w:lvl>
-    <w:lvl w:ilvl="8" w:tplc="ADECDBE4" w:tentative="1">
+    <w:lvl w:ilvl="8" w:tplc="66AE7EAE" w:tentative="1">
       <w:start w:val="1"/>
       <w:numFmt w:val="bullet"/>
       <w:lvlText w:val="●"/>
@@ -22278,121 +22275,121 @@
     </w:lvl>
   </w:abstractNum>
   <w:abstractNum w:abstractNumId="2" w15:restartNumberingAfterBreak="0">
-    <w:nsid w:val="79C9674D"/>
+    <w:nsid w:val="69B75981"/>
     <w:multiLevelType w:val="hybridMultilevel"/>
-    <w:tmpl w:val="9C26FCE8"/>
-    <w:lvl w:ilvl="0" w:tplc="FE722408">
+    <w:tmpl w:val="0624071C"/>
+    <w:lvl w:ilvl="0" w:tplc="279CEF76">
       <w:start w:val="1"/>
-      <w:numFmt w:val="bullet"/>
-      <w:lvlText w:val="•"/>
+      <w:numFmt w:val="decimal"/>
+      <w:lvlText w:val="%1."/>
       <w:lvlJc w:val="left"/>
       <w:pPr>
-        <w:ind w:left="500" w:hanging="260"/>
+        <w:ind w:left="500" w:hanging="320"/>
       </w:pPr>
     </w:lvl>
-    <w:lvl w:ilvl="1" w:tplc="B454815C">
+    <w:lvl w:ilvl="1" w:tplc="29AE5A6A">
       <w:numFmt w:val="decimal"/>
       <w:lvlText w:val=""/>
       <w:lvlJc w:val="left"/>
     </w:lvl>
-    <w:lvl w:ilvl="2" w:tplc="04B28A5C">
+    <w:lvl w:ilvl="2" w:tplc="09A8DDE8">
       <w:numFmt w:val="decimal"/>
       <w:lvlText w:val=""/>
       <w:lvlJc w:val="left"/>
     </w:lvl>
-    <w:lvl w:ilvl="3" w:tplc="522E2B68">
+    <w:lvl w:ilvl="3" w:tplc="8FC88ABC">
       <w:numFmt w:val="decimal"/>
       <w:lvlText w:val=""/>
       <w:lvlJc w:val="left"/>
     </w:lvl>
-    <w:lvl w:ilvl="4" w:tplc="9A2029EC">
+    <w:lvl w:ilvl="4" w:tplc="C70A46E6">
       <w:numFmt w:val="decimal"/>
       <w:lvlText w:val=""/>
       <w:lvlJc w:val="left"/>
     </w:lvl>
-    <w:lvl w:ilvl="5" w:tplc="86421B0A">
+    <w:lvl w:ilvl="5" w:tplc="62303082">
       <w:numFmt w:val="decimal"/>
       <w:lvlText w:val=""/>
       <w:lvlJc w:val="left"/>
     </w:lvl>
-    <w:lvl w:ilvl="6" w:tplc="8D4C1212">
+    <w:lvl w:ilvl="6" w:tplc="52D8C374">
       <w:numFmt w:val="decimal"/>
       <w:lvlText w:val=""/>
       <w:lvlJc w:val="left"/>
     </w:lvl>
-    <w:lvl w:ilvl="7" w:tplc="B582AEAA">
+    <w:lvl w:ilvl="7" w:tplc="C4660CE4">
       <w:numFmt w:val="decimal"/>
       <w:lvlText w:val=""/>
       <w:lvlJc w:val="left"/>
     </w:lvl>
-    <w:lvl w:ilvl="8" w:tplc="5F92FB08">
+    <w:lvl w:ilvl="8" w:tplc="C626526E">
       <w:numFmt w:val="decimal"/>
       <w:lvlText w:val=""/>
       <w:lvlJc w:val="left"/>
     </w:lvl>
   </w:abstractNum>
-  <w:num w:numId="1" w16cid:durableId="405301712">
+  <w:num w:numId="1" w16cid:durableId="2097749748">
     <w:abstractNumId w:val="1"/>
     <w:lvlOverride w:ilvl="0">
       <w:startOverride w:val="1"/>
     </w:lvlOverride>
   </w:num>
-  <w:num w:numId="2" w16cid:durableId="735863207">
+  <w:num w:numId="2" w16cid:durableId="994915155">
+    <w:abstractNumId w:val="2"/>
+    <w:lvlOverride w:ilvl="0">
+      <w:startOverride w:val="1"/>
+    </w:lvlOverride>
+  </w:num>
+  <w:num w:numId="3" w16cid:durableId="1011562790">
+    <w:abstractNumId w:val="2"/>
+    <w:lvlOverride w:ilvl="0">
+      <w:startOverride w:val="1"/>
+    </w:lvlOverride>
+  </w:num>
+  <w:num w:numId="4" w16cid:durableId="837304624">
+    <w:abstractNumId w:val="2"/>
+    <w:lvlOverride w:ilvl="0">
+      <w:startOverride w:val="1"/>
+    </w:lvlOverride>
+  </w:num>
+  <w:num w:numId="5" w16cid:durableId="332415888">
     <w:abstractNumId w:val="0"/>
     <w:lvlOverride w:ilvl="0">
       <w:startOverride w:val="1"/>
     </w:lvlOverride>
   </w:num>
-  <w:num w:numId="3" w16cid:durableId="146165638">
-    <w:abstractNumId w:val="0"/>
-    <w:lvlOverride w:ilvl="0">
-      <w:startOverride w:val="1"/>
-    </w:lvlOverride>
-  </w:num>
-  <w:num w:numId="4" w16cid:durableId="759103575">
-    <w:abstractNumId w:val="0"/>
-    <w:lvlOverride w:ilvl="0">
-      <w:startOverride w:val="1"/>
-    </w:lvlOverride>
-  </w:num>
-  <w:num w:numId="5" w16cid:durableId="279067455">
+  <w:num w:numId="6" w16cid:durableId="375013942">
     <w:abstractNumId w:val="2"/>
     <w:lvlOverride w:ilvl="0">
       <w:startOverride w:val="1"/>
     </w:lvlOverride>
   </w:num>
-  <w:num w:numId="6" w16cid:durableId="1886404300">
-    <w:abstractNumId w:val="0"/>
+  <w:num w:numId="7" w16cid:durableId="1725061463">
+    <w:abstractNumId w:val="2"/>
     <w:lvlOverride w:ilvl="0">
       <w:startOverride w:val="1"/>
     </w:lvlOverride>
   </w:num>
-  <w:num w:numId="7" w16cid:durableId="1206328925">
-    <w:abstractNumId w:val="0"/>
+  <w:num w:numId="8" w16cid:durableId="181894668">
+    <w:abstractNumId w:val="2"/>
     <w:lvlOverride w:ilvl="0">
       <w:startOverride w:val="1"/>
     </w:lvlOverride>
   </w:num>
-  <w:num w:numId="8" w16cid:durableId="769088262">
-    <w:abstractNumId w:val="0"/>
+  <w:num w:numId="9" w16cid:durableId="919099394">
+    <w:abstractNumId w:val="2"/>
     <w:lvlOverride w:ilvl="0">
       <w:startOverride w:val="1"/>
     </w:lvlOverride>
   </w:num>
-  <w:num w:numId="9" w16cid:durableId="771125821">
-    <w:abstractNumId w:val="0"/>
+  <w:num w:numId="10" w16cid:durableId="659890484">
+    <w:abstractNumId w:val="2"/>
     <w:lvlOverride w:ilvl="0">
       <w:startOverride w:val="1"/>
     </w:lvlOverride>
   </w:num>
-  <w:num w:numId="10" w16cid:durableId="1649628279">
-    <w:abstractNumId w:val="0"/>
-    <w:lvlOverride w:ilvl="0">
-      <w:startOverride w:val="1"/>
-    </w:lvlOverride>
-  </w:num>
-  <w:num w:numId="11" w16cid:durableId="1294601810">
-    <w:abstractNumId w:val="0"/>
+  <w:num w:numId="11" w16cid:durableId="2127963764">
+    <w:abstractNumId w:val="2"/>
     <w:lvlOverride w:ilvl="0">
       <w:startOverride w:val="1"/>
     </w:lvlOverride>

--- a/docs/Инструкция пользователя EAMS ssl sender.docx
+++ b/docs/Инструкция пользователя EAMS ssl sender.docx
@@ -50,7 +50,7 @@
           <w:noProof/>
         </w:rPr>
         <w:drawing>
-          <wp:inline distT="0" distB="0" distL="0" distR="0" wp14:anchorId="48EE229F" wp14:editId="72B2FFCE">
+          <wp:inline distT="0" distB="0" distL="0" distR="0" wp14:anchorId="507E63FF" wp14:editId="1BCF1617">
             <wp:extent cx="5905500" cy="3695700"/>
             <wp:effectExtent l="0" t="0" r="0" b="0"/>
             <wp:docPr id="1" name="cover" descr="Вкладка «Рассылка» с подписками" title="Рассылка"/>
@@ -129,7 +129,7 @@
     <w:sdt>
       <w:sdtPr>
         <w:alias w:val="Содержание"/>
-        <w:id w:val="1212539481"/>
+        <w:id w:val="2019963230"/>
         <w:docPartObj>
           <w:docPartGallery w:val="Table of Contents"/>
           <w:docPartUnique/>
@@ -161,7 +161,7 @@
           <w:r>
             <w:fldChar w:fldCharType="separate"/>
           </w:r>
-          <w:hyperlink w:anchor="_Toc244101199" w:history="1">
+          <w:hyperlink w:anchor="_Toc244102843" w:history="1">
             <w:r>
               <w:rPr>
                 <w:rStyle w:val="Hyperlink"/>
@@ -185,7 +185,7 @@
               <w:rPr>
                 <w:noProof/>
               </w:rPr>
-              <w:instrText xml:space="preserve"> PAGEREF _Toc244101199 \h </w:instrText>
+              <w:instrText xml:space="preserve"> PAGEREF _Toc244102843 \h </w:instrText>
             </w:r>
             <w:r>
               <w:rPr>
@@ -227,7 +227,7 @@
               <w14:ligatures w14:val="standardContextual"/>
             </w:rPr>
           </w:pPr>
-          <w:hyperlink w:anchor="_Toc244101200" w:history="1">
+          <w:hyperlink w:anchor="_Toc244102844" w:history="1">
             <w:r>
               <w:rPr>
                 <w:rStyle w:val="Hyperlink"/>
@@ -251,7 +251,7 @@
               <w:rPr>
                 <w:noProof/>
               </w:rPr>
-              <w:instrText xml:space="preserve"> PAGEREF _Toc244101200 \h </w:instrText>
+              <w:instrText xml:space="preserve"> PAGEREF _Toc244102844 \h </w:instrText>
             </w:r>
             <w:r>
               <w:rPr>
@@ -293,7 +293,7 @@
               <w14:ligatures w14:val="standardContextual"/>
             </w:rPr>
           </w:pPr>
-          <w:hyperlink w:anchor="_Toc244101201" w:history="1">
+          <w:hyperlink w:anchor="_Toc244102845" w:history="1">
             <w:r>
               <w:rPr>
                 <w:rStyle w:val="Hyperlink"/>
@@ -317,7 +317,7 @@
               <w:rPr>
                 <w:noProof/>
               </w:rPr>
-              <w:instrText xml:space="preserve"> PAGEREF _Toc244101201 \h </w:instrText>
+              <w:instrText xml:space="preserve"> PAGEREF _Toc244102845 \h </w:instrText>
             </w:r>
             <w:r>
               <w:rPr>
@@ -359,7 +359,7 @@
               <w14:ligatures w14:val="standardContextual"/>
             </w:rPr>
           </w:pPr>
-          <w:hyperlink w:anchor="_Toc244101202" w:history="1">
+          <w:hyperlink w:anchor="_Toc244102846" w:history="1">
             <w:r>
               <w:rPr>
                 <w:rStyle w:val="Hyperlink"/>
@@ -383,7 +383,7 @@
               <w:rPr>
                 <w:noProof/>
               </w:rPr>
-              <w:instrText xml:space="preserve"> PAGEREF _Toc244101202 \h </w:instrText>
+              <w:instrText xml:space="preserve"> PAGEREF _Toc244102846 \h </w:instrText>
             </w:r>
             <w:r>
               <w:rPr>
@@ -425,7 +425,7 @@
               <w14:ligatures w14:val="standardContextual"/>
             </w:rPr>
           </w:pPr>
-          <w:hyperlink w:anchor="_Toc244101203" w:history="1">
+          <w:hyperlink w:anchor="_Toc244102847" w:history="1">
             <w:r>
               <w:rPr>
                 <w:rStyle w:val="Hyperlink"/>
@@ -449,7 +449,7 @@
               <w:rPr>
                 <w:noProof/>
               </w:rPr>
-              <w:instrText xml:space="preserve"> PAGEREF _Toc244101203 \h </w:instrText>
+              <w:instrText xml:space="preserve"> PAGEREF _Toc244102847 \h </w:instrText>
             </w:r>
             <w:r>
               <w:rPr>
@@ -491,7 +491,7 @@
               <w14:ligatures w14:val="standardContextual"/>
             </w:rPr>
           </w:pPr>
-          <w:hyperlink w:anchor="_Toc244101204" w:history="1">
+          <w:hyperlink w:anchor="_Toc244102848" w:history="1">
             <w:r>
               <w:rPr>
                 <w:rStyle w:val="Hyperlink"/>
@@ -515,7 +515,7 @@
               <w:rPr>
                 <w:noProof/>
               </w:rPr>
-              <w:instrText xml:space="preserve"> PAGEREF _Toc244101204 \h </w:instrText>
+              <w:instrText xml:space="preserve"> PAGEREF _Toc244102848 \h </w:instrText>
             </w:r>
             <w:r>
               <w:rPr>
@@ -557,7 +557,7 @@
               <w14:ligatures w14:val="standardContextual"/>
             </w:rPr>
           </w:pPr>
-          <w:hyperlink w:anchor="_Toc244101205" w:history="1">
+          <w:hyperlink w:anchor="_Toc244102849" w:history="1">
             <w:r>
               <w:rPr>
                 <w:rStyle w:val="Hyperlink"/>
@@ -581,7 +581,7 @@
               <w:rPr>
                 <w:noProof/>
               </w:rPr>
-              <w:instrText xml:space="preserve"> PAGEREF _Toc244101205 \h </w:instrText>
+              <w:instrText xml:space="preserve"> PAGEREF _Toc244102849 \h </w:instrText>
             </w:r>
             <w:r>
               <w:rPr>
@@ -623,7 +623,7 @@
               <w14:ligatures w14:val="standardContextual"/>
             </w:rPr>
           </w:pPr>
-          <w:hyperlink w:anchor="_Toc244101206" w:history="1">
+          <w:hyperlink w:anchor="_Toc244102850" w:history="1">
             <w:r>
               <w:rPr>
                 <w:rStyle w:val="Hyperlink"/>
@@ -647,7 +647,7 @@
               <w:rPr>
                 <w:noProof/>
               </w:rPr>
-              <w:instrText xml:space="preserve"> PAGEREF _Toc244101206 \h </w:instrText>
+              <w:instrText xml:space="preserve"> PAGEREF _Toc244102850 \h </w:instrText>
             </w:r>
             <w:r>
               <w:rPr>
@@ -689,7 +689,7 @@
               <w14:ligatures w14:val="standardContextual"/>
             </w:rPr>
           </w:pPr>
-          <w:hyperlink w:anchor="_Toc244101207" w:history="1">
+          <w:hyperlink w:anchor="_Toc244102851" w:history="1">
             <w:r>
               <w:rPr>
                 <w:rStyle w:val="Hyperlink"/>
@@ -713,7 +713,7 @@
               <w:rPr>
                 <w:noProof/>
               </w:rPr>
-              <w:instrText xml:space="preserve"> PAGEREF _Toc244101207 \h </w:instrText>
+              <w:instrText xml:space="preserve"> PAGEREF _Toc244102851 \h </w:instrText>
             </w:r>
             <w:r>
               <w:rPr>
@@ -755,7 +755,7 @@
               <w14:ligatures w14:val="standardContextual"/>
             </w:rPr>
           </w:pPr>
-          <w:hyperlink w:anchor="_Toc244101208" w:history="1">
+          <w:hyperlink w:anchor="_Toc244102852" w:history="1">
             <w:r>
               <w:rPr>
                 <w:rStyle w:val="Hyperlink"/>
@@ -779,7 +779,7 @@
               <w:rPr>
                 <w:noProof/>
               </w:rPr>
-              <w:instrText xml:space="preserve"> PAGEREF _Toc244101208 \h </w:instrText>
+              <w:instrText xml:space="preserve"> PAGEREF _Toc244102852 \h </w:instrText>
             </w:r>
             <w:r>
               <w:rPr>
@@ -821,7 +821,7 @@
               <w14:ligatures w14:val="standardContextual"/>
             </w:rPr>
           </w:pPr>
-          <w:hyperlink w:anchor="_Toc244101209" w:history="1">
+          <w:hyperlink w:anchor="_Toc244102853" w:history="1">
             <w:r>
               <w:rPr>
                 <w:rStyle w:val="Hyperlink"/>
@@ -845,7 +845,7 @@
               <w:rPr>
                 <w:noProof/>
               </w:rPr>
-              <w:instrText xml:space="preserve"> PAGEREF _Toc244101209 \h </w:instrText>
+              <w:instrText xml:space="preserve"> PAGEREF _Toc244102853 \h </w:instrText>
             </w:r>
             <w:r>
               <w:rPr>
@@ -887,7 +887,7 @@
               <w14:ligatures w14:val="standardContextual"/>
             </w:rPr>
           </w:pPr>
-          <w:hyperlink w:anchor="_Toc244101210" w:history="1">
+          <w:hyperlink w:anchor="_Toc244102854" w:history="1">
             <w:r>
               <w:rPr>
                 <w:rStyle w:val="Hyperlink"/>
@@ -911,7 +911,7 @@
               <w:rPr>
                 <w:noProof/>
               </w:rPr>
-              <w:instrText xml:space="preserve"> PAGEREF _Toc244101210 \h </w:instrText>
+              <w:instrText xml:space="preserve"> PAGEREF _Toc244102854 \h </w:instrText>
             </w:r>
             <w:r>
               <w:rPr>
@@ -953,7 +953,7 @@
               <w14:ligatures w14:val="standardContextual"/>
             </w:rPr>
           </w:pPr>
-          <w:hyperlink w:anchor="_Toc244101211" w:history="1">
+          <w:hyperlink w:anchor="_Toc244102855" w:history="1">
             <w:r>
               <w:rPr>
                 <w:rStyle w:val="Hyperlink"/>
@@ -977,7 +977,7 @@
               <w:rPr>
                 <w:noProof/>
               </w:rPr>
-              <w:instrText xml:space="preserve"> PAGEREF _Toc244101211 \h </w:instrText>
+              <w:instrText xml:space="preserve"> PAGEREF _Toc244102855 \h </w:instrText>
             </w:r>
             <w:r>
               <w:rPr>
@@ -1019,7 +1019,7 @@
               <w14:ligatures w14:val="standardContextual"/>
             </w:rPr>
           </w:pPr>
-          <w:hyperlink w:anchor="_Toc244101212" w:history="1">
+          <w:hyperlink w:anchor="_Toc244102856" w:history="1">
             <w:r>
               <w:rPr>
                 <w:rStyle w:val="Hyperlink"/>
@@ -1043,7 +1043,7 @@
               <w:rPr>
                 <w:noProof/>
               </w:rPr>
-              <w:instrText xml:space="preserve"> PAGEREF _Toc244101212 \h </w:instrText>
+              <w:instrText xml:space="preserve"> PAGEREF _Toc244102856 \h </w:instrText>
             </w:r>
             <w:r>
               <w:rPr>
@@ -1085,7 +1085,7 @@
               <w14:ligatures w14:val="standardContextual"/>
             </w:rPr>
           </w:pPr>
-          <w:hyperlink w:anchor="_Toc244101213" w:history="1">
+          <w:hyperlink w:anchor="_Toc244102857" w:history="1">
             <w:r>
               <w:rPr>
                 <w:rStyle w:val="Hyperlink"/>
@@ -1109,7 +1109,7 @@
               <w:rPr>
                 <w:noProof/>
               </w:rPr>
-              <w:instrText xml:space="preserve"> PAGEREF _Toc244101213 \h </w:instrText>
+              <w:instrText xml:space="preserve"> PAGEREF _Toc244102857 \h </w:instrText>
             </w:r>
             <w:r>
               <w:rPr>
@@ -1151,7 +1151,7 @@
               <w14:ligatures w14:val="standardContextual"/>
             </w:rPr>
           </w:pPr>
-          <w:hyperlink w:anchor="_Toc244101214" w:history="1">
+          <w:hyperlink w:anchor="_Toc244102858" w:history="1">
             <w:r>
               <w:rPr>
                 <w:rStyle w:val="Hyperlink"/>
@@ -1175,7 +1175,7 @@
               <w:rPr>
                 <w:noProof/>
               </w:rPr>
-              <w:instrText xml:space="preserve"> PAGEREF _Toc244101214 \h </w:instrText>
+              <w:instrText xml:space="preserve"> PAGEREF _Toc244102858 \h </w:instrText>
             </w:r>
             <w:r>
               <w:rPr>
@@ -1217,7 +1217,7 @@
               <w14:ligatures w14:val="standardContextual"/>
             </w:rPr>
           </w:pPr>
-          <w:hyperlink w:anchor="_Toc244101215" w:history="1">
+          <w:hyperlink w:anchor="_Toc244102859" w:history="1">
             <w:r>
               <w:rPr>
                 <w:rStyle w:val="Hyperlink"/>
@@ -1241,7 +1241,7 @@
               <w:rPr>
                 <w:noProof/>
               </w:rPr>
-              <w:instrText xml:space="preserve"> PAGEREF _Toc244101215 \h </w:instrText>
+              <w:instrText xml:space="preserve"> PAGEREF _Toc244102859 \h </w:instrText>
             </w:r>
             <w:r>
               <w:rPr>
@@ -1283,7 +1283,7 @@
               <w14:ligatures w14:val="standardContextual"/>
             </w:rPr>
           </w:pPr>
-          <w:hyperlink w:anchor="_Toc244101216" w:history="1">
+          <w:hyperlink w:anchor="_Toc244102860" w:history="1">
             <w:r>
               <w:rPr>
                 <w:rStyle w:val="Hyperlink"/>
@@ -1307,7 +1307,7 @@
               <w:rPr>
                 <w:noProof/>
               </w:rPr>
-              <w:instrText xml:space="preserve"> PAGEREF _Toc244101216 \h </w:instrText>
+              <w:instrText xml:space="preserve"> PAGEREF _Toc244102860 \h </w:instrText>
             </w:r>
             <w:r>
               <w:rPr>
@@ -1349,7 +1349,7 @@
               <w14:ligatures w14:val="standardContextual"/>
             </w:rPr>
           </w:pPr>
-          <w:hyperlink w:anchor="_Toc244101217" w:history="1">
+          <w:hyperlink w:anchor="_Toc244102861" w:history="1">
             <w:r>
               <w:rPr>
                 <w:rStyle w:val="Hyperlink"/>
@@ -1373,7 +1373,7 @@
               <w:rPr>
                 <w:noProof/>
               </w:rPr>
-              <w:instrText xml:space="preserve"> PAGEREF _Toc244101217 \h </w:instrText>
+              <w:instrText xml:space="preserve"> PAGEREF _Toc244102861 \h </w:instrText>
             </w:r>
             <w:r>
               <w:rPr>
@@ -1415,7 +1415,7 @@
               <w14:ligatures w14:val="standardContextual"/>
             </w:rPr>
           </w:pPr>
-          <w:hyperlink w:anchor="_Toc244101218" w:history="1">
+          <w:hyperlink w:anchor="_Toc244102862" w:history="1">
             <w:r>
               <w:rPr>
                 <w:rStyle w:val="Hyperlink"/>
@@ -1439,7 +1439,7 @@
               <w:rPr>
                 <w:noProof/>
               </w:rPr>
-              <w:instrText xml:space="preserve"> PAGEREF _Toc244101218 \h </w:instrText>
+              <w:instrText xml:space="preserve"> PAGEREF _Toc244102862 \h </w:instrText>
             </w:r>
             <w:r>
               <w:rPr>
@@ -1481,7 +1481,7 @@
               <w14:ligatures w14:val="standardContextual"/>
             </w:rPr>
           </w:pPr>
-          <w:hyperlink w:anchor="_Toc244101219" w:history="1">
+          <w:hyperlink w:anchor="_Toc244102863" w:history="1">
             <w:r>
               <w:rPr>
                 <w:rStyle w:val="Hyperlink"/>
@@ -1505,7 +1505,7 @@
               <w:rPr>
                 <w:noProof/>
               </w:rPr>
-              <w:instrText xml:space="preserve"> PAGEREF _Toc244101219 \h </w:instrText>
+              <w:instrText xml:space="preserve"> PAGEREF _Toc244102863 \h </w:instrText>
             </w:r>
             <w:r>
               <w:rPr>
@@ -1547,7 +1547,7 @@
               <w14:ligatures w14:val="standardContextual"/>
             </w:rPr>
           </w:pPr>
-          <w:hyperlink w:anchor="_Toc244101220" w:history="1">
+          <w:hyperlink w:anchor="_Toc244102864" w:history="1">
             <w:r>
               <w:rPr>
                 <w:rStyle w:val="Hyperlink"/>
@@ -1571,7 +1571,7 @@
               <w:rPr>
                 <w:noProof/>
               </w:rPr>
-              <w:instrText xml:space="preserve"> PAGEREF _Toc244101220 \h </w:instrText>
+              <w:instrText xml:space="preserve"> PAGEREF _Toc244102864 \h </w:instrText>
             </w:r>
             <w:r>
               <w:rPr>
@@ -1613,7 +1613,7 @@
               <w14:ligatures w14:val="standardContextual"/>
             </w:rPr>
           </w:pPr>
-          <w:hyperlink w:anchor="_Toc244101221" w:history="1">
+          <w:hyperlink w:anchor="_Toc244102865" w:history="1">
             <w:r>
               <w:rPr>
                 <w:rStyle w:val="Hyperlink"/>
@@ -1637,7 +1637,7 @@
               <w:rPr>
                 <w:noProof/>
               </w:rPr>
-              <w:instrText xml:space="preserve"> PAGEREF _Toc244101221 \h </w:instrText>
+              <w:instrText xml:space="preserve"> PAGEREF _Toc244102865 \h </w:instrText>
             </w:r>
             <w:r>
               <w:rPr>
@@ -1679,7 +1679,7 @@
               <w14:ligatures w14:val="standardContextual"/>
             </w:rPr>
           </w:pPr>
-          <w:hyperlink w:anchor="_Toc244101222" w:history="1">
+          <w:hyperlink w:anchor="_Toc244102866" w:history="1">
             <w:r>
               <w:rPr>
                 <w:rStyle w:val="Hyperlink"/>
@@ -1703,7 +1703,7 @@
               <w:rPr>
                 <w:noProof/>
               </w:rPr>
-              <w:instrText xml:space="preserve"> PAGEREF _Toc244101222 \h </w:instrText>
+              <w:instrText xml:space="preserve"> PAGEREF _Toc244102866 \h </w:instrText>
             </w:r>
             <w:r>
               <w:rPr>
@@ -1745,7 +1745,7 @@
               <w14:ligatures w14:val="standardContextual"/>
             </w:rPr>
           </w:pPr>
-          <w:hyperlink w:anchor="_Toc244101223" w:history="1">
+          <w:hyperlink w:anchor="_Toc244102867" w:history="1">
             <w:r>
               <w:rPr>
                 <w:rStyle w:val="Hyperlink"/>
@@ -1769,7 +1769,7 @@
               <w:rPr>
                 <w:noProof/>
               </w:rPr>
-              <w:instrText xml:space="preserve"> PAGEREF _Toc244101223 \h </w:instrText>
+              <w:instrText xml:space="preserve"> PAGEREF _Toc244102867 \h </w:instrText>
             </w:r>
             <w:r>
               <w:rPr>
@@ -1811,7 +1811,7 @@
               <w14:ligatures w14:val="standardContextual"/>
             </w:rPr>
           </w:pPr>
-          <w:hyperlink w:anchor="_Toc244101224" w:history="1">
+          <w:hyperlink w:anchor="_Toc244102868" w:history="1">
             <w:r>
               <w:rPr>
                 <w:rStyle w:val="Hyperlink"/>
@@ -1835,7 +1835,7 @@
               <w:rPr>
                 <w:noProof/>
               </w:rPr>
-              <w:instrText xml:space="preserve"> PAGEREF _Toc244101224 \h </w:instrText>
+              <w:instrText xml:space="preserve"> PAGEREF _Toc244102868 \h </w:instrText>
             </w:r>
             <w:r>
               <w:rPr>
@@ -1877,7 +1877,7 @@
               <w14:ligatures w14:val="standardContextual"/>
             </w:rPr>
           </w:pPr>
-          <w:hyperlink w:anchor="_Toc244101225" w:history="1">
+          <w:hyperlink w:anchor="_Toc244102869" w:history="1">
             <w:r>
               <w:rPr>
                 <w:rStyle w:val="Hyperlink"/>
@@ -1901,7 +1901,7 @@
               <w:rPr>
                 <w:noProof/>
               </w:rPr>
-              <w:instrText xml:space="preserve"> PAGEREF _Toc244101225 \h </w:instrText>
+              <w:instrText xml:space="preserve"> PAGEREF _Toc244102869 \h </w:instrText>
             </w:r>
             <w:r>
               <w:rPr>
@@ -1943,7 +1943,7 @@
               <w14:ligatures w14:val="standardContextual"/>
             </w:rPr>
           </w:pPr>
-          <w:hyperlink w:anchor="_Toc244101226" w:history="1">
+          <w:hyperlink w:anchor="_Toc244102870" w:history="1">
             <w:r>
               <w:rPr>
                 <w:rStyle w:val="Hyperlink"/>
@@ -1967,7 +1967,7 @@
               <w:rPr>
                 <w:noProof/>
               </w:rPr>
-              <w:instrText xml:space="preserve"> PAGEREF _Toc244101226 \h </w:instrText>
+              <w:instrText xml:space="preserve"> PAGEREF _Toc244102870 \h </w:instrText>
             </w:r>
             <w:r>
               <w:rPr>
@@ -2009,7 +2009,7 @@
               <w14:ligatures w14:val="standardContextual"/>
             </w:rPr>
           </w:pPr>
-          <w:hyperlink w:anchor="_Toc244101227" w:history="1">
+          <w:hyperlink w:anchor="_Toc244102871" w:history="1">
             <w:r>
               <w:rPr>
                 <w:rStyle w:val="Hyperlink"/>
@@ -2033,7 +2033,7 @@
               <w:rPr>
                 <w:noProof/>
               </w:rPr>
-              <w:instrText xml:space="preserve"> PAGEREF _Toc244101227 \h </w:instrText>
+              <w:instrText xml:space="preserve"> PAGEREF _Toc244102871 \h </w:instrText>
             </w:r>
             <w:r>
               <w:rPr>
@@ -2075,7 +2075,7 @@
               <w14:ligatures w14:val="standardContextual"/>
             </w:rPr>
           </w:pPr>
-          <w:hyperlink w:anchor="_Toc244101228" w:history="1">
+          <w:hyperlink w:anchor="_Toc244102872" w:history="1">
             <w:r>
               <w:rPr>
                 <w:rStyle w:val="Hyperlink"/>
@@ -2099,7 +2099,7 @@
               <w:rPr>
                 <w:noProof/>
               </w:rPr>
-              <w:instrText xml:space="preserve"> PAGEREF _Toc244101228 \h </w:instrText>
+              <w:instrText xml:space="preserve"> PAGEREF _Toc244102872 \h </w:instrText>
             </w:r>
             <w:r>
               <w:rPr>
@@ -2141,7 +2141,7 @@
               <w14:ligatures w14:val="standardContextual"/>
             </w:rPr>
           </w:pPr>
-          <w:hyperlink w:anchor="_Toc244101229" w:history="1">
+          <w:hyperlink w:anchor="_Toc244102873" w:history="1">
             <w:r>
               <w:rPr>
                 <w:rStyle w:val="Hyperlink"/>
@@ -2165,7 +2165,7 @@
               <w:rPr>
                 <w:noProof/>
               </w:rPr>
-              <w:instrText xml:space="preserve"> PAGEREF _Toc244101229 \h </w:instrText>
+              <w:instrText xml:space="preserve"> PAGEREF _Toc244102873 \h </w:instrText>
             </w:r>
             <w:r>
               <w:rPr>
@@ -2207,7 +2207,7 @@
               <w14:ligatures w14:val="standardContextual"/>
             </w:rPr>
           </w:pPr>
-          <w:hyperlink w:anchor="_Toc244101230" w:history="1">
+          <w:hyperlink w:anchor="_Toc244102874" w:history="1">
             <w:r>
               <w:rPr>
                 <w:rStyle w:val="Hyperlink"/>
@@ -2231,7 +2231,7 @@
               <w:rPr>
                 <w:noProof/>
               </w:rPr>
-              <w:instrText xml:space="preserve"> PAGEREF _Toc244101230 \h </w:instrText>
+              <w:instrText xml:space="preserve"> PAGEREF _Toc244102874 \h </w:instrText>
             </w:r>
             <w:r>
               <w:rPr>
@@ -2273,7 +2273,7 @@
               <w14:ligatures w14:val="standardContextual"/>
             </w:rPr>
           </w:pPr>
-          <w:hyperlink w:anchor="_Toc244101231" w:history="1">
+          <w:hyperlink w:anchor="_Toc244102875" w:history="1">
             <w:r>
               <w:rPr>
                 <w:rStyle w:val="Hyperlink"/>
@@ -2297,7 +2297,7 @@
               <w:rPr>
                 <w:noProof/>
               </w:rPr>
-              <w:instrText xml:space="preserve"> PAGEREF _Toc244101231 \h </w:instrText>
+              <w:instrText xml:space="preserve"> PAGEREF _Toc244102875 \h </w:instrText>
             </w:r>
             <w:r>
               <w:rPr>
@@ -2339,7 +2339,7 @@
               <w14:ligatures w14:val="standardContextual"/>
             </w:rPr>
           </w:pPr>
-          <w:hyperlink w:anchor="_Toc244101232" w:history="1">
+          <w:hyperlink w:anchor="_Toc244102876" w:history="1">
             <w:r>
               <w:rPr>
                 <w:rStyle w:val="Hyperlink"/>
@@ -2363,7 +2363,7 @@
               <w:rPr>
                 <w:noProof/>
               </w:rPr>
-              <w:instrText xml:space="preserve"> PAGEREF _Toc244101232 \h </w:instrText>
+              <w:instrText xml:space="preserve"> PAGEREF _Toc244102876 \h </w:instrText>
             </w:r>
             <w:r>
               <w:rPr>
@@ -2405,7 +2405,7 @@
               <w14:ligatures w14:val="standardContextual"/>
             </w:rPr>
           </w:pPr>
-          <w:hyperlink w:anchor="_Toc244101233" w:history="1">
+          <w:hyperlink w:anchor="_Toc244102877" w:history="1">
             <w:r>
               <w:rPr>
                 <w:rStyle w:val="Hyperlink"/>
@@ -2429,7 +2429,7 @@
               <w:rPr>
                 <w:noProof/>
               </w:rPr>
-              <w:instrText xml:space="preserve"> PAGEREF _Toc244101233 \h </w:instrText>
+              <w:instrText xml:space="preserve"> PAGEREF _Toc244102877 \h </w:instrText>
             </w:r>
             <w:r>
               <w:rPr>
@@ -2471,7 +2471,7 @@
               <w14:ligatures w14:val="standardContextual"/>
             </w:rPr>
           </w:pPr>
-          <w:hyperlink w:anchor="_Toc244101234" w:history="1">
+          <w:hyperlink w:anchor="_Toc244102878" w:history="1">
             <w:r>
               <w:rPr>
                 <w:rStyle w:val="Hyperlink"/>
@@ -2495,7 +2495,7 @@
               <w:rPr>
                 <w:noProof/>
               </w:rPr>
-              <w:instrText xml:space="preserve"> PAGEREF _Toc244101234 \h </w:instrText>
+              <w:instrText xml:space="preserve"> PAGEREF _Toc244102878 \h </w:instrText>
             </w:r>
             <w:r>
               <w:rPr>
@@ -2537,7 +2537,7 @@
               <w14:ligatures w14:val="standardContextual"/>
             </w:rPr>
           </w:pPr>
-          <w:hyperlink w:anchor="_Toc244101235" w:history="1">
+          <w:hyperlink w:anchor="_Toc244102879" w:history="1">
             <w:r>
               <w:rPr>
                 <w:rStyle w:val="Hyperlink"/>
@@ -2561,7 +2561,7 @@
               <w:rPr>
                 <w:noProof/>
               </w:rPr>
-              <w:instrText xml:space="preserve"> PAGEREF _Toc244101235 \h </w:instrText>
+              <w:instrText xml:space="preserve"> PAGEREF _Toc244102879 \h </w:instrText>
             </w:r>
             <w:r>
               <w:rPr>
@@ -2603,7 +2603,7 @@
               <w14:ligatures w14:val="standardContextual"/>
             </w:rPr>
           </w:pPr>
-          <w:hyperlink w:anchor="_Toc244101236" w:history="1">
+          <w:hyperlink w:anchor="_Toc244102880" w:history="1">
             <w:r>
               <w:rPr>
                 <w:rStyle w:val="Hyperlink"/>
@@ -2627,7 +2627,7 @@
               <w:rPr>
                 <w:noProof/>
               </w:rPr>
-              <w:instrText xml:space="preserve"> PAGEREF _Toc244101236 \h </w:instrText>
+              <w:instrText xml:space="preserve"> PAGEREF _Toc244102880 \h </w:instrText>
             </w:r>
             <w:r>
               <w:rPr>
@@ -2669,7 +2669,7 @@
               <w14:ligatures w14:val="standardContextual"/>
             </w:rPr>
           </w:pPr>
-          <w:hyperlink w:anchor="_Toc244101237" w:history="1">
+          <w:hyperlink w:anchor="_Toc244102881" w:history="1">
             <w:r>
               <w:rPr>
                 <w:rStyle w:val="Hyperlink"/>
@@ -2693,7 +2693,7 @@
               <w:rPr>
                 <w:noProof/>
               </w:rPr>
-              <w:instrText xml:space="preserve"> PAGEREF _Toc244101237 \h </w:instrText>
+              <w:instrText xml:space="preserve"> PAGEREF _Toc244102881 \h </w:instrText>
             </w:r>
             <w:r>
               <w:rPr>
@@ -2735,7 +2735,7 @@
               <w14:ligatures w14:val="standardContextual"/>
             </w:rPr>
           </w:pPr>
-          <w:hyperlink w:anchor="_Toc244101238" w:history="1">
+          <w:hyperlink w:anchor="_Toc244102882" w:history="1">
             <w:r>
               <w:rPr>
                 <w:rStyle w:val="Hyperlink"/>
@@ -2759,7 +2759,7 @@
               <w:rPr>
                 <w:noProof/>
               </w:rPr>
-              <w:instrText xml:space="preserve"> PAGEREF _Toc244101238 \h </w:instrText>
+              <w:instrText xml:space="preserve"> PAGEREF _Toc244102882 \h </w:instrText>
             </w:r>
             <w:r>
               <w:rPr>
@@ -2801,7 +2801,7 @@
               <w14:ligatures w14:val="standardContextual"/>
             </w:rPr>
           </w:pPr>
-          <w:hyperlink w:anchor="_Toc244101239" w:history="1">
+          <w:hyperlink w:anchor="_Toc244102883" w:history="1">
             <w:r>
               <w:rPr>
                 <w:rStyle w:val="Hyperlink"/>
@@ -2825,7 +2825,7 @@
               <w:rPr>
                 <w:noProof/>
               </w:rPr>
-              <w:instrText xml:space="preserve"> PAGEREF _Toc244101239 \h </w:instrText>
+              <w:instrText xml:space="preserve"> PAGEREF _Toc244102883 \h </w:instrText>
             </w:r>
             <w:r>
               <w:rPr>
@@ -2867,7 +2867,7 @@
               <w14:ligatures w14:val="standardContextual"/>
             </w:rPr>
           </w:pPr>
-          <w:hyperlink w:anchor="_Toc244101240" w:history="1">
+          <w:hyperlink w:anchor="_Toc244102884" w:history="1">
             <w:r>
               <w:rPr>
                 <w:rStyle w:val="Hyperlink"/>
@@ -2891,7 +2891,7 @@
               <w:rPr>
                 <w:noProof/>
               </w:rPr>
-              <w:instrText xml:space="preserve"> PAGEREF _Toc244101240 \h </w:instrText>
+              <w:instrText xml:space="preserve"> PAGEREF _Toc244102884 \h </w:instrText>
             </w:r>
             <w:r>
               <w:rPr>
@@ -2933,7 +2933,7 @@
               <w14:ligatures w14:val="standardContextual"/>
             </w:rPr>
           </w:pPr>
-          <w:hyperlink w:anchor="_Toc244101241" w:history="1">
+          <w:hyperlink w:anchor="_Toc244102885" w:history="1">
             <w:r>
               <w:rPr>
                 <w:rStyle w:val="Hyperlink"/>
@@ -2957,7 +2957,7 @@
               <w:rPr>
                 <w:noProof/>
               </w:rPr>
-              <w:instrText xml:space="preserve"> PAGEREF _Toc244101241 \h </w:instrText>
+              <w:instrText xml:space="preserve"> PAGEREF _Toc244102885 \h </w:instrText>
             </w:r>
             <w:r>
               <w:rPr>
@@ -2999,7 +2999,7 @@
               <w14:ligatures w14:val="standardContextual"/>
             </w:rPr>
           </w:pPr>
-          <w:hyperlink w:anchor="_Toc244101242" w:history="1">
+          <w:hyperlink w:anchor="_Toc244102886" w:history="1">
             <w:r>
               <w:rPr>
                 <w:rStyle w:val="Hyperlink"/>
@@ -3023,7 +3023,7 @@
               <w:rPr>
                 <w:noProof/>
               </w:rPr>
-              <w:instrText xml:space="preserve"> PAGEREF _Toc244101242 \h </w:instrText>
+              <w:instrText xml:space="preserve"> PAGEREF _Toc244102886 \h </w:instrText>
             </w:r>
             <w:r>
               <w:rPr>
@@ -3061,7 +3061,7 @@
       <w:pPr>
         <w:pStyle w:val="Heading1"/>
       </w:pPr>
-      <w:bookmarkStart w:id="0" w:name="_Toc244101199"/>
+      <w:bookmarkStart w:id="0" w:name="_Toc244102843"/>
       <w:r>
         <w:lastRenderedPageBreak/>
         <w:t>Об этом руководстве</w:t>
@@ -3087,10 +3087,10 @@
           <w:b/>
           <w:bCs/>
         </w:rPr>
-        <w:t>README.md</w:t>
-      </w:r>
-      <w:r>
-        <w:t xml:space="preserve"> в репозитории сервиса, подробный технический справочник — в </w:t>
+        <w:t>README.ru.md</w:t>
+      </w:r>
+      <w:r>
+        <w:t xml:space="preserve"> в репозитории сервиса (по-английски — README.md), подробный технический справочник — в </w:t>
       </w:r>
       <w:r>
         <w:rPr>
@@ -3098,6 +3098,16 @@
           <w:bCs/>
         </w:rPr>
         <w:t>docs/REFERENCE.md</w:t>
+      </w:r>
+      <w:r>
+        <w:t xml:space="preserve">. Это руководство есть и на английском — </w:t>
+      </w:r>
+      <w:r>
+        <w:rPr>
+          <w:b/>
+          <w:bCs/>
+        </w:rPr>
+        <w:t>docs/User Guide EAMS ssl sender.docx</w:t>
       </w:r>
       <w:r>
         <w:t>.</w:t>
@@ -3484,7 +3494,7 @@
       <w:pPr>
         <w:pStyle w:val="Heading1"/>
       </w:pPr>
-      <w:bookmarkStart w:id="1" w:name="_Toc244101200"/>
+      <w:bookmarkStart w:id="1" w:name="_Toc244102844"/>
       <w:r>
         <w:lastRenderedPageBreak/>
         <w:t>1. Что делает сервис</w:t>
@@ -3510,7 +3520,7 @@
       <w:pPr>
         <w:pStyle w:val="Heading2"/>
       </w:pPr>
-      <w:bookmarkStart w:id="2" w:name="_Toc244101201"/>
+      <w:bookmarkStart w:id="2" w:name="_Toc244102845"/>
       <w:r>
         <w:t>1.1. Как это работает</w:t>
       </w:r>
@@ -3598,7 +3608,7 @@
       <w:pPr>
         <w:pStyle w:val="Heading2"/>
       </w:pPr>
-      <w:bookmarkStart w:id="3" w:name="_Toc244101202"/>
+      <w:bookmarkStart w:id="3" w:name="_Toc244102846"/>
       <w:r>
         <w:t>1.2. Основные понятия</w:t>
       </w:r>
@@ -4087,7 +4097,7 @@
       <w:pPr>
         <w:pStyle w:val="Heading2"/>
       </w:pPr>
-      <w:bookmarkStart w:id="4" w:name="_Toc244101203"/>
+      <w:bookmarkStart w:id="4" w:name="_Toc244102847"/>
       <w:r>
         <w:t>1.3. Разделы панели</w:t>
       </w:r>
@@ -4117,7 +4127,7 @@
         </w:rPr>
         <w:lastRenderedPageBreak/>
         <w:drawing>
-          <wp:inline distT="0" distB="0" distL="0" distR="0" wp14:anchorId="580C7E11" wp14:editId="724D324E">
+          <wp:inline distT="0" distB="0" distL="0" distR="0" wp14:anchorId="728F2BC5" wp14:editId="798F2657">
             <wp:extent cx="6096000" cy="3810000"/>
             <wp:effectExtent l="0" t="0" r="0" b="0"/>
             <wp:docPr id="2" name="03-delivery-empty" descr="Панель сразу после первого входа: Key Manager и почта ещё не подключены, подписок нет" title="Панель сразу после первого входа: Key Manager и почта ещё не подключены, подписок нет"/>
@@ -4620,7 +4630,7 @@
       <w:pPr>
         <w:pStyle w:val="Heading2"/>
       </w:pPr>
-      <w:bookmarkStart w:id="5" w:name="_Toc244101204"/>
+      <w:bookmarkStart w:id="5" w:name="_Toc244102848"/>
       <w:r>
         <w:t>1.4. Порядок первой настройки</w:t>
       </w:r>
@@ -4743,7 +4753,7 @@
       <w:pPr>
         <w:pStyle w:val="Heading1"/>
       </w:pPr>
-      <w:bookmarkStart w:id="6" w:name="_Toc244101205"/>
+      <w:bookmarkStart w:id="6" w:name="_Toc244102849"/>
       <w:r>
         <w:lastRenderedPageBreak/>
         <w:t>2. Вход в панель</w:t>
@@ -4772,7 +4782,7 @@
       <w:pPr>
         <w:pStyle w:val="Heading2"/>
       </w:pPr>
-      <w:bookmarkStart w:id="7" w:name="_Toc244101206"/>
+      <w:bookmarkStart w:id="7" w:name="_Toc244102850"/>
       <w:r>
         <w:t>2.1. Первый вход</w:t>
       </w:r>
@@ -4860,7 +4870,7 @@
           <w:noProof/>
         </w:rPr>
         <w:drawing>
-          <wp:inline distT="0" distB="0" distL="0" distR="0" wp14:anchorId="168FDC44" wp14:editId="2801CEFB">
+          <wp:inline distT="0" distB="0" distL="0" distR="0" wp14:anchorId="03BEC887" wp14:editId="491F8C54">
             <wp:extent cx="3352800" cy="3305175"/>
             <wp:effectExtent l="0" t="0" r="0" b="0"/>
             <wp:docPr id="3" name="01-login" descr="Вход: почта и пароль" title="Вход: почта и пароль"/>
@@ -4926,7 +4936,7 @@
         </w:rPr>
         <w:lastRenderedPageBreak/>
         <w:drawing>
-          <wp:inline distT="0" distB="0" distL="0" distR="0" wp14:anchorId="686E4873" wp14:editId="69DE58BD">
+          <wp:inline distT="0" distB="0" distL="0" distR="0" wp14:anchorId="5A574F93" wp14:editId="6294AB2B">
             <wp:extent cx="3352800" cy="4810125"/>
             <wp:effectExtent l="0" t="0" r="0" b="0"/>
             <wp:docPr id="4" name="02-enroll" descr="Подключение приложения-аутентификатора (QR-код и ключ на снимке размыты)" title="Подключение приложения-аутентификатора (QR-код и ключ на снимке размыты)"/>
@@ -4998,7 +5008,7 @@
       <w:pPr>
         <w:pStyle w:val="Heading2"/>
       </w:pPr>
-      <w:bookmarkStart w:id="8" w:name="_Toc244101207"/>
+      <w:bookmarkStart w:id="8" w:name="_Toc244102851"/>
       <w:r>
         <w:t>2.2. Обычный вход</w:t>
       </w:r>
@@ -5028,7 +5038,7 @@
         </w:rPr>
         <w:lastRenderedPageBreak/>
         <w:drawing>
-          <wp:inline distT="0" distB="0" distL="0" distR="0" wp14:anchorId="11FF3942" wp14:editId="0744505A">
+          <wp:inline distT="0" distB="0" distL="0" distR="0" wp14:anchorId="7C77789E" wp14:editId="0E5B4A1A">
             <wp:extent cx="3352800" cy="3295650"/>
             <wp:effectExtent l="0" t="0" r="0" b="0"/>
             <wp:docPr id="5" name="04-second-factor" descr="Второй шаг входа — код из приложения" title="Второй шаг входа — код из приложения"/>
@@ -5188,7 +5198,7 @@
       <w:pPr>
         <w:pStyle w:val="Heading2"/>
       </w:pPr>
-      <w:bookmarkStart w:id="9" w:name="_Toc244101208"/>
+      <w:bookmarkStart w:id="9" w:name="_Toc244102852"/>
       <w:r>
         <w:t>2.3. Подтверждение кодом перед важными действиями</w:t>
       </w:r>
@@ -5283,7 +5293,7 @@
         </w:rPr>
         <w:lastRenderedPageBreak/>
         <w:drawing>
-          <wp:inline distT="0" distB="0" distL="0" distR="0" wp14:anchorId="62CB4916" wp14:editId="2BBFBA45">
+          <wp:inline distT="0" distB="0" distL="0" distR="0" wp14:anchorId="5F366EEE" wp14:editId="464A9619">
             <wp:extent cx="3657600" cy="2676525"/>
             <wp:effectExtent l="0" t="0" r="0" b="0"/>
             <wp:docPr id="6" name="12-step-up" descr="Запрос кода перед важным действием" title="Запрос кода перед важным действием"/>
@@ -5373,7 +5383,7 @@
           <w:noProof/>
         </w:rPr>
         <w:drawing>
-          <wp:inline distT="0" distB="0" distL="0" distR="0" wp14:anchorId="7559A468" wp14:editId="0B052498">
+          <wp:inline distT="0" distB="0" distL="0" distR="0" wp14:anchorId="366D1DAA" wp14:editId="1317E1C5">
             <wp:extent cx="6096000" cy="581025"/>
             <wp:effectExtent l="0" t="0" r="0" b="0"/>
             <wp:docPr id="7" name="71-security-stale" descr="Окно подтверждения истекло: следующее важное действие спросит код" title="Окно подтверждения истекло: следующее важное действие спросит код"/>
@@ -5424,7 +5434,7 @@
       <w:pPr>
         <w:pStyle w:val="Heading2"/>
       </w:pPr>
-      <w:bookmarkStart w:id="10" w:name="_Toc244101209"/>
+      <w:bookmarkStart w:id="10" w:name="_Toc244102853"/>
       <w:r>
         <w:t>2.4. Выход и сессии</w:t>
       </w:r>
@@ -5459,7 +5469,7 @@
       <w:pPr>
         <w:pStyle w:val="Heading1"/>
       </w:pPr>
-      <w:bookmarkStart w:id="11" w:name="_Toc244101210"/>
+      <w:bookmarkStart w:id="11" w:name="_Toc244102854"/>
       <w:r>
         <w:lastRenderedPageBreak/>
         <w:t>3. Подключение почты</w:t>
@@ -5517,7 +5527,7 @@
           <w:noProof/>
         </w:rPr>
         <w:drawing>
-          <wp:inline distT="0" distB="0" distL="0" distR="0" wp14:anchorId="5F59839B" wp14:editId="081AA77B">
+          <wp:inline distT="0" distB="0" distL="0" distR="0" wp14:anchorId="163D0255" wp14:editId="3D8F4075">
             <wp:extent cx="6096000" cy="3810000"/>
             <wp:effectExtent l="0" t="0" r="0" b="0"/>
             <wp:docPr id="8" name="10-mail-empty" descr="Настройки → Почта до заполнения" title="Настройки → Почта до заполнения"/>
@@ -5568,7 +5578,7 @@
       <w:pPr>
         <w:pStyle w:val="Heading2"/>
       </w:pPr>
-      <w:bookmarkStart w:id="12" w:name="_Toc244101211"/>
+      <w:bookmarkStart w:id="12" w:name="_Toc244102855"/>
       <w:r>
         <w:t>3.1. Поля</w:t>
       </w:r>
@@ -6406,7 +6416,7 @@
       <w:pPr>
         <w:pStyle w:val="Heading2"/>
       </w:pPr>
-      <w:bookmarkStart w:id="13" w:name="_Toc244101212"/>
+      <w:bookmarkStart w:id="13" w:name="_Toc244102856"/>
       <w:r>
         <w:t>3.2. Сохранить и проверить</w:t>
       </w:r>
@@ -6499,7 +6509,7 @@
           <w:noProof/>
         </w:rPr>
         <w:drawing>
-          <wp:inline distT="0" distB="0" distL="0" distR="0" wp14:anchorId="0197C8D1" wp14:editId="36FFB711">
+          <wp:inline distT="0" distB="0" distL="0" distR="0" wp14:anchorId="3BA8B094" wp14:editId="518B0311">
             <wp:extent cx="6096000" cy="3810000"/>
             <wp:effectExtent l="0" t="0" r="0" b="0"/>
             <wp:docPr id="9" name="11-mail-filled" descr="Заполненные настройки почты" title="Заполненные настройки почты"/>
@@ -6564,7 +6574,7 @@
           <w:noProof/>
         </w:rPr>
         <w:drawing>
-          <wp:inline distT="0" distB="0" distL="0" distR="0" wp14:anchorId="0B1EE969" wp14:editId="3BED251B">
+          <wp:inline distT="0" distB="0" distL="0" distR="0" wp14:anchorId="5D019331" wp14:editId="2078ADD9">
             <wp:extent cx="3657600" cy="1828800"/>
             <wp:effectExtent l="0" t="0" r="0" b="0"/>
             <wp:docPr id="10" name="14-mail-test" descr="Тестовое письмо" title="Тестовое письмо"/>
@@ -6630,7 +6640,7 @@
         </w:rPr>
         <w:lastRenderedPageBreak/>
         <w:drawing>
-          <wp:inline distT="0" distB="0" distL="0" distR="0" wp14:anchorId="13B54CFC" wp14:editId="2D5720A9">
+          <wp:inline distT="0" distB="0" distL="0" distR="0" wp14:anchorId="50B218A6" wp14:editId="5B6888B2">
             <wp:extent cx="6096000" cy="3810000"/>
             <wp:effectExtent l="0" t="0" r="0" b="0"/>
             <wp:docPr id="11" name="15-mail-test-ok" descr="Почта работает: сервер принял тестовое письмо" title="Почта работает: сервер принял тестовое письмо"/>
@@ -7110,7 +7120,7 @@
       <w:pPr>
         <w:pStyle w:val="Heading1"/>
       </w:pPr>
-      <w:bookmarkStart w:id="14" w:name="_Toc244101213"/>
+      <w:bookmarkStart w:id="14" w:name="_Toc244102857"/>
       <w:r>
         <w:lastRenderedPageBreak/>
         <w:t>4. Подключение Key Manager Plus</w:t>
@@ -7126,7 +7136,7 @@
       <w:pPr>
         <w:pStyle w:val="Heading2"/>
       </w:pPr>
-      <w:bookmarkStart w:id="15" w:name="_Toc244101214"/>
+      <w:bookmarkStart w:id="15" w:name="_Toc244102858"/>
       <w:r>
         <w:t>4.1. Что подготовить в Key Manager Plus</w:t>
       </w:r>
@@ -7255,7 +7265,7 @@
       <w:pPr>
         <w:pStyle w:val="Heading2"/>
       </w:pPr>
-      <w:bookmarkStart w:id="16" w:name="_Toc244101215"/>
+      <w:bookmarkStart w:id="16" w:name="_Toc244102859"/>
       <w:r>
         <w:t>4.2. Настройка в панели</w:t>
       </w:r>
@@ -7661,7 +7671,7 @@
         </w:rPr>
         <w:lastRenderedPageBreak/>
         <w:drawing>
-          <wp:inline distT="0" distB="0" distL="0" distR="0" wp14:anchorId="028CC751" wp14:editId="6DC732AF">
+          <wp:inline distT="0" distB="0" distL="0" distR="0" wp14:anchorId="5451002F" wp14:editId="4280FE04">
             <wp:extent cx="6096000" cy="1971675"/>
             <wp:effectExtent l="0" t="0" r="0" b="0"/>
             <wp:docPr id="12" name="21-km-filled" descr="Подключение к Key Manager: адрес, интервал опроса и ключ API" title="Подключение к Key Manager: адрес, интервал опроса и ключ API"/>
@@ -7726,7 +7736,7 @@
           <w:noProof/>
         </w:rPr>
         <w:drawing>
-          <wp:inline distT="0" distB="0" distL="0" distR="0" wp14:anchorId="0DF04FA0" wp14:editId="572B74D5">
+          <wp:inline distT="0" distB="0" distL="0" distR="0" wp14:anchorId="699DAB5A" wp14:editId="60C39BF9">
             <wp:extent cx="6096000" cy="3810000"/>
             <wp:effectExtent l="0" t="0" r="0" b="0"/>
             <wp:docPr id="13" name="22-km-test" descr="Проверка связи: Key Manager ответил, видно 8 сертификатов" title="Проверка связи: Key Manager ответил, видно 8 сертификатов"/>
@@ -7807,7 +7817,7 @@
         </w:rPr>
         <w:lastRenderedPageBreak/>
         <w:drawing>
-          <wp:inline distT="0" distB="0" distL="0" distR="0" wp14:anchorId="392DE2B3" wp14:editId="305EC645">
+          <wp:inline distT="0" distB="0" distL="0" distR="0" wp14:anchorId="4B437819" wp14:editId="76632C59">
             <wp:extent cx="6096000" cy="3810000"/>
             <wp:effectExtent l="0" t="0" r="0" b="0"/>
             <wp:docPr id="14" name="23-km-working" descr="Key Manager подключён и опрашивается" title="Key Manager подключён и опрашивается"/>
@@ -8246,7 +8256,7 @@
       <w:pPr>
         <w:pStyle w:val="Heading1"/>
       </w:pPr>
-      <w:bookmarkStart w:id="17" w:name="_Toc244101216"/>
+      <w:bookmarkStart w:id="17" w:name="_Toc244102860"/>
       <w:r>
         <w:lastRenderedPageBreak/>
         <w:t>5. Сертификаты</w:t>
@@ -8286,7 +8296,7 @@
           <w:noProof/>
         </w:rPr>
         <w:drawing>
-          <wp:inline distT="0" distB="0" distL="0" distR="0" wp14:anchorId="3EE9055B" wp14:editId="0C7F480F">
+          <wp:inline distT="0" distB="0" distL="0" distR="0" wp14:anchorId="55A9474B" wp14:editId="5A20F6EA">
             <wp:extent cx="6096000" cy="3810000"/>
             <wp:effectExtent l="0" t="0" r="0" b="0"/>
             <wp:docPr id="15" name="30-certs" descr="Сертификаты из Key Manager со сроками действия" title="Сертификаты из Key Manager со сроками действия"/>
@@ -8969,7 +8979,7 @@
           <w:noProof/>
         </w:rPr>
         <w:drawing>
-          <wp:inline distT="0" distB="0" distL="0" distR="0" wp14:anchorId="09FC0C51" wp14:editId="257140FD">
+          <wp:inline distT="0" distB="0" distL="0" distR="0" wp14:anchorId="3DAD53B6" wp14:editId="3D714BC1">
             <wp:extent cx="6096000" cy="3810000"/>
             <wp:effectExtent l="0" t="0" r="0" b="0"/>
             <wp:docPr id="16" name="33-certs-expiry" descr="Сертификаты по сроку действия: сначала истекающие (стрелка у «Действует до»)" title="Сертификаты по сроку действия: сначала истекающие (стрелка у «Действует до»)"/>
@@ -9025,7 +9035,7 @@
       <w:pPr>
         <w:pStyle w:val="Heading2"/>
       </w:pPr>
-      <w:bookmarkStart w:id="18" w:name="_Toc244101217"/>
+      <w:bookmarkStart w:id="18" w:name="_Toc244102861"/>
       <w:r>
         <w:t>5.1. Скачать файл сертификата</w:t>
       </w:r>
@@ -9101,7 +9111,7 @@
         </w:rPr>
         <w:lastRenderedPageBreak/>
         <w:drawing>
-          <wp:inline distT="0" distB="0" distL="0" distR="0" wp14:anchorId="04D70148" wp14:editId="4758D2B1">
+          <wp:inline distT="0" distB="0" distL="0" distR="0" wp14:anchorId="3E73EE66" wp14:editId="008D9D3E">
             <wp:extent cx="3657600" cy="2676525"/>
             <wp:effectExtent l="0" t="0" r="0" b="0"/>
             <wp:docPr id="17" name="31-download" descr="Выбор формата для скачивания" title="Выбор формата для скачивания"/>
@@ -9152,7 +9162,7 @@
       <w:pPr>
         <w:pStyle w:val="Heading2"/>
       </w:pPr>
-      <w:bookmarkStart w:id="19" w:name="_Toc244101218"/>
+      <w:bookmarkStart w:id="19" w:name="_Toc244102862"/>
       <w:r>
         <w:t>5.2. Закрытый ключ и его пароль</w:t>
       </w:r>
@@ -9204,7 +9214,7 @@
           <w:noProof/>
         </w:rPr>
         <w:drawing>
-          <wp:inline distT="0" distB="0" distL="0" distR="0" wp14:anchorId="3597983C" wp14:editId="13B7F7A9">
+          <wp:inline distT="0" distB="0" distL="0" distR="0" wp14:anchorId="53D6135D" wp14:editId="56B1A755">
             <wp:extent cx="3657600" cy="2981325"/>
             <wp:effectExtent l="0" t="0" r="0" b="0"/>
             <wp:docPr id="18" name="32-key" descr="Закрытый ключ и пароль ключа (на снимке размыты)" title="Закрытый ключ и пароль ключа (на снимке размыты)"/>
@@ -9276,7 +9286,7 @@
       <w:pPr>
         <w:pStyle w:val="Heading1"/>
       </w:pPr>
-      <w:bookmarkStart w:id="20" w:name="_Toc244101219"/>
+      <w:bookmarkStart w:id="20" w:name="_Toc244102863"/>
       <w:r>
         <w:lastRenderedPageBreak/>
         <w:t>6. Настройка рассылки</w:t>
@@ -9292,7 +9302,7 @@
       <w:pPr>
         <w:pStyle w:val="Heading2"/>
       </w:pPr>
-      <w:bookmarkStart w:id="21" w:name="_Toc244101220"/>
+      <w:bookmarkStart w:id="21" w:name="_Toc244102864"/>
       <w:r>
         <w:t>6.1. Новая подписка</w:t>
       </w:r>
@@ -9341,7 +9351,7 @@
           <w:noProof/>
         </w:rPr>
         <w:drawing>
-          <wp:inline distT="0" distB="0" distL="0" distR="0" wp14:anchorId="13A4DB46" wp14:editId="367CCDD8">
+          <wp:inline distT="0" distB="0" distL="0" distR="0" wp14:anchorId="786D574B" wp14:editId="15BADC46">
             <wp:extent cx="3657600" cy="6677025"/>
             <wp:effectExtent l="0" t="0" r="0" b="0"/>
             <wp:docPr id="19" name="40-sub-new" descr="Окно новой подписки" title="Окно новой подписки"/>
@@ -10150,7 +10160,7 @@
         </w:rPr>
         <w:lastRenderedPageBreak/>
         <w:drawing>
-          <wp:inline distT="0" distB="0" distL="0" distR="0" wp14:anchorId="6CF1A0E5" wp14:editId="0CB671B2">
+          <wp:inline distT="0" distB="0" distL="0" distR="0" wp14:anchorId="3CA11F01" wp14:editId="0C2F3E56">
             <wp:extent cx="3657600" cy="7019925"/>
             <wp:effectExtent l="0" t="0" r="0" b="0"/>
             <wp:docPr id="20" name="41-sub-filled" descr="Подписка на два сертификата: при обновлении, в 09:00; файлы KEY, CRT и PFX с паролем ключа" title="Подписка на два сертификата: при обновлении, в 09:00; файлы KEY, CRT и PFX с паролем ключа"/>
@@ -10201,7 +10211,7 @@
       <w:pPr>
         <w:pStyle w:val="Heading2"/>
       </w:pPr>
-      <w:bookmarkStart w:id="22" w:name="_Toc244101221"/>
+      <w:bookmarkStart w:id="22" w:name="_Toc244102865"/>
       <w:r>
         <w:t>6.2. Когда уходят письма</w:t>
       </w:r>
@@ -10704,7 +10714,7 @@
       <w:pPr>
         <w:pStyle w:val="Heading2"/>
       </w:pPr>
-      <w:bookmarkStart w:id="23" w:name="_Toc244101222"/>
+      <w:bookmarkStart w:id="23" w:name="_Toc244102866"/>
       <w:r>
         <w:t>6.3. Запланированный старт и окончание</w:t>
       </w:r>
@@ -10744,7 +10754,7 @@
         </w:rPr>
         <w:lastRenderedPageBreak/>
         <w:drawing>
-          <wp:inline distT="0" distB="0" distL="0" distR="0" wp14:anchorId="4E3480EC" wp14:editId="4F42AD9B">
+          <wp:inline distT="0" distB="0" distL="0" distR="0" wp14:anchorId="0B771BF9" wp14:editId="7378D1CE">
             <wp:extent cx="3590925" cy="7239000"/>
             <wp:effectExtent l="0" t="0" r="0" b="0"/>
             <wp:docPr id="21" name="42-sub-period" descr="Подписка для подрядчика: раз в 7 дней со 02.11.2026 по 31.12.2026, только сертификаты без ключей" title="Подписка для подрядчика: раз в 7 дней со 02.11.2026 по 31.12.2026, только сертификаты без ключей"/>
@@ -10795,7 +10805,7 @@
       <w:pPr>
         <w:pStyle w:val="Heading2"/>
       </w:pPr>
-      <w:bookmarkStart w:id="24" w:name="_Toc244101223"/>
+      <w:bookmarkStart w:id="24" w:name="_Toc244102867"/>
       <w:r>
         <w:lastRenderedPageBreak/>
         <w:t>6.4. Список подписок</w:t>
@@ -10820,7 +10830,7 @@
           <w:noProof/>
         </w:rPr>
         <w:drawing>
-          <wp:inline distT="0" distB="0" distL="0" distR="0" wp14:anchorId="4C0B0546" wp14:editId="5DD632D5">
+          <wp:inline distT="0" distB="0" distL="0" distR="0" wp14:anchorId="7D15CE6F" wp14:editId="489D693E">
             <wp:extent cx="6096000" cy="3810000"/>
             <wp:effectExtent l="0" t="0" r="0" b="0"/>
             <wp:docPr id="22" name="45-delivery-list" descr="Подписки в списке: сертификаты со сроками, получатели, файлы, расписание и итог последней отправки" title="Подписки в списке: сертификаты со сроками, получатели, файлы, расписание и итог последней отправки"/>
@@ -11989,7 +11999,7 @@
       <w:pPr>
         <w:pStyle w:val="Heading2"/>
       </w:pPr>
-      <w:bookmarkStart w:id="25" w:name="_Toc244101224"/>
+      <w:bookmarkStart w:id="25" w:name="_Toc244102868"/>
       <w:r>
         <w:t>6.5. Отправить сейчас</w:t>
       </w:r>
@@ -12018,7 +12028,7 @@
           <w:noProof/>
         </w:rPr>
         <w:drawing>
-          <wp:inline distT="0" distB="0" distL="0" distR="0" wp14:anchorId="7D68FE80" wp14:editId="3FF86EA2">
+          <wp:inline distT="0" distB="0" distL="0" distR="0" wp14:anchorId="59DB3F2C" wp14:editId="4B13580C">
             <wp:extent cx="3657600" cy="1552575"/>
             <wp:effectExtent l="0" t="0" r="0" b="0"/>
             <wp:docPr id="23" name="44-send-confirm" descr="Подтверждение отправки вручную" title="Подтверждение отправки вручную"/>
@@ -12069,7 +12079,7 @@
       <w:pPr>
         <w:pStyle w:val="Heading2"/>
       </w:pPr>
-      <w:bookmarkStart w:id="26" w:name="_Toc244101225"/>
+      <w:bookmarkStart w:id="26" w:name="_Toc244102869"/>
       <w:r>
         <w:t>6.6. Изменить, отключить, удалить</w:t>
       </w:r>
@@ -12149,7 +12159,7 @@
       <w:pPr>
         <w:pStyle w:val="Heading2"/>
       </w:pPr>
-      <w:bookmarkStart w:id="27" w:name="_Toc244101226"/>
+      <w:bookmarkStart w:id="27" w:name="_Toc244102870"/>
       <w:r>
         <w:t>6.7. Если отправка не удалась</w:t>
       </w:r>
@@ -12189,7 +12199,7 @@
         </w:rPr>
         <w:lastRenderedPageBreak/>
         <w:drawing>
-          <wp:inline distT="0" distB="0" distL="0" distR="0" wp14:anchorId="38B919B0" wp14:editId="301B50CD">
+          <wp:inline distT="0" distB="0" distL="0" distR="0" wp14:anchorId="40258EC3" wp14:editId="7BE2B6D6">
             <wp:extent cx="6096000" cy="3790950"/>
             <wp:effectExtent l="0" t="0" r="0" b="0"/>
             <wp:docPr id="24" name="46-delivery-error-row" descr="Две подписки с ошибкой: в Key Manager нет сертификатов wiki.example.local и shop.example.com" title="Две подписки с ошибкой: в Key Manager нет сертификатов wiki.example.local и shop.example.com"/>
@@ -12254,7 +12264,7 @@
           <w:noProof/>
         </w:rPr>
         <w:drawing>
-          <wp:inline distT="0" distB="0" distL="0" distR="0" wp14:anchorId="22F7967A" wp14:editId="0F547D2C">
+          <wp:inline distT="0" distB="0" distL="0" distR="0" wp14:anchorId="438D3471" wp14:editId="1B21A0E7">
             <wp:extent cx="3657600" cy="1409700"/>
             <wp:effectExtent l="0" t="0" r="0" b="0"/>
             <wp:docPr id="25" name="47-delivery-error" descr="Причина ошибки" title="Причина ошибки"/>
@@ -12382,7 +12392,7 @@
       <w:pPr>
         <w:pStyle w:val="Heading2"/>
       </w:pPr>
-      <w:bookmarkStart w:id="28" w:name="_Toc244101227"/>
+      <w:bookmarkStart w:id="28" w:name="_Toc244102871"/>
       <w:r>
         <w:t>6.8. Защита от отката</w:t>
       </w:r>
@@ -12407,7 +12417,7 @@
       <w:pPr>
         <w:pStyle w:val="Heading1"/>
       </w:pPr>
-      <w:bookmarkStart w:id="29" w:name="_Toc244101228"/>
+      <w:bookmarkStart w:id="29" w:name="_Toc244102872"/>
       <w:r>
         <w:lastRenderedPageBreak/>
         <w:t>7. Что получает получатель</w:t>
@@ -12423,7 +12433,7 @@
       <w:pPr>
         <w:pStyle w:val="Heading2"/>
       </w:pPr>
-      <w:bookmarkStart w:id="30" w:name="_Toc244101229"/>
+      <w:bookmarkStart w:id="30" w:name="_Toc244102873"/>
       <w:r>
         <w:t>7.1. Письмо</w:t>
       </w:r>
@@ -12793,7 +12803,7 @@
           <w:noProof/>
         </w:rPr>
         <w:drawing>
-          <wp:inline distT="0" distB="0" distL="0" distR="0" wp14:anchorId="3752B2F6" wp14:editId="7AA8671F">
+          <wp:inline distT="0" distB="0" distL="0" distR="0" wp14:anchorId="74268D30" wp14:editId="06037163">
             <wp:extent cx="4876800" cy="2647950"/>
             <wp:effectExtent l="0" t="0" r="0" b="0"/>
             <wp:docPr id="26" name="53-letter-html" descr="Письмо с двумя сертификатами — так его видит получатель" title="Письмо с двумя сертификатами — так его видит получатель"/>
@@ -12859,7 +12869,7 @@
         </w:rPr>
         <w:lastRenderedPageBreak/>
         <w:drawing>
-          <wp:inline distT="0" distB="0" distL="0" distR="0" wp14:anchorId="298915B6" wp14:editId="0B12ADEE">
+          <wp:inline distT="0" distB="0" distL="0" distR="0" wp14:anchorId="4D219BAF" wp14:editId="1D5E75AC">
             <wp:extent cx="4876800" cy="2762250"/>
             <wp:effectExtent l="0" t="0" r="0" b="0"/>
             <wp:docPr id="27" name="51-letter-one" descr="Письмо с одним сертификатом" title="Письмо с одним сертификатом"/>
@@ -12924,7 +12934,7 @@
           <w:noProof/>
         </w:rPr>
         <w:drawing>
-          <wp:inline distT="0" distB="0" distL="0" distR="0" wp14:anchorId="66A72986" wp14:editId="35F0DE02">
+          <wp:inline distT="0" distB="0" distL="0" distR="0" wp14:anchorId="4BD50CF1" wp14:editId="475E6200">
             <wp:extent cx="4876800" cy="2743200"/>
             <wp:effectExtent l="0" t="0" r="0" b="0"/>
             <wp:docPr id="28" name="52-letter-uk" descr="То же письмо на украинском языке (язык выбирается в подписке)" title="То же письмо на украинском языке (язык выбирается в подписке)"/>
@@ -13437,7 +13447,7 @@
       <w:pPr>
         <w:pStyle w:val="Heading2"/>
       </w:pPr>
-      <w:bookmarkStart w:id="31" w:name="_Toc244101230"/>
+      <w:bookmarkStart w:id="31" w:name="_Toc244102874"/>
       <w:r>
         <w:lastRenderedPageBreak/>
         <w:t>7.2. Архив во вложении</w:t>
@@ -14837,7 +14847,7 @@
       <w:pPr>
         <w:pStyle w:val="Heading2"/>
       </w:pPr>
-      <w:bookmarkStart w:id="32" w:name="_Toc244101231"/>
+      <w:bookmarkStart w:id="32" w:name="_Toc244102875"/>
       <w:r>
         <w:lastRenderedPageBreak/>
         <w:t>7.3. Форматы файлов</w:t>
@@ -16435,7 +16445,7 @@
       <w:pPr>
         <w:pStyle w:val="Heading2"/>
       </w:pPr>
-      <w:bookmarkStart w:id="33" w:name="_Toc244101232"/>
+      <w:bookmarkStart w:id="33" w:name="_Toc244102876"/>
       <w:r>
         <w:t>7.4. Какие файлы выбрать</w:t>
       </w:r>
@@ -16812,7 +16822,7 @@
       <w:pPr>
         <w:pStyle w:val="Heading2"/>
       </w:pPr>
-      <w:bookmarkStart w:id="34" w:name="_Toc244101233"/>
+      <w:bookmarkStart w:id="34" w:name="_Toc244102877"/>
       <w:r>
         <w:t>7.5. Как проверить файлы</w:t>
       </w:r>
@@ -17339,7 +17349,7 @@
       <w:pPr>
         <w:pStyle w:val="Heading2"/>
       </w:pPr>
-      <w:bookmarkStart w:id="35" w:name="_Toc244101234"/>
+      <w:bookmarkStart w:id="35" w:name="_Toc244102878"/>
       <w:r>
         <w:t>7.6. Примеры установки</w:t>
       </w:r>
@@ -17615,7 +17625,7 @@
       <w:pPr>
         <w:pStyle w:val="Heading1"/>
       </w:pPr>
-      <w:bookmarkStart w:id="36" w:name="_Toc244101235"/>
+      <w:bookmarkStart w:id="36" w:name="_Toc244102879"/>
       <w:r>
         <w:lastRenderedPageBreak/>
         <w:t>8. Пользователи</w:t>
@@ -17645,7 +17655,7 @@
           <w:noProof/>
         </w:rPr>
         <w:drawing>
-          <wp:inline distT="0" distB="0" distL="0" distR="0" wp14:anchorId="7481D4E1" wp14:editId="33D0B9FE">
+          <wp:inline distT="0" distB="0" distL="0" distR="0" wp14:anchorId="0AE27BC9" wp14:editId="2DB38312">
             <wp:extent cx="6096000" cy="3810000"/>
             <wp:effectExtent l="0" t="0" r="0" b="0"/>
             <wp:docPr id="29" name="61-users" descr="Пользователи: вы и двое приглашённых коллег" title="Пользователи: вы и двое приглашённых коллег"/>
@@ -17994,7 +18004,7 @@
       <w:pPr>
         <w:pStyle w:val="Heading2"/>
       </w:pPr>
-      <w:bookmarkStart w:id="37" w:name="_Toc244101236"/>
+      <w:bookmarkStart w:id="37" w:name="_Toc244102880"/>
       <w:r>
         <w:t>8.1. Пригласить коллегу</w:t>
       </w:r>
@@ -18078,7 +18088,7 @@
         </w:rPr>
         <w:lastRenderedPageBreak/>
         <w:drawing>
-          <wp:inline distT="0" distB="0" distL="0" distR="0" wp14:anchorId="697C21A8" wp14:editId="5A2428CF">
+          <wp:inline distT="0" distB="0" distL="0" distR="0" wp14:anchorId="5AB81417" wp14:editId="62E7AC4A">
             <wp:extent cx="3657600" cy="2543175"/>
             <wp:effectExtent l="0" t="0" r="0" b="0"/>
             <wp:docPr id="30" name="60-invite" descr="Приглашение коллеги" title="Приглашение коллеги"/>
@@ -18129,7 +18139,7 @@
       <w:pPr>
         <w:pStyle w:val="Heading2"/>
       </w:pPr>
-      <w:bookmarkStart w:id="38" w:name="_Toc244101237"/>
+      <w:bookmarkStart w:id="38" w:name="_Toc244102881"/>
       <w:r>
         <w:t>8.2. Что делает приглашённый</w:t>
       </w:r>
@@ -18192,7 +18202,7 @@
           <w:noProof/>
         </w:rPr>
         <w:drawing>
-          <wp:inline distT="0" distB="0" distL="0" distR="0" wp14:anchorId="383E73ED" wp14:editId="4EF2260F">
+          <wp:inline distT="0" distB="0" distL="0" distR="0" wp14:anchorId="6CC98F56" wp14:editId="0B8CCB22">
             <wp:extent cx="3352800" cy="3190875"/>
             <wp:effectExtent l="0" t="0" r="0" b="0"/>
             <wp:docPr id="31" name="64-activate" descr="Страница из письма-приглашения: новый пользователь задаёт пароль" title="Страница из письма-приглашения: новый пользователь задаёт пароль"/>
@@ -18281,7 +18291,7 @@
       <w:pPr>
         <w:pStyle w:val="Heading2"/>
       </w:pPr>
-      <w:bookmarkStart w:id="39" w:name="_Toc244101238"/>
+      <w:bookmarkStart w:id="39" w:name="_Toc244102882"/>
       <w:r>
         <w:t>8.3. Действия с пользователем</w:t>
       </w:r>
@@ -18321,7 +18331,7 @@
         </w:rPr>
         <w:lastRenderedPageBreak/>
         <w:drawing>
-          <wp:inline distT="0" distB="0" distL="0" distR="0" wp14:anchorId="3AAAFAEC" wp14:editId="4C68F1AC">
+          <wp:inline distT="0" distB="0" distL="0" distR="0" wp14:anchorId="3359989D" wp14:editId="0F40A0E5">
             <wp:extent cx="6096000" cy="3810000"/>
             <wp:effectExtent l="0" t="0" r="0" b="0"/>
             <wp:docPr id="32" name="62-users-menu" descr="Меню действий с пользователем" title="Меню действий с пользователем"/>
@@ -18882,7 +18892,7 @@
       <w:pPr>
         <w:pStyle w:val="Heading1"/>
       </w:pPr>
-      <w:bookmarkStart w:id="40" w:name="_Toc244101239"/>
+      <w:bookmarkStart w:id="40" w:name="_Toc244102883"/>
       <w:r>
         <w:lastRenderedPageBreak/>
         <w:t>9. Безопасность</w:t>
@@ -18942,7 +18952,7 @@
           <w:noProof/>
         </w:rPr>
         <w:drawing>
-          <wp:inline distT="0" distB="0" distL="0" distR="0" wp14:anchorId="710C2754" wp14:editId="7A4DA52B">
+          <wp:inline distT="0" distB="0" distL="0" distR="0" wp14:anchorId="3D692D36" wp14:editId="06F8370E">
             <wp:extent cx="6096000" cy="6153150"/>
             <wp:effectExtent l="0" t="0" r="0" b="0"/>
             <wp:docPr id="33" name="70-security" descr="Вкладка «Безопасность»" title="Вкладка «Безопасность»"/>
@@ -19895,7 +19905,7 @@
       <w:pPr>
         <w:pStyle w:val="Heading1"/>
       </w:pPr>
-      <w:bookmarkStart w:id="41" w:name="_Toc244101240"/>
+      <w:bookmarkStart w:id="41" w:name="_Toc244102884"/>
       <w:r>
         <w:lastRenderedPageBreak/>
         <w:t>10. Профиль</w:t>
@@ -19925,7 +19935,7 @@
           <w:noProof/>
         </w:rPr>
         <w:drawing>
-          <wp:inline distT="0" distB="0" distL="0" distR="0" wp14:anchorId="0FC652F1" wp14:editId="4668A5D1">
+          <wp:inline distT="0" distB="0" distL="0" distR="0" wp14:anchorId="7B64BDAB" wp14:editId="62CD420E">
             <wp:extent cx="6096000" cy="3810000"/>
             <wp:effectExtent l="0" t="0" r="0" b="0"/>
             <wp:docPr id="34" name="80-profile" descr="Профиль" title="Профиль"/>
@@ -20269,7 +20279,7 @@
       <w:pPr>
         <w:pStyle w:val="Heading1"/>
       </w:pPr>
-      <w:bookmarkStart w:id="42" w:name="_Toc244101241"/>
+      <w:bookmarkStart w:id="42" w:name="_Toc244102885"/>
       <w:r>
         <w:lastRenderedPageBreak/>
         <w:t>11. Работа с телефона</w:t>
@@ -20336,7 +20346,7 @@
                 <w:noProof/>
               </w:rPr>
               <w:drawing>
-                <wp:inline distT="0" distB="0" distL="0" distR="0" wp14:anchorId="37AE1A98" wp14:editId="2D3F00A0">
+                <wp:inline distT="0" distB="0" distL="0" distR="0" wp14:anchorId="776BF384" wp14:editId="036A0665">
                   <wp:extent cx="1866900" cy="4038600"/>
                   <wp:effectExtent l="0" t="0" r="0" b="0"/>
                   <wp:docPr id="35" name="90-m-delivery" descr="Рассылка на телефоне" title="Рассылка на телефоне"/>
@@ -20402,7 +20412,7 @@
                 <w:noProof/>
               </w:rPr>
               <w:drawing>
-                <wp:inline distT="0" distB="0" distL="0" distR="0" wp14:anchorId="6507D7EF" wp14:editId="78F3D58B">
+                <wp:inline distT="0" distB="0" distL="0" distR="0" wp14:anchorId="1583F27D" wp14:editId="01FA55D1">
                   <wp:extent cx="1866900" cy="4038600"/>
                   <wp:effectExtent l="0" t="0" r="0" b="0"/>
                   <wp:docPr id="36" name="91-m-menu" descr="Действия с подпиской" title="Действия с подпиской"/>
@@ -20468,7 +20478,7 @@
                 <w:noProof/>
               </w:rPr>
               <w:drawing>
-                <wp:inline distT="0" distB="0" distL="0" distR="0" wp14:anchorId="3D544103" wp14:editId="644EF252">
+                <wp:inline distT="0" distB="0" distL="0" distR="0" wp14:anchorId="7BBAF370" wp14:editId="4E19F897">
                   <wp:extent cx="1866900" cy="4038600"/>
                   <wp:effectExtent l="0" t="0" r="0" b="0"/>
                   <wp:docPr id="37" name="92-m-certs" descr="Сертификаты и список «Порядок»" title="Сертификаты и список «Порядок»"/>
@@ -20522,7 +20532,7 @@
       <w:pPr>
         <w:pStyle w:val="Heading1"/>
       </w:pPr>
-      <w:bookmarkStart w:id="43" w:name="_Toc244101242"/>
+      <w:bookmarkStart w:id="43" w:name="_Toc244102886"/>
       <w:r>
         <w:lastRenderedPageBreak/>
         <w:t>12. Частые вопросы и решение проблем</w:t>
@@ -21928,7 +21938,14 @@
         </w:tc>
       </w:tr>
     </w:tbl>
-    <w:p/>
+    <w:p>
+      <w:pPr>
+        <w:spacing w:after="0" w:line="20" w:lineRule="exact"/>
+        <w:rPr>
+          <w:sz w:val="2"/>
+        </w:rPr>
+      </w:pPr>
+    </w:p>
     <w:sectPr>
       <w:headerReference w:type="default" r:id="rId43"/>
       <w:footerReference w:type="default" r:id="rId44"/>
@@ -22135,10 +22152,10 @@
 <file path=word/numbering.xml><?xml version="1.0" encoding="utf-8"?>
 <w:numbering xmlns:wpc="http://schemas.microsoft.com/office/word/2010/wordprocessingCanvas" xmlns:cx="http://schemas.microsoft.com/office/drawing/2014/chartex" xmlns:cx1="http://schemas.microsoft.com/office/drawing/2015/9/8/chartex" xmlns:cx2="http://schemas.microsoft.com/office/drawing/2015/10/21/chartex" xmlns:cx3="http://schemas.microsoft.com/office/drawing/2016/5/9/chartex" xmlns:cx4="http://schemas.microsoft.com/office/drawing/2016/5/10/chartex" xmlns:cx5="http://schemas.microsoft.com/office/drawing/2016/5/11/chartex" xmlns:cx6="http://schemas.microsoft.com/office/drawing/2016/5/12/chartex" xmlns:cx7="http://schemas.microsoft.com/office/drawing/2016/5/13/chartex" xmlns:cx8="http://schemas.microsoft.com/office/drawing/2016/5/14/chartex" xmlns:mc="http://schemas.openxmlformats.org/markup-compatibility/2006" xmlns:aink="http://schemas.microsoft.com/office/drawing/2016/ink" xmlns:am3d="http://schemas.microsoft.com/office/drawing/2017/model3d" xmlns:o="urn:schemas-microsoft-com:office:office" xmlns:oel="http://schemas.microsoft.com/office/2019/extlst" xmlns:r="http://schemas.openxmlformats.org/officeDocument/2006/relationships" xmlns:m="http://schemas.openxmlformats.org/officeDocument/2006/math" xmlns:v="urn:schemas-microsoft-com:vml" xmlns:wp14="http://schemas.microsoft.com/office/word/2010/wordprocessingDrawing" xmlns:wp="http://schemas.openxmlformats.org/drawingml/2006/wordprocessingDrawing" xmlns:w10="urn:schemas-microsoft-com:office:word" xmlns:w="http://schemas.openxmlformats.org/wordprocessingml/2006/main" xmlns:w14="http://schemas.microsoft.com/office/word/2010/wordml" xmlns:w15="http://schemas.microsoft.com/office/word/2012/wordml" xmlns:w16cex="http://schemas.microsoft.com/office/word/2018/wordml/cex" xmlns:w16cid="http://schemas.microsoft.com/office/word/2016/wordml/cid" xmlns:w16="http://schemas.microsoft.com/office/word/2018/wordml" xmlns:w16du="http://schemas.microsoft.com/office/word/2023/wordml/word16du" xmlns:w16sdtdh="http://schemas.microsoft.com/office/word/2020/wordml/sdtdatahash" xmlns:w16sdtfl="http://schemas.microsoft.com/office/word/2024/wordml/sdtformatlock" xmlns:w16se="http://schemas.microsoft.com/office/word/2015/wordml/symex" xmlns:wpg="http://schemas.microsoft.com/office/word/2010/wordprocessingGroup" xmlns:wpi="http://schemas.microsoft.com/office/word/2010/wordprocessingInk" xmlns:wne="http://schemas.microsoft.com/office/word/2006/wordml" xmlns:wps="http://schemas.microsoft.com/office/word/2010/wordprocessingShape" mc:Ignorable="w14 w15 w16se w16cid w16 w16cex w16sdtdh w16sdtfl w16du wp14">
   <w:abstractNum w:abstractNumId="0" w15:restartNumberingAfterBreak="0">
-    <w:nsid w:val="1DDE0B46"/>
+    <w:nsid w:val="249F1B4F"/>
     <w:multiLevelType w:val="hybridMultilevel"/>
-    <w:tmpl w:val="4D121394"/>
-    <w:lvl w:ilvl="0" w:tplc="7B1441AC">
+    <w:tmpl w:val="DD685E0C"/>
+    <w:lvl w:ilvl="0" w:tplc="571C290A">
       <w:start w:val="1"/>
       <w:numFmt w:val="bullet"/>
       <w:lvlText w:val="•"/>
@@ -22147,52 +22164,52 @@
         <w:ind w:left="500" w:hanging="260"/>
       </w:pPr>
     </w:lvl>
-    <w:lvl w:ilvl="1" w:tplc="AE6E616A">
+    <w:lvl w:ilvl="1" w:tplc="DB920B40">
       <w:numFmt w:val="decimal"/>
       <w:lvlText w:val=""/>
       <w:lvlJc w:val="left"/>
     </w:lvl>
-    <w:lvl w:ilvl="2" w:tplc="7FFE9194">
+    <w:lvl w:ilvl="2" w:tplc="D06E93BC">
       <w:numFmt w:val="decimal"/>
       <w:lvlText w:val=""/>
       <w:lvlJc w:val="left"/>
     </w:lvl>
-    <w:lvl w:ilvl="3" w:tplc="887222D4">
+    <w:lvl w:ilvl="3" w:tplc="2D9650DC">
       <w:numFmt w:val="decimal"/>
       <w:lvlText w:val=""/>
       <w:lvlJc w:val="left"/>
     </w:lvl>
-    <w:lvl w:ilvl="4" w:tplc="6096C06C">
+    <w:lvl w:ilvl="4" w:tplc="92149146">
       <w:numFmt w:val="decimal"/>
       <w:lvlText w:val=""/>
       <w:lvlJc w:val="left"/>
     </w:lvl>
-    <w:lvl w:ilvl="5" w:tplc="A3F8F4D8">
+    <w:lvl w:ilvl="5" w:tplc="9CE0EA08">
       <w:numFmt w:val="decimal"/>
       <w:lvlText w:val=""/>
       <w:lvlJc w:val="left"/>
     </w:lvl>
-    <w:lvl w:ilvl="6" w:tplc="A992E104">
+    <w:lvl w:ilvl="6" w:tplc="C00296F6">
       <w:numFmt w:val="decimal"/>
       <w:lvlText w:val=""/>
       <w:lvlJc w:val="left"/>
     </w:lvl>
-    <w:lvl w:ilvl="7" w:tplc="D34EFE2E">
+    <w:lvl w:ilvl="7" w:tplc="FC3423FC">
       <w:numFmt w:val="decimal"/>
       <w:lvlText w:val=""/>
       <w:lvlJc w:val="left"/>
     </w:lvl>
-    <w:lvl w:ilvl="8" w:tplc="DAAECA8C">
+    <w:lvl w:ilvl="8" w:tplc="C722100A">
       <w:numFmt w:val="decimal"/>
       <w:lvlText w:val=""/>
       <w:lvlJc w:val="left"/>
     </w:lvl>
   </w:abstractNum>
   <w:abstractNum w:abstractNumId="1" w15:restartNumberingAfterBreak="0">
-    <w:nsid w:val="347C43C1"/>
+    <w:nsid w:val="28E87EAF"/>
     <w:multiLevelType w:val="hybridMultilevel"/>
-    <w:tmpl w:val="2BD288FA"/>
-    <w:lvl w:ilvl="0" w:tplc="5CCC6A44" w:tentative="1">
+    <w:tmpl w:val="A9FCD26A"/>
+    <w:lvl w:ilvl="0" w:tplc="CEBA2F56" w:tentative="1">
       <w:start w:val="1"/>
       <w:numFmt w:val="bullet"/>
       <w:lvlText w:val="●"/>
@@ -22201,7 +22218,7 @@
         <w:ind w:left="720" w:hanging="360"/>
       </w:pPr>
     </w:lvl>
-    <w:lvl w:ilvl="1" w:tplc="47ECA6AE" w:tentative="1">
+    <w:lvl w:ilvl="1" w:tplc="85D4992A" w:tentative="1">
       <w:start w:val="1"/>
       <w:numFmt w:val="bullet"/>
       <w:lvlText w:val="○"/>
@@ -22210,7 +22227,7 @@
         <w:ind w:left="1440" w:hanging="360"/>
       </w:pPr>
     </w:lvl>
-    <w:lvl w:ilvl="2" w:tplc="D1205CC2" w:tentative="1">
+    <w:lvl w:ilvl="2" w:tplc="72BE541A" w:tentative="1">
       <w:start w:val="1"/>
       <w:numFmt w:val="bullet"/>
       <w:lvlText w:val="■"/>
@@ -22219,7 +22236,7 @@
         <w:ind w:left="2160" w:hanging="360"/>
       </w:pPr>
     </w:lvl>
-    <w:lvl w:ilvl="3" w:tplc="162E48B2" w:tentative="1">
+    <w:lvl w:ilvl="3" w:tplc="ED86B5DE" w:tentative="1">
       <w:start w:val="1"/>
       <w:numFmt w:val="bullet"/>
       <w:lvlText w:val="●"/>
@@ -22228,7 +22245,7 @@
         <w:ind w:left="2880" w:hanging="360"/>
       </w:pPr>
     </w:lvl>
-    <w:lvl w:ilvl="4" w:tplc="51D02FA8" w:tentative="1">
+    <w:lvl w:ilvl="4" w:tplc="8714AAAC" w:tentative="1">
       <w:start w:val="1"/>
       <w:numFmt w:val="bullet"/>
       <w:lvlText w:val="○"/>
@@ -22237,7 +22254,7 @@
         <w:ind w:left="3600" w:hanging="360"/>
       </w:pPr>
     </w:lvl>
-    <w:lvl w:ilvl="5" w:tplc="87BEE8E8" w:tentative="1">
+    <w:lvl w:ilvl="5" w:tplc="18B2C836" w:tentative="1">
       <w:start w:val="1"/>
       <w:numFmt w:val="bullet"/>
       <w:lvlText w:val="■"/>
@@ -22246,7 +22263,7 @@
         <w:ind w:left="4320" w:hanging="360"/>
       </w:pPr>
     </w:lvl>
-    <w:lvl w:ilvl="6" w:tplc="88BAD58A" w:tentative="1">
+    <w:lvl w:ilvl="6" w:tplc="78F00BF6" w:tentative="1">
       <w:start w:val="1"/>
       <w:numFmt w:val="bullet"/>
       <w:lvlText w:val="●"/>
@@ -22255,7 +22272,7 @@
         <w:ind w:left="5040" w:hanging="360"/>
       </w:pPr>
     </w:lvl>
-    <w:lvl w:ilvl="7" w:tplc="A704D24C" w:tentative="1">
+    <w:lvl w:ilvl="7" w:tplc="489ACB86" w:tentative="1">
       <w:start w:val="1"/>
       <w:numFmt w:val="bullet"/>
       <w:lvlText w:val="●"/>
@@ -22264,7 +22281,7 @@
         <w:ind w:left="5760" w:hanging="360"/>
       </w:pPr>
     </w:lvl>
-    <w:lvl w:ilvl="8" w:tplc="66AE7EAE" w:tentative="1">
+    <w:lvl w:ilvl="8" w:tplc="775C9676" w:tentative="1">
       <w:start w:val="1"/>
       <w:numFmt w:val="bullet"/>
       <w:lvlText w:val="●"/>
@@ -22275,10 +22292,10 @@
     </w:lvl>
   </w:abstractNum>
   <w:abstractNum w:abstractNumId="2" w15:restartNumberingAfterBreak="0">
-    <w:nsid w:val="69B75981"/>
+    <w:nsid w:val="2D945300"/>
     <w:multiLevelType w:val="hybridMultilevel"/>
-    <w:tmpl w:val="0624071C"/>
-    <w:lvl w:ilvl="0" w:tplc="279CEF76">
+    <w:tmpl w:val="E9CAA262"/>
+    <w:lvl w:ilvl="0" w:tplc="F0768960">
       <w:start w:val="1"/>
       <w:numFmt w:val="decimal"/>
       <w:lvlText w:val="%1."/>
@@ -22287,108 +22304,108 @@
         <w:ind w:left="500" w:hanging="320"/>
       </w:pPr>
     </w:lvl>
-    <w:lvl w:ilvl="1" w:tplc="29AE5A6A">
+    <w:lvl w:ilvl="1" w:tplc="AF18B4EE">
       <w:numFmt w:val="decimal"/>
       <w:lvlText w:val=""/>
       <w:lvlJc w:val="left"/>
     </w:lvl>
-    <w:lvl w:ilvl="2" w:tplc="09A8DDE8">
+    <w:lvl w:ilvl="2" w:tplc="A336F584">
       <w:numFmt w:val="decimal"/>
       <w:lvlText w:val=""/>
       <w:lvlJc w:val="left"/>
     </w:lvl>
-    <w:lvl w:ilvl="3" w:tplc="8FC88ABC">
+    <w:lvl w:ilvl="3" w:tplc="9034B4E4">
       <w:numFmt w:val="decimal"/>
       <w:lvlText w:val=""/>
       <w:lvlJc w:val="left"/>
     </w:lvl>
-    <w:lvl w:ilvl="4" w:tplc="C70A46E6">
+    <w:lvl w:ilvl="4" w:tplc="193A4252">
       <w:numFmt w:val="decimal"/>
       <w:lvlText w:val=""/>
       <w:lvlJc w:val="left"/>
     </w:lvl>
-    <w:lvl w:ilvl="5" w:tplc="62303082">
+    <w:lvl w:ilvl="5" w:tplc="AD50586C">
       <w:numFmt w:val="decimal"/>
       <w:lvlText w:val=""/>
       <w:lvlJc w:val="left"/>
     </w:lvl>
-    <w:lvl w:ilvl="6" w:tplc="52D8C374">
+    <w:lvl w:ilvl="6" w:tplc="BEDA3264">
       <w:numFmt w:val="decimal"/>
       <w:lvlText w:val=""/>
       <w:lvlJc w:val="left"/>
     </w:lvl>
-    <w:lvl w:ilvl="7" w:tplc="C4660CE4">
+    <w:lvl w:ilvl="7" w:tplc="9036E522">
       <w:numFmt w:val="decimal"/>
       <w:lvlText w:val=""/>
       <w:lvlJc w:val="left"/>
     </w:lvl>
-    <w:lvl w:ilvl="8" w:tplc="C626526E">
+    <w:lvl w:ilvl="8" w:tplc="F1526B1A">
       <w:numFmt w:val="decimal"/>
       <w:lvlText w:val=""/>
       <w:lvlJc w:val="left"/>
     </w:lvl>
   </w:abstractNum>
-  <w:num w:numId="1" w16cid:durableId="2097749748">
+  <w:num w:numId="1" w16cid:durableId="1526940176">
     <w:abstractNumId w:val="1"/>
     <w:lvlOverride w:ilvl="0">
       <w:startOverride w:val="1"/>
     </w:lvlOverride>
   </w:num>
-  <w:num w:numId="2" w16cid:durableId="994915155">
+  <w:num w:numId="2" w16cid:durableId="1875388811">
     <w:abstractNumId w:val="2"/>
     <w:lvlOverride w:ilvl="0">
       <w:startOverride w:val="1"/>
     </w:lvlOverride>
   </w:num>
-  <w:num w:numId="3" w16cid:durableId="1011562790">
+  <w:num w:numId="3" w16cid:durableId="615597824">
     <w:abstractNumId w:val="2"/>
     <w:lvlOverride w:ilvl="0">
       <w:startOverride w:val="1"/>
     </w:lvlOverride>
   </w:num>
-  <w:num w:numId="4" w16cid:durableId="837304624">
+  <w:num w:numId="4" w16cid:durableId="1316252789">
     <w:abstractNumId w:val="2"/>
     <w:lvlOverride w:ilvl="0">
       <w:startOverride w:val="1"/>
     </w:lvlOverride>
   </w:num>
-  <w:num w:numId="5" w16cid:durableId="332415888">
+  <w:num w:numId="5" w16cid:durableId="1491556408">
     <w:abstractNumId w:val="0"/>
     <w:lvlOverride w:ilvl="0">
       <w:startOverride w:val="1"/>
     </w:lvlOverride>
   </w:num>
-  <w:num w:numId="6" w16cid:durableId="375013942">
+  <w:num w:numId="6" w16cid:durableId="1311596106">
     <w:abstractNumId w:val="2"/>
     <w:lvlOverride w:ilvl="0">
       <w:startOverride w:val="1"/>
     </w:lvlOverride>
   </w:num>
-  <w:num w:numId="7" w16cid:durableId="1725061463">
+  <w:num w:numId="7" w16cid:durableId="1396858809">
     <w:abstractNumId w:val="2"/>
     <w:lvlOverride w:ilvl="0">
       <w:startOverride w:val="1"/>
     </w:lvlOverride>
   </w:num>
-  <w:num w:numId="8" w16cid:durableId="181894668">
+  <w:num w:numId="8" w16cid:durableId="128519437">
     <w:abstractNumId w:val="2"/>
     <w:lvlOverride w:ilvl="0">
       <w:startOverride w:val="1"/>
     </w:lvlOverride>
   </w:num>
-  <w:num w:numId="9" w16cid:durableId="919099394">
+  <w:num w:numId="9" w16cid:durableId="1598979014">
     <w:abstractNumId w:val="2"/>
     <w:lvlOverride w:ilvl="0">
       <w:startOverride w:val="1"/>
     </w:lvlOverride>
   </w:num>
-  <w:num w:numId="10" w16cid:durableId="659890484">
+  <w:num w:numId="10" w16cid:durableId="68768611">
     <w:abstractNumId w:val="2"/>
     <w:lvlOverride w:ilvl="0">
       <w:startOverride w:val="1"/>
     </w:lvlOverride>
   </w:num>
-  <w:num w:numId="11" w16cid:durableId="2127963764">
+  <w:num w:numId="11" w16cid:durableId="636953045">
     <w:abstractNumId w:val="2"/>
     <w:lvlOverride w:ilvl="0">
       <w:startOverride w:val="1"/>

--- a/docs/Инструкция пользователя EAMS ssl sender.docx
+++ b/docs/Инструкция пользователя EAMS ssl sender.docx
@@ -50,7 +50,7 @@
           <w:noProof/>
         </w:rPr>
         <w:drawing>
-          <wp:inline distT="0" distB="0" distL="0" distR="0" wp14:anchorId="507E63FF" wp14:editId="1BCF1617">
+          <wp:inline distT="0" distB="0" distL="0" distR="0" wp14:anchorId="0A1B9ACE" wp14:editId="600E78FF">
             <wp:extent cx="5905500" cy="3695700"/>
             <wp:effectExtent l="0" t="0" r="0" b="0"/>
             <wp:docPr id="1" name="cover" descr="Вкладка «Рассылка» с подписками" title="Рассылка"/>
@@ -94,7 +94,7 @@
         <w:rPr>
           <w:color w:val="374151"/>
         </w:rPr>
-        <w:t>Версия сервиса: 2.5.0</w:t>
+        <w:t>Версия сервиса: 2.6.1</w:t>
       </w:r>
     </w:p>
     <w:p>
@@ -102,7 +102,7 @@
         <w:rPr>
           <w:color w:val="374151"/>
         </w:rPr>
-        <w:t>Дата: 28.10.2026</w:t>
+        <w:t>Дата: 31.10.2026</w:t>
       </w:r>
     </w:p>
     <w:p>
@@ -129,7 +129,7 @@
     <w:sdt>
       <w:sdtPr>
         <w:alias w:val="Содержание"/>
-        <w:id w:val="2019963230"/>
+        <w:id w:val="-72658861"/>
         <w:docPartObj>
           <w:docPartGallery w:val="Table of Contents"/>
           <w:docPartUnique/>
@@ -161,7 +161,7 @@
           <w:r>
             <w:fldChar w:fldCharType="separate"/>
           </w:r>
-          <w:hyperlink w:anchor="_Toc244102843" w:history="1">
+          <w:hyperlink w:anchor="_Toc244366924" w:history="1">
             <w:r>
               <w:rPr>
                 <w:rStyle w:val="Hyperlink"/>
@@ -185,7 +185,7 @@
               <w:rPr>
                 <w:noProof/>
               </w:rPr>
-              <w:instrText xml:space="preserve"> PAGEREF _Toc244102843 \h </w:instrText>
+              <w:instrText xml:space="preserve"> PAGEREF _Toc244366924 \h </w:instrText>
             </w:r>
             <w:r>
               <w:rPr>
@@ -227,7 +227,7 @@
               <w14:ligatures w14:val="standardContextual"/>
             </w:rPr>
           </w:pPr>
-          <w:hyperlink w:anchor="_Toc244102844" w:history="1">
+          <w:hyperlink w:anchor="_Toc244366925" w:history="1">
             <w:r>
               <w:rPr>
                 <w:rStyle w:val="Hyperlink"/>
@@ -251,7 +251,7 @@
               <w:rPr>
                 <w:noProof/>
               </w:rPr>
-              <w:instrText xml:space="preserve"> PAGEREF _Toc244102844 \h </w:instrText>
+              <w:instrText xml:space="preserve"> PAGEREF _Toc244366925 \h </w:instrText>
             </w:r>
             <w:r>
               <w:rPr>
@@ -293,7 +293,7 @@
               <w14:ligatures w14:val="standardContextual"/>
             </w:rPr>
           </w:pPr>
-          <w:hyperlink w:anchor="_Toc244102845" w:history="1">
+          <w:hyperlink w:anchor="_Toc244366926" w:history="1">
             <w:r>
               <w:rPr>
                 <w:rStyle w:val="Hyperlink"/>
@@ -317,7 +317,7 @@
               <w:rPr>
                 <w:noProof/>
               </w:rPr>
-              <w:instrText xml:space="preserve"> PAGEREF _Toc244102845 \h </w:instrText>
+              <w:instrText xml:space="preserve"> PAGEREF _Toc244366926 \h </w:instrText>
             </w:r>
             <w:r>
               <w:rPr>
@@ -359,7 +359,7 @@
               <w14:ligatures w14:val="standardContextual"/>
             </w:rPr>
           </w:pPr>
-          <w:hyperlink w:anchor="_Toc244102846" w:history="1">
+          <w:hyperlink w:anchor="_Toc244366927" w:history="1">
             <w:r>
               <w:rPr>
                 <w:rStyle w:val="Hyperlink"/>
@@ -383,7 +383,7 @@
               <w:rPr>
                 <w:noProof/>
               </w:rPr>
-              <w:instrText xml:space="preserve"> PAGEREF _Toc244102846 \h </w:instrText>
+              <w:instrText xml:space="preserve"> PAGEREF _Toc244366927 \h </w:instrText>
             </w:r>
             <w:r>
               <w:rPr>
@@ -425,7 +425,7 @@
               <w14:ligatures w14:val="standardContextual"/>
             </w:rPr>
           </w:pPr>
-          <w:hyperlink w:anchor="_Toc244102847" w:history="1">
+          <w:hyperlink w:anchor="_Toc244366928" w:history="1">
             <w:r>
               <w:rPr>
                 <w:rStyle w:val="Hyperlink"/>
@@ -449,7 +449,7 @@
               <w:rPr>
                 <w:noProof/>
               </w:rPr>
-              <w:instrText xml:space="preserve"> PAGEREF _Toc244102847 \h </w:instrText>
+              <w:instrText xml:space="preserve"> PAGEREF _Toc244366928 \h </w:instrText>
             </w:r>
             <w:r>
               <w:rPr>
@@ -491,7 +491,7 @@
               <w14:ligatures w14:val="standardContextual"/>
             </w:rPr>
           </w:pPr>
-          <w:hyperlink w:anchor="_Toc244102848" w:history="1">
+          <w:hyperlink w:anchor="_Toc244366929" w:history="1">
             <w:r>
               <w:rPr>
                 <w:rStyle w:val="Hyperlink"/>
@@ -515,7 +515,7 @@
               <w:rPr>
                 <w:noProof/>
               </w:rPr>
-              <w:instrText xml:space="preserve"> PAGEREF _Toc244102848 \h </w:instrText>
+              <w:instrText xml:space="preserve"> PAGEREF _Toc244366929 \h </w:instrText>
             </w:r>
             <w:r>
               <w:rPr>
@@ -557,7 +557,7 @@
               <w14:ligatures w14:val="standardContextual"/>
             </w:rPr>
           </w:pPr>
-          <w:hyperlink w:anchor="_Toc244102849" w:history="1">
+          <w:hyperlink w:anchor="_Toc244366930" w:history="1">
             <w:r>
               <w:rPr>
                 <w:rStyle w:val="Hyperlink"/>
@@ -581,7 +581,7 @@
               <w:rPr>
                 <w:noProof/>
               </w:rPr>
-              <w:instrText xml:space="preserve"> PAGEREF _Toc244102849 \h </w:instrText>
+              <w:instrText xml:space="preserve"> PAGEREF _Toc244366930 \h </w:instrText>
             </w:r>
             <w:r>
               <w:rPr>
@@ -623,7 +623,7 @@
               <w14:ligatures w14:val="standardContextual"/>
             </w:rPr>
           </w:pPr>
-          <w:hyperlink w:anchor="_Toc244102850" w:history="1">
+          <w:hyperlink w:anchor="_Toc244366931" w:history="1">
             <w:r>
               <w:rPr>
                 <w:rStyle w:val="Hyperlink"/>
@@ -647,7 +647,7 @@
               <w:rPr>
                 <w:noProof/>
               </w:rPr>
-              <w:instrText xml:space="preserve"> PAGEREF _Toc244102850 \h </w:instrText>
+              <w:instrText xml:space="preserve"> PAGEREF _Toc244366931 \h </w:instrText>
             </w:r>
             <w:r>
               <w:rPr>
@@ -689,7 +689,7 @@
               <w14:ligatures w14:val="standardContextual"/>
             </w:rPr>
           </w:pPr>
-          <w:hyperlink w:anchor="_Toc244102851" w:history="1">
+          <w:hyperlink w:anchor="_Toc244366932" w:history="1">
             <w:r>
               <w:rPr>
                 <w:rStyle w:val="Hyperlink"/>
@@ -713,7 +713,7 @@
               <w:rPr>
                 <w:noProof/>
               </w:rPr>
-              <w:instrText xml:space="preserve"> PAGEREF _Toc244102851 \h </w:instrText>
+              <w:instrText xml:space="preserve"> PAGEREF _Toc244366932 \h </w:instrText>
             </w:r>
             <w:r>
               <w:rPr>
@@ -755,7 +755,7 @@
               <w14:ligatures w14:val="standardContextual"/>
             </w:rPr>
           </w:pPr>
-          <w:hyperlink w:anchor="_Toc244102852" w:history="1">
+          <w:hyperlink w:anchor="_Toc244366933" w:history="1">
             <w:r>
               <w:rPr>
                 <w:rStyle w:val="Hyperlink"/>
@@ -779,7 +779,7 @@
               <w:rPr>
                 <w:noProof/>
               </w:rPr>
-              <w:instrText xml:space="preserve"> PAGEREF _Toc244102852 \h </w:instrText>
+              <w:instrText xml:space="preserve"> PAGEREF _Toc244366933 \h </w:instrText>
             </w:r>
             <w:r>
               <w:rPr>
@@ -821,7 +821,7 @@
               <w14:ligatures w14:val="standardContextual"/>
             </w:rPr>
           </w:pPr>
-          <w:hyperlink w:anchor="_Toc244102853" w:history="1">
+          <w:hyperlink w:anchor="_Toc244366934" w:history="1">
             <w:r>
               <w:rPr>
                 <w:rStyle w:val="Hyperlink"/>
@@ -845,7 +845,7 @@
               <w:rPr>
                 <w:noProof/>
               </w:rPr>
-              <w:instrText xml:space="preserve"> PAGEREF _Toc244102853 \h </w:instrText>
+              <w:instrText xml:space="preserve"> PAGEREF _Toc244366934 \h </w:instrText>
             </w:r>
             <w:r>
               <w:rPr>
@@ -887,7 +887,7 @@
               <w14:ligatures w14:val="standardContextual"/>
             </w:rPr>
           </w:pPr>
-          <w:hyperlink w:anchor="_Toc244102854" w:history="1">
+          <w:hyperlink w:anchor="_Toc244366935" w:history="1">
             <w:r>
               <w:rPr>
                 <w:rStyle w:val="Hyperlink"/>
@@ -911,7 +911,7 @@
               <w:rPr>
                 <w:noProof/>
               </w:rPr>
-              <w:instrText xml:space="preserve"> PAGEREF _Toc244102854 \h </w:instrText>
+              <w:instrText xml:space="preserve"> PAGEREF _Toc244366935 \h </w:instrText>
             </w:r>
             <w:r>
               <w:rPr>
@@ -953,7 +953,7 @@
               <w14:ligatures w14:val="standardContextual"/>
             </w:rPr>
           </w:pPr>
-          <w:hyperlink w:anchor="_Toc244102855" w:history="1">
+          <w:hyperlink w:anchor="_Toc244366936" w:history="1">
             <w:r>
               <w:rPr>
                 <w:rStyle w:val="Hyperlink"/>
@@ -977,7 +977,7 @@
               <w:rPr>
                 <w:noProof/>
               </w:rPr>
-              <w:instrText xml:space="preserve"> PAGEREF _Toc244102855 \h </w:instrText>
+              <w:instrText xml:space="preserve"> PAGEREF _Toc244366936 \h </w:instrText>
             </w:r>
             <w:r>
               <w:rPr>
@@ -1019,7 +1019,7 @@
               <w14:ligatures w14:val="standardContextual"/>
             </w:rPr>
           </w:pPr>
-          <w:hyperlink w:anchor="_Toc244102856" w:history="1">
+          <w:hyperlink w:anchor="_Toc244366937" w:history="1">
             <w:r>
               <w:rPr>
                 <w:rStyle w:val="Hyperlink"/>
@@ -1043,7 +1043,7 @@
               <w:rPr>
                 <w:noProof/>
               </w:rPr>
-              <w:instrText xml:space="preserve"> PAGEREF _Toc244102856 \h </w:instrText>
+              <w:instrText xml:space="preserve"> PAGEREF _Toc244366937 \h </w:instrText>
             </w:r>
             <w:r>
               <w:rPr>
@@ -1085,7 +1085,7 @@
               <w14:ligatures w14:val="standardContextual"/>
             </w:rPr>
           </w:pPr>
-          <w:hyperlink w:anchor="_Toc244102857" w:history="1">
+          <w:hyperlink w:anchor="_Toc244366938" w:history="1">
             <w:r>
               <w:rPr>
                 <w:rStyle w:val="Hyperlink"/>
@@ -1109,7 +1109,7 @@
               <w:rPr>
                 <w:noProof/>
               </w:rPr>
-              <w:instrText xml:space="preserve"> PAGEREF _Toc244102857 \h </w:instrText>
+              <w:instrText xml:space="preserve"> PAGEREF _Toc244366938 \h </w:instrText>
             </w:r>
             <w:r>
               <w:rPr>
@@ -1151,7 +1151,7 @@
               <w14:ligatures w14:val="standardContextual"/>
             </w:rPr>
           </w:pPr>
-          <w:hyperlink w:anchor="_Toc244102858" w:history="1">
+          <w:hyperlink w:anchor="_Toc244366939" w:history="1">
             <w:r>
               <w:rPr>
                 <w:rStyle w:val="Hyperlink"/>
@@ -1175,7 +1175,7 @@
               <w:rPr>
                 <w:noProof/>
               </w:rPr>
-              <w:instrText xml:space="preserve"> PAGEREF _Toc244102858 \h </w:instrText>
+              <w:instrText xml:space="preserve"> PAGEREF _Toc244366939 \h </w:instrText>
             </w:r>
             <w:r>
               <w:rPr>
@@ -1217,7 +1217,7 @@
               <w14:ligatures w14:val="standardContextual"/>
             </w:rPr>
           </w:pPr>
-          <w:hyperlink w:anchor="_Toc244102859" w:history="1">
+          <w:hyperlink w:anchor="_Toc244366940" w:history="1">
             <w:r>
               <w:rPr>
                 <w:rStyle w:val="Hyperlink"/>
@@ -1241,7 +1241,7 @@
               <w:rPr>
                 <w:noProof/>
               </w:rPr>
-              <w:instrText xml:space="preserve"> PAGEREF _Toc244102859 \h </w:instrText>
+              <w:instrText xml:space="preserve"> PAGEREF _Toc244366940 \h </w:instrText>
             </w:r>
             <w:r>
               <w:rPr>
@@ -1283,7 +1283,7 @@
               <w14:ligatures w14:val="standardContextual"/>
             </w:rPr>
           </w:pPr>
-          <w:hyperlink w:anchor="_Toc244102860" w:history="1">
+          <w:hyperlink w:anchor="_Toc244366941" w:history="1">
             <w:r>
               <w:rPr>
                 <w:rStyle w:val="Hyperlink"/>
@@ -1307,7 +1307,7 @@
               <w:rPr>
                 <w:noProof/>
               </w:rPr>
-              <w:instrText xml:space="preserve"> PAGEREF _Toc244102860 \h </w:instrText>
+              <w:instrText xml:space="preserve"> PAGEREF _Toc244366941 \h </w:instrText>
             </w:r>
             <w:r>
               <w:rPr>
@@ -1349,7 +1349,7 @@
               <w14:ligatures w14:val="standardContextual"/>
             </w:rPr>
           </w:pPr>
-          <w:hyperlink w:anchor="_Toc244102861" w:history="1">
+          <w:hyperlink w:anchor="_Toc244366942" w:history="1">
             <w:r>
               <w:rPr>
                 <w:rStyle w:val="Hyperlink"/>
@@ -1373,7 +1373,7 @@
               <w:rPr>
                 <w:noProof/>
               </w:rPr>
-              <w:instrText xml:space="preserve"> PAGEREF _Toc244102861 \h </w:instrText>
+              <w:instrText xml:space="preserve"> PAGEREF _Toc244366942 \h </w:instrText>
             </w:r>
             <w:r>
               <w:rPr>
@@ -1415,7 +1415,7 @@
               <w14:ligatures w14:val="standardContextual"/>
             </w:rPr>
           </w:pPr>
-          <w:hyperlink w:anchor="_Toc244102862" w:history="1">
+          <w:hyperlink w:anchor="_Toc244366943" w:history="1">
             <w:r>
               <w:rPr>
                 <w:rStyle w:val="Hyperlink"/>
@@ -1439,7 +1439,7 @@
               <w:rPr>
                 <w:noProof/>
               </w:rPr>
-              <w:instrText xml:space="preserve"> PAGEREF _Toc244102862 \h </w:instrText>
+              <w:instrText xml:space="preserve"> PAGEREF _Toc244366943 \h </w:instrText>
             </w:r>
             <w:r>
               <w:rPr>
@@ -1481,7 +1481,7 @@
               <w14:ligatures w14:val="standardContextual"/>
             </w:rPr>
           </w:pPr>
-          <w:hyperlink w:anchor="_Toc244102863" w:history="1">
+          <w:hyperlink w:anchor="_Toc244366944" w:history="1">
             <w:r>
               <w:rPr>
                 <w:rStyle w:val="Hyperlink"/>
@@ -1505,7 +1505,7 @@
               <w:rPr>
                 <w:noProof/>
               </w:rPr>
-              <w:instrText xml:space="preserve"> PAGEREF _Toc244102863 \h </w:instrText>
+              <w:instrText xml:space="preserve"> PAGEREF _Toc244366944 \h </w:instrText>
             </w:r>
             <w:r>
               <w:rPr>
@@ -1547,7 +1547,7 @@
               <w14:ligatures w14:val="standardContextual"/>
             </w:rPr>
           </w:pPr>
-          <w:hyperlink w:anchor="_Toc244102864" w:history="1">
+          <w:hyperlink w:anchor="_Toc244366945" w:history="1">
             <w:r>
               <w:rPr>
                 <w:rStyle w:val="Hyperlink"/>
@@ -1571,7 +1571,7 @@
               <w:rPr>
                 <w:noProof/>
               </w:rPr>
-              <w:instrText xml:space="preserve"> PAGEREF _Toc244102864 \h </w:instrText>
+              <w:instrText xml:space="preserve"> PAGEREF _Toc244366945 \h </w:instrText>
             </w:r>
             <w:r>
               <w:rPr>
@@ -1613,7 +1613,7 @@
               <w14:ligatures w14:val="standardContextual"/>
             </w:rPr>
           </w:pPr>
-          <w:hyperlink w:anchor="_Toc244102865" w:history="1">
+          <w:hyperlink w:anchor="_Toc244366946" w:history="1">
             <w:r>
               <w:rPr>
                 <w:rStyle w:val="Hyperlink"/>
@@ -1637,7 +1637,7 @@
               <w:rPr>
                 <w:noProof/>
               </w:rPr>
-              <w:instrText xml:space="preserve"> PAGEREF _Toc244102865 \h </w:instrText>
+              <w:instrText xml:space="preserve"> PAGEREF _Toc244366946 \h </w:instrText>
             </w:r>
             <w:r>
               <w:rPr>
@@ -1679,7 +1679,7 @@
               <w14:ligatures w14:val="standardContextual"/>
             </w:rPr>
           </w:pPr>
-          <w:hyperlink w:anchor="_Toc244102866" w:history="1">
+          <w:hyperlink w:anchor="_Toc244366947" w:history="1">
             <w:r>
               <w:rPr>
                 <w:rStyle w:val="Hyperlink"/>
@@ -1703,7 +1703,7 @@
               <w:rPr>
                 <w:noProof/>
               </w:rPr>
-              <w:instrText xml:space="preserve"> PAGEREF _Toc244102866 \h </w:instrText>
+              <w:instrText xml:space="preserve"> PAGEREF _Toc244366947 \h </w:instrText>
             </w:r>
             <w:r>
               <w:rPr>
@@ -1745,7 +1745,7 @@
               <w14:ligatures w14:val="standardContextual"/>
             </w:rPr>
           </w:pPr>
-          <w:hyperlink w:anchor="_Toc244102867" w:history="1">
+          <w:hyperlink w:anchor="_Toc244366948" w:history="1">
             <w:r>
               <w:rPr>
                 <w:rStyle w:val="Hyperlink"/>
@@ -1769,7 +1769,7 @@
               <w:rPr>
                 <w:noProof/>
               </w:rPr>
-              <w:instrText xml:space="preserve"> PAGEREF _Toc244102867 \h </w:instrText>
+              <w:instrText xml:space="preserve"> PAGEREF _Toc244366948 \h </w:instrText>
             </w:r>
             <w:r>
               <w:rPr>
@@ -1811,7 +1811,7 @@
               <w14:ligatures w14:val="standardContextual"/>
             </w:rPr>
           </w:pPr>
-          <w:hyperlink w:anchor="_Toc244102868" w:history="1">
+          <w:hyperlink w:anchor="_Toc244366949" w:history="1">
             <w:r>
               <w:rPr>
                 <w:rStyle w:val="Hyperlink"/>
@@ -1835,7 +1835,7 @@
               <w:rPr>
                 <w:noProof/>
               </w:rPr>
-              <w:instrText xml:space="preserve"> PAGEREF _Toc244102868 \h </w:instrText>
+              <w:instrText xml:space="preserve"> PAGEREF _Toc244366949 \h </w:instrText>
             </w:r>
             <w:r>
               <w:rPr>
@@ -1877,7 +1877,7 @@
               <w14:ligatures w14:val="standardContextual"/>
             </w:rPr>
           </w:pPr>
-          <w:hyperlink w:anchor="_Toc244102869" w:history="1">
+          <w:hyperlink w:anchor="_Toc244366950" w:history="1">
             <w:r>
               <w:rPr>
                 <w:rStyle w:val="Hyperlink"/>
@@ -1901,7 +1901,7 @@
               <w:rPr>
                 <w:noProof/>
               </w:rPr>
-              <w:instrText xml:space="preserve"> PAGEREF _Toc244102869 \h </w:instrText>
+              <w:instrText xml:space="preserve"> PAGEREF _Toc244366950 \h </w:instrText>
             </w:r>
             <w:r>
               <w:rPr>
@@ -1943,7 +1943,7 @@
               <w14:ligatures w14:val="standardContextual"/>
             </w:rPr>
           </w:pPr>
-          <w:hyperlink w:anchor="_Toc244102870" w:history="1">
+          <w:hyperlink w:anchor="_Toc244366951" w:history="1">
             <w:r>
               <w:rPr>
                 <w:rStyle w:val="Hyperlink"/>
@@ -1967,7 +1967,7 @@
               <w:rPr>
                 <w:noProof/>
               </w:rPr>
-              <w:instrText xml:space="preserve"> PAGEREF _Toc244102870 \h </w:instrText>
+              <w:instrText xml:space="preserve"> PAGEREF _Toc244366951 \h </w:instrText>
             </w:r>
             <w:r>
               <w:rPr>
@@ -2009,7 +2009,7 @@
               <w14:ligatures w14:val="standardContextual"/>
             </w:rPr>
           </w:pPr>
-          <w:hyperlink w:anchor="_Toc244102871" w:history="1">
+          <w:hyperlink w:anchor="_Toc244366952" w:history="1">
             <w:r>
               <w:rPr>
                 <w:rStyle w:val="Hyperlink"/>
@@ -2033,7 +2033,7 @@
               <w:rPr>
                 <w:noProof/>
               </w:rPr>
-              <w:instrText xml:space="preserve"> PAGEREF _Toc244102871 \h </w:instrText>
+              <w:instrText xml:space="preserve"> PAGEREF _Toc244366952 \h </w:instrText>
             </w:r>
             <w:r>
               <w:rPr>
@@ -2075,7 +2075,7 @@
               <w14:ligatures w14:val="standardContextual"/>
             </w:rPr>
           </w:pPr>
-          <w:hyperlink w:anchor="_Toc244102872" w:history="1">
+          <w:hyperlink w:anchor="_Toc244366953" w:history="1">
             <w:r>
               <w:rPr>
                 <w:rStyle w:val="Hyperlink"/>
@@ -2099,7 +2099,7 @@
               <w:rPr>
                 <w:noProof/>
               </w:rPr>
-              <w:instrText xml:space="preserve"> PAGEREF _Toc244102872 \h </w:instrText>
+              <w:instrText xml:space="preserve"> PAGEREF _Toc244366953 \h </w:instrText>
             </w:r>
             <w:r>
               <w:rPr>
@@ -2141,7 +2141,7 @@
               <w14:ligatures w14:val="standardContextual"/>
             </w:rPr>
           </w:pPr>
-          <w:hyperlink w:anchor="_Toc244102873" w:history="1">
+          <w:hyperlink w:anchor="_Toc244366954" w:history="1">
             <w:r>
               <w:rPr>
                 <w:rStyle w:val="Hyperlink"/>
@@ -2165,7 +2165,7 @@
               <w:rPr>
                 <w:noProof/>
               </w:rPr>
-              <w:instrText xml:space="preserve"> PAGEREF _Toc244102873 \h </w:instrText>
+              <w:instrText xml:space="preserve"> PAGEREF _Toc244366954 \h </w:instrText>
             </w:r>
             <w:r>
               <w:rPr>
@@ -2207,7 +2207,7 @@
               <w14:ligatures w14:val="standardContextual"/>
             </w:rPr>
           </w:pPr>
-          <w:hyperlink w:anchor="_Toc244102874" w:history="1">
+          <w:hyperlink w:anchor="_Toc244366955" w:history="1">
             <w:r>
               <w:rPr>
                 <w:rStyle w:val="Hyperlink"/>
@@ -2231,7 +2231,7 @@
               <w:rPr>
                 <w:noProof/>
               </w:rPr>
-              <w:instrText xml:space="preserve"> PAGEREF _Toc244102874 \h </w:instrText>
+              <w:instrText xml:space="preserve"> PAGEREF _Toc244366955 \h </w:instrText>
             </w:r>
             <w:r>
               <w:rPr>
@@ -2273,7 +2273,7 @@
               <w14:ligatures w14:val="standardContextual"/>
             </w:rPr>
           </w:pPr>
-          <w:hyperlink w:anchor="_Toc244102875" w:history="1">
+          <w:hyperlink w:anchor="_Toc244366956" w:history="1">
             <w:r>
               <w:rPr>
                 <w:rStyle w:val="Hyperlink"/>
@@ -2297,7 +2297,7 @@
               <w:rPr>
                 <w:noProof/>
               </w:rPr>
-              <w:instrText xml:space="preserve"> PAGEREF _Toc244102875 \h </w:instrText>
+              <w:instrText xml:space="preserve"> PAGEREF _Toc244366956 \h </w:instrText>
             </w:r>
             <w:r>
               <w:rPr>
@@ -2339,7 +2339,7 @@
               <w14:ligatures w14:val="standardContextual"/>
             </w:rPr>
           </w:pPr>
-          <w:hyperlink w:anchor="_Toc244102876" w:history="1">
+          <w:hyperlink w:anchor="_Toc244366957" w:history="1">
             <w:r>
               <w:rPr>
                 <w:rStyle w:val="Hyperlink"/>
@@ -2363,7 +2363,7 @@
               <w:rPr>
                 <w:noProof/>
               </w:rPr>
-              <w:instrText xml:space="preserve"> PAGEREF _Toc244102876 \h </w:instrText>
+              <w:instrText xml:space="preserve"> PAGEREF _Toc244366957 \h </w:instrText>
             </w:r>
             <w:r>
               <w:rPr>
@@ -2405,7 +2405,7 @@
               <w14:ligatures w14:val="standardContextual"/>
             </w:rPr>
           </w:pPr>
-          <w:hyperlink w:anchor="_Toc244102877" w:history="1">
+          <w:hyperlink w:anchor="_Toc244366958" w:history="1">
             <w:r>
               <w:rPr>
                 <w:rStyle w:val="Hyperlink"/>
@@ -2429,7 +2429,7 @@
               <w:rPr>
                 <w:noProof/>
               </w:rPr>
-              <w:instrText xml:space="preserve"> PAGEREF _Toc244102877 \h </w:instrText>
+              <w:instrText xml:space="preserve"> PAGEREF _Toc244366958 \h </w:instrText>
             </w:r>
             <w:r>
               <w:rPr>
@@ -2471,7 +2471,7 @@
               <w14:ligatures w14:val="standardContextual"/>
             </w:rPr>
           </w:pPr>
-          <w:hyperlink w:anchor="_Toc244102878" w:history="1">
+          <w:hyperlink w:anchor="_Toc244366959" w:history="1">
             <w:r>
               <w:rPr>
                 <w:rStyle w:val="Hyperlink"/>
@@ -2495,7 +2495,7 @@
               <w:rPr>
                 <w:noProof/>
               </w:rPr>
-              <w:instrText xml:space="preserve"> PAGEREF _Toc244102878 \h </w:instrText>
+              <w:instrText xml:space="preserve"> PAGEREF _Toc244366959 \h </w:instrText>
             </w:r>
             <w:r>
               <w:rPr>
@@ -2537,7 +2537,7 @@
               <w14:ligatures w14:val="standardContextual"/>
             </w:rPr>
           </w:pPr>
-          <w:hyperlink w:anchor="_Toc244102879" w:history="1">
+          <w:hyperlink w:anchor="_Toc244366960" w:history="1">
             <w:r>
               <w:rPr>
                 <w:rStyle w:val="Hyperlink"/>
@@ -2561,7 +2561,7 @@
               <w:rPr>
                 <w:noProof/>
               </w:rPr>
-              <w:instrText xml:space="preserve"> PAGEREF _Toc244102879 \h </w:instrText>
+              <w:instrText xml:space="preserve"> PAGEREF _Toc244366960 \h </w:instrText>
             </w:r>
             <w:r>
               <w:rPr>
@@ -2603,7 +2603,7 @@
               <w14:ligatures w14:val="standardContextual"/>
             </w:rPr>
           </w:pPr>
-          <w:hyperlink w:anchor="_Toc244102880" w:history="1">
+          <w:hyperlink w:anchor="_Toc244366961" w:history="1">
             <w:r>
               <w:rPr>
                 <w:rStyle w:val="Hyperlink"/>
@@ -2627,7 +2627,7 @@
               <w:rPr>
                 <w:noProof/>
               </w:rPr>
-              <w:instrText xml:space="preserve"> PAGEREF _Toc244102880 \h </w:instrText>
+              <w:instrText xml:space="preserve"> PAGEREF _Toc244366961 \h </w:instrText>
             </w:r>
             <w:r>
               <w:rPr>
@@ -2669,7 +2669,7 @@
               <w14:ligatures w14:val="standardContextual"/>
             </w:rPr>
           </w:pPr>
-          <w:hyperlink w:anchor="_Toc244102881" w:history="1">
+          <w:hyperlink w:anchor="_Toc244366962" w:history="1">
             <w:r>
               <w:rPr>
                 <w:rStyle w:val="Hyperlink"/>
@@ -2693,7 +2693,7 @@
               <w:rPr>
                 <w:noProof/>
               </w:rPr>
-              <w:instrText xml:space="preserve"> PAGEREF _Toc244102881 \h </w:instrText>
+              <w:instrText xml:space="preserve"> PAGEREF _Toc244366962 \h </w:instrText>
             </w:r>
             <w:r>
               <w:rPr>
@@ -2735,7 +2735,7 @@
               <w14:ligatures w14:val="standardContextual"/>
             </w:rPr>
           </w:pPr>
-          <w:hyperlink w:anchor="_Toc244102882" w:history="1">
+          <w:hyperlink w:anchor="_Toc244366963" w:history="1">
             <w:r>
               <w:rPr>
                 <w:rStyle w:val="Hyperlink"/>
@@ -2759,7 +2759,7 @@
               <w:rPr>
                 <w:noProof/>
               </w:rPr>
-              <w:instrText xml:space="preserve"> PAGEREF _Toc244102882 \h </w:instrText>
+              <w:instrText xml:space="preserve"> PAGEREF _Toc244366963 \h </w:instrText>
             </w:r>
             <w:r>
               <w:rPr>
@@ -2801,7 +2801,7 @@
               <w14:ligatures w14:val="standardContextual"/>
             </w:rPr>
           </w:pPr>
-          <w:hyperlink w:anchor="_Toc244102883" w:history="1">
+          <w:hyperlink w:anchor="_Toc244366964" w:history="1">
             <w:r>
               <w:rPr>
                 <w:rStyle w:val="Hyperlink"/>
@@ -2825,7 +2825,7 @@
               <w:rPr>
                 <w:noProof/>
               </w:rPr>
-              <w:instrText xml:space="preserve"> PAGEREF _Toc244102883 \h </w:instrText>
+              <w:instrText xml:space="preserve"> PAGEREF _Toc244366964 \h </w:instrText>
             </w:r>
             <w:r>
               <w:rPr>
@@ -2867,7 +2867,7 @@
               <w14:ligatures w14:val="standardContextual"/>
             </w:rPr>
           </w:pPr>
-          <w:hyperlink w:anchor="_Toc244102884" w:history="1">
+          <w:hyperlink w:anchor="_Toc244366965" w:history="1">
             <w:r>
               <w:rPr>
                 <w:rStyle w:val="Hyperlink"/>
@@ -2891,7 +2891,73 @@
               <w:rPr>
                 <w:noProof/>
               </w:rPr>
-              <w:instrText xml:space="preserve"> PAGEREF _Toc244102884 \h </w:instrText>
+              <w:instrText xml:space="preserve"> PAGEREF _Toc244366965 \h </w:instrText>
+            </w:r>
+            <w:r>
+              <w:rPr>
+                <w:noProof/>
+              </w:rPr>
+            </w:r>
+            <w:r>
+              <w:rPr>
+                <w:noProof/>
+              </w:rPr>
+              <w:fldChar w:fldCharType="separate"/>
+            </w:r>
+            <w:r>
+              <w:rPr>
+                <w:noProof/>
+              </w:rPr>
+              <w:t>39</w:t>
+            </w:r>
+            <w:r>
+              <w:rPr>
+                <w:noProof/>
+              </w:rPr>
+              <w:fldChar w:fldCharType="end"/>
+            </w:r>
+          </w:hyperlink>
+        </w:p>
+        <w:p>
+          <w:pPr>
+            <w:pStyle w:val="TOC2"/>
+            <w:tabs>
+              <w:tab w:val="right" w:leader="dot" w:pos="9856"/>
+            </w:tabs>
+            <w:rPr>
+              <w:rFonts w:asciiTheme="minorHAnsi" w:eastAsiaTheme="minorEastAsia" w:hAnsiTheme="minorHAnsi" w:cstheme="minorBidi"/>
+              <w:noProof/>
+              <w:kern w:val="2"/>
+              <w:sz w:val="24"/>
+              <w:szCs w:val="24"/>
+              <w14:ligatures w14:val="standardContextual"/>
+            </w:rPr>
+          </w:pPr>
+          <w:hyperlink w:anchor="_Toc244366966" w:history="1">
+            <w:r>
+              <w:rPr>
+                <w:rStyle w:val="Hyperlink"/>
+                <w:noProof/>
+              </w:rPr>
+              <w:t>10.1. Язык интерфейса</w:t>
+            </w:r>
+            <w:r>
+              <w:rPr>
+                <w:noProof/>
+              </w:rPr>
+              <w:tab/>
+            </w:r>
+            <w:r>
+              <w:rPr>
+                <w:noProof/>
+              </w:rPr>
+              <w:fldChar w:fldCharType="begin"/>
+            </w:r>
+            <w:r>
+              <w:rPr>
+                <w:noProof/>
+              </w:rPr>
+              <w:instrText xml:space="preserve"> PAGEREF _Toc244366966 \h </w:instrText>
             </w:r>
             <w:r>
               <w:rPr>
@@ -2933,7 +2999,7 @@
               <w14:ligatures w14:val="standardContextual"/>
             </w:rPr>
           </w:pPr>
-          <w:hyperlink w:anchor="_Toc244102885" w:history="1">
+          <w:hyperlink w:anchor="_Toc244366967" w:history="1">
             <w:r>
               <w:rPr>
                 <w:rStyle w:val="Hyperlink"/>
@@ -2957,7 +3023,7 @@
               <w:rPr>
                 <w:noProof/>
               </w:rPr>
-              <w:instrText xml:space="preserve"> PAGEREF _Toc244102885 \h </w:instrText>
+              <w:instrText xml:space="preserve"> PAGEREF _Toc244366967 \h </w:instrText>
             </w:r>
             <w:r>
               <w:rPr>
@@ -2974,7 +3040,7 @@
               <w:rPr>
                 <w:noProof/>
               </w:rPr>
-              <w:t>40</w:t>
+              <w:t>41</w:t>
             </w:r>
             <w:r>
               <w:rPr>
@@ -2999,7 +3065,7 @@
               <w14:ligatures w14:val="standardContextual"/>
             </w:rPr>
           </w:pPr>
-          <w:hyperlink w:anchor="_Toc244102886" w:history="1">
+          <w:hyperlink w:anchor="_Toc244366968" w:history="1">
             <w:r>
               <w:rPr>
                 <w:rStyle w:val="Hyperlink"/>
@@ -3023,7 +3089,7 @@
               <w:rPr>
                 <w:noProof/>
               </w:rPr>
-              <w:instrText xml:space="preserve"> PAGEREF _Toc244102886 \h </w:instrText>
+              <w:instrText xml:space="preserve"> PAGEREF _Toc244366968 \h </w:instrText>
             </w:r>
             <w:r>
               <w:rPr>
@@ -3040,7 +3106,7 @@
               <w:rPr>
                 <w:noProof/>
               </w:rPr>
-              <w:t>41</w:t>
+              <w:t>42</w:t>
             </w:r>
             <w:r>
               <w:rPr>
@@ -3061,7 +3127,7 @@
       <w:pPr>
         <w:pStyle w:val="Heading1"/>
       </w:pPr>
-      <w:bookmarkStart w:id="0" w:name="_Toc244102843"/>
+      <w:bookmarkStart w:id="0" w:name="_Toc244366924"/>
       <w:r>
         <w:lastRenderedPageBreak/>
         <w:t>Об этом руководстве</w:t>
@@ -3100,7 +3166,17 @@
         <w:t>docs/REFERENCE.md</w:t>
       </w:r>
       <w:r>
-        <w:t xml:space="preserve">. Это руководство есть и на английском — </w:t>
+        <w:t xml:space="preserve">. Образ сервиса открытый, в Docker Hub: </w:t>
+      </w:r>
+      <w:r>
+        <w:rPr>
+          <w:b/>
+          <w:bCs/>
+        </w:rPr>
+        <w:t>danreero/eams-ssl-sender</w:t>
+      </w:r>
+      <w:r>
+        <w:t xml:space="preserve"> (hub.docker.com/r/danreero/eams-ssl-sender). Это руководство есть и на английском — </w:t>
       </w:r>
       <w:r>
         <w:rPr>
@@ -3131,7 +3207,7 @@
         <w:t xml:space="preserve">Как это устроено. </w:t>
       </w:r>
       <w:r>
-        <w:t>Все снимки экрана сделаны в настоящей панели версии 2.5.0 на учебном стенде с примерными данными: адреса @example.com, сертификаты выпущены учебным центром сертификации. У вас будут свои имена сертификатов и адреса. Секреты (QR-код, закрытый ключ, пароль ключа) на снимках размыты.</w:t>
+        <w:t>Все снимки экрана сделаны в настоящей панели (версии 2.5 и 2.6) на учебном стенде с примерными данными: адреса @example.com, сертификаты выпущены учебным центром сертификации. У вас будут свои имена сертификатов и адреса. Секреты (QR-код, закрытый ключ, пароль ключа) на снимках размыты.</w:t>
       </w:r>
     </w:p>
     <w:p>
@@ -3494,7 +3570,7 @@
       <w:pPr>
         <w:pStyle w:val="Heading1"/>
       </w:pPr>
-      <w:bookmarkStart w:id="1" w:name="_Toc244102844"/>
+      <w:bookmarkStart w:id="1" w:name="_Toc244366925"/>
       <w:r>
         <w:lastRenderedPageBreak/>
         <w:t>1. Что делает сервис</w:t>
@@ -3520,7 +3596,7 @@
       <w:pPr>
         <w:pStyle w:val="Heading2"/>
       </w:pPr>
-      <w:bookmarkStart w:id="2" w:name="_Toc244102845"/>
+      <w:bookmarkStart w:id="2" w:name="_Toc244366926"/>
       <w:r>
         <w:t>1.1. Как это работает</w:t>
       </w:r>
@@ -3608,7 +3684,7 @@
       <w:pPr>
         <w:pStyle w:val="Heading2"/>
       </w:pPr>
-      <w:bookmarkStart w:id="3" w:name="_Toc244102846"/>
+      <w:bookmarkStart w:id="3" w:name="_Toc244366927"/>
       <w:r>
         <w:t>1.2. Основные понятия</w:t>
       </w:r>
@@ -4097,7 +4173,7 @@
       <w:pPr>
         <w:pStyle w:val="Heading2"/>
       </w:pPr>
-      <w:bookmarkStart w:id="4" w:name="_Toc244102847"/>
+      <w:bookmarkStart w:id="4" w:name="_Toc244366928"/>
       <w:r>
         <w:t>1.3. Разделы панели</w:t>
       </w:r>
@@ -4127,7 +4203,7 @@
         </w:rPr>
         <w:lastRenderedPageBreak/>
         <w:drawing>
-          <wp:inline distT="0" distB="0" distL="0" distR="0" wp14:anchorId="728F2BC5" wp14:editId="798F2657">
+          <wp:inline distT="0" distB="0" distL="0" distR="0" wp14:anchorId="2644B644" wp14:editId="35110A32">
             <wp:extent cx="6096000" cy="3810000"/>
             <wp:effectExtent l="0" t="0" r="0" b="0"/>
             <wp:docPr id="2" name="03-delivery-empty" descr="Панель сразу после первого входа: Key Manager и почта ещё не подключены, подписок нет" title="Панель сразу после первого входа: Key Manager и почта ещё не подключены, подписок нет"/>
@@ -4619,7 +4695,7 @@
                 <w:sz w:val="20"/>
                 <w:szCs w:val="20"/>
               </w:rPr>
-              <w:t>Своё имя, смена пароля, второй фактор, активные сессии</w:t>
+              <w:t>Своё имя, язык интерфейса, смена пароля, второй фактор, активные сессии</w:t>
             </w:r>
           </w:p>
         </w:tc>
@@ -4630,7 +4706,7 @@
       <w:pPr>
         <w:pStyle w:val="Heading2"/>
       </w:pPr>
-      <w:bookmarkStart w:id="5" w:name="_Toc244102848"/>
+      <w:bookmarkStart w:id="5" w:name="_Toc244366929"/>
       <w:r>
         <w:t>1.4. Порядок первой настройки</w:t>
       </w:r>
@@ -4753,7 +4829,7 @@
       <w:pPr>
         <w:pStyle w:val="Heading1"/>
       </w:pPr>
-      <w:bookmarkStart w:id="6" w:name="_Toc244102849"/>
+      <w:bookmarkStart w:id="6" w:name="_Toc244366930"/>
       <w:r>
         <w:lastRenderedPageBreak/>
         <w:t>2. Вход в панель</w:t>
@@ -4782,7 +4858,7 @@
       <w:pPr>
         <w:pStyle w:val="Heading2"/>
       </w:pPr>
-      <w:bookmarkStart w:id="7" w:name="_Toc244102850"/>
+      <w:bookmarkStart w:id="7" w:name="_Toc244366931"/>
       <w:r>
         <w:t>2.1. Первый вход</w:t>
       </w:r>
@@ -4870,7 +4946,7 @@
           <w:noProof/>
         </w:rPr>
         <w:drawing>
-          <wp:inline distT="0" distB="0" distL="0" distR="0" wp14:anchorId="03BEC887" wp14:editId="491F8C54">
+          <wp:inline distT="0" distB="0" distL="0" distR="0" wp14:anchorId="69C1028B" wp14:editId="2C8B7B4B">
             <wp:extent cx="3352800" cy="3305175"/>
             <wp:effectExtent l="0" t="0" r="0" b="0"/>
             <wp:docPr id="3" name="01-login" descr="Вход: почта и пароль" title="Вход: почта и пароль"/>
@@ -4936,7 +5012,7 @@
         </w:rPr>
         <w:lastRenderedPageBreak/>
         <w:drawing>
-          <wp:inline distT="0" distB="0" distL="0" distR="0" wp14:anchorId="5A574F93" wp14:editId="6294AB2B">
+          <wp:inline distT="0" distB="0" distL="0" distR="0" wp14:anchorId="7E05BC31" wp14:editId="3D119CBC">
             <wp:extent cx="3352800" cy="4810125"/>
             <wp:effectExtent l="0" t="0" r="0" b="0"/>
             <wp:docPr id="4" name="02-enroll" descr="Подключение приложения-аутентификатора (QR-код и ключ на снимке размыты)" title="Подключение приложения-аутентификатора (QR-код и ключ на снимке размыты)"/>
@@ -5008,7 +5084,7 @@
       <w:pPr>
         <w:pStyle w:val="Heading2"/>
       </w:pPr>
-      <w:bookmarkStart w:id="8" w:name="_Toc244102851"/>
+      <w:bookmarkStart w:id="8" w:name="_Toc244366932"/>
       <w:r>
         <w:t>2.2. Обычный вход</w:t>
       </w:r>
@@ -5038,7 +5114,7 @@
         </w:rPr>
         <w:lastRenderedPageBreak/>
         <w:drawing>
-          <wp:inline distT="0" distB="0" distL="0" distR="0" wp14:anchorId="7C77789E" wp14:editId="0E5B4A1A">
+          <wp:inline distT="0" distB="0" distL="0" distR="0" wp14:anchorId="67B6B8BA" wp14:editId="67D9AF01">
             <wp:extent cx="3352800" cy="3295650"/>
             <wp:effectExtent l="0" t="0" r="0" b="0"/>
             <wp:docPr id="5" name="04-second-factor" descr="Второй шаг входа — код из приложения" title="Второй шаг входа — код из приложения"/>
@@ -5198,7 +5274,7 @@
       <w:pPr>
         <w:pStyle w:val="Heading2"/>
       </w:pPr>
-      <w:bookmarkStart w:id="9" w:name="_Toc244102852"/>
+      <w:bookmarkStart w:id="9" w:name="_Toc244366933"/>
       <w:r>
         <w:t>2.3. Подтверждение кодом перед важными действиями</w:t>
       </w:r>
@@ -5293,7 +5369,7 @@
         </w:rPr>
         <w:lastRenderedPageBreak/>
         <w:drawing>
-          <wp:inline distT="0" distB="0" distL="0" distR="0" wp14:anchorId="5F366EEE" wp14:editId="464A9619">
+          <wp:inline distT="0" distB="0" distL="0" distR="0" wp14:anchorId="251BA7BC" wp14:editId="30FEA021">
             <wp:extent cx="3657600" cy="2676525"/>
             <wp:effectExtent l="0" t="0" r="0" b="0"/>
             <wp:docPr id="6" name="12-step-up" descr="Запрос кода перед важным действием" title="Запрос кода перед важным действием"/>
@@ -5383,7 +5459,7 @@
           <w:noProof/>
         </w:rPr>
         <w:drawing>
-          <wp:inline distT="0" distB="0" distL="0" distR="0" wp14:anchorId="366D1DAA" wp14:editId="1317E1C5">
+          <wp:inline distT="0" distB="0" distL="0" distR="0" wp14:anchorId="3351DABF" wp14:editId="6641932C">
             <wp:extent cx="6096000" cy="581025"/>
             <wp:effectExtent l="0" t="0" r="0" b="0"/>
             <wp:docPr id="7" name="71-security-stale" descr="Окно подтверждения истекло: следующее важное действие спросит код" title="Окно подтверждения истекло: следующее важное действие спросит код"/>
@@ -5434,7 +5510,7 @@
       <w:pPr>
         <w:pStyle w:val="Heading2"/>
       </w:pPr>
-      <w:bookmarkStart w:id="10" w:name="_Toc244102853"/>
+      <w:bookmarkStart w:id="10" w:name="_Toc244366934"/>
       <w:r>
         <w:t>2.4. Выход и сессии</w:t>
       </w:r>
@@ -5469,7 +5545,7 @@
       <w:pPr>
         <w:pStyle w:val="Heading1"/>
       </w:pPr>
-      <w:bookmarkStart w:id="11" w:name="_Toc244102854"/>
+      <w:bookmarkStart w:id="11" w:name="_Toc244366935"/>
       <w:r>
         <w:lastRenderedPageBreak/>
         <w:t>3. Подключение почты</w:t>
@@ -5527,7 +5603,7 @@
           <w:noProof/>
         </w:rPr>
         <w:drawing>
-          <wp:inline distT="0" distB="0" distL="0" distR="0" wp14:anchorId="163D0255" wp14:editId="3D8F4075">
+          <wp:inline distT="0" distB="0" distL="0" distR="0" wp14:anchorId="7CB7EB41" wp14:editId="36C90883">
             <wp:extent cx="6096000" cy="3810000"/>
             <wp:effectExtent l="0" t="0" r="0" b="0"/>
             <wp:docPr id="8" name="10-mail-empty" descr="Настройки → Почта до заполнения" title="Настройки → Почта до заполнения"/>
@@ -5578,7 +5654,7 @@
       <w:pPr>
         <w:pStyle w:val="Heading2"/>
       </w:pPr>
-      <w:bookmarkStart w:id="12" w:name="_Toc244102855"/>
+      <w:bookmarkStart w:id="12" w:name="_Toc244366936"/>
       <w:r>
         <w:t>3.1. Поля</w:t>
       </w:r>
@@ -6416,7 +6492,7 @@
       <w:pPr>
         <w:pStyle w:val="Heading2"/>
       </w:pPr>
-      <w:bookmarkStart w:id="13" w:name="_Toc244102856"/>
+      <w:bookmarkStart w:id="13" w:name="_Toc244366937"/>
       <w:r>
         <w:t>3.2. Сохранить и проверить</w:t>
       </w:r>
@@ -6509,7 +6585,7 @@
           <w:noProof/>
         </w:rPr>
         <w:drawing>
-          <wp:inline distT="0" distB="0" distL="0" distR="0" wp14:anchorId="3BA8B094" wp14:editId="518B0311">
+          <wp:inline distT="0" distB="0" distL="0" distR="0" wp14:anchorId="595852A5" wp14:editId="2C67619A">
             <wp:extent cx="6096000" cy="3810000"/>
             <wp:effectExtent l="0" t="0" r="0" b="0"/>
             <wp:docPr id="9" name="11-mail-filled" descr="Заполненные настройки почты" title="Заполненные настройки почты"/>
@@ -6574,7 +6650,7 @@
           <w:noProof/>
         </w:rPr>
         <w:drawing>
-          <wp:inline distT="0" distB="0" distL="0" distR="0" wp14:anchorId="5D019331" wp14:editId="2078ADD9">
+          <wp:inline distT="0" distB="0" distL="0" distR="0" wp14:anchorId="15182CBC" wp14:editId="5B78EF54">
             <wp:extent cx="3657600" cy="1828800"/>
             <wp:effectExtent l="0" t="0" r="0" b="0"/>
             <wp:docPr id="10" name="14-mail-test" descr="Тестовое письмо" title="Тестовое письмо"/>
@@ -6640,7 +6716,7 @@
         </w:rPr>
         <w:lastRenderedPageBreak/>
         <w:drawing>
-          <wp:inline distT="0" distB="0" distL="0" distR="0" wp14:anchorId="50B218A6" wp14:editId="5B6888B2">
+          <wp:inline distT="0" distB="0" distL="0" distR="0" wp14:anchorId="49824AD9" wp14:editId="267E3ECD">
             <wp:extent cx="6096000" cy="3810000"/>
             <wp:effectExtent l="0" t="0" r="0" b="0"/>
             <wp:docPr id="11" name="15-mail-test-ok" descr="Почта работает: сервер принял тестовое письмо" title="Почта работает: сервер принял тестовое письмо"/>
@@ -7120,7 +7196,7 @@
       <w:pPr>
         <w:pStyle w:val="Heading1"/>
       </w:pPr>
-      <w:bookmarkStart w:id="14" w:name="_Toc244102857"/>
+      <w:bookmarkStart w:id="14" w:name="_Toc244366938"/>
       <w:r>
         <w:lastRenderedPageBreak/>
         <w:t>4. Подключение Key Manager Plus</w:t>
@@ -7136,7 +7212,7 @@
       <w:pPr>
         <w:pStyle w:val="Heading2"/>
       </w:pPr>
-      <w:bookmarkStart w:id="15" w:name="_Toc244102858"/>
+      <w:bookmarkStart w:id="15" w:name="_Toc244366939"/>
       <w:r>
         <w:t>4.1. Что подготовить в Key Manager Plus</w:t>
       </w:r>
@@ -7265,7 +7341,7 @@
       <w:pPr>
         <w:pStyle w:val="Heading2"/>
       </w:pPr>
-      <w:bookmarkStart w:id="16" w:name="_Toc244102859"/>
+      <w:bookmarkStart w:id="16" w:name="_Toc244366940"/>
       <w:r>
         <w:t>4.2. Настройка в панели</w:t>
       </w:r>
@@ -7671,7 +7747,7 @@
         </w:rPr>
         <w:lastRenderedPageBreak/>
         <w:drawing>
-          <wp:inline distT="0" distB="0" distL="0" distR="0" wp14:anchorId="5451002F" wp14:editId="4280FE04">
+          <wp:inline distT="0" distB="0" distL="0" distR="0" wp14:anchorId="543BFB63" wp14:editId="1C27F8A8">
             <wp:extent cx="6096000" cy="1971675"/>
             <wp:effectExtent l="0" t="0" r="0" b="0"/>
             <wp:docPr id="12" name="21-km-filled" descr="Подключение к Key Manager: адрес, интервал опроса и ключ API" title="Подключение к Key Manager: адрес, интервал опроса и ключ API"/>
@@ -7736,7 +7812,7 @@
           <w:noProof/>
         </w:rPr>
         <w:drawing>
-          <wp:inline distT="0" distB="0" distL="0" distR="0" wp14:anchorId="699DAB5A" wp14:editId="60C39BF9">
+          <wp:inline distT="0" distB="0" distL="0" distR="0" wp14:anchorId="447B09E4" wp14:editId="3F3746E5">
             <wp:extent cx="6096000" cy="3810000"/>
             <wp:effectExtent l="0" t="0" r="0" b="0"/>
             <wp:docPr id="13" name="22-km-test" descr="Проверка связи: Key Manager ответил, видно 8 сертификатов" title="Проверка связи: Key Manager ответил, видно 8 сертификатов"/>
@@ -7817,7 +7893,7 @@
         </w:rPr>
         <w:lastRenderedPageBreak/>
         <w:drawing>
-          <wp:inline distT="0" distB="0" distL="0" distR="0" wp14:anchorId="4B437819" wp14:editId="76632C59">
+          <wp:inline distT="0" distB="0" distL="0" distR="0" wp14:anchorId="46A79B94" wp14:editId="2708552F">
             <wp:extent cx="6096000" cy="3810000"/>
             <wp:effectExtent l="0" t="0" r="0" b="0"/>
             <wp:docPr id="14" name="23-km-working" descr="Key Manager подключён и опрашивается" title="Key Manager подключён и опрашивается"/>
@@ -8256,7 +8332,7 @@
       <w:pPr>
         <w:pStyle w:val="Heading1"/>
       </w:pPr>
-      <w:bookmarkStart w:id="17" w:name="_Toc244102860"/>
+      <w:bookmarkStart w:id="17" w:name="_Toc244366941"/>
       <w:r>
         <w:lastRenderedPageBreak/>
         <w:t>5. Сертификаты</w:t>
@@ -8296,7 +8372,7 @@
           <w:noProof/>
         </w:rPr>
         <w:drawing>
-          <wp:inline distT="0" distB="0" distL="0" distR="0" wp14:anchorId="55A9474B" wp14:editId="5A20F6EA">
+          <wp:inline distT="0" distB="0" distL="0" distR="0" wp14:anchorId="05B8AC71" wp14:editId="18BC1FA7">
             <wp:extent cx="6096000" cy="3810000"/>
             <wp:effectExtent l="0" t="0" r="0" b="0"/>
             <wp:docPr id="15" name="30-certs" descr="Сертификаты из Key Manager со сроками действия" title="Сертификаты из Key Manager со сроками действия"/>
@@ -8979,7 +9055,7 @@
           <w:noProof/>
         </w:rPr>
         <w:drawing>
-          <wp:inline distT="0" distB="0" distL="0" distR="0" wp14:anchorId="3DAD53B6" wp14:editId="3D714BC1">
+          <wp:inline distT="0" distB="0" distL="0" distR="0" wp14:anchorId="041710C7" wp14:editId="03EB643C">
             <wp:extent cx="6096000" cy="3810000"/>
             <wp:effectExtent l="0" t="0" r="0" b="0"/>
             <wp:docPr id="16" name="33-certs-expiry" descr="Сертификаты по сроку действия: сначала истекающие (стрелка у «Действует до»)" title="Сертификаты по сроку действия: сначала истекающие (стрелка у «Действует до»)"/>
@@ -9035,7 +9111,7 @@
       <w:pPr>
         <w:pStyle w:val="Heading2"/>
       </w:pPr>
-      <w:bookmarkStart w:id="18" w:name="_Toc244102861"/>
+      <w:bookmarkStart w:id="18" w:name="_Toc244366942"/>
       <w:r>
         <w:t>5.1. Скачать файл сертификата</w:t>
       </w:r>
@@ -9111,7 +9187,7 @@
         </w:rPr>
         <w:lastRenderedPageBreak/>
         <w:drawing>
-          <wp:inline distT="0" distB="0" distL="0" distR="0" wp14:anchorId="3E73EE66" wp14:editId="008D9D3E">
+          <wp:inline distT="0" distB="0" distL="0" distR="0" wp14:anchorId="7870FF46" wp14:editId="21FE2A73">
             <wp:extent cx="3657600" cy="2676525"/>
             <wp:effectExtent l="0" t="0" r="0" b="0"/>
             <wp:docPr id="17" name="31-download" descr="Выбор формата для скачивания" title="Выбор формата для скачивания"/>
@@ -9162,7 +9238,7 @@
       <w:pPr>
         <w:pStyle w:val="Heading2"/>
       </w:pPr>
-      <w:bookmarkStart w:id="19" w:name="_Toc244102862"/>
+      <w:bookmarkStart w:id="19" w:name="_Toc244366943"/>
       <w:r>
         <w:t>5.2. Закрытый ключ и его пароль</w:t>
       </w:r>
@@ -9214,7 +9290,7 @@
           <w:noProof/>
         </w:rPr>
         <w:drawing>
-          <wp:inline distT="0" distB="0" distL="0" distR="0" wp14:anchorId="53D6135D" wp14:editId="56B1A755">
+          <wp:inline distT="0" distB="0" distL="0" distR="0" wp14:anchorId="2EAF47BC" wp14:editId="155FB57E">
             <wp:extent cx="3657600" cy="2981325"/>
             <wp:effectExtent l="0" t="0" r="0" b="0"/>
             <wp:docPr id="18" name="32-key" descr="Закрытый ключ и пароль ключа (на снимке размыты)" title="Закрытый ключ и пароль ключа (на снимке размыты)"/>
@@ -9286,7 +9362,7 @@
       <w:pPr>
         <w:pStyle w:val="Heading1"/>
       </w:pPr>
-      <w:bookmarkStart w:id="20" w:name="_Toc244102863"/>
+      <w:bookmarkStart w:id="20" w:name="_Toc244366944"/>
       <w:r>
         <w:lastRenderedPageBreak/>
         <w:t>6. Настройка рассылки</w:t>
@@ -9302,7 +9378,7 @@
       <w:pPr>
         <w:pStyle w:val="Heading2"/>
       </w:pPr>
-      <w:bookmarkStart w:id="21" w:name="_Toc244102864"/>
+      <w:bookmarkStart w:id="21" w:name="_Toc244366945"/>
       <w:r>
         <w:t>6.1. Новая подписка</w:t>
       </w:r>
@@ -9351,7 +9427,7 @@
           <w:noProof/>
         </w:rPr>
         <w:drawing>
-          <wp:inline distT="0" distB="0" distL="0" distR="0" wp14:anchorId="786D574B" wp14:editId="15BADC46">
+          <wp:inline distT="0" distB="0" distL="0" distR="0" wp14:anchorId="13C24D1C" wp14:editId="2014F6B4">
             <wp:extent cx="3657600" cy="6677025"/>
             <wp:effectExtent l="0" t="0" r="0" b="0"/>
             <wp:docPr id="19" name="40-sub-new" descr="Окно новой подписки" title="Окно новой подписки"/>
@@ -10160,7 +10236,7 @@
         </w:rPr>
         <w:lastRenderedPageBreak/>
         <w:drawing>
-          <wp:inline distT="0" distB="0" distL="0" distR="0" wp14:anchorId="3CA11F01" wp14:editId="0C2F3E56">
+          <wp:inline distT="0" distB="0" distL="0" distR="0" wp14:anchorId="5F490E76" wp14:editId="10BCB21E">
             <wp:extent cx="3657600" cy="7019925"/>
             <wp:effectExtent l="0" t="0" r="0" b="0"/>
             <wp:docPr id="20" name="41-sub-filled" descr="Подписка на два сертификата: при обновлении, в 09:00; файлы KEY, CRT и PFX с паролем ключа" title="Подписка на два сертификата: при обновлении, в 09:00; файлы KEY, CRT и PFX с паролем ключа"/>
@@ -10211,7 +10287,7 @@
       <w:pPr>
         <w:pStyle w:val="Heading2"/>
       </w:pPr>
-      <w:bookmarkStart w:id="22" w:name="_Toc244102865"/>
+      <w:bookmarkStart w:id="22" w:name="_Toc244366946"/>
       <w:r>
         <w:t>6.2. Когда уходят письма</w:t>
       </w:r>
@@ -10714,7 +10790,7 @@
       <w:pPr>
         <w:pStyle w:val="Heading2"/>
       </w:pPr>
-      <w:bookmarkStart w:id="23" w:name="_Toc244102866"/>
+      <w:bookmarkStart w:id="23" w:name="_Toc244366947"/>
       <w:r>
         <w:t>6.3. Запланированный старт и окончание</w:t>
       </w:r>
@@ -10754,7 +10830,7 @@
         </w:rPr>
         <w:lastRenderedPageBreak/>
         <w:drawing>
-          <wp:inline distT="0" distB="0" distL="0" distR="0" wp14:anchorId="0B771BF9" wp14:editId="7378D1CE">
+          <wp:inline distT="0" distB="0" distL="0" distR="0" wp14:anchorId="3209D5EE" wp14:editId="3E60EBAB">
             <wp:extent cx="3590925" cy="7239000"/>
             <wp:effectExtent l="0" t="0" r="0" b="0"/>
             <wp:docPr id="21" name="42-sub-period" descr="Подписка для подрядчика: раз в 7 дней со 02.11.2026 по 31.12.2026, только сертификаты без ключей" title="Подписка для подрядчика: раз в 7 дней со 02.11.2026 по 31.12.2026, только сертификаты без ключей"/>
@@ -10805,7 +10881,7 @@
       <w:pPr>
         <w:pStyle w:val="Heading2"/>
       </w:pPr>
-      <w:bookmarkStart w:id="24" w:name="_Toc244102867"/>
+      <w:bookmarkStart w:id="24" w:name="_Toc244366948"/>
       <w:r>
         <w:lastRenderedPageBreak/>
         <w:t>6.4. Список подписок</w:t>
@@ -10830,7 +10906,7 @@
           <w:noProof/>
         </w:rPr>
         <w:drawing>
-          <wp:inline distT="0" distB="0" distL="0" distR="0" wp14:anchorId="7D15CE6F" wp14:editId="489D693E">
+          <wp:inline distT="0" distB="0" distL="0" distR="0" wp14:anchorId="273DE1A7" wp14:editId="0C06980A">
             <wp:extent cx="6096000" cy="3810000"/>
             <wp:effectExtent l="0" t="0" r="0" b="0"/>
             <wp:docPr id="22" name="45-delivery-list" descr="Подписки в списке: сертификаты со сроками, получатели, файлы, расписание и итог последней отправки" title="Подписки в списке: сертификаты со сроками, получатели, файлы, расписание и итог последней отправки"/>
@@ -11999,7 +12075,7 @@
       <w:pPr>
         <w:pStyle w:val="Heading2"/>
       </w:pPr>
-      <w:bookmarkStart w:id="25" w:name="_Toc244102868"/>
+      <w:bookmarkStart w:id="25" w:name="_Toc244366949"/>
       <w:r>
         <w:t>6.5. Отправить сейчас</w:t>
       </w:r>
@@ -12028,7 +12104,7 @@
           <w:noProof/>
         </w:rPr>
         <w:drawing>
-          <wp:inline distT="0" distB="0" distL="0" distR="0" wp14:anchorId="59DB3F2C" wp14:editId="4B13580C">
+          <wp:inline distT="0" distB="0" distL="0" distR="0" wp14:anchorId="74037F56" wp14:editId="4538FFED">
             <wp:extent cx="3657600" cy="1552575"/>
             <wp:effectExtent l="0" t="0" r="0" b="0"/>
             <wp:docPr id="23" name="44-send-confirm" descr="Подтверждение отправки вручную" title="Подтверждение отправки вручную"/>
@@ -12079,7 +12155,7 @@
       <w:pPr>
         <w:pStyle w:val="Heading2"/>
       </w:pPr>
-      <w:bookmarkStart w:id="26" w:name="_Toc244102869"/>
+      <w:bookmarkStart w:id="26" w:name="_Toc244366950"/>
       <w:r>
         <w:t>6.6. Изменить, отключить, удалить</w:t>
       </w:r>
@@ -12159,7 +12235,7 @@
       <w:pPr>
         <w:pStyle w:val="Heading2"/>
       </w:pPr>
-      <w:bookmarkStart w:id="27" w:name="_Toc244102870"/>
+      <w:bookmarkStart w:id="27" w:name="_Toc244366951"/>
       <w:r>
         <w:t>6.7. Если отправка не удалась</w:t>
       </w:r>
@@ -12199,7 +12275,7 @@
         </w:rPr>
         <w:lastRenderedPageBreak/>
         <w:drawing>
-          <wp:inline distT="0" distB="0" distL="0" distR="0" wp14:anchorId="40258EC3" wp14:editId="7BE2B6D6">
+          <wp:inline distT="0" distB="0" distL="0" distR="0" wp14:anchorId="36BF0057" wp14:editId="587CC9E5">
             <wp:extent cx="6096000" cy="3790950"/>
             <wp:effectExtent l="0" t="0" r="0" b="0"/>
             <wp:docPr id="24" name="46-delivery-error-row" descr="Две подписки с ошибкой: в Key Manager нет сертификатов wiki.example.local и shop.example.com" title="Две подписки с ошибкой: в Key Manager нет сертификатов wiki.example.local и shop.example.com"/>
@@ -12264,7 +12340,7 @@
           <w:noProof/>
         </w:rPr>
         <w:drawing>
-          <wp:inline distT="0" distB="0" distL="0" distR="0" wp14:anchorId="438D3471" wp14:editId="1B21A0E7">
+          <wp:inline distT="0" distB="0" distL="0" distR="0" wp14:anchorId="465A2A30" wp14:editId="0C113EAB">
             <wp:extent cx="3657600" cy="1409700"/>
             <wp:effectExtent l="0" t="0" r="0" b="0"/>
             <wp:docPr id="25" name="47-delivery-error" descr="Причина ошибки" title="Причина ошибки"/>
@@ -12392,7 +12468,7 @@
       <w:pPr>
         <w:pStyle w:val="Heading2"/>
       </w:pPr>
-      <w:bookmarkStart w:id="28" w:name="_Toc244102871"/>
+      <w:bookmarkStart w:id="28" w:name="_Toc244366952"/>
       <w:r>
         <w:t>6.8. Защита от отката</w:t>
       </w:r>
@@ -12417,7 +12493,7 @@
       <w:pPr>
         <w:pStyle w:val="Heading1"/>
       </w:pPr>
-      <w:bookmarkStart w:id="29" w:name="_Toc244102872"/>
+      <w:bookmarkStart w:id="29" w:name="_Toc244366953"/>
       <w:r>
         <w:lastRenderedPageBreak/>
         <w:t>7. Что получает получатель</w:t>
@@ -12433,7 +12509,7 @@
       <w:pPr>
         <w:pStyle w:val="Heading2"/>
       </w:pPr>
-      <w:bookmarkStart w:id="30" w:name="_Toc244102873"/>
+      <w:bookmarkStart w:id="30" w:name="_Toc244366954"/>
       <w:r>
         <w:t>7.1. Письмо</w:t>
       </w:r>
@@ -12803,7 +12879,7 @@
           <w:noProof/>
         </w:rPr>
         <w:drawing>
-          <wp:inline distT="0" distB="0" distL="0" distR="0" wp14:anchorId="74268D30" wp14:editId="06037163">
+          <wp:inline distT="0" distB="0" distL="0" distR="0" wp14:anchorId="0C9DE7B0" wp14:editId="20CDFBF1">
             <wp:extent cx="4876800" cy="2647950"/>
             <wp:effectExtent l="0" t="0" r="0" b="0"/>
             <wp:docPr id="26" name="53-letter-html" descr="Письмо с двумя сертификатами — так его видит получатель" title="Письмо с двумя сертификатами — так его видит получатель"/>
@@ -12869,7 +12945,7 @@
         </w:rPr>
         <w:lastRenderedPageBreak/>
         <w:drawing>
-          <wp:inline distT="0" distB="0" distL="0" distR="0" wp14:anchorId="4D219BAF" wp14:editId="1D5E75AC">
+          <wp:inline distT="0" distB="0" distL="0" distR="0" wp14:anchorId="19471E73" wp14:editId="5867E9B5">
             <wp:extent cx="4876800" cy="2762250"/>
             <wp:effectExtent l="0" t="0" r="0" b="0"/>
             <wp:docPr id="27" name="51-letter-one" descr="Письмо с одним сертификатом" title="Письмо с одним сертификатом"/>
@@ -12934,7 +13010,7 @@
           <w:noProof/>
         </w:rPr>
         <w:drawing>
-          <wp:inline distT="0" distB="0" distL="0" distR="0" wp14:anchorId="4BD50CF1" wp14:editId="475E6200">
+          <wp:inline distT="0" distB="0" distL="0" distR="0" wp14:anchorId="257DACFB" wp14:editId="6161E60F">
             <wp:extent cx="4876800" cy="2743200"/>
             <wp:effectExtent l="0" t="0" r="0" b="0"/>
             <wp:docPr id="28" name="52-letter-uk" descr="То же письмо на украинском языке (язык выбирается в подписке)" title="То же письмо на украинском языке (язык выбирается в подписке)"/>
@@ -13447,7 +13523,7 @@
       <w:pPr>
         <w:pStyle w:val="Heading2"/>
       </w:pPr>
-      <w:bookmarkStart w:id="31" w:name="_Toc244102874"/>
+      <w:bookmarkStart w:id="31" w:name="_Toc244366955"/>
       <w:r>
         <w:lastRenderedPageBreak/>
         <w:t>7.2. Архив во вложении</w:t>
@@ -14847,7 +14923,7 @@
       <w:pPr>
         <w:pStyle w:val="Heading2"/>
       </w:pPr>
-      <w:bookmarkStart w:id="32" w:name="_Toc244102875"/>
+      <w:bookmarkStart w:id="32" w:name="_Toc244366956"/>
       <w:r>
         <w:lastRenderedPageBreak/>
         <w:t>7.3. Форматы файлов</w:t>
@@ -16445,7 +16521,7 @@
       <w:pPr>
         <w:pStyle w:val="Heading2"/>
       </w:pPr>
-      <w:bookmarkStart w:id="33" w:name="_Toc244102876"/>
+      <w:bookmarkStart w:id="33" w:name="_Toc244366957"/>
       <w:r>
         <w:t>7.4. Какие файлы выбрать</w:t>
       </w:r>
@@ -16822,7 +16898,7 @@
       <w:pPr>
         <w:pStyle w:val="Heading2"/>
       </w:pPr>
-      <w:bookmarkStart w:id="34" w:name="_Toc244102877"/>
+      <w:bookmarkStart w:id="34" w:name="_Toc244366958"/>
       <w:r>
         <w:t>7.5. Как проверить файлы</w:t>
       </w:r>
@@ -17349,7 +17425,7 @@
       <w:pPr>
         <w:pStyle w:val="Heading2"/>
       </w:pPr>
-      <w:bookmarkStart w:id="35" w:name="_Toc244102878"/>
+      <w:bookmarkStart w:id="35" w:name="_Toc244366959"/>
       <w:r>
         <w:t>7.6. Примеры установки</w:t>
       </w:r>
@@ -17625,7 +17701,7 @@
       <w:pPr>
         <w:pStyle w:val="Heading1"/>
       </w:pPr>
-      <w:bookmarkStart w:id="36" w:name="_Toc244102879"/>
+      <w:bookmarkStart w:id="36" w:name="_Toc244366960"/>
       <w:r>
         <w:lastRenderedPageBreak/>
         <w:t>8. Пользователи</w:t>
@@ -17655,7 +17731,7 @@
           <w:noProof/>
         </w:rPr>
         <w:drawing>
-          <wp:inline distT="0" distB="0" distL="0" distR="0" wp14:anchorId="0AE27BC9" wp14:editId="2DB38312">
+          <wp:inline distT="0" distB="0" distL="0" distR="0" wp14:anchorId="03C3B53B" wp14:editId="060C3B81">
             <wp:extent cx="6096000" cy="3810000"/>
             <wp:effectExtent l="0" t="0" r="0" b="0"/>
             <wp:docPr id="29" name="61-users" descr="Пользователи: вы и двое приглашённых коллег" title="Пользователи: вы и двое приглашённых коллег"/>
@@ -18004,7 +18080,7 @@
       <w:pPr>
         <w:pStyle w:val="Heading2"/>
       </w:pPr>
-      <w:bookmarkStart w:id="37" w:name="_Toc244102880"/>
+      <w:bookmarkStart w:id="37" w:name="_Toc244366961"/>
       <w:r>
         <w:t>8.1. Пригласить коллегу</w:t>
       </w:r>
@@ -18088,7 +18164,7 @@
         </w:rPr>
         <w:lastRenderedPageBreak/>
         <w:drawing>
-          <wp:inline distT="0" distB="0" distL="0" distR="0" wp14:anchorId="5AB81417" wp14:editId="62E7AC4A">
+          <wp:inline distT="0" distB="0" distL="0" distR="0" wp14:anchorId="1E5377A4" wp14:editId="032195C4">
             <wp:extent cx="3657600" cy="2543175"/>
             <wp:effectExtent l="0" t="0" r="0" b="0"/>
             <wp:docPr id="30" name="60-invite" descr="Приглашение коллеги" title="Приглашение коллеги"/>
@@ -18139,7 +18215,7 @@
       <w:pPr>
         <w:pStyle w:val="Heading2"/>
       </w:pPr>
-      <w:bookmarkStart w:id="38" w:name="_Toc244102881"/>
+      <w:bookmarkStart w:id="38" w:name="_Toc244366962"/>
       <w:r>
         <w:t>8.2. Что делает приглашённый</w:t>
       </w:r>
@@ -18202,7 +18278,7 @@
           <w:noProof/>
         </w:rPr>
         <w:drawing>
-          <wp:inline distT="0" distB="0" distL="0" distR="0" wp14:anchorId="6CC98F56" wp14:editId="0B8CCB22">
+          <wp:inline distT="0" distB="0" distL="0" distR="0" wp14:anchorId="3A7B22BF" wp14:editId="20F0C91D">
             <wp:extent cx="3352800" cy="3190875"/>
             <wp:effectExtent l="0" t="0" r="0" b="0"/>
             <wp:docPr id="31" name="64-activate" descr="Страница из письма-приглашения: новый пользователь задаёт пароль" title="Страница из письма-приглашения: новый пользователь задаёт пароль"/>
@@ -18291,7 +18367,7 @@
       <w:pPr>
         <w:pStyle w:val="Heading2"/>
       </w:pPr>
-      <w:bookmarkStart w:id="39" w:name="_Toc244102882"/>
+      <w:bookmarkStart w:id="39" w:name="_Toc244366963"/>
       <w:r>
         <w:t>8.3. Действия с пользователем</w:t>
       </w:r>
@@ -18331,7 +18407,7 @@
         </w:rPr>
         <w:lastRenderedPageBreak/>
         <w:drawing>
-          <wp:inline distT="0" distB="0" distL="0" distR="0" wp14:anchorId="3359989D" wp14:editId="0F40A0E5">
+          <wp:inline distT="0" distB="0" distL="0" distR="0" wp14:anchorId="50603234" wp14:editId="1572D879">
             <wp:extent cx="6096000" cy="3810000"/>
             <wp:effectExtent l="0" t="0" r="0" b="0"/>
             <wp:docPr id="32" name="62-users-menu" descr="Меню действий с пользователем" title="Меню действий с пользователем"/>
@@ -18892,7 +18968,7 @@
       <w:pPr>
         <w:pStyle w:val="Heading1"/>
       </w:pPr>
-      <w:bookmarkStart w:id="40" w:name="_Toc244102883"/>
+      <w:bookmarkStart w:id="40" w:name="_Toc244366964"/>
       <w:r>
         <w:lastRenderedPageBreak/>
         <w:t>9. Безопасность</w:t>
@@ -18952,7 +19028,7 @@
           <w:noProof/>
         </w:rPr>
         <w:drawing>
-          <wp:inline distT="0" distB="0" distL="0" distR="0" wp14:anchorId="3D692D36" wp14:editId="06F8370E">
+          <wp:inline distT="0" distB="0" distL="0" distR="0" wp14:anchorId="71E75CCA" wp14:editId="53DFB27C">
             <wp:extent cx="6096000" cy="6153150"/>
             <wp:effectExtent l="0" t="0" r="0" b="0"/>
             <wp:docPr id="33" name="70-security" descr="Вкладка «Безопасность»" title="Вкладка «Безопасность»"/>
@@ -19905,7 +19981,7 @@
       <w:pPr>
         <w:pStyle w:val="Heading1"/>
       </w:pPr>
-      <w:bookmarkStart w:id="41" w:name="_Toc244102884"/>
+      <w:bookmarkStart w:id="41" w:name="_Toc244366965"/>
       <w:r>
         <w:lastRenderedPageBreak/>
         <w:t>10. Профиль</w:t>
@@ -19935,8 +20011,8 @@
           <w:noProof/>
         </w:rPr>
         <w:drawing>
-          <wp:inline distT="0" distB="0" distL="0" distR="0" wp14:anchorId="7B64BDAB" wp14:editId="62CD420E">
-            <wp:extent cx="6096000" cy="3810000"/>
+          <wp:inline distT="0" distB="0" distL="0" distR="0" wp14:anchorId="47CF17B0" wp14:editId="6ECC9034">
+            <wp:extent cx="6096000" cy="4724400"/>
             <wp:effectExtent l="0" t="0" r="0" b="0"/>
             <wp:docPr id="34" name="80-profile" descr="Профиль" title="Профиль"/>
             <wp:cNvGraphicFramePr>
@@ -19961,7 +20037,7 @@
                   <pic:spPr bwMode="auto">
                     <a:xfrm>
                       <a:off x="0" y="0"/>
-                      <a:ext cx="6096000" cy="3810000"/>
+                      <a:ext cx="6096000" cy="4724400"/>
                     </a:xfrm>
                     <a:prstGeom prst="rect">
                       <a:avLst/>
@@ -20138,7 +20214,7 @@
                 <w:sz w:val="20"/>
                 <w:szCs w:val="20"/>
               </w:rPr>
-              <w:t>Пароль</w:t>
+              <w:t>Язык интерфейса</w:t>
             </w:r>
           </w:p>
         </w:tc>
@@ -20162,7 +20238,7 @@
                 <w:sz w:val="20"/>
                 <w:szCs w:val="20"/>
               </w:rPr>
-              <w:t>Сменить пароль: текущий, новый и ещё раз. Требования к паролю написаны под полями</w:t>
+              <w:t>Українська, Русский или English. Выбор только для вас: у каждого пользователя свой язык</w:t>
             </w:r>
           </w:p>
         </w:tc>
@@ -20191,7 +20267,7 @@
                 <w:sz w:val="20"/>
                 <w:szCs w:val="20"/>
               </w:rPr>
-              <w:t>Второй фактор</w:t>
+              <w:t>Пароль</w:t>
             </w:r>
           </w:p>
         </w:tc>
@@ -20215,7 +20291,7 @@
                 <w:sz w:val="20"/>
                 <w:szCs w:val="20"/>
               </w:rPr>
-              <w:t>Подключено ли приложение-аутентификатор</w:t>
+              <w:t>Сменить пароль: текущий, новый и ещё раз. Требования к паролю написаны под полями</w:t>
             </w:r>
           </w:p>
         </w:tc>
@@ -20244,6 +20320,59 @@
                 <w:sz w:val="20"/>
                 <w:szCs w:val="20"/>
               </w:rPr>
+              <w:t>Второй фактор</w:t>
+            </w:r>
+          </w:p>
+        </w:tc>
+        <w:tc>
+          <w:tcPr>
+            <w:tcW w:w="6907" w:type="dxa"/>
+            <w:tcMar>
+              <w:top w:w="60" w:type="dxa"/>
+              <w:left w:w="100" w:type="dxa"/>
+              <w:bottom w:w="60" w:type="dxa"/>
+              <w:right w:w="100" w:type="dxa"/>
+            </w:tcMar>
+            <w:vAlign w:val="center"/>
+          </w:tcPr>
+          <w:p>
+            <w:pPr>
+              <w:spacing w:after="0" w:line="252" w:lineRule="auto"/>
+            </w:pPr>
+            <w:r>
+              <w:rPr>
+                <w:sz w:val="20"/>
+                <w:szCs w:val="20"/>
+              </w:rPr>
+              <w:t>Подключено ли приложение-аутентификатор</w:t>
+            </w:r>
+          </w:p>
+        </w:tc>
+      </w:tr>
+      <w:tr>
+        <w:trPr>
+          <w:cantSplit/>
+        </w:trPr>
+        <w:tc>
+          <w:tcPr>
+            <w:tcW w:w="2959" w:type="dxa"/>
+            <w:tcMar>
+              <w:top w:w="60" w:type="dxa"/>
+              <w:left w:w="100" w:type="dxa"/>
+              <w:bottom w:w="60" w:type="dxa"/>
+              <w:right w:w="100" w:type="dxa"/>
+            </w:tcMar>
+            <w:vAlign w:val="center"/>
+          </w:tcPr>
+          <w:p>
+            <w:pPr>
+              <w:spacing w:after="0" w:line="252" w:lineRule="auto"/>
+            </w:pPr>
+            <w:r>
+              <w:rPr>
+                <w:sz w:val="20"/>
+                <w:szCs w:val="20"/>
+              </w:rPr>
               <w:t>Сессии</w:t>
             </w:r>
           </w:p>
@@ -20274,17 +20403,409 @@
         </w:tc>
       </w:tr>
     </w:tbl>
+    <w:p>
+      <w:pPr>
+        <w:pStyle w:val="Heading2"/>
+      </w:pPr>
+      <w:bookmarkStart w:id="42" w:name="_Toc244366966"/>
+      <w:r>
+        <w:t>10.1. Язык интерфейса</w:t>
+      </w:r>
+      <w:bookmarkEnd w:id="42"/>
+    </w:p>
+    <w:p>
+      <w:r>
+        <w:t xml:space="preserve">Панель работает на украинском, русском и английском. Язык выбирается в блоке </w:t>
+      </w:r>
+      <w:r>
+        <w:rPr>
+          <w:b/>
+          <w:bCs/>
+        </w:rPr>
+        <w:t>Язык интерфейса</w:t>
+      </w:r>
+      <w:r>
+        <w:t xml:space="preserve"> профиля и сразу меняет всю панель, без перезагрузки и без кода подтверждения: это личная настройка, а не настройка сервиса. Выбор хранится на сервере, поэтому на другом компьютере панель откроется на том же языке.</w:t>
+      </w:r>
+    </w:p>
+    <w:tbl>
+      <w:tblPr>
+        <w:tblW w:w="9866" w:type="dxa"/>
+        <w:tblBorders>
+          <w:top w:val="single" w:sz="4" w:space="0" w:color="D1D5DB"/>
+          <w:left w:val="single" w:sz="4" w:space="0" w:color="D1D5DB"/>
+          <w:bottom w:val="single" w:sz="4" w:space="0" w:color="D1D5DB"/>
+          <w:right w:val="single" w:sz="4" w:space="0" w:color="D1D5DB"/>
+          <w:insideH w:val="single" w:sz="4" w:space="0" w:color="D1D5DB"/>
+          <w:insideV w:val="single" w:sz="4" w:space="0" w:color="D1D5DB"/>
+        </w:tblBorders>
+        <w:tblLook w:val="04A0" w:firstRow="1" w:lastRow="0" w:firstColumn="1" w:lastColumn="0" w:noHBand="0" w:noVBand="1"/>
+      </w:tblPr>
+      <w:tblGrid>
+        <w:gridCol w:w="3946"/>
+        <w:gridCol w:w="5920"/>
+      </w:tblGrid>
+      <w:tr>
+        <w:trPr>
+          <w:cantSplit/>
+          <w:tblHeader/>
+        </w:trPr>
+        <w:tc>
+          <w:tcPr>
+            <w:tcW w:w="3946" w:type="dxa"/>
+            <w:shd w:val="clear" w:color="auto" w:fill="EEF2FF"/>
+            <w:tcMar>
+              <w:top w:w="60" w:type="dxa"/>
+              <w:left w:w="100" w:type="dxa"/>
+              <w:bottom w:w="60" w:type="dxa"/>
+              <w:right w:w="100" w:type="dxa"/>
+            </w:tcMar>
+            <w:vAlign w:val="center"/>
+          </w:tcPr>
+          <w:p>
+            <w:pPr>
+              <w:spacing w:after="0" w:line="252" w:lineRule="auto"/>
+            </w:pPr>
+            <w:r>
+              <w:rPr>
+                <w:b/>
+                <w:bCs/>
+                <w:color w:val="1E3A8A"/>
+                <w:sz w:val="20"/>
+                <w:szCs w:val="20"/>
+              </w:rPr>
+              <w:lastRenderedPageBreak/>
+              <w:t>Что</w:t>
+            </w:r>
+          </w:p>
+        </w:tc>
+        <w:tc>
+          <w:tcPr>
+            <w:tcW w:w="5920" w:type="dxa"/>
+            <w:shd w:val="clear" w:color="auto" w:fill="EEF2FF"/>
+            <w:tcMar>
+              <w:top w:w="60" w:type="dxa"/>
+              <w:left w:w="100" w:type="dxa"/>
+              <w:bottom w:w="60" w:type="dxa"/>
+              <w:right w:w="100" w:type="dxa"/>
+            </w:tcMar>
+            <w:vAlign w:val="center"/>
+          </w:tcPr>
+          <w:p>
+            <w:pPr>
+              <w:spacing w:after="0" w:line="252" w:lineRule="auto"/>
+            </w:pPr>
+            <w:r>
+              <w:rPr>
+                <w:b/>
+                <w:bCs/>
+                <w:color w:val="1E3A8A"/>
+                <w:sz w:val="20"/>
+                <w:szCs w:val="20"/>
+              </w:rPr>
+              <w:t>На каком языке</w:t>
+            </w:r>
+          </w:p>
+        </w:tc>
+      </w:tr>
+      <w:tr>
+        <w:trPr>
+          <w:cantSplit/>
+        </w:trPr>
+        <w:tc>
+          <w:tcPr>
+            <w:tcW w:w="3946" w:type="dxa"/>
+            <w:tcMar>
+              <w:top w:w="60" w:type="dxa"/>
+              <w:left w:w="100" w:type="dxa"/>
+              <w:bottom w:w="60" w:type="dxa"/>
+              <w:right w:w="100" w:type="dxa"/>
+            </w:tcMar>
+            <w:vAlign w:val="center"/>
+          </w:tcPr>
+          <w:p>
+            <w:pPr>
+              <w:spacing w:after="0" w:line="252" w:lineRule="auto"/>
+            </w:pPr>
+            <w:r>
+              <w:rPr>
+                <w:sz w:val="20"/>
+                <w:szCs w:val="20"/>
+              </w:rPr>
+              <w:t>Панель того, кто язык не выбирал</w:t>
+            </w:r>
+          </w:p>
+        </w:tc>
+        <w:tc>
+          <w:tcPr>
+            <w:tcW w:w="5920" w:type="dxa"/>
+            <w:tcMar>
+              <w:top w:w="60" w:type="dxa"/>
+              <w:left w:w="100" w:type="dxa"/>
+              <w:bottom w:w="60" w:type="dxa"/>
+              <w:right w:w="100" w:type="dxa"/>
+            </w:tcMar>
+            <w:vAlign w:val="center"/>
+          </w:tcPr>
+          <w:p>
+            <w:pPr>
+              <w:spacing w:after="0" w:line="252" w:lineRule="auto"/>
+            </w:pPr>
+            <w:r>
+              <w:rPr>
+                <w:sz w:val="20"/>
+                <w:szCs w:val="20"/>
+              </w:rPr>
+              <w:t>Язык сервиса — русский</w:t>
+            </w:r>
+          </w:p>
+        </w:tc>
+      </w:tr>
+      <w:tr>
+        <w:trPr>
+          <w:cantSplit/>
+        </w:trPr>
+        <w:tc>
+          <w:tcPr>
+            <w:tcW w:w="3946" w:type="dxa"/>
+            <w:tcMar>
+              <w:top w:w="60" w:type="dxa"/>
+              <w:left w:w="100" w:type="dxa"/>
+              <w:bottom w:w="60" w:type="dxa"/>
+              <w:right w:w="100" w:type="dxa"/>
+            </w:tcMar>
+            <w:vAlign w:val="center"/>
+          </w:tcPr>
+          <w:p>
+            <w:pPr>
+              <w:spacing w:after="0" w:line="252" w:lineRule="auto"/>
+            </w:pPr>
+            <w:r>
+              <w:rPr>
+                <w:sz w:val="20"/>
+                <w:szCs w:val="20"/>
+              </w:rPr>
+              <w:t>Страница входа и ссылки из писем</w:t>
+            </w:r>
+          </w:p>
+        </w:tc>
+        <w:tc>
+          <w:tcPr>
+            <w:tcW w:w="5920" w:type="dxa"/>
+            <w:tcMar>
+              <w:top w:w="60" w:type="dxa"/>
+              <w:left w:w="100" w:type="dxa"/>
+              <w:bottom w:w="60" w:type="dxa"/>
+              <w:right w:w="100" w:type="dxa"/>
+            </w:tcMar>
+            <w:vAlign w:val="center"/>
+          </w:tcPr>
+          <w:p>
+            <w:pPr>
+              <w:spacing w:after="0" w:line="252" w:lineRule="auto"/>
+            </w:pPr>
+            <w:r>
+              <w:rPr>
+                <w:sz w:val="20"/>
+                <w:szCs w:val="20"/>
+              </w:rPr>
+              <w:t>Язык, выбранный в этом браузере; если его нет — язык браузера</w:t>
+            </w:r>
+          </w:p>
+        </w:tc>
+      </w:tr>
+      <w:tr>
+        <w:trPr>
+          <w:cantSplit/>
+        </w:trPr>
+        <w:tc>
+          <w:tcPr>
+            <w:tcW w:w="3946" w:type="dxa"/>
+            <w:tcMar>
+              <w:top w:w="60" w:type="dxa"/>
+              <w:left w:w="100" w:type="dxa"/>
+              <w:bottom w:w="60" w:type="dxa"/>
+              <w:right w:w="100" w:type="dxa"/>
+            </w:tcMar>
+            <w:vAlign w:val="center"/>
+          </w:tcPr>
+          <w:p>
+            <w:pPr>
+              <w:spacing w:after="0" w:line="252" w:lineRule="auto"/>
+            </w:pPr>
+            <w:r>
+              <w:rPr>
+                <w:sz w:val="20"/>
+                <w:szCs w:val="20"/>
+              </w:rPr>
+              <w:t>Письма приглашения и сброса пароля</w:t>
+            </w:r>
+          </w:p>
+        </w:tc>
+        <w:tc>
+          <w:tcPr>
+            <w:tcW w:w="5920" w:type="dxa"/>
+            <w:tcMar>
+              <w:top w:w="60" w:type="dxa"/>
+              <w:left w:w="100" w:type="dxa"/>
+              <w:bottom w:w="60" w:type="dxa"/>
+              <w:right w:w="100" w:type="dxa"/>
+            </w:tcMar>
+            <w:vAlign w:val="center"/>
+          </w:tcPr>
+          <w:p>
+            <w:pPr>
+              <w:spacing w:after="0" w:line="252" w:lineRule="auto"/>
+            </w:pPr>
+            <w:r>
+              <w:rPr>
+                <w:sz w:val="20"/>
+                <w:szCs w:val="20"/>
+              </w:rPr>
+              <w:t>Язык этого пользователя (новому — язык сервиса)</w:t>
+            </w:r>
+          </w:p>
+        </w:tc>
+      </w:tr>
+      <w:tr>
+        <w:trPr>
+          <w:cantSplit/>
+        </w:trPr>
+        <w:tc>
+          <w:tcPr>
+            <w:tcW w:w="3946" w:type="dxa"/>
+            <w:tcMar>
+              <w:top w:w="60" w:type="dxa"/>
+              <w:left w:w="100" w:type="dxa"/>
+              <w:bottom w:w="60" w:type="dxa"/>
+              <w:right w:w="100" w:type="dxa"/>
+            </w:tcMar>
+            <w:vAlign w:val="center"/>
+          </w:tcPr>
+          <w:p>
+            <w:pPr>
+              <w:spacing w:after="0" w:line="252" w:lineRule="auto"/>
+            </w:pPr>
+            <w:r>
+              <w:rPr>
+                <w:sz w:val="20"/>
+                <w:szCs w:val="20"/>
+              </w:rPr>
+              <w:t>Новая подписка</w:t>
+            </w:r>
+          </w:p>
+        </w:tc>
+        <w:tc>
+          <w:tcPr>
+            <w:tcW w:w="5920" w:type="dxa"/>
+            <w:tcMar>
+              <w:top w:w="60" w:type="dxa"/>
+              <w:left w:w="100" w:type="dxa"/>
+              <w:bottom w:w="60" w:type="dxa"/>
+              <w:right w:w="100" w:type="dxa"/>
+            </w:tcMar>
+            <w:vAlign w:val="center"/>
+          </w:tcPr>
+          <w:p>
+            <w:pPr>
+              <w:spacing w:after="0" w:line="252" w:lineRule="auto"/>
+            </w:pPr>
+            <w:r>
+              <w:rPr>
+                <w:sz w:val="20"/>
+                <w:szCs w:val="20"/>
+              </w:rPr>
+              <w:t>Язык письма по умолчанию — язык вашего интерфейса; его можно сменить в подписке</w:t>
+            </w:r>
+          </w:p>
+        </w:tc>
+      </w:tr>
+      <w:tr>
+        <w:trPr>
+          <w:cantSplit/>
+        </w:trPr>
+        <w:tc>
+          <w:tcPr>
+            <w:tcW w:w="3946" w:type="dxa"/>
+            <w:tcMar>
+              <w:top w:w="60" w:type="dxa"/>
+              <w:left w:w="100" w:type="dxa"/>
+              <w:bottom w:w="60" w:type="dxa"/>
+              <w:right w:w="100" w:type="dxa"/>
+            </w:tcMar>
+            <w:vAlign w:val="center"/>
+          </w:tcPr>
+          <w:p>
+            <w:pPr>
+              <w:spacing w:after="0" w:line="252" w:lineRule="auto"/>
+            </w:pPr>
+            <w:r>
+              <w:rPr>
+                <w:sz w:val="20"/>
+                <w:szCs w:val="20"/>
+              </w:rPr>
+              <w:t>Ответы почтового сервера и Key Manager Plus</w:t>
+            </w:r>
+          </w:p>
+        </w:tc>
+        <w:tc>
+          <w:tcPr>
+            <w:tcW w:w="5920" w:type="dxa"/>
+            <w:tcMar>
+              <w:top w:w="60" w:type="dxa"/>
+              <w:left w:w="100" w:type="dxa"/>
+              <w:bottom w:w="60" w:type="dxa"/>
+              <w:right w:w="100" w:type="dxa"/>
+            </w:tcMar>
+            <w:vAlign w:val="center"/>
+          </w:tcPr>
+          <w:p>
+            <w:pPr>
+              <w:spacing w:after="0" w:line="252" w:lineRule="auto"/>
+            </w:pPr>
+            <w:r>
+              <w:rPr>
+                <w:sz w:val="20"/>
+                <w:szCs w:val="20"/>
+              </w:rPr>
+              <w:t>Как их прислал сервер — не переводятся</w:t>
+            </w:r>
+          </w:p>
+        </w:tc>
+      </w:tr>
+    </w:tbl>
+    <w:p>
+      <w:pPr>
+        <w:pBdr>
+          <w:left w:val="single" w:sz="24" w:space="8" w:color="2563EB"/>
+        </w:pBdr>
+        <w:shd w:val="clear" w:color="auto" w:fill="EFF6FF"/>
+        <w:spacing w:before="120" w:after="160"/>
+        <w:ind w:left="160" w:right="160"/>
+      </w:pPr>
+      <w:r>
+        <w:rPr>
+          <w:b/>
+          <w:bCs/>
+          <w:color w:val="2563EB"/>
+        </w:rPr>
+        <w:t xml:space="preserve">Совет. </w:t>
+      </w:r>
+      <w:r>
+        <w:t>Описания подписок, адреса и имена сертификатов не переводятся: панель показывает их так, как их записали.</w:t>
+      </w:r>
+    </w:p>
     <w:p/>
     <w:p>
       <w:pPr>
         <w:pStyle w:val="Heading1"/>
       </w:pPr>
-      <w:bookmarkStart w:id="42" w:name="_Toc244102885"/>
+      <w:bookmarkStart w:id="43" w:name="_Toc244366967"/>
       <w:r>
         <w:lastRenderedPageBreak/>
         <w:t>11. Работа с телефона</w:t>
       </w:r>
-      <w:bookmarkEnd w:id="42"/>
+      <w:bookmarkEnd w:id="43"/>
     </w:p>
     <w:p>
       <w:r>
@@ -20346,7 +20867,7 @@
                 <w:noProof/>
               </w:rPr>
               <w:drawing>
-                <wp:inline distT="0" distB="0" distL="0" distR="0" wp14:anchorId="776BF384" wp14:editId="036A0665">
+                <wp:inline distT="0" distB="0" distL="0" distR="0" wp14:anchorId="38C50FDB" wp14:editId="7AFE0CDC">
                   <wp:extent cx="1866900" cy="4038600"/>
                   <wp:effectExtent l="0" t="0" r="0" b="0"/>
                   <wp:docPr id="35" name="90-m-delivery" descr="Рассылка на телефоне" title="Рассылка на телефоне"/>
@@ -20412,7 +20933,7 @@
                 <w:noProof/>
               </w:rPr>
               <w:drawing>
-                <wp:inline distT="0" distB="0" distL="0" distR="0" wp14:anchorId="1583F27D" wp14:editId="01FA55D1">
+                <wp:inline distT="0" distB="0" distL="0" distR="0" wp14:anchorId="7F405EFC" wp14:editId="6388EE8B">
                   <wp:extent cx="1866900" cy="4038600"/>
                   <wp:effectExtent l="0" t="0" r="0" b="0"/>
                   <wp:docPr id="36" name="91-m-menu" descr="Действия с подпиской" title="Действия с подпиской"/>
@@ -20478,7 +20999,7 @@
                 <w:noProof/>
               </w:rPr>
               <w:drawing>
-                <wp:inline distT="0" distB="0" distL="0" distR="0" wp14:anchorId="7BBAF370" wp14:editId="4E19F897">
+                <wp:inline distT="0" distB="0" distL="0" distR="0" wp14:anchorId="17343439" wp14:editId="48C42D7F">
                   <wp:extent cx="1866900" cy="4038600"/>
                   <wp:effectExtent l="0" t="0" r="0" b="0"/>
                   <wp:docPr id="37" name="92-m-certs" descr="Сертификаты и список «Порядок»" title="Сертификаты и список «Порядок»"/>
@@ -20532,12 +21053,12 @@
       <w:pPr>
         <w:pStyle w:val="Heading1"/>
       </w:pPr>
-      <w:bookmarkStart w:id="43" w:name="_Toc244102886"/>
+      <w:bookmarkStart w:id="44" w:name="_Toc244366968"/>
       <w:r>
         <w:lastRenderedPageBreak/>
         <w:t>12. Частые вопросы и решение проблем</w:t>
       </w:r>
-      <w:bookmarkEnd w:id="43"/>
+      <w:bookmarkEnd w:id="44"/>
     </w:p>
     <w:tbl>
       <w:tblPr>
@@ -21938,19 +22459,10 @@
         </w:tc>
       </w:tr>
     </w:tbl>
-    <w:p>
-      <w:pPr>
-        <w:spacing w:after="0" w:line="20" w:lineRule="exact"/>
-        <w:rPr>
-          <w:sz w:val="2"/>
-        </w:rPr>
-      </w:pPr>
-    </w:p>
+    <w:p/>
     <w:sectPr>
       <w:headerReference w:type="default" r:id="rId43"/>
       <w:footerReference w:type="default" r:id="rId44"/>
-      <w:headerReference w:type="first" r:id="rId45"/>
-      <w:footerReference w:type="first" r:id="rId46"/>
       <w:pgSz w:w="11906" w:h="16838"/>
       <w:pgMar w:top="1134" w:right="1020" w:bottom="1134" w:left="1020" w:header="560" w:footer="560" w:gutter="0"/>
       <w:cols w:space="720"/>
@@ -22094,12 +22606,6 @@
 </w:ftr>
 </file>
 
-<file path=word/footer2.xml><?xml version="1.0" encoding="utf-8"?>
-<w:ftr xmlns:wpc="http://schemas.microsoft.com/office/word/2010/wordprocessingCanvas" xmlns:cx="http://schemas.microsoft.com/office/drawing/2014/chartex" xmlns:cx1="http://schemas.microsoft.com/office/drawing/2015/9/8/chartex" xmlns:cx2="http://schemas.microsoft.com/office/drawing/2015/10/21/chartex" xmlns:cx3="http://schemas.microsoft.com/office/drawing/2016/5/9/chartex" xmlns:cx4="http://schemas.microsoft.com/office/drawing/2016/5/10/chartex" xmlns:cx5="http://schemas.microsoft.com/office/drawing/2016/5/11/chartex" xmlns:cx6="http://schemas.microsoft.com/office/drawing/2016/5/12/chartex" xmlns:cx7="http://schemas.microsoft.com/office/drawing/2016/5/13/chartex" xmlns:cx8="http://schemas.microsoft.com/office/drawing/2016/5/14/chartex" xmlns:mc="http://schemas.openxmlformats.org/markup-compatibility/2006" xmlns:aink="http://schemas.microsoft.com/office/drawing/2016/ink" xmlns:am3d="http://schemas.microsoft.com/office/drawing/2017/model3d" xmlns:o="urn:schemas-microsoft-com:office:office" xmlns:oel="http://schemas.microsoft.com/office/2019/extlst" xmlns:r="http://schemas.openxmlformats.org/officeDocument/2006/relationships" xmlns:m="http://schemas.openxmlformats.org/officeDocument/2006/math" xmlns:v="urn:schemas-microsoft-com:vml" xmlns:wp14="http://schemas.microsoft.com/office/word/2010/wordprocessingDrawing" xmlns:wp="http://schemas.openxmlformats.org/drawingml/2006/wordprocessingDrawing" xmlns:w10="urn:schemas-microsoft-com:office:word" xmlns:w="http://schemas.openxmlformats.org/wordprocessingml/2006/main" xmlns:w14="http://schemas.microsoft.com/office/word/2010/wordml" xmlns:w15="http://schemas.microsoft.com/office/word/2012/wordml" xmlns:w16cex="http://schemas.microsoft.com/office/word/2018/wordml/cex" xmlns:w16cid="http://schemas.microsoft.com/office/word/2016/wordml/cid" xmlns:w16="http://schemas.microsoft.com/office/word/2018/wordml" xmlns:w16du="http://schemas.microsoft.com/office/word/2023/wordml/word16du" xmlns:w16sdtdh="http://schemas.microsoft.com/office/word/2020/wordml/sdtdatahash" xmlns:w16sdtfl="http://schemas.microsoft.com/office/word/2024/wordml/sdtformatlock" xmlns:w16se="http://schemas.microsoft.com/office/word/2015/wordml/symex" xmlns:wpg="http://schemas.microsoft.com/office/word/2010/wordprocessingGroup" xmlns:wpi="http://schemas.microsoft.com/office/word/2010/wordprocessingInk" xmlns:wne="http://schemas.microsoft.com/office/word/2006/wordml" xmlns:wps="http://schemas.microsoft.com/office/word/2010/wordprocessingShape" mc:Ignorable="w14 w15 w16se w16cid w16 w16cex w16sdtdh w16sdtfl w16du wp14">
-  <w:p/>
-</w:ftr>
-</file>
-
 <file path=word/footnotes.xml><?xml version="1.0" encoding="utf-8"?>
 <w:footnotes xmlns:wpc="http://schemas.microsoft.com/office/word/2010/wordprocessingCanvas" xmlns:cx="http://schemas.microsoft.com/office/drawing/2014/chartex" xmlns:cx1="http://schemas.microsoft.com/office/drawing/2015/9/8/chartex" xmlns:cx2="http://schemas.microsoft.com/office/drawing/2015/10/21/chartex" xmlns:cx3="http://schemas.microsoft.com/office/drawing/2016/5/9/chartex" xmlns:cx4="http://schemas.microsoft.com/office/drawing/2016/5/10/chartex" xmlns:cx5="http://schemas.microsoft.com/office/drawing/2016/5/11/chartex" xmlns:cx6="http://schemas.microsoft.com/office/drawing/2016/5/12/chartex" xmlns:cx7="http://schemas.microsoft.com/office/drawing/2016/5/13/chartex" xmlns:cx8="http://schemas.microsoft.com/office/drawing/2016/5/14/chartex" xmlns:mc="http://schemas.openxmlformats.org/markup-compatibility/2006" xmlns:aink="http://schemas.microsoft.com/office/drawing/2016/ink" xmlns:am3d="http://schemas.microsoft.com/office/drawing/2017/model3d" xmlns:o="urn:schemas-microsoft-com:office:office" xmlns:oel="http://schemas.microsoft.com/office/2019/extlst" xmlns:r="http://schemas.openxmlformats.org/officeDocument/2006/relationships" xmlns:m="http://schemas.openxmlformats.org/officeDocument/2006/math" xmlns:v="urn:schemas-microsoft-com:vml" xmlns:wp14="http://schemas.microsoft.com/office/word/2010/wordprocessingDrawing" xmlns:wp="http://schemas.openxmlformats.org/drawingml/2006/wordprocessingDrawing" xmlns:w10="urn:schemas-microsoft-com:office:word" xmlns:w="http://schemas.openxmlformats.org/wordprocessingml/2006/main" xmlns:w14="http://schemas.microsoft.com/office/word/2010/wordml" xmlns:w15="http://schemas.microsoft.com/office/word/2012/wordml" xmlns:w16cex="http://schemas.microsoft.com/office/word/2018/wordml/cex" xmlns:w16cid="http://schemas.microsoft.com/office/word/2016/wordml/cid" xmlns:w16="http://schemas.microsoft.com/office/word/2018/wordml" xmlns:w16du="http://schemas.microsoft.com/office/word/2023/wordml/word16du" xmlns:w16sdtdh="http://schemas.microsoft.com/office/word/2020/wordml/sdtdatahash" xmlns:w16sdtfl="http://schemas.microsoft.com/office/word/2024/wordml/sdtformatlock" xmlns:w16se="http://schemas.microsoft.com/office/word/2015/wordml/symex" xmlns:wpg="http://schemas.microsoft.com/office/word/2010/wordprocessingGroup" xmlns:wpi="http://schemas.microsoft.com/office/word/2010/wordprocessingInk" xmlns:wne="http://schemas.microsoft.com/office/word/2006/wordml" xmlns:wps="http://schemas.microsoft.com/office/word/2010/wordprocessingShape" mc:Ignorable="w14 w15 w16se w16cid w16 w16cex w16sdtdh w16sdtfl w16du wp14">
   <w:footnote w:type="separator" w:id="-1">
@@ -22143,73 +22649,13 @@
 </w:hdr>
 </file>
 
-<file path=word/header2.xml><?xml version="1.0" encoding="utf-8"?>
-<w:hdr xmlns:wpc="http://schemas.microsoft.com/office/word/2010/wordprocessingCanvas" xmlns:cx="http://schemas.microsoft.com/office/drawing/2014/chartex" xmlns:cx1="http://schemas.microsoft.com/office/drawing/2015/9/8/chartex" xmlns:cx2="http://schemas.microsoft.com/office/drawing/2015/10/21/chartex" xmlns:cx3="http://schemas.microsoft.com/office/drawing/2016/5/9/chartex" xmlns:cx4="http://schemas.microsoft.com/office/drawing/2016/5/10/chartex" xmlns:cx5="http://schemas.microsoft.com/office/drawing/2016/5/11/chartex" xmlns:cx6="http://schemas.microsoft.com/office/drawing/2016/5/12/chartex" xmlns:cx7="http://schemas.microsoft.com/office/drawing/2016/5/13/chartex" xmlns:cx8="http://schemas.microsoft.com/office/drawing/2016/5/14/chartex" xmlns:mc="http://schemas.openxmlformats.org/markup-compatibility/2006" xmlns:aink="http://schemas.microsoft.com/office/drawing/2016/ink" xmlns:am3d="http://schemas.microsoft.com/office/drawing/2017/model3d" xmlns:o="urn:schemas-microsoft-com:office:office" xmlns:oel="http://schemas.microsoft.com/office/2019/extlst" xmlns:r="http://schemas.openxmlformats.org/officeDocument/2006/relationships" xmlns:m="http://schemas.openxmlformats.org/officeDocument/2006/math" xmlns:v="urn:schemas-microsoft-com:vml" xmlns:wp14="http://schemas.microsoft.com/office/word/2010/wordprocessingDrawing" xmlns:wp="http://schemas.openxmlformats.org/drawingml/2006/wordprocessingDrawing" xmlns:w10="urn:schemas-microsoft-com:office:word" xmlns:w="http://schemas.openxmlformats.org/wordprocessingml/2006/main" xmlns:w14="http://schemas.microsoft.com/office/word/2010/wordml" xmlns:w15="http://schemas.microsoft.com/office/word/2012/wordml" xmlns:w16cex="http://schemas.microsoft.com/office/word/2018/wordml/cex" xmlns:w16cid="http://schemas.microsoft.com/office/word/2016/wordml/cid" xmlns:w16="http://schemas.microsoft.com/office/word/2018/wordml" xmlns:w16du="http://schemas.microsoft.com/office/word/2023/wordml/word16du" xmlns:w16sdtdh="http://schemas.microsoft.com/office/word/2020/wordml/sdtdatahash" xmlns:w16sdtfl="http://schemas.microsoft.com/office/word/2024/wordml/sdtformatlock" xmlns:w16se="http://schemas.microsoft.com/office/word/2015/wordml/symex" xmlns:wpg="http://schemas.microsoft.com/office/word/2010/wordprocessingGroup" xmlns:wpi="http://schemas.microsoft.com/office/word/2010/wordprocessingInk" xmlns:wne="http://schemas.microsoft.com/office/word/2006/wordml" xmlns:wps="http://schemas.microsoft.com/office/word/2010/wordprocessingShape" mc:Ignorable="w14 w15 w16se w16cid w16 w16cex w16sdtdh w16sdtfl w16du wp14">
-  <w:p/>
-</w:hdr>
-</file>
-
 <file path=word/numbering.xml><?xml version="1.0" encoding="utf-8"?>
 <w:numbering xmlns:wpc="http://schemas.microsoft.com/office/word/2010/wordprocessingCanvas" xmlns:cx="http://schemas.microsoft.com/office/drawing/2014/chartex" xmlns:cx1="http://schemas.microsoft.com/office/drawing/2015/9/8/chartex" xmlns:cx2="http://schemas.microsoft.com/office/drawing/2015/10/21/chartex" xmlns:cx3="http://schemas.microsoft.com/office/drawing/2016/5/9/chartex" xmlns:cx4="http://schemas.microsoft.com/office/drawing/2016/5/10/chartex" xmlns:cx5="http://schemas.microsoft.com/office/drawing/2016/5/11/chartex" xmlns:cx6="http://schemas.microsoft.com/office/drawing/2016/5/12/chartex" xmlns:cx7="http://schemas.microsoft.com/office/drawing/2016/5/13/chartex" xmlns:cx8="http://schemas.microsoft.com/office/drawing/2016/5/14/chartex" xmlns:mc="http://schemas.openxmlformats.org/markup-compatibility/2006" xmlns:aink="http://schemas.microsoft.com/office/drawing/2016/ink" xmlns:am3d="http://schemas.microsoft.com/office/drawing/2017/model3d" xmlns:o="urn:schemas-microsoft-com:office:office" xmlns:oel="http://schemas.microsoft.com/office/2019/extlst" xmlns:r="http://schemas.openxmlformats.org/officeDocument/2006/relationships" xmlns:m="http://schemas.openxmlformats.org/officeDocument/2006/math" xmlns:v="urn:schemas-microsoft-com:vml" xmlns:wp14="http://schemas.microsoft.com/office/word/2010/wordprocessingDrawing" xmlns:wp="http://schemas.openxmlformats.org/drawingml/2006/wordprocessingDrawing" xmlns:w10="urn:schemas-microsoft-com:office:word" xmlns:w="http://schemas.openxmlformats.org/wordprocessingml/2006/main" xmlns:w14="http://schemas.microsoft.com/office/word/2010/wordml" xmlns:w15="http://schemas.microsoft.com/office/word/2012/wordml" xmlns:w16cex="http://schemas.microsoft.com/office/word/2018/wordml/cex" xmlns:w16cid="http://schemas.microsoft.com/office/word/2016/wordml/cid" xmlns:w16="http://schemas.microsoft.com/office/word/2018/wordml" xmlns:w16du="http://schemas.microsoft.com/office/word/2023/wordml/word16du" xmlns:w16sdtdh="http://schemas.microsoft.com/office/word/2020/wordml/sdtdatahash" xmlns:w16sdtfl="http://schemas.microsoft.com/office/word/2024/wordml/sdtformatlock" xmlns:w16se="http://schemas.microsoft.com/office/word/2015/wordml/symex" xmlns:wpg="http://schemas.microsoft.com/office/word/2010/wordprocessingGroup" xmlns:wpi="http://schemas.microsoft.com/office/word/2010/wordprocessingInk" xmlns:wne="http://schemas.microsoft.com/office/word/2006/wordml" xmlns:wps="http://schemas.microsoft.com/office/word/2010/wordprocessingShape" mc:Ignorable="w14 w15 w16se w16cid w16 w16cex w16sdtdh w16sdtfl w16du wp14">
   <w:abstractNum w:abstractNumId="0" w15:restartNumberingAfterBreak="0">
-    <w:nsid w:val="249F1B4F"/>
+    <w:nsid w:val="38DC1743"/>
     <w:multiLevelType w:val="hybridMultilevel"/>
-    <w:tmpl w:val="DD685E0C"/>
-    <w:lvl w:ilvl="0" w:tplc="571C290A">
-      <w:start w:val="1"/>
-      <w:numFmt w:val="bullet"/>
-      <w:lvlText w:val="•"/>
-      <w:lvlJc w:val="left"/>
-      <w:pPr>
-        <w:ind w:left="500" w:hanging="260"/>
-      </w:pPr>
-    </w:lvl>
-    <w:lvl w:ilvl="1" w:tplc="DB920B40">
-      <w:numFmt w:val="decimal"/>
-      <w:lvlText w:val=""/>
-      <w:lvlJc w:val="left"/>
-    </w:lvl>
-    <w:lvl w:ilvl="2" w:tplc="D06E93BC">
-      <w:numFmt w:val="decimal"/>
-      <w:lvlText w:val=""/>
-      <w:lvlJc w:val="left"/>
-    </w:lvl>
-    <w:lvl w:ilvl="3" w:tplc="2D9650DC">
-      <w:numFmt w:val="decimal"/>
-      <w:lvlText w:val=""/>
-      <w:lvlJc w:val="left"/>
-    </w:lvl>
-    <w:lvl w:ilvl="4" w:tplc="92149146">
-      <w:numFmt w:val="decimal"/>
-      <w:lvlText w:val=""/>
-      <w:lvlJc w:val="left"/>
-    </w:lvl>
-    <w:lvl w:ilvl="5" w:tplc="9CE0EA08">
-      <w:numFmt w:val="decimal"/>
-      <w:lvlText w:val=""/>
-      <w:lvlJc w:val="left"/>
-    </w:lvl>
-    <w:lvl w:ilvl="6" w:tplc="C00296F6">
-      <w:numFmt w:val="decimal"/>
-      <w:lvlText w:val=""/>
-      <w:lvlJc w:val="left"/>
-    </w:lvl>
-    <w:lvl w:ilvl="7" w:tplc="FC3423FC">
-      <w:numFmt w:val="decimal"/>
-      <w:lvlText w:val=""/>
-      <w:lvlJc w:val="left"/>
-    </w:lvl>
-    <w:lvl w:ilvl="8" w:tplc="C722100A">
-      <w:numFmt w:val="decimal"/>
-      <w:lvlText w:val=""/>
-      <w:lvlJc w:val="left"/>
-    </w:lvl>
-  </w:abstractNum>
-  <w:abstractNum w:abstractNumId="1" w15:restartNumberingAfterBreak="0">
-    <w:nsid w:val="28E87EAF"/>
-    <w:multiLevelType w:val="hybridMultilevel"/>
-    <w:tmpl w:val="A9FCD26A"/>
-    <w:lvl w:ilvl="0" w:tplc="CEBA2F56" w:tentative="1">
+    <w:tmpl w:val="5C860046"/>
+    <w:lvl w:ilvl="0" w:tplc="E9EA650C" w:tentative="1">
       <w:start w:val="1"/>
       <w:numFmt w:val="bullet"/>
       <w:lvlText w:val="●"/>
@@ -22218,7 +22664,7 @@
         <w:ind w:left="720" w:hanging="360"/>
       </w:pPr>
     </w:lvl>
-    <w:lvl w:ilvl="1" w:tplc="85D4992A" w:tentative="1">
+    <w:lvl w:ilvl="1" w:tplc="FF506A3C" w:tentative="1">
       <w:start w:val="1"/>
       <w:numFmt w:val="bullet"/>
       <w:lvlText w:val="○"/>
@@ -22227,7 +22673,7 @@
         <w:ind w:left="1440" w:hanging="360"/>
       </w:pPr>
     </w:lvl>
-    <w:lvl w:ilvl="2" w:tplc="72BE541A" w:tentative="1">
+    <w:lvl w:ilvl="2" w:tplc="09C87888" w:tentative="1">
       <w:start w:val="1"/>
       <w:numFmt w:val="bullet"/>
       <w:lvlText w:val="■"/>
@@ -22236,7 +22682,7 @@
         <w:ind w:left="2160" w:hanging="360"/>
       </w:pPr>
     </w:lvl>
-    <w:lvl w:ilvl="3" w:tplc="ED86B5DE" w:tentative="1">
+    <w:lvl w:ilvl="3" w:tplc="55620448" w:tentative="1">
       <w:start w:val="1"/>
       <w:numFmt w:val="bullet"/>
       <w:lvlText w:val="●"/>
@@ -22245,7 +22691,7 @@
         <w:ind w:left="2880" w:hanging="360"/>
       </w:pPr>
     </w:lvl>
-    <w:lvl w:ilvl="4" w:tplc="8714AAAC" w:tentative="1">
+    <w:lvl w:ilvl="4" w:tplc="8F48467A" w:tentative="1">
       <w:start w:val="1"/>
       <w:numFmt w:val="bullet"/>
       <w:lvlText w:val="○"/>
@@ -22254,7 +22700,7 @@
         <w:ind w:left="3600" w:hanging="360"/>
       </w:pPr>
     </w:lvl>
-    <w:lvl w:ilvl="5" w:tplc="18B2C836" w:tentative="1">
+    <w:lvl w:ilvl="5" w:tplc="3AE6F9F8" w:tentative="1">
       <w:start w:val="1"/>
       <w:numFmt w:val="bullet"/>
       <w:lvlText w:val="■"/>
@@ -22263,7 +22709,7 @@
         <w:ind w:left="4320" w:hanging="360"/>
       </w:pPr>
     </w:lvl>
-    <w:lvl w:ilvl="6" w:tplc="78F00BF6" w:tentative="1">
+    <w:lvl w:ilvl="6" w:tplc="4C560A02" w:tentative="1">
       <w:start w:val="1"/>
       <w:numFmt w:val="bullet"/>
       <w:lvlText w:val="●"/>
@@ -22272,7 +22718,7 @@
         <w:ind w:left="5040" w:hanging="360"/>
       </w:pPr>
     </w:lvl>
-    <w:lvl w:ilvl="7" w:tplc="489ACB86" w:tentative="1">
+    <w:lvl w:ilvl="7" w:tplc="6A467D98" w:tentative="1">
       <w:start w:val="1"/>
       <w:numFmt w:val="bullet"/>
       <w:lvlText w:val="●"/>
@@ -22281,7 +22727,7 @@
         <w:ind w:left="5760" w:hanging="360"/>
       </w:pPr>
     </w:lvl>
-    <w:lvl w:ilvl="8" w:tplc="775C9676" w:tentative="1">
+    <w:lvl w:ilvl="8" w:tplc="9F6C74DC" w:tentative="1">
       <w:start w:val="1"/>
       <w:numFmt w:val="bullet"/>
       <w:lvlText w:val="●"/>
@@ -22291,11 +22737,11 @@
       </w:pPr>
     </w:lvl>
   </w:abstractNum>
-  <w:abstractNum w:abstractNumId="2" w15:restartNumberingAfterBreak="0">
-    <w:nsid w:val="2D945300"/>
+  <w:abstractNum w:abstractNumId="1" w15:restartNumberingAfterBreak="0">
+    <w:nsid w:val="43B24466"/>
     <w:multiLevelType w:val="hybridMultilevel"/>
-    <w:tmpl w:val="E9CAA262"/>
-    <w:lvl w:ilvl="0" w:tplc="F0768960">
+    <w:tmpl w:val="5F582C40"/>
+    <w:lvl w:ilvl="0" w:tplc="067C04F4">
       <w:start w:val="1"/>
       <w:numFmt w:val="decimal"/>
       <w:lvlText w:val="%1."/>
@@ -22304,109 +22750,163 @@
         <w:ind w:left="500" w:hanging="320"/>
       </w:pPr>
     </w:lvl>
-    <w:lvl w:ilvl="1" w:tplc="AF18B4EE">
+    <w:lvl w:ilvl="1" w:tplc="78CC98D2">
       <w:numFmt w:val="decimal"/>
       <w:lvlText w:val=""/>
       <w:lvlJc w:val="left"/>
     </w:lvl>
-    <w:lvl w:ilvl="2" w:tplc="A336F584">
+    <w:lvl w:ilvl="2" w:tplc="3110BAB4">
       <w:numFmt w:val="decimal"/>
       <w:lvlText w:val=""/>
       <w:lvlJc w:val="left"/>
     </w:lvl>
-    <w:lvl w:ilvl="3" w:tplc="9034B4E4">
+    <w:lvl w:ilvl="3" w:tplc="31784D3E">
       <w:numFmt w:val="decimal"/>
       <w:lvlText w:val=""/>
       <w:lvlJc w:val="left"/>
     </w:lvl>
-    <w:lvl w:ilvl="4" w:tplc="193A4252">
+    <w:lvl w:ilvl="4" w:tplc="ABDE090A">
       <w:numFmt w:val="decimal"/>
       <w:lvlText w:val=""/>
       <w:lvlJc w:val="left"/>
     </w:lvl>
-    <w:lvl w:ilvl="5" w:tplc="AD50586C">
+    <w:lvl w:ilvl="5" w:tplc="1FD2329E">
       <w:numFmt w:val="decimal"/>
       <w:lvlText w:val=""/>
       <w:lvlJc w:val="left"/>
     </w:lvl>
-    <w:lvl w:ilvl="6" w:tplc="BEDA3264">
+    <w:lvl w:ilvl="6" w:tplc="4E625DB6">
       <w:numFmt w:val="decimal"/>
       <w:lvlText w:val=""/>
       <w:lvlJc w:val="left"/>
     </w:lvl>
-    <w:lvl w:ilvl="7" w:tplc="9036E522">
+    <w:lvl w:ilvl="7" w:tplc="A1CA2A2E">
       <w:numFmt w:val="decimal"/>
       <w:lvlText w:val=""/>
       <w:lvlJc w:val="left"/>
     </w:lvl>
-    <w:lvl w:ilvl="8" w:tplc="F1526B1A">
+    <w:lvl w:ilvl="8" w:tplc="90B2A6F2">
       <w:numFmt w:val="decimal"/>
       <w:lvlText w:val=""/>
       <w:lvlJc w:val="left"/>
     </w:lvl>
   </w:abstractNum>
-  <w:num w:numId="1" w16cid:durableId="1526940176">
+  <w:abstractNum w:abstractNumId="2" w15:restartNumberingAfterBreak="0">
+    <w:nsid w:val="67B5563F"/>
+    <w:multiLevelType w:val="hybridMultilevel"/>
+    <w:tmpl w:val="C8026DBC"/>
+    <w:lvl w:ilvl="0" w:tplc="2E7EE416">
+      <w:start w:val="1"/>
+      <w:numFmt w:val="bullet"/>
+      <w:lvlText w:val="•"/>
+      <w:lvlJc w:val="left"/>
+      <w:pPr>
+        <w:ind w:left="500" w:hanging="260"/>
+      </w:pPr>
+    </w:lvl>
+    <w:lvl w:ilvl="1" w:tplc="A12EDE50">
+      <w:numFmt w:val="decimal"/>
+      <w:lvlText w:val=""/>
+      <w:lvlJc w:val="left"/>
+    </w:lvl>
+    <w:lvl w:ilvl="2" w:tplc="2E6EA66E">
+      <w:numFmt w:val="decimal"/>
+      <w:lvlText w:val=""/>
+      <w:lvlJc w:val="left"/>
+    </w:lvl>
+    <w:lvl w:ilvl="3" w:tplc="3F2A904A">
+      <w:numFmt w:val="decimal"/>
+      <w:lvlText w:val=""/>
+      <w:lvlJc w:val="left"/>
+    </w:lvl>
+    <w:lvl w:ilvl="4" w:tplc="07442788">
+      <w:numFmt w:val="decimal"/>
+      <w:lvlText w:val=""/>
+      <w:lvlJc w:val="left"/>
+    </w:lvl>
+    <w:lvl w:ilvl="5" w:tplc="DC80DF28">
+      <w:numFmt w:val="decimal"/>
+      <w:lvlText w:val=""/>
+      <w:lvlJc w:val="left"/>
+    </w:lvl>
+    <w:lvl w:ilvl="6" w:tplc="8F7023C2">
+      <w:numFmt w:val="decimal"/>
+      <w:lvlText w:val=""/>
+      <w:lvlJc w:val="left"/>
+    </w:lvl>
+    <w:lvl w:ilvl="7" w:tplc="3B3CF3D0">
+      <w:numFmt w:val="decimal"/>
+      <w:lvlText w:val=""/>
+      <w:lvlJc w:val="left"/>
+    </w:lvl>
+    <w:lvl w:ilvl="8" w:tplc="F2DEEF9A">
+      <w:numFmt w:val="decimal"/>
+      <w:lvlText w:val=""/>
+      <w:lvlJc w:val="left"/>
+    </w:lvl>
+  </w:abstractNum>
+  <w:num w:numId="1" w16cid:durableId="668605818">
+    <w:abstractNumId w:val="0"/>
+    <w:lvlOverride w:ilvl="0">
+      <w:startOverride w:val="1"/>
+    </w:lvlOverride>
+  </w:num>
+  <w:num w:numId="2" w16cid:durableId="308754260">
     <w:abstractNumId w:val="1"/>
     <w:lvlOverride w:ilvl="0">
       <w:startOverride w:val="1"/>
     </w:lvlOverride>
   </w:num>
-  <w:num w:numId="2" w16cid:durableId="1875388811">
+  <w:num w:numId="3" w16cid:durableId="359547135">
+    <w:abstractNumId w:val="1"/>
+    <w:lvlOverride w:ilvl="0">
+      <w:startOverride w:val="1"/>
+    </w:lvlOverride>
+  </w:num>
+  <w:num w:numId="4" w16cid:durableId="1839926478">
+    <w:abstractNumId w:val="1"/>
+    <w:lvlOverride w:ilvl="0">
+      <w:startOverride w:val="1"/>
+    </w:lvlOverride>
+  </w:num>
+  <w:num w:numId="5" w16cid:durableId="51776383">
     <w:abstractNumId w:val="2"/>
     <w:lvlOverride w:ilvl="0">
       <w:startOverride w:val="1"/>
     </w:lvlOverride>
   </w:num>
-  <w:num w:numId="3" w16cid:durableId="615597824">
-    <w:abstractNumId w:val="2"/>
+  <w:num w:numId="6" w16cid:durableId="1230653139">
+    <w:abstractNumId w:val="1"/>
     <w:lvlOverride w:ilvl="0">
       <w:startOverride w:val="1"/>
     </w:lvlOverride>
   </w:num>
-  <w:num w:numId="4" w16cid:durableId="1316252789">
-    <w:abstractNumId w:val="2"/>
+  <w:num w:numId="7" w16cid:durableId="346174761">
+    <w:abstractNumId w:val="1"/>
     <w:lvlOverride w:ilvl="0">
       <w:startOverride w:val="1"/>
     </w:lvlOverride>
   </w:num>
-  <w:num w:numId="5" w16cid:durableId="1491556408">
-    <w:abstractNumId w:val="0"/>
+  <w:num w:numId="8" w16cid:durableId="131212800">
+    <w:abstractNumId w:val="1"/>
     <w:lvlOverride w:ilvl="0">
       <w:startOverride w:val="1"/>
     </w:lvlOverride>
   </w:num>
-  <w:num w:numId="6" w16cid:durableId="1311596106">
-    <w:abstractNumId w:val="2"/>
+  <w:num w:numId="9" w16cid:durableId="1134760659">
+    <w:abstractNumId w:val="1"/>
     <w:lvlOverride w:ilvl="0">
       <w:startOverride w:val="1"/>
     </w:lvlOverride>
   </w:num>
-  <w:num w:numId="7" w16cid:durableId="1396858809">
-    <w:abstractNumId w:val="2"/>
+  <w:num w:numId="10" w16cid:durableId="1168669584">
+    <w:abstractNumId w:val="1"/>
     <w:lvlOverride w:ilvl="0">
       <w:startOverride w:val="1"/>
     </w:lvlOverride>
   </w:num>
-  <w:num w:numId="8" w16cid:durableId="128519437">
-    <w:abstractNumId w:val="2"/>
-    <w:lvlOverride w:ilvl="0">
-      <w:startOverride w:val="1"/>
-    </w:lvlOverride>
-  </w:num>
-  <w:num w:numId="9" w16cid:durableId="1598979014">
-    <w:abstractNumId w:val="2"/>
-    <w:lvlOverride w:ilvl="0">
-      <w:startOverride w:val="1"/>
-    </w:lvlOverride>
-  </w:num>
-  <w:num w:numId="10" w16cid:durableId="68768611">
-    <w:abstractNumId w:val="2"/>
-    <w:lvlOverride w:ilvl="0">
-      <w:startOverride w:val="1"/>
-    </w:lvlOverride>
-  </w:num>
-  <w:num w:numId="11" w16cid:durableId="636953045">
-    <w:abstractNumId w:val="2"/>
+  <w:num w:numId="11" w16cid:durableId="514804101">
+    <w:abstractNumId w:val="1"/>
     <w:lvlOverride w:ilvl="0">
       <w:startOverride w:val="1"/>
     </w:lvlOverride>

--- a/docs/Инструкция пользователя EAMS ssl sender.docx
+++ b/docs/Инструкция пользователя EAMS ssl sender.docx
@@ -50,7 +50,7 @@
           <w:noProof/>
         </w:rPr>
         <w:drawing>
-          <wp:inline distT="0" distB="0" distL="0" distR="0" wp14:anchorId="0A1B9ACE" wp14:editId="600E78FF">
+          <wp:inline distT="0" distB="0" distL="0" distR="0" wp14:anchorId="4978AC53" wp14:editId="3577C671">
             <wp:extent cx="5905500" cy="3695700"/>
             <wp:effectExtent l="0" t="0" r="0" b="0"/>
             <wp:docPr id="1" name="cover" descr="Вкладка «Рассылка» с подписками" title="Рассылка"/>
@@ -94,7 +94,7 @@
         <w:rPr>
           <w:color w:val="374151"/>
         </w:rPr>
-        <w:t>Версия сервиса: 2.6.1</w:t>
+        <w:t>Версия сервиса: 2.6.2</w:t>
       </w:r>
     </w:p>
     <w:p>
@@ -129,7 +129,7 @@
     <w:sdt>
       <w:sdtPr>
         <w:alias w:val="Содержание"/>
-        <w:id w:val="-72658861"/>
+        <w:id w:val="43266175"/>
         <w:docPartObj>
           <w:docPartGallery w:val="Table of Contents"/>
           <w:docPartUnique/>
@@ -161,7 +161,7 @@
           <w:r>
             <w:fldChar w:fldCharType="separate"/>
           </w:r>
-          <w:hyperlink w:anchor="_Toc244366924" w:history="1">
+          <w:hyperlink w:anchor="_Toc244369023" w:history="1">
             <w:r>
               <w:rPr>
                 <w:rStyle w:val="Hyperlink"/>
@@ -185,7 +185,7 @@
               <w:rPr>
                 <w:noProof/>
               </w:rPr>
-              <w:instrText xml:space="preserve"> PAGEREF _Toc244366924 \h </w:instrText>
+              <w:instrText xml:space="preserve"> PAGEREF _Toc244369023 \h </w:instrText>
             </w:r>
             <w:r>
               <w:rPr>
@@ -227,7 +227,7 @@
               <w14:ligatures w14:val="standardContextual"/>
             </w:rPr>
           </w:pPr>
-          <w:hyperlink w:anchor="_Toc244366925" w:history="1">
+          <w:hyperlink w:anchor="_Toc244369024" w:history="1">
             <w:r>
               <w:rPr>
                 <w:rStyle w:val="Hyperlink"/>
@@ -251,7 +251,7 @@
               <w:rPr>
                 <w:noProof/>
               </w:rPr>
-              <w:instrText xml:space="preserve"> PAGEREF _Toc244366925 \h </w:instrText>
+              <w:instrText xml:space="preserve"> PAGEREF _Toc244369024 \h </w:instrText>
             </w:r>
             <w:r>
               <w:rPr>
@@ -293,7 +293,7 @@
               <w14:ligatures w14:val="standardContextual"/>
             </w:rPr>
           </w:pPr>
-          <w:hyperlink w:anchor="_Toc244366926" w:history="1">
+          <w:hyperlink w:anchor="_Toc244369025" w:history="1">
             <w:r>
               <w:rPr>
                 <w:rStyle w:val="Hyperlink"/>
@@ -317,7 +317,7 @@
               <w:rPr>
                 <w:noProof/>
               </w:rPr>
-              <w:instrText xml:space="preserve"> PAGEREF _Toc244366926 \h </w:instrText>
+              <w:instrText xml:space="preserve"> PAGEREF _Toc244369025 \h </w:instrText>
             </w:r>
             <w:r>
               <w:rPr>
@@ -359,7 +359,7 @@
               <w14:ligatures w14:val="standardContextual"/>
             </w:rPr>
           </w:pPr>
-          <w:hyperlink w:anchor="_Toc244366927" w:history="1">
+          <w:hyperlink w:anchor="_Toc244369026" w:history="1">
             <w:r>
               <w:rPr>
                 <w:rStyle w:val="Hyperlink"/>
@@ -383,7 +383,7 @@
               <w:rPr>
                 <w:noProof/>
               </w:rPr>
-              <w:instrText xml:space="preserve"> PAGEREF _Toc244366927 \h </w:instrText>
+              <w:instrText xml:space="preserve"> PAGEREF _Toc244369026 \h </w:instrText>
             </w:r>
             <w:r>
               <w:rPr>
@@ -425,7 +425,7 @@
               <w14:ligatures w14:val="standardContextual"/>
             </w:rPr>
           </w:pPr>
-          <w:hyperlink w:anchor="_Toc244366928" w:history="1">
+          <w:hyperlink w:anchor="_Toc244369027" w:history="1">
             <w:r>
               <w:rPr>
                 <w:rStyle w:val="Hyperlink"/>
@@ -449,7 +449,7 @@
               <w:rPr>
                 <w:noProof/>
               </w:rPr>
-              <w:instrText xml:space="preserve"> PAGEREF _Toc244366928 \h </w:instrText>
+              <w:instrText xml:space="preserve"> PAGEREF _Toc244369027 \h </w:instrText>
             </w:r>
             <w:r>
               <w:rPr>
@@ -491,7 +491,7 @@
               <w14:ligatures w14:val="standardContextual"/>
             </w:rPr>
           </w:pPr>
-          <w:hyperlink w:anchor="_Toc244366929" w:history="1">
+          <w:hyperlink w:anchor="_Toc244369028" w:history="1">
             <w:r>
               <w:rPr>
                 <w:rStyle w:val="Hyperlink"/>
@@ -515,7 +515,7 @@
               <w:rPr>
                 <w:noProof/>
               </w:rPr>
-              <w:instrText xml:space="preserve"> PAGEREF _Toc244366929 \h </w:instrText>
+              <w:instrText xml:space="preserve"> PAGEREF _Toc244369028 \h </w:instrText>
             </w:r>
             <w:r>
               <w:rPr>
@@ -557,7 +557,7 @@
               <w14:ligatures w14:val="standardContextual"/>
             </w:rPr>
           </w:pPr>
-          <w:hyperlink w:anchor="_Toc244366930" w:history="1">
+          <w:hyperlink w:anchor="_Toc244369029" w:history="1">
             <w:r>
               <w:rPr>
                 <w:rStyle w:val="Hyperlink"/>
@@ -581,7 +581,7 @@
               <w:rPr>
                 <w:noProof/>
               </w:rPr>
-              <w:instrText xml:space="preserve"> PAGEREF _Toc244366930 \h </w:instrText>
+              <w:instrText xml:space="preserve"> PAGEREF _Toc244369029 \h </w:instrText>
             </w:r>
             <w:r>
               <w:rPr>
@@ -623,7 +623,7 @@
               <w14:ligatures w14:val="standardContextual"/>
             </w:rPr>
           </w:pPr>
-          <w:hyperlink w:anchor="_Toc244366931" w:history="1">
+          <w:hyperlink w:anchor="_Toc244369030" w:history="1">
             <w:r>
               <w:rPr>
                 <w:rStyle w:val="Hyperlink"/>
@@ -647,7 +647,7 @@
               <w:rPr>
                 <w:noProof/>
               </w:rPr>
-              <w:instrText xml:space="preserve"> PAGEREF _Toc244366931 \h </w:instrText>
+              <w:instrText xml:space="preserve"> PAGEREF _Toc244369030 \h </w:instrText>
             </w:r>
             <w:r>
               <w:rPr>
@@ -689,7 +689,7 @@
               <w14:ligatures w14:val="standardContextual"/>
             </w:rPr>
           </w:pPr>
-          <w:hyperlink w:anchor="_Toc244366932" w:history="1">
+          <w:hyperlink w:anchor="_Toc244369031" w:history="1">
             <w:r>
               <w:rPr>
                 <w:rStyle w:val="Hyperlink"/>
@@ -713,7 +713,7 @@
               <w:rPr>
                 <w:noProof/>
               </w:rPr>
-              <w:instrText xml:space="preserve"> PAGEREF _Toc244366932 \h </w:instrText>
+              <w:instrText xml:space="preserve"> PAGEREF _Toc244369031 \h </w:instrText>
             </w:r>
             <w:r>
               <w:rPr>
@@ -755,7 +755,7 @@
               <w14:ligatures w14:val="standardContextual"/>
             </w:rPr>
           </w:pPr>
-          <w:hyperlink w:anchor="_Toc244366933" w:history="1">
+          <w:hyperlink w:anchor="_Toc244369032" w:history="1">
             <w:r>
               <w:rPr>
                 <w:rStyle w:val="Hyperlink"/>
@@ -779,7 +779,7 @@
               <w:rPr>
                 <w:noProof/>
               </w:rPr>
-              <w:instrText xml:space="preserve"> PAGEREF _Toc244366933 \h </w:instrText>
+              <w:instrText xml:space="preserve"> PAGEREF _Toc244369032 \h </w:instrText>
             </w:r>
             <w:r>
               <w:rPr>
@@ -821,7 +821,7 @@
               <w14:ligatures w14:val="standardContextual"/>
             </w:rPr>
           </w:pPr>
-          <w:hyperlink w:anchor="_Toc244366934" w:history="1">
+          <w:hyperlink w:anchor="_Toc244369033" w:history="1">
             <w:r>
               <w:rPr>
                 <w:rStyle w:val="Hyperlink"/>
@@ -845,7 +845,7 @@
               <w:rPr>
                 <w:noProof/>
               </w:rPr>
-              <w:instrText xml:space="preserve"> PAGEREF _Toc244366934 \h </w:instrText>
+              <w:instrText xml:space="preserve"> PAGEREF _Toc244369033 \h </w:instrText>
             </w:r>
             <w:r>
               <w:rPr>
@@ -887,7 +887,7 @@
               <w14:ligatures w14:val="standardContextual"/>
             </w:rPr>
           </w:pPr>
-          <w:hyperlink w:anchor="_Toc244366935" w:history="1">
+          <w:hyperlink w:anchor="_Toc244369034" w:history="1">
             <w:r>
               <w:rPr>
                 <w:rStyle w:val="Hyperlink"/>
@@ -911,7 +911,7 @@
               <w:rPr>
                 <w:noProof/>
               </w:rPr>
-              <w:instrText xml:space="preserve"> PAGEREF _Toc244366935 \h </w:instrText>
+              <w:instrText xml:space="preserve"> PAGEREF _Toc244369034 \h </w:instrText>
             </w:r>
             <w:r>
               <w:rPr>
@@ -953,7 +953,7 @@
               <w14:ligatures w14:val="standardContextual"/>
             </w:rPr>
           </w:pPr>
-          <w:hyperlink w:anchor="_Toc244366936" w:history="1">
+          <w:hyperlink w:anchor="_Toc244369035" w:history="1">
             <w:r>
               <w:rPr>
                 <w:rStyle w:val="Hyperlink"/>
@@ -977,7 +977,7 @@
               <w:rPr>
                 <w:noProof/>
               </w:rPr>
-              <w:instrText xml:space="preserve"> PAGEREF _Toc244366936 \h </w:instrText>
+              <w:instrText xml:space="preserve"> PAGEREF _Toc244369035 \h </w:instrText>
             </w:r>
             <w:r>
               <w:rPr>
@@ -1019,7 +1019,7 @@
               <w14:ligatures w14:val="standardContextual"/>
             </w:rPr>
           </w:pPr>
-          <w:hyperlink w:anchor="_Toc244366937" w:history="1">
+          <w:hyperlink w:anchor="_Toc244369036" w:history="1">
             <w:r>
               <w:rPr>
                 <w:rStyle w:val="Hyperlink"/>
@@ -1043,7 +1043,7 @@
               <w:rPr>
                 <w:noProof/>
               </w:rPr>
-              <w:instrText xml:space="preserve"> PAGEREF _Toc244366937 \h </w:instrText>
+              <w:instrText xml:space="preserve"> PAGEREF _Toc244369036 \h </w:instrText>
             </w:r>
             <w:r>
               <w:rPr>
@@ -1085,7 +1085,7 @@
               <w14:ligatures w14:val="standardContextual"/>
             </w:rPr>
           </w:pPr>
-          <w:hyperlink w:anchor="_Toc244366938" w:history="1">
+          <w:hyperlink w:anchor="_Toc244369037" w:history="1">
             <w:r>
               <w:rPr>
                 <w:rStyle w:val="Hyperlink"/>
@@ -1109,7 +1109,7 @@
               <w:rPr>
                 <w:noProof/>
               </w:rPr>
-              <w:instrText xml:space="preserve"> PAGEREF _Toc244366938 \h </w:instrText>
+              <w:instrText xml:space="preserve"> PAGEREF _Toc244369037 \h </w:instrText>
             </w:r>
             <w:r>
               <w:rPr>
@@ -1151,7 +1151,7 @@
               <w14:ligatures w14:val="standardContextual"/>
             </w:rPr>
           </w:pPr>
-          <w:hyperlink w:anchor="_Toc244366939" w:history="1">
+          <w:hyperlink w:anchor="_Toc244369038" w:history="1">
             <w:r>
               <w:rPr>
                 <w:rStyle w:val="Hyperlink"/>
@@ -1175,7 +1175,7 @@
               <w:rPr>
                 <w:noProof/>
               </w:rPr>
-              <w:instrText xml:space="preserve"> PAGEREF _Toc244366939 \h </w:instrText>
+              <w:instrText xml:space="preserve"> PAGEREF _Toc244369038 \h </w:instrText>
             </w:r>
             <w:r>
               <w:rPr>
@@ -1217,7 +1217,7 @@
               <w14:ligatures w14:val="standardContextual"/>
             </w:rPr>
           </w:pPr>
-          <w:hyperlink w:anchor="_Toc244366940" w:history="1">
+          <w:hyperlink w:anchor="_Toc244369039" w:history="1">
             <w:r>
               <w:rPr>
                 <w:rStyle w:val="Hyperlink"/>
@@ -1241,7 +1241,7 @@
               <w:rPr>
                 <w:noProof/>
               </w:rPr>
-              <w:instrText xml:space="preserve"> PAGEREF _Toc244366940 \h </w:instrText>
+              <w:instrText xml:space="preserve"> PAGEREF _Toc244369039 \h </w:instrText>
             </w:r>
             <w:r>
               <w:rPr>
@@ -1283,7 +1283,7 @@
               <w14:ligatures w14:val="standardContextual"/>
             </w:rPr>
           </w:pPr>
-          <w:hyperlink w:anchor="_Toc244366941" w:history="1">
+          <w:hyperlink w:anchor="_Toc244369040" w:history="1">
             <w:r>
               <w:rPr>
                 <w:rStyle w:val="Hyperlink"/>
@@ -1307,7 +1307,7 @@
               <w:rPr>
                 <w:noProof/>
               </w:rPr>
-              <w:instrText xml:space="preserve"> PAGEREF _Toc244366941 \h </w:instrText>
+              <w:instrText xml:space="preserve"> PAGEREF _Toc244369040 \h </w:instrText>
             </w:r>
             <w:r>
               <w:rPr>
@@ -1349,7 +1349,7 @@
               <w14:ligatures w14:val="standardContextual"/>
             </w:rPr>
           </w:pPr>
-          <w:hyperlink w:anchor="_Toc244366942" w:history="1">
+          <w:hyperlink w:anchor="_Toc244369041" w:history="1">
             <w:r>
               <w:rPr>
                 <w:rStyle w:val="Hyperlink"/>
@@ -1373,7 +1373,7 @@
               <w:rPr>
                 <w:noProof/>
               </w:rPr>
-              <w:instrText xml:space="preserve"> PAGEREF _Toc244366942 \h </w:instrText>
+              <w:instrText xml:space="preserve"> PAGEREF _Toc244369041 \h </w:instrText>
             </w:r>
             <w:r>
               <w:rPr>
@@ -1415,7 +1415,7 @@
               <w14:ligatures w14:val="standardContextual"/>
             </w:rPr>
           </w:pPr>
-          <w:hyperlink w:anchor="_Toc244366943" w:history="1">
+          <w:hyperlink w:anchor="_Toc244369042" w:history="1">
             <w:r>
               <w:rPr>
                 <w:rStyle w:val="Hyperlink"/>
@@ -1439,7 +1439,7 @@
               <w:rPr>
                 <w:noProof/>
               </w:rPr>
-              <w:instrText xml:space="preserve"> PAGEREF _Toc244366943 \h </w:instrText>
+              <w:instrText xml:space="preserve"> PAGEREF _Toc244369042 \h </w:instrText>
             </w:r>
             <w:r>
               <w:rPr>
@@ -1481,7 +1481,7 @@
               <w14:ligatures w14:val="standardContextual"/>
             </w:rPr>
           </w:pPr>
-          <w:hyperlink w:anchor="_Toc244366944" w:history="1">
+          <w:hyperlink w:anchor="_Toc244369043" w:history="1">
             <w:r>
               <w:rPr>
                 <w:rStyle w:val="Hyperlink"/>
@@ -1505,7 +1505,7 @@
               <w:rPr>
                 <w:noProof/>
               </w:rPr>
-              <w:instrText xml:space="preserve"> PAGEREF _Toc244366944 \h </w:instrText>
+              <w:instrText xml:space="preserve"> PAGEREF _Toc244369043 \h </w:instrText>
             </w:r>
             <w:r>
               <w:rPr>
@@ -1547,7 +1547,7 @@
               <w14:ligatures w14:val="standardContextual"/>
             </w:rPr>
           </w:pPr>
-          <w:hyperlink w:anchor="_Toc244366945" w:history="1">
+          <w:hyperlink w:anchor="_Toc244369044" w:history="1">
             <w:r>
               <w:rPr>
                 <w:rStyle w:val="Hyperlink"/>
@@ -1571,7 +1571,7 @@
               <w:rPr>
                 <w:noProof/>
               </w:rPr>
-              <w:instrText xml:space="preserve"> PAGEREF _Toc244366945 \h </w:instrText>
+              <w:instrText xml:space="preserve"> PAGEREF _Toc244369044 \h </w:instrText>
             </w:r>
             <w:r>
               <w:rPr>
@@ -1613,7 +1613,7 @@
               <w14:ligatures w14:val="standardContextual"/>
             </w:rPr>
           </w:pPr>
-          <w:hyperlink w:anchor="_Toc244366946" w:history="1">
+          <w:hyperlink w:anchor="_Toc244369045" w:history="1">
             <w:r>
               <w:rPr>
                 <w:rStyle w:val="Hyperlink"/>
@@ -1637,7 +1637,7 @@
               <w:rPr>
                 <w:noProof/>
               </w:rPr>
-              <w:instrText xml:space="preserve"> PAGEREF _Toc244366946 \h </w:instrText>
+              <w:instrText xml:space="preserve"> PAGEREF _Toc244369045 \h </w:instrText>
             </w:r>
             <w:r>
               <w:rPr>
@@ -1679,7 +1679,7 @@
               <w14:ligatures w14:val="standardContextual"/>
             </w:rPr>
           </w:pPr>
-          <w:hyperlink w:anchor="_Toc244366947" w:history="1">
+          <w:hyperlink w:anchor="_Toc244369046" w:history="1">
             <w:r>
               <w:rPr>
                 <w:rStyle w:val="Hyperlink"/>
@@ -1703,7 +1703,7 @@
               <w:rPr>
                 <w:noProof/>
               </w:rPr>
-              <w:instrText xml:space="preserve"> PAGEREF _Toc244366947 \h </w:instrText>
+              <w:instrText xml:space="preserve"> PAGEREF _Toc244369046 \h </w:instrText>
             </w:r>
             <w:r>
               <w:rPr>
@@ -1745,7 +1745,7 @@
               <w14:ligatures w14:val="standardContextual"/>
             </w:rPr>
           </w:pPr>
-          <w:hyperlink w:anchor="_Toc244366948" w:history="1">
+          <w:hyperlink w:anchor="_Toc244369047" w:history="1">
             <w:r>
               <w:rPr>
                 <w:rStyle w:val="Hyperlink"/>
@@ -1769,7 +1769,7 @@
               <w:rPr>
                 <w:noProof/>
               </w:rPr>
-              <w:instrText xml:space="preserve"> PAGEREF _Toc244366948 \h </w:instrText>
+              <w:instrText xml:space="preserve"> PAGEREF _Toc244369047 \h </w:instrText>
             </w:r>
             <w:r>
               <w:rPr>
@@ -1811,7 +1811,7 @@
               <w14:ligatures w14:val="standardContextual"/>
             </w:rPr>
           </w:pPr>
-          <w:hyperlink w:anchor="_Toc244366949" w:history="1">
+          <w:hyperlink w:anchor="_Toc244369048" w:history="1">
             <w:r>
               <w:rPr>
                 <w:rStyle w:val="Hyperlink"/>
@@ -1835,7 +1835,7 @@
               <w:rPr>
                 <w:noProof/>
               </w:rPr>
-              <w:instrText xml:space="preserve"> PAGEREF _Toc244366949 \h </w:instrText>
+              <w:instrText xml:space="preserve"> PAGEREF _Toc244369048 \h </w:instrText>
             </w:r>
             <w:r>
               <w:rPr>
@@ -1877,7 +1877,7 @@
               <w14:ligatures w14:val="standardContextual"/>
             </w:rPr>
           </w:pPr>
-          <w:hyperlink w:anchor="_Toc244366950" w:history="1">
+          <w:hyperlink w:anchor="_Toc244369049" w:history="1">
             <w:r>
               <w:rPr>
                 <w:rStyle w:val="Hyperlink"/>
@@ -1901,7 +1901,7 @@
               <w:rPr>
                 <w:noProof/>
               </w:rPr>
-              <w:instrText xml:space="preserve"> PAGEREF _Toc244366950 \h </w:instrText>
+              <w:instrText xml:space="preserve"> PAGEREF _Toc244369049 \h </w:instrText>
             </w:r>
             <w:r>
               <w:rPr>
@@ -1943,7 +1943,7 @@
               <w14:ligatures w14:val="standardContextual"/>
             </w:rPr>
           </w:pPr>
-          <w:hyperlink w:anchor="_Toc244366951" w:history="1">
+          <w:hyperlink w:anchor="_Toc244369050" w:history="1">
             <w:r>
               <w:rPr>
                 <w:rStyle w:val="Hyperlink"/>
@@ -1967,7 +1967,7 @@
               <w:rPr>
                 <w:noProof/>
               </w:rPr>
-              <w:instrText xml:space="preserve"> PAGEREF _Toc244366951 \h </w:instrText>
+              <w:instrText xml:space="preserve"> PAGEREF _Toc244369050 \h </w:instrText>
             </w:r>
             <w:r>
               <w:rPr>
@@ -2009,7 +2009,7 @@
               <w14:ligatures w14:val="standardContextual"/>
             </w:rPr>
           </w:pPr>
-          <w:hyperlink w:anchor="_Toc244366952" w:history="1">
+          <w:hyperlink w:anchor="_Toc244369051" w:history="1">
             <w:r>
               <w:rPr>
                 <w:rStyle w:val="Hyperlink"/>
@@ -2033,7 +2033,7 @@
               <w:rPr>
                 <w:noProof/>
               </w:rPr>
-              <w:instrText xml:space="preserve"> PAGEREF _Toc244366952 \h </w:instrText>
+              <w:instrText xml:space="preserve"> PAGEREF _Toc244369051 \h </w:instrText>
             </w:r>
             <w:r>
               <w:rPr>
@@ -2075,7 +2075,7 @@
               <w14:ligatures w14:val="standardContextual"/>
             </w:rPr>
           </w:pPr>
-          <w:hyperlink w:anchor="_Toc244366953" w:history="1">
+          <w:hyperlink w:anchor="_Toc244369052" w:history="1">
             <w:r>
               <w:rPr>
                 <w:rStyle w:val="Hyperlink"/>
@@ -2099,7 +2099,7 @@
               <w:rPr>
                 <w:noProof/>
               </w:rPr>
-              <w:instrText xml:space="preserve"> PAGEREF _Toc244366953 \h </w:instrText>
+              <w:instrText xml:space="preserve"> PAGEREF _Toc244369052 \h </w:instrText>
             </w:r>
             <w:r>
               <w:rPr>
@@ -2141,7 +2141,7 @@
               <w14:ligatures w14:val="standardContextual"/>
             </w:rPr>
           </w:pPr>
-          <w:hyperlink w:anchor="_Toc244366954" w:history="1">
+          <w:hyperlink w:anchor="_Toc244369053" w:history="1">
             <w:r>
               <w:rPr>
                 <w:rStyle w:val="Hyperlink"/>
@@ -2165,7 +2165,7 @@
               <w:rPr>
                 <w:noProof/>
               </w:rPr>
-              <w:instrText xml:space="preserve"> PAGEREF _Toc244366954 \h </w:instrText>
+              <w:instrText xml:space="preserve"> PAGEREF _Toc244369053 \h </w:instrText>
             </w:r>
             <w:r>
               <w:rPr>
@@ -2207,7 +2207,7 @@
               <w14:ligatures w14:val="standardContextual"/>
             </w:rPr>
           </w:pPr>
-          <w:hyperlink w:anchor="_Toc244366955" w:history="1">
+          <w:hyperlink w:anchor="_Toc244369054" w:history="1">
             <w:r>
               <w:rPr>
                 <w:rStyle w:val="Hyperlink"/>
@@ -2231,7 +2231,7 @@
               <w:rPr>
                 <w:noProof/>
               </w:rPr>
-              <w:instrText xml:space="preserve"> PAGEREF _Toc244366955 \h </w:instrText>
+              <w:instrText xml:space="preserve"> PAGEREF _Toc244369054 \h </w:instrText>
             </w:r>
             <w:r>
               <w:rPr>
@@ -2273,7 +2273,7 @@
               <w14:ligatures w14:val="standardContextual"/>
             </w:rPr>
           </w:pPr>
-          <w:hyperlink w:anchor="_Toc244366956" w:history="1">
+          <w:hyperlink w:anchor="_Toc244369055" w:history="1">
             <w:r>
               <w:rPr>
                 <w:rStyle w:val="Hyperlink"/>
@@ -2297,7 +2297,7 @@
               <w:rPr>
                 <w:noProof/>
               </w:rPr>
-              <w:instrText xml:space="preserve"> PAGEREF _Toc244366956 \h </w:instrText>
+              <w:instrText xml:space="preserve"> PAGEREF _Toc244369055 \h </w:instrText>
             </w:r>
             <w:r>
               <w:rPr>
@@ -2339,7 +2339,7 @@
               <w14:ligatures w14:val="standardContextual"/>
             </w:rPr>
           </w:pPr>
-          <w:hyperlink w:anchor="_Toc244366957" w:history="1">
+          <w:hyperlink w:anchor="_Toc244369056" w:history="1">
             <w:r>
               <w:rPr>
                 <w:rStyle w:val="Hyperlink"/>
@@ -2363,7 +2363,7 @@
               <w:rPr>
                 <w:noProof/>
               </w:rPr>
-              <w:instrText xml:space="preserve"> PAGEREF _Toc244366957 \h </w:instrText>
+              <w:instrText xml:space="preserve"> PAGEREF _Toc244369056 \h </w:instrText>
             </w:r>
             <w:r>
               <w:rPr>
@@ -2405,7 +2405,7 @@
               <w14:ligatures w14:val="standardContextual"/>
             </w:rPr>
           </w:pPr>
-          <w:hyperlink w:anchor="_Toc244366958" w:history="1">
+          <w:hyperlink w:anchor="_Toc244369057" w:history="1">
             <w:r>
               <w:rPr>
                 <w:rStyle w:val="Hyperlink"/>
@@ -2429,7 +2429,7 @@
               <w:rPr>
                 <w:noProof/>
               </w:rPr>
-              <w:instrText xml:space="preserve"> PAGEREF _Toc244366958 \h </w:instrText>
+              <w:instrText xml:space="preserve"> PAGEREF _Toc244369057 \h </w:instrText>
             </w:r>
             <w:r>
               <w:rPr>
@@ -2471,7 +2471,7 @@
               <w14:ligatures w14:val="standardContextual"/>
             </w:rPr>
           </w:pPr>
-          <w:hyperlink w:anchor="_Toc244366959" w:history="1">
+          <w:hyperlink w:anchor="_Toc244369058" w:history="1">
             <w:r>
               <w:rPr>
                 <w:rStyle w:val="Hyperlink"/>
@@ -2495,7 +2495,7 @@
               <w:rPr>
                 <w:noProof/>
               </w:rPr>
-              <w:instrText xml:space="preserve"> PAGEREF _Toc244366959 \h </w:instrText>
+              <w:instrText xml:space="preserve"> PAGEREF _Toc244369058 \h </w:instrText>
             </w:r>
             <w:r>
               <w:rPr>
@@ -2537,7 +2537,7 @@
               <w14:ligatures w14:val="standardContextual"/>
             </w:rPr>
           </w:pPr>
-          <w:hyperlink w:anchor="_Toc244366960" w:history="1">
+          <w:hyperlink w:anchor="_Toc244369059" w:history="1">
             <w:r>
               <w:rPr>
                 <w:rStyle w:val="Hyperlink"/>
@@ -2561,7 +2561,7 @@
               <w:rPr>
                 <w:noProof/>
               </w:rPr>
-              <w:instrText xml:space="preserve"> PAGEREF _Toc244366960 \h </w:instrText>
+              <w:instrText xml:space="preserve"> PAGEREF _Toc244369059 \h </w:instrText>
             </w:r>
             <w:r>
               <w:rPr>
@@ -2603,7 +2603,7 @@
               <w14:ligatures w14:val="standardContextual"/>
             </w:rPr>
           </w:pPr>
-          <w:hyperlink w:anchor="_Toc244366961" w:history="1">
+          <w:hyperlink w:anchor="_Toc244369060" w:history="1">
             <w:r>
               <w:rPr>
                 <w:rStyle w:val="Hyperlink"/>
@@ -2627,7 +2627,7 @@
               <w:rPr>
                 <w:noProof/>
               </w:rPr>
-              <w:instrText xml:space="preserve"> PAGEREF _Toc244366961 \h </w:instrText>
+              <w:instrText xml:space="preserve"> PAGEREF _Toc244369060 \h </w:instrText>
             </w:r>
             <w:r>
               <w:rPr>
@@ -2669,7 +2669,7 @@
               <w14:ligatures w14:val="standardContextual"/>
             </w:rPr>
           </w:pPr>
-          <w:hyperlink w:anchor="_Toc244366962" w:history="1">
+          <w:hyperlink w:anchor="_Toc244369061" w:history="1">
             <w:r>
               <w:rPr>
                 <w:rStyle w:val="Hyperlink"/>
@@ -2693,7 +2693,7 @@
               <w:rPr>
                 <w:noProof/>
               </w:rPr>
-              <w:instrText xml:space="preserve"> PAGEREF _Toc244366962 \h </w:instrText>
+              <w:instrText xml:space="preserve"> PAGEREF _Toc244369061 \h </w:instrText>
             </w:r>
             <w:r>
               <w:rPr>
@@ -2735,7 +2735,7 @@
               <w14:ligatures w14:val="standardContextual"/>
             </w:rPr>
           </w:pPr>
-          <w:hyperlink w:anchor="_Toc244366963" w:history="1">
+          <w:hyperlink w:anchor="_Toc244369062" w:history="1">
             <w:r>
               <w:rPr>
                 <w:rStyle w:val="Hyperlink"/>
@@ -2759,7 +2759,7 @@
               <w:rPr>
                 <w:noProof/>
               </w:rPr>
-              <w:instrText xml:space="preserve"> PAGEREF _Toc244366963 \h </w:instrText>
+              <w:instrText xml:space="preserve"> PAGEREF _Toc244369062 \h </w:instrText>
             </w:r>
             <w:r>
               <w:rPr>
@@ -2801,7 +2801,7 @@
               <w14:ligatures w14:val="standardContextual"/>
             </w:rPr>
           </w:pPr>
-          <w:hyperlink w:anchor="_Toc244366964" w:history="1">
+          <w:hyperlink w:anchor="_Toc244369063" w:history="1">
             <w:r>
               <w:rPr>
                 <w:rStyle w:val="Hyperlink"/>
@@ -2825,7 +2825,7 @@
               <w:rPr>
                 <w:noProof/>
               </w:rPr>
-              <w:instrText xml:space="preserve"> PAGEREF _Toc244366964 \h </w:instrText>
+              <w:instrText xml:space="preserve"> PAGEREF _Toc244369063 \h </w:instrText>
             </w:r>
             <w:r>
               <w:rPr>
@@ -2867,7 +2867,7 @@
               <w14:ligatures w14:val="standardContextual"/>
             </w:rPr>
           </w:pPr>
-          <w:hyperlink w:anchor="_Toc244366965" w:history="1">
+          <w:hyperlink w:anchor="_Toc244369064" w:history="1">
             <w:r>
               <w:rPr>
                 <w:rStyle w:val="Hyperlink"/>
@@ -2891,7 +2891,7 @@
               <w:rPr>
                 <w:noProof/>
               </w:rPr>
-              <w:instrText xml:space="preserve"> PAGEREF _Toc244366965 \h </w:instrText>
+              <w:instrText xml:space="preserve"> PAGEREF _Toc244369064 \h </w:instrText>
             </w:r>
             <w:r>
               <w:rPr>
@@ -2933,7 +2933,7 @@
               <w14:ligatures w14:val="standardContextual"/>
             </w:rPr>
           </w:pPr>
-          <w:hyperlink w:anchor="_Toc244366966" w:history="1">
+          <w:hyperlink w:anchor="_Toc244369065" w:history="1">
             <w:r>
               <w:rPr>
                 <w:rStyle w:val="Hyperlink"/>
@@ -2957,7 +2957,7 @@
               <w:rPr>
                 <w:noProof/>
               </w:rPr>
-              <w:instrText xml:space="preserve"> PAGEREF _Toc244366966 \h </w:instrText>
+              <w:instrText xml:space="preserve"> PAGEREF _Toc244369065 \h </w:instrText>
             </w:r>
             <w:r>
               <w:rPr>
@@ -2999,7 +2999,7 @@
               <w14:ligatures w14:val="standardContextual"/>
             </w:rPr>
           </w:pPr>
-          <w:hyperlink w:anchor="_Toc244366967" w:history="1">
+          <w:hyperlink w:anchor="_Toc244369066" w:history="1">
             <w:r>
               <w:rPr>
                 <w:rStyle w:val="Hyperlink"/>
@@ -3023,7 +3023,7 @@
               <w:rPr>
                 <w:noProof/>
               </w:rPr>
-              <w:instrText xml:space="preserve"> PAGEREF _Toc244366967 \h </w:instrText>
+              <w:instrText xml:space="preserve"> PAGEREF _Toc244369066 \h </w:instrText>
             </w:r>
             <w:r>
               <w:rPr>
@@ -3065,7 +3065,7 @@
               <w14:ligatures w14:val="standardContextual"/>
             </w:rPr>
           </w:pPr>
-          <w:hyperlink w:anchor="_Toc244366968" w:history="1">
+          <w:hyperlink w:anchor="_Toc244369067" w:history="1">
             <w:r>
               <w:rPr>
                 <w:rStyle w:val="Hyperlink"/>
@@ -3089,7 +3089,7 @@
               <w:rPr>
                 <w:noProof/>
               </w:rPr>
-              <w:instrText xml:space="preserve"> PAGEREF _Toc244366968 \h </w:instrText>
+              <w:instrText xml:space="preserve"> PAGEREF _Toc244369067 \h </w:instrText>
             </w:r>
             <w:r>
               <w:rPr>
@@ -3127,7 +3127,7 @@
       <w:pPr>
         <w:pStyle w:val="Heading1"/>
       </w:pPr>
-      <w:bookmarkStart w:id="0" w:name="_Toc244366924"/>
+      <w:bookmarkStart w:id="0" w:name="_Toc244369023"/>
       <w:r>
         <w:lastRenderedPageBreak/>
         <w:t>Об этом руководстве</w:t>
@@ -3570,7 +3570,7 @@
       <w:pPr>
         <w:pStyle w:val="Heading1"/>
       </w:pPr>
-      <w:bookmarkStart w:id="1" w:name="_Toc244366925"/>
+      <w:bookmarkStart w:id="1" w:name="_Toc244369024"/>
       <w:r>
         <w:lastRenderedPageBreak/>
         <w:t>1. Что делает сервис</w:t>
@@ -3596,7 +3596,7 @@
       <w:pPr>
         <w:pStyle w:val="Heading2"/>
       </w:pPr>
-      <w:bookmarkStart w:id="2" w:name="_Toc244366926"/>
+      <w:bookmarkStart w:id="2" w:name="_Toc244369025"/>
       <w:r>
         <w:t>1.1. Как это работает</w:t>
       </w:r>
@@ -3684,7 +3684,7 @@
       <w:pPr>
         <w:pStyle w:val="Heading2"/>
       </w:pPr>
-      <w:bookmarkStart w:id="3" w:name="_Toc244366927"/>
+      <w:bookmarkStart w:id="3" w:name="_Toc244369026"/>
       <w:r>
         <w:t>1.2. Основные понятия</w:t>
       </w:r>
@@ -4173,7 +4173,7 @@
       <w:pPr>
         <w:pStyle w:val="Heading2"/>
       </w:pPr>
-      <w:bookmarkStart w:id="4" w:name="_Toc244366928"/>
+      <w:bookmarkStart w:id="4" w:name="_Toc244369027"/>
       <w:r>
         <w:t>1.3. Разделы панели</w:t>
       </w:r>
@@ -4203,7 +4203,7 @@
         </w:rPr>
         <w:lastRenderedPageBreak/>
         <w:drawing>
-          <wp:inline distT="0" distB="0" distL="0" distR="0" wp14:anchorId="2644B644" wp14:editId="35110A32">
+          <wp:inline distT="0" distB="0" distL="0" distR="0" wp14:anchorId="4F04BDA2" wp14:editId="03EBCEDD">
             <wp:extent cx="6096000" cy="3810000"/>
             <wp:effectExtent l="0" t="0" r="0" b="0"/>
             <wp:docPr id="2" name="03-delivery-empty" descr="Панель сразу после первого входа: Key Manager и почта ещё не подключены, подписок нет" title="Панель сразу после первого входа: Key Manager и почта ещё не подключены, подписок нет"/>
@@ -4706,7 +4706,7 @@
       <w:pPr>
         <w:pStyle w:val="Heading2"/>
       </w:pPr>
-      <w:bookmarkStart w:id="5" w:name="_Toc244366929"/>
+      <w:bookmarkStart w:id="5" w:name="_Toc244369028"/>
       <w:r>
         <w:t>1.4. Порядок первой настройки</w:t>
       </w:r>
@@ -4829,7 +4829,7 @@
       <w:pPr>
         <w:pStyle w:val="Heading1"/>
       </w:pPr>
-      <w:bookmarkStart w:id="6" w:name="_Toc244366930"/>
+      <w:bookmarkStart w:id="6" w:name="_Toc244369029"/>
       <w:r>
         <w:lastRenderedPageBreak/>
         <w:t>2. Вход в панель</w:t>
@@ -4858,7 +4858,7 @@
       <w:pPr>
         <w:pStyle w:val="Heading2"/>
       </w:pPr>
-      <w:bookmarkStart w:id="7" w:name="_Toc244366931"/>
+      <w:bookmarkStart w:id="7" w:name="_Toc244369030"/>
       <w:r>
         <w:t>2.1. Первый вход</w:t>
       </w:r>
@@ -4946,7 +4946,7 @@
           <w:noProof/>
         </w:rPr>
         <w:drawing>
-          <wp:inline distT="0" distB="0" distL="0" distR="0" wp14:anchorId="69C1028B" wp14:editId="2C8B7B4B">
+          <wp:inline distT="0" distB="0" distL="0" distR="0" wp14:anchorId="086BB40E" wp14:editId="26E7204E">
             <wp:extent cx="3352800" cy="3305175"/>
             <wp:effectExtent l="0" t="0" r="0" b="0"/>
             <wp:docPr id="3" name="01-login" descr="Вход: почта и пароль" title="Вход: почта и пароль"/>
@@ -5012,7 +5012,7 @@
         </w:rPr>
         <w:lastRenderedPageBreak/>
         <w:drawing>
-          <wp:inline distT="0" distB="0" distL="0" distR="0" wp14:anchorId="7E05BC31" wp14:editId="3D119CBC">
+          <wp:inline distT="0" distB="0" distL="0" distR="0" wp14:anchorId="0BCF120D" wp14:editId="21F43BAA">
             <wp:extent cx="3352800" cy="4810125"/>
             <wp:effectExtent l="0" t="0" r="0" b="0"/>
             <wp:docPr id="4" name="02-enroll" descr="Подключение приложения-аутентификатора (QR-код и ключ на снимке размыты)" title="Подключение приложения-аутентификатора (QR-код и ключ на снимке размыты)"/>
@@ -5084,7 +5084,7 @@
       <w:pPr>
         <w:pStyle w:val="Heading2"/>
       </w:pPr>
-      <w:bookmarkStart w:id="8" w:name="_Toc244366932"/>
+      <w:bookmarkStart w:id="8" w:name="_Toc244369031"/>
       <w:r>
         <w:t>2.2. Обычный вход</w:t>
       </w:r>
@@ -5114,7 +5114,7 @@
         </w:rPr>
         <w:lastRenderedPageBreak/>
         <w:drawing>
-          <wp:inline distT="0" distB="0" distL="0" distR="0" wp14:anchorId="67B6B8BA" wp14:editId="67D9AF01">
+          <wp:inline distT="0" distB="0" distL="0" distR="0" wp14:anchorId="31A1B26A" wp14:editId="23465531">
             <wp:extent cx="3352800" cy="3295650"/>
             <wp:effectExtent l="0" t="0" r="0" b="0"/>
             <wp:docPr id="5" name="04-second-factor" descr="Второй шаг входа — код из приложения" title="Второй шаг входа — код из приложения"/>
@@ -5274,7 +5274,7 @@
       <w:pPr>
         <w:pStyle w:val="Heading2"/>
       </w:pPr>
-      <w:bookmarkStart w:id="9" w:name="_Toc244366933"/>
+      <w:bookmarkStart w:id="9" w:name="_Toc244369032"/>
       <w:r>
         <w:t>2.3. Подтверждение кодом перед важными действиями</w:t>
       </w:r>
@@ -5369,7 +5369,7 @@
         </w:rPr>
         <w:lastRenderedPageBreak/>
         <w:drawing>
-          <wp:inline distT="0" distB="0" distL="0" distR="0" wp14:anchorId="251BA7BC" wp14:editId="30FEA021">
+          <wp:inline distT="0" distB="0" distL="0" distR="0" wp14:anchorId="5C3EF39E" wp14:editId="7614E4CA">
             <wp:extent cx="3657600" cy="2676525"/>
             <wp:effectExtent l="0" t="0" r="0" b="0"/>
             <wp:docPr id="6" name="12-step-up" descr="Запрос кода перед важным действием" title="Запрос кода перед важным действием"/>
@@ -5459,7 +5459,7 @@
           <w:noProof/>
         </w:rPr>
         <w:drawing>
-          <wp:inline distT="0" distB="0" distL="0" distR="0" wp14:anchorId="3351DABF" wp14:editId="6641932C">
+          <wp:inline distT="0" distB="0" distL="0" distR="0" wp14:anchorId="1A9A04E8" wp14:editId="21BB04EF">
             <wp:extent cx="6096000" cy="581025"/>
             <wp:effectExtent l="0" t="0" r="0" b="0"/>
             <wp:docPr id="7" name="71-security-stale" descr="Окно подтверждения истекло: следующее важное действие спросит код" title="Окно подтверждения истекло: следующее важное действие спросит код"/>
@@ -5510,7 +5510,7 @@
       <w:pPr>
         <w:pStyle w:val="Heading2"/>
       </w:pPr>
-      <w:bookmarkStart w:id="10" w:name="_Toc244366934"/>
+      <w:bookmarkStart w:id="10" w:name="_Toc244369033"/>
       <w:r>
         <w:t>2.4. Выход и сессии</w:t>
       </w:r>
@@ -5545,7 +5545,7 @@
       <w:pPr>
         <w:pStyle w:val="Heading1"/>
       </w:pPr>
-      <w:bookmarkStart w:id="11" w:name="_Toc244366935"/>
+      <w:bookmarkStart w:id="11" w:name="_Toc244369034"/>
       <w:r>
         <w:lastRenderedPageBreak/>
         <w:t>3. Подключение почты</w:t>
@@ -5603,7 +5603,7 @@
           <w:noProof/>
         </w:rPr>
         <w:drawing>
-          <wp:inline distT="0" distB="0" distL="0" distR="0" wp14:anchorId="7CB7EB41" wp14:editId="36C90883">
+          <wp:inline distT="0" distB="0" distL="0" distR="0" wp14:anchorId="1EB917B3" wp14:editId="3DCEDD75">
             <wp:extent cx="6096000" cy="3810000"/>
             <wp:effectExtent l="0" t="0" r="0" b="0"/>
             <wp:docPr id="8" name="10-mail-empty" descr="Настройки → Почта до заполнения" title="Настройки → Почта до заполнения"/>
@@ -5654,7 +5654,7 @@
       <w:pPr>
         <w:pStyle w:val="Heading2"/>
       </w:pPr>
-      <w:bookmarkStart w:id="12" w:name="_Toc244366936"/>
+      <w:bookmarkStart w:id="12" w:name="_Toc244369035"/>
       <w:r>
         <w:t>3.1. Поля</w:t>
       </w:r>
@@ -6492,7 +6492,7 @@
       <w:pPr>
         <w:pStyle w:val="Heading2"/>
       </w:pPr>
-      <w:bookmarkStart w:id="13" w:name="_Toc244366937"/>
+      <w:bookmarkStart w:id="13" w:name="_Toc244369036"/>
       <w:r>
         <w:t>3.2. Сохранить и проверить</w:t>
       </w:r>
@@ -6585,7 +6585,7 @@
           <w:noProof/>
         </w:rPr>
         <w:drawing>
-          <wp:inline distT="0" distB="0" distL="0" distR="0" wp14:anchorId="595852A5" wp14:editId="2C67619A">
+          <wp:inline distT="0" distB="0" distL="0" distR="0" wp14:anchorId="4412AA85" wp14:editId="1B248211">
             <wp:extent cx="6096000" cy="3810000"/>
             <wp:effectExtent l="0" t="0" r="0" b="0"/>
             <wp:docPr id="9" name="11-mail-filled" descr="Заполненные настройки почты" title="Заполненные настройки почты"/>
@@ -6650,7 +6650,7 @@
           <w:noProof/>
         </w:rPr>
         <w:drawing>
-          <wp:inline distT="0" distB="0" distL="0" distR="0" wp14:anchorId="15182CBC" wp14:editId="5B78EF54">
+          <wp:inline distT="0" distB="0" distL="0" distR="0" wp14:anchorId="629E802B" wp14:editId="75A7E216">
             <wp:extent cx="3657600" cy="1828800"/>
             <wp:effectExtent l="0" t="0" r="0" b="0"/>
             <wp:docPr id="10" name="14-mail-test" descr="Тестовое письмо" title="Тестовое письмо"/>
@@ -6716,7 +6716,7 @@
         </w:rPr>
         <w:lastRenderedPageBreak/>
         <w:drawing>
-          <wp:inline distT="0" distB="0" distL="0" distR="0" wp14:anchorId="49824AD9" wp14:editId="267E3ECD">
+          <wp:inline distT="0" distB="0" distL="0" distR="0" wp14:anchorId="4499587C" wp14:editId="49E45581">
             <wp:extent cx="6096000" cy="3810000"/>
             <wp:effectExtent l="0" t="0" r="0" b="0"/>
             <wp:docPr id="11" name="15-mail-test-ok" descr="Почта работает: сервер принял тестовое письмо" title="Почта работает: сервер принял тестовое письмо"/>
@@ -7196,7 +7196,7 @@
       <w:pPr>
         <w:pStyle w:val="Heading1"/>
       </w:pPr>
-      <w:bookmarkStart w:id="14" w:name="_Toc244366938"/>
+      <w:bookmarkStart w:id="14" w:name="_Toc244369037"/>
       <w:r>
         <w:lastRenderedPageBreak/>
         <w:t>4. Подключение Key Manager Plus</w:t>
@@ -7212,7 +7212,7 @@
       <w:pPr>
         <w:pStyle w:val="Heading2"/>
       </w:pPr>
-      <w:bookmarkStart w:id="15" w:name="_Toc244366939"/>
+      <w:bookmarkStart w:id="15" w:name="_Toc244369038"/>
       <w:r>
         <w:t>4.1. Что подготовить в Key Manager Plus</w:t>
       </w:r>
@@ -7341,7 +7341,7 @@
       <w:pPr>
         <w:pStyle w:val="Heading2"/>
       </w:pPr>
-      <w:bookmarkStart w:id="16" w:name="_Toc244366940"/>
+      <w:bookmarkStart w:id="16" w:name="_Toc244369039"/>
       <w:r>
         <w:t>4.2. Настройка в панели</w:t>
       </w:r>
@@ -7747,7 +7747,7 @@
         </w:rPr>
         <w:lastRenderedPageBreak/>
         <w:drawing>
-          <wp:inline distT="0" distB="0" distL="0" distR="0" wp14:anchorId="543BFB63" wp14:editId="1C27F8A8">
+          <wp:inline distT="0" distB="0" distL="0" distR="0" wp14:anchorId="57B10224" wp14:editId="3CABF579">
             <wp:extent cx="6096000" cy="1971675"/>
             <wp:effectExtent l="0" t="0" r="0" b="0"/>
             <wp:docPr id="12" name="21-km-filled" descr="Подключение к Key Manager: адрес, интервал опроса и ключ API" title="Подключение к Key Manager: адрес, интервал опроса и ключ API"/>
@@ -7812,7 +7812,7 @@
           <w:noProof/>
         </w:rPr>
         <w:drawing>
-          <wp:inline distT="0" distB="0" distL="0" distR="0" wp14:anchorId="447B09E4" wp14:editId="3F3746E5">
+          <wp:inline distT="0" distB="0" distL="0" distR="0" wp14:anchorId="2BF4E6FE" wp14:editId="6D4E756A">
             <wp:extent cx="6096000" cy="3810000"/>
             <wp:effectExtent l="0" t="0" r="0" b="0"/>
             <wp:docPr id="13" name="22-km-test" descr="Проверка связи: Key Manager ответил, видно 8 сертификатов" title="Проверка связи: Key Manager ответил, видно 8 сертификатов"/>
@@ -7893,7 +7893,7 @@
         </w:rPr>
         <w:lastRenderedPageBreak/>
         <w:drawing>
-          <wp:inline distT="0" distB="0" distL="0" distR="0" wp14:anchorId="46A79B94" wp14:editId="2708552F">
+          <wp:inline distT="0" distB="0" distL="0" distR="0" wp14:anchorId="75FB46DC" wp14:editId="43DA60BB">
             <wp:extent cx="6096000" cy="3810000"/>
             <wp:effectExtent l="0" t="0" r="0" b="0"/>
             <wp:docPr id="14" name="23-km-working" descr="Key Manager подключён и опрашивается" title="Key Manager подключён и опрашивается"/>
@@ -8332,7 +8332,7 @@
       <w:pPr>
         <w:pStyle w:val="Heading1"/>
       </w:pPr>
-      <w:bookmarkStart w:id="17" w:name="_Toc244366941"/>
+      <w:bookmarkStart w:id="17" w:name="_Toc244369040"/>
       <w:r>
         <w:lastRenderedPageBreak/>
         <w:t>5. Сертификаты</w:t>
@@ -8372,7 +8372,7 @@
           <w:noProof/>
         </w:rPr>
         <w:drawing>
-          <wp:inline distT="0" distB="0" distL="0" distR="0" wp14:anchorId="05B8AC71" wp14:editId="18BC1FA7">
+          <wp:inline distT="0" distB="0" distL="0" distR="0" wp14:anchorId="2BBDB4AF" wp14:editId="27C973BE">
             <wp:extent cx="6096000" cy="3810000"/>
             <wp:effectExtent l="0" t="0" r="0" b="0"/>
             <wp:docPr id="15" name="30-certs" descr="Сертификаты из Key Manager со сроками действия" title="Сертификаты из Key Manager со сроками действия"/>
@@ -9055,7 +9055,7 @@
           <w:noProof/>
         </w:rPr>
         <w:drawing>
-          <wp:inline distT="0" distB="0" distL="0" distR="0" wp14:anchorId="041710C7" wp14:editId="03EB643C">
+          <wp:inline distT="0" distB="0" distL="0" distR="0" wp14:anchorId="766A1583" wp14:editId="5EC84C75">
             <wp:extent cx="6096000" cy="3810000"/>
             <wp:effectExtent l="0" t="0" r="0" b="0"/>
             <wp:docPr id="16" name="33-certs-expiry" descr="Сертификаты по сроку действия: сначала истекающие (стрелка у «Действует до»)" title="Сертификаты по сроку действия: сначала истекающие (стрелка у «Действует до»)"/>
@@ -9111,7 +9111,7 @@
       <w:pPr>
         <w:pStyle w:val="Heading2"/>
       </w:pPr>
-      <w:bookmarkStart w:id="18" w:name="_Toc244366942"/>
+      <w:bookmarkStart w:id="18" w:name="_Toc244369041"/>
       <w:r>
         <w:t>5.1. Скачать файл сертификата</w:t>
       </w:r>
@@ -9187,7 +9187,7 @@
         </w:rPr>
         <w:lastRenderedPageBreak/>
         <w:drawing>
-          <wp:inline distT="0" distB="0" distL="0" distR="0" wp14:anchorId="7870FF46" wp14:editId="21FE2A73">
+          <wp:inline distT="0" distB="0" distL="0" distR="0" wp14:anchorId="452A06BC" wp14:editId="78513927">
             <wp:extent cx="3657600" cy="2676525"/>
             <wp:effectExtent l="0" t="0" r="0" b="0"/>
             <wp:docPr id="17" name="31-download" descr="Выбор формата для скачивания" title="Выбор формата для скачивания"/>
@@ -9238,7 +9238,7 @@
       <w:pPr>
         <w:pStyle w:val="Heading2"/>
       </w:pPr>
-      <w:bookmarkStart w:id="19" w:name="_Toc244366943"/>
+      <w:bookmarkStart w:id="19" w:name="_Toc244369042"/>
       <w:r>
         <w:t>5.2. Закрытый ключ и его пароль</w:t>
       </w:r>
@@ -9290,7 +9290,7 @@
           <w:noProof/>
         </w:rPr>
         <w:drawing>
-          <wp:inline distT="0" distB="0" distL="0" distR="0" wp14:anchorId="2EAF47BC" wp14:editId="155FB57E">
+          <wp:inline distT="0" distB="0" distL="0" distR="0" wp14:anchorId="5F0A8BB8" wp14:editId="329F0A1B">
             <wp:extent cx="3657600" cy="2981325"/>
             <wp:effectExtent l="0" t="0" r="0" b="0"/>
             <wp:docPr id="18" name="32-key" descr="Закрытый ключ и пароль ключа (на снимке размыты)" title="Закрытый ключ и пароль ключа (на снимке размыты)"/>
@@ -9362,7 +9362,7 @@
       <w:pPr>
         <w:pStyle w:val="Heading1"/>
       </w:pPr>
-      <w:bookmarkStart w:id="20" w:name="_Toc244366944"/>
+      <w:bookmarkStart w:id="20" w:name="_Toc244369043"/>
       <w:r>
         <w:lastRenderedPageBreak/>
         <w:t>6. Настройка рассылки</w:t>
@@ -9378,7 +9378,7 @@
       <w:pPr>
         <w:pStyle w:val="Heading2"/>
       </w:pPr>
-      <w:bookmarkStart w:id="21" w:name="_Toc244366945"/>
+      <w:bookmarkStart w:id="21" w:name="_Toc244369044"/>
       <w:r>
         <w:t>6.1. Новая подписка</w:t>
       </w:r>
@@ -9427,7 +9427,7 @@
           <w:noProof/>
         </w:rPr>
         <w:drawing>
-          <wp:inline distT="0" distB="0" distL="0" distR="0" wp14:anchorId="13C24D1C" wp14:editId="2014F6B4">
+          <wp:inline distT="0" distB="0" distL="0" distR="0" wp14:anchorId="1A5375BE" wp14:editId="0ED8BBE4">
             <wp:extent cx="3657600" cy="6677025"/>
             <wp:effectExtent l="0" t="0" r="0" b="0"/>
             <wp:docPr id="19" name="40-sub-new" descr="Окно новой подписки" title="Окно новой подписки"/>
@@ -10236,7 +10236,7 @@
         </w:rPr>
         <w:lastRenderedPageBreak/>
         <w:drawing>
-          <wp:inline distT="0" distB="0" distL="0" distR="0" wp14:anchorId="5F490E76" wp14:editId="10BCB21E">
+          <wp:inline distT="0" distB="0" distL="0" distR="0" wp14:anchorId="2BACC058" wp14:editId="1D5BB162">
             <wp:extent cx="3657600" cy="7019925"/>
             <wp:effectExtent l="0" t="0" r="0" b="0"/>
             <wp:docPr id="20" name="41-sub-filled" descr="Подписка на два сертификата: при обновлении, в 09:00; файлы KEY, CRT и PFX с паролем ключа" title="Подписка на два сертификата: при обновлении, в 09:00; файлы KEY, CRT и PFX с паролем ключа"/>
@@ -10287,7 +10287,7 @@
       <w:pPr>
         <w:pStyle w:val="Heading2"/>
       </w:pPr>
-      <w:bookmarkStart w:id="22" w:name="_Toc244366946"/>
+      <w:bookmarkStart w:id="22" w:name="_Toc244369045"/>
       <w:r>
         <w:t>6.2. Когда уходят письма</w:t>
       </w:r>
@@ -10790,7 +10790,7 @@
       <w:pPr>
         <w:pStyle w:val="Heading2"/>
       </w:pPr>
-      <w:bookmarkStart w:id="23" w:name="_Toc244366947"/>
+      <w:bookmarkStart w:id="23" w:name="_Toc244369046"/>
       <w:r>
         <w:t>6.3. Запланированный старт и окончание</w:t>
       </w:r>
@@ -10830,7 +10830,7 @@
         </w:rPr>
         <w:lastRenderedPageBreak/>
         <w:drawing>
-          <wp:inline distT="0" distB="0" distL="0" distR="0" wp14:anchorId="3209D5EE" wp14:editId="3E60EBAB">
+          <wp:inline distT="0" distB="0" distL="0" distR="0" wp14:anchorId="61B0C608" wp14:editId="55A9FB0B">
             <wp:extent cx="3590925" cy="7239000"/>
             <wp:effectExtent l="0" t="0" r="0" b="0"/>
             <wp:docPr id="21" name="42-sub-period" descr="Подписка для подрядчика: раз в 7 дней со 02.11.2026 по 31.12.2026, только сертификаты без ключей" title="Подписка для подрядчика: раз в 7 дней со 02.11.2026 по 31.12.2026, только сертификаты без ключей"/>
@@ -10881,7 +10881,7 @@
       <w:pPr>
         <w:pStyle w:val="Heading2"/>
       </w:pPr>
-      <w:bookmarkStart w:id="24" w:name="_Toc244366948"/>
+      <w:bookmarkStart w:id="24" w:name="_Toc244369047"/>
       <w:r>
         <w:lastRenderedPageBreak/>
         <w:t>6.4. Список подписок</w:t>
@@ -10906,7 +10906,7 @@
           <w:noProof/>
         </w:rPr>
         <w:drawing>
-          <wp:inline distT="0" distB="0" distL="0" distR="0" wp14:anchorId="273DE1A7" wp14:editId="0C06980A">
+          <wp:inline distT="0" distB="0" distL="0" distR="0" wp14:anchorId="7510C28A" wp14:editId="1F041767">
             <wp:extent cx="6096000" cy="3810000"/>
             <wp:effectExtent l="0" t="0" r="0" b="0"/>
             <wp:docPr id="22" name="45-delivery-list" descr="Подписки в списке: сертификаты со сроками, получатели, файлы, расписание и итог последней отправки" title="Подписки в списке: сертификаты со сроками, получатели, файлы, расписание и итог последней отправки"/>
@@ -12075,7 +12075,7 @@
       <w:pPr>
         <w:pStyle w:val="Heading2"/>
       </w:pPr>
-      <w:bookmarkStart w:id="25" w:name="_Toc244366949"/>
+      <w:bookmarkStart w:id="25" w:name="_Toc244369048"/>
       <w:r>
         <w:t>6.5. Отправить сейчас</w:t>
       </w:r>
@@ -12104,7 +12104,7 @@
           <w:noProof/>
         </w:rPr>
         <w:drawing>
-          <wp:inline distT="0" distB="0" distL="0" distR="0" wp14:anchorId="74037F56" wp14:editId="4538FFED">
+          <wp:inline distT="0" distB="0" distL="0" distR="0" wp14:anchorId="7B029A37" wp14:editId="2DE31AFB">
             <wp:extent cx="3657600" cy="1552575"/>
             <wp:effectExtent l="0" t="0" r="0" b="0"/>
             <wp:docPr id="23" name="44-send-confirm" descr="Подтверждение отправки вручную" title="Подтверждение отправки вручную"/>
@@ -12155,7 +12155,7 @@
       <w:pPr>
         <w:pStyle w:val="Heading2"/>
       </w:pPr>
-      <w:bookmarkStart w:id="26" w:name="_Toc244366950"/>
+      <w:bookmarkStart w:id="26" w:name="_Toc244369049"/>
       <w:r>
         <w:t>6.6. Изменить, отключить, удалить</w:t>
       </w:r>
@@ -12235,7 +12235,7 @@
       <w:pPr>
         <w:pStyle w:val="Heading2"/>
       </w:pPr>
-      <w:bookmarkStart w:id="27" w:name="_Toc244366951"/>
+      <w:bookmarkStart w:id="27" w:name="_Toc244369050"/>
       <w:r>
         <w:t>6.7. Если отправка не удалась</w:t>
       </w:r>
@@ -12275,7 +12275,7 @@
         </w:rPr>
         <w:lastRenderedPageBreak/>
         <w:drawing>
-          <wp:inline distT="0" distB="0" distL="0" distR="0" wp14:anchorId="36BF0057" wp14:editId="587CC9E5">
+          <wp:inline distT="0" distB="0" distL="0" distR="0" wp14:anchorId="7C8ED158" wp14:editId="0E0205B9">
             <wp:extent cx="6096000" cy="3790950"/>
             <wp:effectExtent l="0" t="0" r="0" b="0"/>
             <wp:docPr id="24" name="46-delivery-error-row" descr="Две подписки с ошибкой: в Key Manager нет сертификатов wiki.example.local и shop.example.com" title="Две подписки с ошибкой: в Key Manager нет сертификатов wiki.example.local и shop.example.com"/>
@@ -12340,7 +12340,7 @@
           <w:noProof/>
         </w:rPr>
         <w:drawing>
-          <wp:inline distT="0" distB="0" distL="0" distR="0" wp14:anchorId="465A2A30" wp14:editId="0C113EAB">
+          <wp:inline distT="0" distB="0" distL="0" distR="0" wp14:anchorId="7EA23B48" wp14:editId="30C93863">
             <wp:extent cx="3657600" cy="1409700"/>
             <wp:effectExtent l="0" t="0" r="0" b="0"/>
             <wp:docPr id="25" name="47-delivery-error" descr="Причина ошибки" title="Причина ошибки"/>
@@ -12468,7 +12468,7 @@
       <w:pPr>
         <w:pStyle w:val="Heading2"/>
       </w:pPr>
-      <w:bookmarkStart w:id="28" w:name="_Toc244366952"/>
+      <w:bookmarkStart w:id="28" w:name="_Toc244369051"/>
       <w:r>
         <w:t>6.8. Защита от отката</w:t>
       </w:r>
@@ -12493,7 +12493,7 @@
       <w:pPr>
         <w:pStyle w:val="Heading1"/>
       </w:pPr>
-      <w:bookmarkStart w:id="29" w:name="_Toc244366953"/>
+      <w:bookmarkStart w:id="29" w:name="_Toc244369052"/>
       <w:r>
         <w:lastRenderedPageBreak/>
         <w:t>7. Что получает получатель</w:t>
@@ -12509,7 +12509,7 @@
       <w:pPr>
         <w:pStyle w:val="Heading2"/>
       </w:pPr>
-      <w:bookmarkStart w:id="30" w:name="_Toc244366954"/>
+      <w:bookmarkStart w:id="30" w:name="_Toc244369053"/>
       <w:r>
         <w:t>7.1. Письмо</w:t>
       </w:r>
@@ -12879,7 +12879,7 @@
           <w:noProof/>
         </w:rPr>
         <w:drawing>
-          <wp:inline distT="0" distB="0" distL="0" distR="0" wp14:anchorId="0C9DE7B0" wp14:editId="20CDFBF1">
+          <wp:inline distT="0" distB="0" distL="0" distR="0" wp14:anchorId="3284F1ED" wp14:editId="3141E146">
             <wp:extent cx="4876800" cy="2647950"/>
             <wp:effectExtent l="0" t="0" r="0" b="0"/>
             <wp:docPr id="26" name="53-letter-html" descr="Письмо с двумя сертификатами — так его видит получатель" title="Письмо с двумя сертификатами — так его видит получатель"/>
@@ -12945,7 +12945,7 @@
         </w:rPr>
         <w:lastRenderedPageBreak/>
         <w:drawing>
-          <wp:inline distT="0" distB="0" distL="0" distR="0" wp14:anchorId="19471E73" wp14:editId="5867E9B5">
+          <wp:inline distT="0" distB="0" distL="0" distR="0" wp14:anchorId="476BFB8B" wp14:editId="149DD76B">
             <wp:extent cx="4876800" cy="2762250"/>
             <wp:effectExtent l="0" t="0" r="0" b="0"/>
             <wp:docPr id="27" name="51-letter-one" descr="Письмо с одним сертификатом" title="Письмо с одним сертификатом"/>
@@ -13010,7 +13010,7 @@
           <w:noProof/>
         </w:rPr>
         <w:drawing>
-          <wp:inline distT="0" distB="0" distL="0" distR="0" wp14:anchorId="257DACFB" wp14:editId="6161E60F">
+          <wp:inline distT="0" distB="0" distL="0" distR="0" wp14:anchorId="065DE822" wp14:editId="5B9F2609">
             <wp:extent cx="4876800" cy="2743200"/>
             <wp:effectExtent l="0" t="0" r="0" b="0"/>
             <wp:docPr id="28" name="52-letter-uk" descr="То же письмо на украинском языке (язык выбирается в подписке)" title="То же письмо на украинском языке (язык выбирается в подписке)"/>
@@ -13523,7 +13523,7 @@
       <w:pPr>
         <w:pStyle w:val="Heading2"/>
       </w:pPr>
-      <w:bookmarkStart w:id="31" w:name="_Toc244366955"/>
+      <w:bookmarkStart w:id="31" w:name="_Toc244369054"/>
       <w:r>
         <w:lastRenderedPageBreak/>
         <w:t>7.2. Архив во вложении</w:t>
@@ -14923,7 +14923,7 @@
       <w:pPr>
         <w:pStyle w:val="Heading2"/>
       </w:pPr>
-      <w:bookmarkStart w:id="32" w:name="_Toc244366956"/>
+      <w:bookmarkStart w:id="32" w:name="_Toc244369055"/>
       <w:r>
         <w:lastRenderedPageBreak/>
         <w:t>7.3. Форматы файлов</w:t>
@@ -16521,7 +16521,7 @@
       <w:pPr>
         <w:pStyle w:val="Heading2"/>
       </w:pPr>
-      <w:bookmarkStart w:id="33" w:name="_Toc244366957"/>
+      <w:bookmarkStart w:id="33" w:name="_Toc244369056"/>
       <w:r>
         <w:t>7.4. Какие файлы выбрать</w:t>
       </w:r>
@@ -16898,7 +16898,7 @@
       <w:pPr>
         <w:pStyle w:val="Heading2"/>
       </w:pPr>
-      <w:bookmarkStart w:id="34" w:name="_Toc244366958"/>
+      <w:bookmarkStart w:id="34" w:name="_Toc244369057"/>
       <w:r>
         <w:t>7.5. Как проверить файлы</w:t>
       </w:r>
@@ -17425,7 +17425,7 @@
       <w:pPr>
         <w:pStyle w:val="Heading2"/>
       </w:pPr>
-      <w:bookmarkStart w:id="35" w:name="_Toc244366959"/>
+      <w:bookmarkStart w:id="35" w:name="_Toc244369058"/>
       <w:r>
         <w:t>7.6. Примеры установки</w:t>
       </w:r>
@@ -17701,7 +17701,7 @@
       <w:pPr>
         <w:pStyle w:val="Heading1"/>
       </w:pPr>
-      <w:bookmarkStart w:id="36" w:name="_Toc244366960"/>
+      <w:bookmarkStart w:id="36" w:name="_Toc244369059"/>
       <w:r>
         <w:lastRenderedPageBreak/>
         <w:t>8. Пользователи</w:t>
@@ -17731,7 +17731,7 @@
           <w:noProof/>
         </w:rPr>
         <w:drawing>
-          <wp:inline distT="0" distB="0" distL="0" distR="0" wp14:anchorId="03C3B53B" wp14:editId="060C3B81">
+          <wp:inline distT="0" distB="0" distL="0" distR="0" wp14:anchorId="0382FE44" wp14:editId="536125C2">
             <wp:extent cx="6096000" cy="3810000"/>
             <wp:effectExtent l="0" t="0" r="0" b="0"/>
             <wp:docPr id="29" name="61-users" descr="Пользователи: вы и двое приглашённых коллег" title="Пользователи: вы и двое приглашённых коллег"/>
@@ -18080,7 +18080,7 @@
       <w:pPr>
         <w:pStyle w:val="Heading2"/>
       </w:pPr>
-      <w:bookmarkStart w:id="37" w:name="_Toc244366961"/>
+      <w:bookmarkStart w:id="37" w:name="_Toc244369060"/>
       <w:r>
         <w:t>8.1. Пригласить коллегу</w:t>
       </w:r>
@@ -18164,7 +18164,7 @@
         </w:rPr>
         <w:lastRenderedPageBreak/>
         <w:drawing>
-          <wp:inline distT="0" distB="0" distL="0" distR="0" wp14:anchorId="1E5377A4" wp14:editId="032195C4">
+          <wp:inline distT="0" distB="0" distL="0" distR="0" wp14:anchorId="50F26003" wp14:editId="7D5A3970">
             <wp:extent cx="3657600" cy="2543175"/>
             <wp:effectExtent l="0" t="0" r="0" b="0"/>
             <wp:docPr id="30" name="60-invite" descr="Приглашение коллеги" title="Приглашение коллеги"/>
@@ -18215,7 +18215,7 @@
       <w:pPr>
         <w:pStyle w:val="Heading2"/>
       </w:pPr>
-      <w:bookmarkStart w:id="38" w:name="_Toc244366962"/>
+      <w:bookmarkStart w:id="38" w:name="_Toc244369061"/>
       <w:r>
         <w:t>8.2. Что делает приглашённый</w:t>
       </w:r>
@@ -18278,7 +18278,7 @@
           <w:noProof/>
         </w:rPr>
         <w:drawing>
-          <wp:inline distT="0" distB="0" distL="0" distR="0" wp14:anchorId="3A7B22BF" wp14:editId="20F0C91D">
+          <wp:inline distT="0" distB="0" distL="0" distR="0" wp14:anchorId="095A828A" wp14:editId="704E9D8E">
             <wp:extent cx="3352800" cy="3190875"/>
             <wp:effectExtent l="0" t="0" r="0" b="0"/>
             <wp:docPr id="31" name="64-activate" descr="Страница из письма-приглашения: новый пользователь задаёт пароль" title="Страница из письма-приглашения: новый пользователь задаёт пароль"/>
@@ -18367,7 +18367,7 @@
       <w:pPr>
         <w:pStyle w:val="Heading2"/>
       </w:pPr>
-      <w:bookmarkStart w:id="39" w:name="_Toc244366963"/>
+      <w:bookmarkStart w:id="39" w:name="_Toc244369062"/>
       <w:r>
         <w:t>8.3. Действия с пользователем</w:t>
       </w:r>
@@ -18407,7 +18407,7 @@
         </w:rPr>
         <w:lastRenderedPageBreak/>
         <w:drawing>
-          <wp:inline distT="0" distB="0" distL="0" distR="0" wp14:anchorId="50603234" wp14:editId="1572D879">
+          <wp:inline distT="0" distB="0" distL="0" distR="0" wp14:anchorId="12FF3DFC" wp14:editId="64F9A783">
             <wp:extent cx="6096000" cy="3810000"/>
             <wp:effectExtent l="0" t="0" r="0" b="0"/>
             <wp:docPr id="32" name="62-users-menu" descr="Меню действий с пользователем" title="Меню действий с пользователем"/>
@@ -18968,7 +18968,7 @@
       <w:pPr>
         <w:pStyle w:val="Heading1"/>
       </w:pPr>
-      <w:bookmarkStart w:id="40" w:name="_Toc244366964"/>
+      <w:bookmarkStart w:id="40" w:name="_Toc244369063"/>
       <w:r>
         <w:lastRenderedPageBreak/>
         <w:t>9. Безопасность</w:t>
@@ -19028,7 +19028,7 @@
           <w:noProof/>
         </w:rPr>
         <w:drawing>
-          <wp:inline distT="0" distB="0" distL="0" distR="0" wp14:anchorId="71E75CCA" wp14:editId="53DFB27C">
+          <wp:inline distT="0" distB="0" distL="0" distR="0" wp14:anchorId="589C4AEB" wp14:editId="7EF2FCA6">
             <wp:extent cx="6096000" cy="6153150"/>
             <wp:effectExtent l="0" t="0" r="0" b="0"/>
             <wp:docPr id="33" name="70-security" descr="Вкладка «Безопасность»" title="Вкладка «Безопасность»"/>
@@ -19981,7 +19981,7 @@
       <w:pPr>
         <w:pStyle w:val="Heading1"/>
       </w:pPr>
-      <w:bookmarkStart w:id="41" w:name="_Toc244366965"/>
+      <w:bookmarkStart w:id="41" w:name="_Toc244369064"/>
       <w:r>
         <w:lastRenderedPageBreak/>
         <w:t>10. Профиль</w:t>
@@ -20011,7 +20011,7 @@
           <w:noProof/>
         </w:rPr>
         <w:drawing>
-          <wp:inline distT="0" distB="0" distL="0" distR="0" wp14:anchorId="47CF17B0" wp14:editId="6ECC9034">
+          <wp:inline distT="0" distB="0" distL="0" distR="0" wp14:anchorId="4AD35FFE" wp14:editId="2A167E7F">
             <wp:extent cx="6096000" cy="4724400"/>
             <wp:effectExtent l="0" t="0" r="0" b="0"/>
             <wp:docPr id="34" name="80-profile" descr="Профиль" title="Профиль"/>
@@ -20407,7 +20407,7 @@
       <w:pPr>
         <w:pStyle w:val="Heading2"/>
       </w:pPr>
-      <w:bookmarkStart w:id="42" w:name="_Toc244366966"/>
+      <w:bookmarkStart w:id="42" w:name="_Toc244369065"/>
       <w:r>
         <w:t>10.1. Язык интерфейса</w:t>
       </w:r>
@@ -20744,7 +20744,7 @@
                 <w:sz w:val="20"/>
                 <w:szCs w:val="20"/>
               </w:rPr>
-              <w:t>Ответы почтового сервера и Key Manager Plus</w:t>
+              <w:t>Ошибки отправки, опроса и почты</w:t>
             </w:r>
           </w:p>
         </w:tc>
@@ -20768,7 +20768,7 @@
                 <w:sz w:val="20"/>
                 <w:szCs w:val="20"/>
               </w:rPr>
-              <w:t>Как их прислал сервер — не переводятся</w:t>
+              <w:t>Переводятся; ответы самих почтового сервера и Key Manager Plus — как их прислал сервер</w:t>
             </w:r>
           </w:p>
         </w:tc>
@@ -20800,7 +20800,7 @@
       <w:pPr>
         <w:pStyle w:val="Heading1"/>
       </w:pPr>
-      <w:bookmarkStart w:id="43" w:name="_Toc244366967"/>
+      <w:bookmarkStart w:id="43" w:name="_Toc244369066"/>
       <w:r>
         <w:lastRenderedPageBreak/>
         <w:t>11. Работа с телефона</w:t>
@@ -20867,7 +20867,7 @@
                 <w:noProof/>
               </w:rPr>
               <w:drawing>
-                <wp:inline distT="0" distB="0" distL="0" distR="0" wp14:anchorId="38C50FDB" wp14:editId="7AFE0CDC">
+                <wp:inline distT="0" distB="0" distL="0" distR="0" wp14:anchorId="3BFFA534" wp14:editId="59719847">
                   <wp:extent cx="1866900" cy="4038600"/>
                   <wp:effectExtent l="0" t="0" r="0" b="0"/>
                   <wp:docPr id="35" name="90-m-delivery" descr="Рассылка на телефоне" title="Рассылка на телефоне"/>
@@ -20933,7 +20933,7 @@
                 <w:noProof/>
               </w:rPr>
               <w:drawing>
-                <wp:inline distT="0" distB="0" distL="0" distR="0" wp14:anchorId="7F405EFC" wp14:editId="6388EE8B">
+                <wp:inline distT="0" distB="0" distL="0" distR="0" wp14:anchorId="75EBB435" wp14:editId="6E6D3BFA">
                   <wp:extent cx="1866900" cy="4038600"/>
                   <wp:effectExtent l="0" t="0" r="0" b="0"/>
                   <wp:docPr id="36" name="91-m-menu" descr="Действия с подпиской" title="Действия с подпиской"/>
@@ -20999,7 +20999,7 @@
                 <w:noProof/>
               </w:rPr>
               <w:drawing>
-                <wp:inline distT="0" distB="0" distL="0" distR="0" wp14:anchorId="17343439" wp14:editId="48C42D7F">
+                <wp:inline distT="0" distB="0" distL="0" distR="0" wp14:anchorId="6FA2E738" wp14:editId="578D43DB">
                   <wp:extent cx="1866900" cy="4038600"/>
                   <wp:effectExtent l="0" t="0" r="0" b="0"/>
                   <wp:docPr id="37" name="92-m-certs" descr="Сертификаты и список «Порядок»" title="Сертификаты и список «Порядок»"/>
@@ -21053,7 +21053,7 @@
       <w:pPr>
         <w:pStyle w:val="Heading1"/>
       </w:pPr>
-      <w:bookmarkStart w:id="44" w:name="_Toc244366968"/>
+      <w:bookmarkStart w:id="44" w:name="_Toc244369067"/>
       <w:r>
         <w:lastRenderedPageBreak/>
         <w:t>12. Частые вопросы и решение проблем</w:t>
@@ -22652,10 +22652,64 @@
 <file path=word/numbering.xml><?xml version="1.0" encoding="utf-8"?>
 <w:numbering xmlns:wpc="http://schemas.microsoft.com/office/word/2010/wordprocessingCanvas" xmlns:cx="http://schemas.microsoft.com/office/drawing/2014/chartex" xmlns:cx1="http://schemas.microsoft.com/office/drawing/2015/9/8/chartex" xmlns:cx2="http://schemas.microsoft.com/office/drawing/2015/10/21/chartex" xmlns:cx3="http://schemas.microsoft.com/office/drawing/2016/5/9/chartex" xmlns:cx4="http://schemas.microsoft.com/office/drawing/2016/5/10/chartex" xmlns:cx5="http://schemas.microsoft.com/office/drawing/2016/5/11/chartex" xmlns:cx6="http://schemas.microsoft.com/office/drawing/2016/5/12/chartex" xmlns:cx7="http://schemas.microsoft.com/office/drawing/2016/5/13/chartex" xmlns:cx8="http://schemas.microsoft.com/office/drawing/2016/5/14/chartex" xmlns:mc="http://schemas.openxmlformats.org/markup-compatibility/2006" xmlns:aink="http://schemas.microsoft.com/office/drawing/2016/ink" xmlns:am3d="http://schemas.microsoft.com/office/drawing/2017/model3d" xmlns:o="urn:schemas-microsoft-com:office:office" xmlns:oel="http://schemas.microsoft.com/office/2019/extlst" xmlns:r="http://schemas.openxmlformats.org/officeDocument/2006/relationships" xmlns:m="http://schemas.openxmlformats.org/officeDocument/2006/math" xmlns:v="urn:schemas-microsoft-com:vml" xmlns:wp14="http://schemas.microsoft.com/office/word/2010/wordprocessingDrawing" xmlns:wp="http://schemas.openxmlformats.org/drawingml/2006/wordprocessingDrawing" xmlns:w10="urn:schemas-microsoft-com:office:word" xmlns:w="http://schemas.openxmlformats.org/wordprocessingml/2006/main" xmlns:w14="http://schemas.microsoft.com/office/word/2010/wordml" xmlns:w15="http://schemas.microsoft.com/office/word/2012/wordml" xmlns:w16cex="http://schemas.microsoft.com/office/word/2018/wordml/cex" xmlns:w16cid="http://schemas.microsoft.com/office/word/2016/wordml/cid" xmlns:w16="http://schemas.microsoft.com/office/word/2018/wordml" xmlns:w16du="http://schemas.microsoft.com/office/word/2023/wordml/word16du" xmlns:w16sdtdh="http://schemas.microsoft.com/office/word/2020/wordml/sdtdatahash" xmlns:w16sdtfl="http://schemas.microsoft.com/office/word/2024/wordml/sdtformatlock" xmlns:w16se="http://schemas.microsoft.com/office/word/2015/wordml/symex" xmlns:wpg="http://schemas.microsoft.com/office/word/2010/wordprocessingGroup" xmlns:wpi="http://schemas.microsoft.com/office/word/2010/wordprocessingInk" xmlns:wne="http://schemas.microsoft.com/office/word/2006/wordml" xmlns:wps="http://schemas.microsoft.com/office/word/2010/wordprocessingShape" mc:Ignorable="w14 w15 w16se w16cid w16 w16cex w16sdtdh w16sdtfl w16du wp14">
   <w:abstractNum w:abstractNumId="0" w15:restartNumberingAfterBreak="0">
-    <w:nsid w:val="38DC1743"/>
+    <w:nsid w:val="3C75093D"/>
     <w:multiLevelType w:val="hybridMultilevel"/>
-    <w:tmpl w:val="5C860046"/>
-    <w:lvl w:ilvl="0" w:tplc="E9EA650C" w:tentative="1">
+    <w:tmpl w:val="4C06CF22"/>
+    <w:lvl w:ilvl="0" w:tplc="BFB049B4">
+      <w:start w:val="1"/>
+      <w:numFmt w:val="decimal"/>
+      <w:lvlText w:val="%1."/>
+      <w:lvlJc w:val="left"/>
+      <w:pPr>
+        <w:ind w:left="500" w:hanging="320"/>
+      </w:pPr>
+    </w:lvl>
+    <w:lvl w:ilvl="1" w:tplc="02B63C18">
+      <w:numFmt w:val="decimal"/>
+      <w:lvlText w:val=""/>
+      <w:lvlJc w:val="left"/>
+    </w:lvl>
+    <w:lvl w:ilvl="2" w:tplc="EC8EBC26">
+      <w:numFmt w:val="decimal"/>
+      <w:lvlText w:val=""/>
+      <w:lvlJc w:val="left"/>
+    </w:lvl>
+    <w:lvl w:ilvl="3" w:tplc="9C3C1DDE">
+      <w:numFmt w:val="decimal"/>
+      <w:lvlText w:val=""/>
+      <w:lvlJc w:val="left"/>
+    </w:lvl>
+    <w:lvl w:ilvl="4" w:tplc="2C344866">
+      <w:numFmt w:val="decimal"/>
+      <w:lvlText w:val=""/>
+      <w:lvlJc w:val="left"/>
+    </w:lvl>
+    <w:lvl w:ilvl="5" w:tplc="DDD4C69E">
+      <w:numFmt w:val="decimal"/>
+      <w:lvlText w:val=""/>
+      <w:lvlJc w:val="left"/>
+    </w:lvl>
+    <w:lvl w:ilvl="6" w:tplc="17765DC0">
+      <w:numFmt w:val="decimal"/>
+      <w:lvlText w:val=""/>
+      <w:lvlJc w:val="left"/>
+    </w:lvl>
+    <w:lvl w:ilvl="7" w:tplc="1D72E7BE">
+      <w:numFmt w:val="decimal"/>
+      <w:lvlText w:val=""/>
+      <w:lvlJc w:val="left"/>
+    </w:lvl>
+    <w:lvl w:ilvl="8" w:tplc="1832B73C">
+      <w:numFmt w:val="decimal"/>
+      <w:lvlText w:val=""/>
+      <w:lvlJc w:val="left"/>
+    </w:lvl>
+  </w:abstractNum>
+  <w:abstractNum w:abstractNumId="1" w15:restartNumberingAfterBreak="0">
+    <w:nsid w:val="4CF05E46"/>
+    <w:multiLevelType w:val="hybridMultilevel"/>
+    <w:tmpl w:val="FA1EF972"/>
+    <w:lvl w:ilvl="0" w:tplc="4434DED2" w:tentative="1">
       <w:start w:val="1"/>
       <w:numFmt w:val="bullet"/>
       <w:lvlText w:val="●"/>
@@ -22664,7 +22718,7 @@
         <w:ind w:left="720" w:hanging="360"/>
       </w:pPr>
     </w:lvl>
-    <w:lvl w:ilvl="1" w:tplc="FF506A3C" w:tentative="1">
+    <w:lvl w:ilvl="1" w:tplc="DE18EAAA" w:tentative="1">
       <w:start w:val="1"/>
       <w:numFmt w:val="bullet"/>
       <w:lvlText w:val="○"/>
@@ -22673,7 +22727,7 @@
         <w:ind w:left="1440" w:hanging="360"/>
       </w:pPr>
     </w:lvl>
-    <w:lvl w:ilvl="2" w:tplc="09C87888" w:tentative="1">
+    <w:lvl w:ilvl="2" w:tplc="0D76A8A4" w:tentative="1">
       <w:start w:val="1"/>
       <w:numFmt w:val="bullet"/>
       <w:lvlText w:val="■"/>
@@ -22682,7 +22736,7 @@
         <w:ind w:left="2160" w:hanging="360"/>
       </w:pPr>
     </w:lvl>
-    <w:lvl w:ilvl="3" w:tplc="55620448" w:tentative="1">
+    <w:lvl w:ilvl="3" w:tplc="2460D6A0" w:tentative="1">
       <w:start w:val="1"/>
       <w:numFmt w:val="bullet"/>
       <w:lvlText w:val="●"/>
@@ -22691,7 +22745,7 @@
         <w:ind w:left="2880" w:hanging="360"/>
       </w:pPr>
     </w:lvl>
-    <w:lvl w:ilvl="4" w:tplc="8F48467A" w:tentative="1">
+    <w:lvl w:ilvl="4" w:tplc="45B80904" w:tentative="1">
       <w:start w:val="1"/>
       <w:numFmt w:val="bullet"/>
       <w:lvlText w:val="○"/>
@@ -22700,7 +22754,7 @@
         <w:ind w:left="3600" w:hanging="360"/>
       </w:pPr>
     </w:lvl>
-    <w:lvl w:ilvl="5" w:tplc="3AE6F9F8" w:tentative="1">
+    <w:lvl w:ilvl="5" w:tplc="61D6BE92" w:tentative="1">
       <w:start w:val="1"/>
       <w:numFmt w:val="bullet"/>
       <w:lvlText w:val="■"/>
@@ -22709,7 +22763,7 @@
         <w:ind w:left="4320" w:hanging="360"/>
       </w:pPr>
     </w:lvl>
-    <w:lvl w:ilvl="6" w:tplc="4C560A02" w:tentative="1">
+    <w:lvl w:ilvl="6" w:tplc="880C96D6" w:tentative="1">
       <w:start w:val="1"/>
       <w:numFmt w:val="bullet"/>
       <w:lvlText w:val="●"/>
@@ -22718,7 +22772,7 @@
         <w:ind w:left="5040" w:hanging="360"/>
       </w:pPr>
     </w:lvl>
-    <w:lvl w:ilvl="7" w:tplc="6A467D98" w:tentative="1">
+    <w:lvl w:ilvl="7" w:tplc="3696956A" w:tentative="1">
       <w:start w:val="1"/>
       <w:numFmt w:val="bullet"/>
       <w:lvlText w:val="●"/>
@@ -22727,7 +22781,7 @@
         <w:ind w:left="5760" w:hanging="360"/>
       </w:pPr>
     </w:lvl>
-    <w:lvl w:ilvl="8" w:tplc="9F6C74DC" w:tentative="1">
+    <w:lvl w:ilvl="8" w:tplc="9DD0DAC0" w:tentative="1">
       <w:start w:val="1"/>
       <w:numFmt w:val="bullet"/>
       <w:lvlText w:val="●"/>
@@ -22737,65 +22791,11 @@
       </w:pPr>
     </w:lvl>
   </w:abstractNum>
-  <w:abstractNum w:abstractNumId="1" w15:restartNumberingAfterBreak="0">
-    <w:nsid w:val="43B24466"/>
+  <w:abstractNum w:abstractNumId="2" w15:restartNumberingAfterBreak="0">
+    <w:nsid w:val="76CF2E47"/>
     <w:multiLevelType w:val="hybridMultilevel"/>
-    <w:tmpl w:val="5F582C40"/>
-    <w:lvl w:ilvl="0" w:tplc="067C04F4">
-      <w:start w:val="1"/>
-      <w:numFmt w:val="decimal"/>
-      <w:lvlText w:val="%1."/>
-      <w:lvlJc w:val="left"/>
-      <w:pPr>
-        <w:ind w:left="500" w:hanging="320"/>
-      </w:pPr>
-    </w:lvl>
-    <w:lvl w:ilvl="1" w:tplc="78CC98D2">
-      <w:numFmt w:val="decimal"/>
-      <w:lvlText w:val=""/>
-      <w:lvlJc w:val="left"/>
-    </w:lvl>
-    <w:lvl w:ilvl="2" w:tplc="3110BAB4">
-      <w:numFmt w:val="decimal"/>
-      <w:lvlText w:val=""/>
-      <w:lvlJc w:val="left"/>
-    </w:lvl>
-    <w:lvl w:ilvl="3" w:tplc="31784D3E">
-      <w:numFmt w:val="decimal"/>
-      <w:lvlText w:val=""/>
-      <w:lvlJc w:val="left"/>
-    </w:lvl>
-    <w:lvl w:ilvl="4" w:tplc="ABDE090A">
-      <w:numFmt w:val="decimal"/>
-      <w:lvlText w:val=""/>
-      <w:lvlJc w:val="left"/>
-    </w:lvl>
-    <w:lvl w:ilvl="5" w:tplc="1FD2329E">
-      <w:numFmt w:val="decimal"/>
-      <w:lvlText w:val=""/>
-      <w:lvlJc w:val="left"/>
-    </w:lvl>
-    <w:lvl w:ilvl="6" w:tplc="4E625DB6">
-      <w:numFmt w:val="decimal"/>
-      <w:lvlText w:val=""/>
-      <w:lvlJc w:val="left"/>
-    </w:lvl>
-    <w:lvl w:ilvl="7" w:tplc="A1CA2A2E">
-      <w:numFmt w:val="decimal"/>
-      <w:lvlText w:val=""/>
-      <w:lvlJc w:val="left"/>
-    </w:lvl>
-    <w:lvl w:ilvl="8" w:tplc="90B2A6F2">
-      <w:numFmt w:val="decimal"/>
-      <w:lvlText w:val=""/>
-      <w:lvlJc w:val="left"/>
-    </w:lvl>
-  </w:abstractNum>
-  <w:abstractNum w:abstractNumId="2" w15:restartNumberingAfterBreak="0">
-    <w:nsid w:val="67B5563F"/>
-    <w:multiLevelType w:val="hybridMultilevel"/>
-    <w:tmpl w:val="C8026DBC"/>
-    <w:lvl w:ilvl="0" w:tplc="2E7EE416">
+    <w:tmpl w:val="2EF85E78"/>
+    <w:lvl w:ilvl="0" w:tplc="C010B888">
       <w:start w:val="1"/>
       <w:numFmt w:val="bullet"/>
       <w:lvlText w:val="•"/>
@@ -22804,109 +22804,109 @@
         <w:ind w:left="500" w:hanging="260"/>
       </w:pPr>
     </w:lvl>
-    <w:lvl w:ilvl="1" w:tplc="A12EDE50">
+    <w:lvl w:ilvl="1" w:tplc="CC2A2200">
       <w:numFmt w:val="decimal"/>
       <w:lvlText w:val=""/>
       <w:lvlJc w:val="left"/>
     </w:lvl>
-    <w:lvl w:ilvl="2" w:tplc="2E6EA66E">
+    <w:lvl w:ilvl="2" w:tplc="A900D30A">
       <w:numFmt w:val="decimal"/>
       <w:lvlText w:val=""/>
       <w:lvlJc w:val="left"/>
     </w:lvl>
-    <w:lvl w:ilvl="3" w:tplc="3F2A904A">
+    <w:lvl w:ilvl="3" w:tplc="C4DCD68C">
       <w:numFmt w:val="decimal"/>
       <w:lvlText w:val=""/>
       <w:lvlJc w:val="left"/>
     </w:lvl>
-    <w:lvl w:ilvl="4" w:tplc="07442788">
+    <w:lvl w:ilvl="4" w:tplc="5C5A6FE0">
       <w:numFmt w:val="decimal"/>
       <w:lvlText w:val=""/>
       <w:lvlJc w:val="left"/>
     </w:lvl>
-    <w:lvl w:ilvl="5" w:tplc="DC80DF28">
+    <w:lvl w:ilvl="5" w:tplc="4C8E5B6C">
       <w:numFmt w:val="decimal"/>
       <w:lvlText w:val=""/>
       <w:lvlJc w:val="left"/>
     </w:lvl>
-    <w:lvl w:ilvl="6" w:tplc="8F7023C2">
+    <w:lvl w:ilvl="6" w:tplc="B7C6AF34">
       <w:numFmt w:val="decimal"/>
       <w:lvlText w:val=""/>
       <w:lvlJc w:val="left"/>
     </w:lvl>
-    <w:lvl w:ilvl="7" w:tplc="3B3CF3D0">
+    <w:lvl w:ilvl="7" w:tplc="E83491D8">
       <w:numFmt w:val="decimal"/>
       <w:lvlText w:val=""/>
       <w:lvlJc w:val="left"/>
     </w:lvl>
-    <w:lvl w:ilvl="8" w:tplc="F2DEEF9A">
+    <w:lvl w:ilvl="8" w:tplc="A8C8A100">
       <w:numFmt w:val="decimal"/>
       <w:lvlText w:val=""/>
       <w:lvlJc w:val="left"/>
     </w:lvl>
   </w:abstractNum>
-  <w:num w:numId="1" w16cid:durableId="668605818">
+  <w:num w:numId="1" w16cid:durableId="1952711707">
+    <w:abstractNumId w:val="1"/>
+    <w:lvlOverride w:ilvl="0">
+      <w:startOverride w:val="1"/>
+    </w:lvlOverride>
+  </w:num>
+  <w:num w:numId="2" w16cid:durableId="1145243697">
     <w:abstractNumId w:val="0"/>
     <w:lvlOverride w:ilvl="0">
       <w:startOverride w:val="1"/>
     </w:lvlOverride>
   </w:num>
-  <w:num w:numId="2" w16cid:durableId="308754260">
-    <w:abstractNumId w:val="1"/>
+  <w:num w:numId="3" w16cid:durableId="1319504015">
+    <w:abstractNumId w:val="0"/>
     <w:lvlOverride w:ilvl="0">
       <w:startOverride w:val="1"/>
     </w:lvlOverride>
   </w:num>
-  <w:num w:numId="3" w16cid:durableId="359547135">
-    <w:abstractNumId w:val="1"/>
+  <w:num w:numId="4" w16cid:durableId="2003966269">
+    <w:abstractNumId w:val="0"/>
     <w:lvlOverride w:ilvl="0">
       <w:startOverride w:val="1"/>
     </w:lvlOverride>
   </w:num>
-  <w:num w:numId="4" w16cid:durableId="1839926478">
-    <w:abstractNumId w:val="1"/>
-    <w:lvlOverride w:ilvl="0">
-      <w:startOverride w:val="1"/>
-    </w:lvlOverride>
-  </w:num>
-  <w:num w:numId="5" w16cid:durableId="51776383">
+  <w:num w:numId="5" w16cid:durableId="888304233">
     <w:abstractNumId w:val="2"/>
     <w:lvlOverride w:ilvl="0">
       <w:startOverride w:val="1"/>
     </w:lvlOverride>
   </w:num>
-  <w:num w:numId="6" w16cid:durableId="1230653139">
-    <w:abstractNumId w:val="1"/>
+  <w:num w:numId="6" w16cid:durableId="610165505">
+    <w:abstractNumId w:val="0"/>
     <w:lvlOverride w:ilvl="0">
       <w:startOverride w:val="1"/>
     </w:lvlOverride>
   </w:num>
-  <w:num w:numId="7" w16cid:durableId="346174761">
-    <w:abstractNumId w:val="1"/>
+  <w:num w:numId="7" w16cid:durableId="1256209195">
+    <w:abstractNumId w:val="0"/>
     <w:lvlOverride w:ilvl="0">
       <w:startOverride w:val="1"/>
     </w:lvlOverride>
   </w:num>
-  <w:num w:numId="8" w16cid:durableId="131212800">
-    <w:abstractNumId w:val="1"/>
+  <w:num w:numId="8" w16cid:durableId="1330643502">
+    <w:abstractNumId w:val="0"/>
     <w:lvlOverride w:ilvl="0">
       <w:startOverride w:val="1"/>
     </w:lvlOverride>
   </w:num>
-  <w:num w:numId="9" w16cid:durableId="1134760659">
-    <w:abstractNumId w:val="1"/>
+  <w:num w:numId="9" w16cid:durableId="190191780">
+    <w:abstractNumId w:val="0"/>
     <w:lvlOverride w:ilvl="0">
       <w:startOverride w:val="1"/>
     </w:lvlOverride>
   </w:num>
-  <w:num w:numId="10" w16cid:durableId="1168669584">
-    <w:abstractNumId w:val="1"/>
+  <w:num w:numId="10" w16cid:durableId="224798285">
+    <w:abstractNumId w:val="0"/>
     <w:lvlOverride w:ilvl="0">
       <w:startOverride w:val="1"/>
     </w:lvlOverride>
   </w:num>
-  <w:num w:numId="11" w16cid:durableId="514804101">
-    <w:abstractNumId w:val="1"/>
+  <w:num w:numId="11" w16cid:durableId="237248622">
+    <w:abstractNumId w:val="0"/>
     <w:lvlOverride w:ilvl="0">
       <w:startOverride w:val="1"/>
     </w:lvlOverride>
